--- a/reports/thesis/08_chapter_2.docx
+++ b/reports/thesis/08_chapter_2.docx
@@ -138,7 +138,7 @@
           <w:sz w:val="22"/>
           <w:szCs w:val="22"/>
         </w:rPr>
-        <w:instrText xml:space="preserve"> ADDIN ZOTERO_ITEM CSL_CITATION {"citationID":"Z2yJQpqy","properties":{"formattedCitation":"(Pyke 1984)","plainCitation":"(Pyke 1984)","noteIndex":0},"citationItems":[{"id":1290,"uris":["http://zotero.org/users/9968163/items/939PC3FA"],"itemData":{"id":1290,"type":"article-journal","container-title":"Annual Review of Ecology and Systematics","ISSN":"0066-4162","page":"523-575","publisher":"Annual Reviews","source":"JSTOR","title":"Optimal Foraging Theory: A Critical Review","title-short":"Optimal Foraging Theory","volume":"15","author":[{"family":"Pyke","given":"Graham H."}],"issued":{"date-parts":[["1984"]]}}}],"schema":"https://github.com/citation-style-language/schema/raw/master/csl-citation.json"} </w:instrText>
+        <w:instrText xml:space="preserve"> ADDIN ZOTERO_ITEM CSL_CITATION {"citationID":"Z2yJQpqy","properties":{"formattedCitation":"(Pyke 1984)","plainCitation":"(Pyke 1984)","noteIndex":0},"citationItems":[{"id":1278,"uris":["http://zotero.org/users/9968163/items/939PC3FA"],"itemData":{"id":1278,"type":"article-journal","container-title":"Annual Review of Ecology and Systematics","ISSN":"0066-4162","page":"523-575","publisher":"Annual Reviews","source":"JSTOR","title":"Optimal Foraging Theory: A Critical Review","title-short":"Optimal Foraging Theory","volume":"15","author":[{"family":"Pyke","given":"Graham H."}],"issued":{"date-parts":[["1984"]]}}}],"schema":"https://github.com/citation-style-language/schema/raw/master/csl-citation.json"} </w:instrText>
       </w:r>
       <w:r>
         <w:rPr>
@@ -294,7 +294,61 @@
           <w:sz w:val="22"/>
           <w:szCs w:val="22"/>
         </w:rPr>
-        <w:t>Scavengers utilize an inherently unpredictable, ephemeral resource. The availability of carrion can vary from year to year due to weather conditions, leading to animal deaths from starvation or exposure</w:t>
+        <w:t xml:space="preserve">Scavengers </w:t>
+      </w:r>
+      <w:r>
+        <w:rPr>
+          <w:rFonts w:ascii="Arial" w:hAnsi="Arial" w:cs="Arial"/>
+          <w:color w:val="000000" w:themeColor="text1"/>
+          <w:sz w:val="22"/>
+          <w:szCs w:val="22"/>
+        </w:rPr>
+        <w:t>rely on</w:t>
+      </w:r>
+      <w:r>
+        <w:rPr>
+          <w:rFonts w:ascii="Arial" w:hAnsi="Arial" w:cs="Arial"/>
+          <w:color w:val="000000" w:themeColor="text1"/>
+          <w:sz w:val="22"/>
+          <w:szCs w:val="22"/>
+        </w:rPr>
+        <w:t xml:space="preserve"> inherently unpredictable, ephemeral resource</w:t>
+      </w:r>
+      <w:r>
+        <w:rPr>
+          <w:rFonts w:ascii="Arial" w:hAnsi="Arial" w:cs="Arial"/>
+          <w:color w:val="000000" w:themeColor="text1"/>
+          <w:sz w:val="22"/>
+          <w:szCs w:val="22"/>
+        </w:rPr>
+        <w:t>s</w:t>
+      </w:r>
+      <w:r>
+        <w:rPr>
+          <w:rFonts w:ascii="Arial" w:hAnsi="Arial" w:cs="Arial"/>
+          <w:color w:val="000000" w:themeColor="text1"/>
+          <w:sz w:val="22"/>
+          <w:szCs w:val="22"/>
+        </w:rPr>
+        <w:t>. The availability of carrion</w:t>
+      </w:r>
+      <w:r>
+        <w:rPr>
+          <w:rFonts w:ascii="Arial" w:hAnsi="Arial" w:cs="Arial"/>
+          <w:color w:val="000000" w:themeColor="text1"/>
+          <w:sz w:val="22"/>
+          <w:szCs w:val="22"/>
+        </w:rPr>
+        <w:t xml:space="preserve"> varies spatially and temporally</w:t>
+      </w:r>
+      <w:r>
+        <w:rPr>
+          <w:rFonts w:ascii="Arial" w:hAnsi="Arial" w:cs="Arial"/>
+          <w:color w:val="000000" w:themeColor="text1"/>
+          <w:sz w:val="22"/>
+          <w:szCs w:val="22"/>
+        </w:rPr>
+        <w:t xml:space="preserve"> from year to year due to weather conditions, leading to animal deaths from starvation or exposure</w:t>
       </w:r>
       <w:r>
         <w:rPr>
@@ -321,7 +375,7 @@
           <w:sz w:val="22"/>
           <w:szCs w:val="22"/>
         </w:rPr>
-        <w:instrText xml:space="preserve"> ADDIN ZOTERO_ITEM CSL_CITATION {"citationID":"x7ksYQ90","properties":{"unsorted":false,"formattedCitation":"(Houston 1982, Gese et al. 1996)","plainCitation":"(Houston 1982, Gese et al. 1996)","noteIndex":0},"citationItems":[{"id":893,"uris":["http://zotero.org/users/9968163/items/V3TPPK5S"],"itemData":{"id":893,"type":"article-journal","container-title":"Aspen Bibliography","source":"COinS","title":"The northern Yellowstone elk: ecology and management","title-short":"The northern Yellowstone elk","URL":"https://digitalcommons.usu.edu/aspen_bib/4316","author":[{"family":"Houston","given":"D.G."}],"issued":{"date-parts":[["1982",1,1]]}}},{"id":1856,"uris":["http://zotero.org/users/9968163/items/8MX89JYK"],"itemData":{"id":1856,"type":"article-journal","abstract":"We examined the influence of intrinsic (age, sex, and social status) and extrinsic (snow depth, snowpack hardness, temperature, available ungulate carcass biomass) factors in relation to time–activity budgets of coyotes (Canis latrans) in Yellowstone National Park, Wyoming. We observed 54 coyotes (49 residents from 5 packs, plus 5 transients) for 2507 h from January 1991 to June 1993. Snow depth, ungulate carcass biomass, and habitat type influenced the amount of time coyotes rested, travelled, hunted small mammals, and fed on carcasses. Coyotes decreased travelling and hunting and increased resting and feeding on carcasses as snow depth and available carcass biomass increased. Age and social status of the coyote influenced activity budgets. During times of deep snow and high carcass biomass, pups fed less on carcasses and hunted small mammals more than alpha and beta coyotes. Pups apparently were restricted by older pack members from feeding on a carcass. Thus, pups adopted a different foraging strategy by spending more time hunting small mammals. Coyotes spent most of their time hunting small mammals in mesic meadows and shrub–meadows, where prey densities were highest. Prey-detection rates and prey-capture rates explained 78 and 84%, respectively, of the variation in the amount of time coyotes spent hunting small mammals in each habitat in each winter. Our findings strongly suggested that resource partitioning, as mediated by defense by older coyotes, occurred among coyote pack members in Yellowstone National Park.","citation-key":"geseForagingEcologyCoyotes1996","container-title":"Canadian Journal of Zoology","DOI":"10.1139/z96-089","ISSN":"0008-4301","issue":"5","journalAbbreviation":"Can. J. Zool.","page":"769-783","publisher":"NRC Research Press","source":"cdnsciencepub.com (Atypon)","title":"Foraging ecology of coyotes (Canis latrans): the influence of extrinsic factors and a dominance hierarchy","title-short":"Foraging ecology of coyotes (Canis latrans)","volume":"74","author":[{"family":"Gese","given":"Eric M."},{"family":"Ruff","given":"Robert L."},{"family":"Crabtree","given":"Robert L."}],"issued":{"date-parts":[["1996",5]]}}}],"schema":"https://github.com/citation-style-language/schema/raw/master/csl-citation.json"} </w:instrText>
+        <w:instrText xml:space="preserve"> ADDIN ZOTERO_ITEM CSL_CITATION {"citationID":"x7ksYQ90","properties":{"unsorted":false,"formattedCitation":"(Houston 1982, Gese et al. 1996)","plainCitation":"(Houston 1982, Gese et al. 1996)","noteIndex":0},"citationItems":[{"id":912,"uris":["http://zotero.org/users/9968163/items/V3TPPK5S"],"itemData":{"id":912,"type":"article-journal","container-title":"Aspen Bibliography","source":"COinS","title":"The northern Yellowstone elk: ecology and management","title-short":"The northern Yellowstone elk","URL":"https://digitalcommons.usu.edu/aspen_bib/4316","author":[{"family":"Houston","given":"D.G."}],"issued":{"date-parts":[["1982",1,1]]}}},{"id":1804,"uris":["http://zotero.org/users/9968163/items/8MX89JYK"],"itemData":{"id":1804,"type":"article-journal","abstract":"We examined the influence of intrinsic (age, sex, and social status) and extrinsic (snow depth, snowpack hardness, temperature, available ungulate carcass biomass) factors in relation to time–activity budgets of coyotes (Canis latrans) in Yellowstone National Park, Wyoming. We observed 54 coyotes (49 residents from 5 packs, plus 5 transients) for 2507 h from January 1991 to June 1993. Snow depth, ungulate carcass biomass, and habitat type influenced the amount of time coyotes rested, travelled, hunted small mammals, and fed on carcasses. Coyotes decreased travelling and hunting and increased resting and feeding on carcasses as snow depth and available carcass biomass increased. Age and social status of the coyote influenced activity budgets. During times of deep snow and high carcass biomass, pups fed less on carcasses and hunted small mammals more than alpha and beta coyotes. Pups apparently were restricted by older pack members from feeding on a carcass. Thus, pups adopted a different foraging strategy by spending more time hunting small mammals. Coyotes spent most of their time hunting small mammals in mesic meadows and shrub–meadows, where prey densities were highest. Prey-detection rates and prey-capture rates explained 78 and 84%, respectively, of the variation in the amount of time coyotes spent hunting small mammals in each habitat in each winter. Our findings strongly suggested that resource partitioning, as mediated by defense by older coyotes, occurred among coyote pack members in Yellowstone National Park.","citation-key":"geseForagingEcologyCoyotes1996","container-title":"Canadian Journal of Zoology","DOI":"10.1139/z96-089","ISSN":"0008-4301","issue":"5","journalAbbreviation":"Can. J. Zool.","page":"769-783","publisher":"NRC Research Press","source":"cdnsciencepub.com (Atypon)","title":"Foraging ecology of coyotes (Canis latrans): the influence of extrinsic factors and a dominance hierarchy","title-short":"Foraging ecology of coyotes (Canis latrans)","volume":"74","author":[{"family":"Gese","given":"Eric M."},{"family":"Ruff","given":"Robert L."},{"family":"Crabtree","given":"Robert L."}],"issued":{"date-parts":[["1996",5]]}}}],"schema":"https://github.com/citation-style-language/schema/raw/master/csl-citation.json"} </w:instrText>
       </w:r>
       <w:r>
         <w:rPr>
@@ -357,7 +411,25 @@
           <w:sz w:val="22"/>
           <w:szCs w:val="22"/>
         </w:rPr>
-        <w:t xml:space="preserve">. Carrion availability can also vary with </w:t>
+        <w:t xml:space="preserve">. </w:t>
+      </w:r>
+      <w:r>
+        <w:rPr>
+          <w:rFonts w:ascii="Arial" w:hAnsi="Arial" w:cs="Arial"/>
+          <w:color w:val="000000" w:themeColor="text1"/>
+          <w:sz w:val="22"/>
+          <w:szCs w:val="22"/>
+        </w:rPr>
+        <w:t>For example, c</w:t>
+      </w:r>
+      <w:r>
+        <w:rPr>
+          <w:rFonts w:ascii="Arial" w:hAnsi="Arial" w:cs="Arial"/>
+          <w:color w:val="000000" w:themeColor="text1"/>
+          <w:sz w:val="22"/>
+          <w:szCs w:val="22"/>
+        </w:rPr>
+        <w:t xml:space="preserve">arrion availability can vary with </w:t>
       </w:r>
       <w:r>
         <w:rPr>
@@ -420,7 +492,7 @@
           <w:sz w:val="22"/>
           <w:szCs w:val="22"/>
         </w:rPr>
-        <w:instrText xml:space="preserve"> ADDIN ZOTERO_ITEM CSL_CITATION {"citationID":"Yln5fh2p","properties":{"unsorted":false,"formattedCitation":"(Bump et al. 2009)","plainCitation":"(Bump et al. 2009)","noteIndex":0},"citationItems":[{"id":1851,"uris":["http://zotero.org/users/9968163/items/A6QC3M4R"],"itemData":{"id":1851,"type":"article-journal","abstract":"Mechanistic links between top terrestrial predators and biogeochemical processes remain poorly understood. Here we demonstrate that large carnivores configure landscape heterogeneity through prey carcass distribution. A 50-year record composed of &gt;3600 moose carcasses from Isle Royale National Park, Michigan, USA, showed that wolves modulate heterogeneity in soil nutrients, soil microbes, and plant quality by clustering prey carcasses over space. Despite being well utilized by predators, moose carcasses resulted in elevated soil macronutrients and microbial biomass, shifts in soil microbial composition, and elevated leaf nitrogen for at least 2–3 years at kill sites. Wolf-killed moose were deposited in some regions of the study landscape at up to 12× the rate of deposition in other regions. Carcass density also varied temporally, changing as much as 19-fold in some locations during the 50-year study period. This variation arises, in part, directly from variation in wolf hunting behavior. This study identifies a top terrestrial predator as a mechanism generating landscape heterogeneity, demonstrating reciprocal links between large carnivore behavior and ecosystem function.","citation-key":"bumpWolvesModulateSoil2009","container-title":"Ecology","DOI":"10.1890/09-0292.1","ISSN":"1939-9170","issue":"11","language":"en","note":"_eprint: https://esajournals.onlinelibrary.wiley.com/doi/pdf/10.1890/09-0292.1","page":"3159-3167","source":"Wiley Online Library","title":"Wolves modulate soil nutrient heterogeneity and foliar nitrogen by configuring the distribution of ungulate carcasses","volume":"90","author":[{"family":"Bump","given":"Joseph K."},{"family":"Peterson","given":"Rolf O."},{"family":"Vucetich","given":"John A."}],"issued":{"date-parts":[["2009"]]}}}],"schema":"https://github.com/citation-style-language/schema/raw/master/csl-citation.json"} </w:instrText>
+        <w:instrText xml:space="preserve"> ADDIN ZOTERO_ITEM CSL_CITATION {"citationID":"vxxxRt9l","properties":{"unsorted":false,"formattedCitation":"(Husseman et al. 2003, Bump et al. 2009, Cristescu et al. 2022, Bartel et al. 2024)","plainCitation":"(Husseman et al. 2003, Bump et al. 2009, Cristescu et al. 2022, Bartel et al. 2024)","noteIndex":0},"citationItems":[{"id":1801,"uris":["http://zotero.org/users/9968163/items/IWLQEQUZ"],"itemData":{"id":1801,"type":"article-journal","abstract":"Several conceptual models describing patterns of prey selection by predators have been proposed, but such models rarely have been tested empirically, particularly with terrestrial carnivores. We examined patterns of prey selection by sympatric wolves (Canis lupus) and cougars (Puma concolor) to determine i) if both predators selected disadvantaged prey disproportionately from the prey population, and ii) if the specific nature and intensity of prey selection differed according to disparity in hunting behavior between predator species. We documented prey characteristics and kill site attributes of predator kills during winters 1999–2001 in Idaho, and located 120 wolf-killed and 98 cougar-killed ungulates on our study site. Elk (Cervus elephus) were the primary prey for both predators, followed by mule deer (Odocoileus hemionus). Both predators preyed disproportionately on elk calves and old individuals; among mule deer, wolves appeared to select for fawns, whereas cougars killed primarily adults. Nutritional status of prey, as determined by percent femur marrow fat, was consistently poorer in wolf-killed prey. We found that wolf kills occurred in habitat that was more reflective of the entire study area than cougar kills, suggesting that the coursing hunting behavior of wolves likely operated on a larger spatial scale than did the ambush hunting strategy of cougars. We concluded that the disparity in prey selection and hunting habitat between predators probably was a function of predator-specific hunting behavior and capture success, where the longer prey chases and lower capture success of wolf packs mandated a stronger selection for disadvantaged prey. For cougars, prey selection seemed to be limited primarily by prey size, which could be a function of the solitary hunting behavior of this species and the risks associated with capturing prime-aged prey.","citation-key":"hussemanAssessingDifferentialPrey2003","container-title":"Oikos","DOI":"10.1034/j.1600-0706.2003.12230.x","ISSN":"1600-0706","issue":"3","language":"en","note":"_eprint: https://nsojournals.onlinelibrary.wiley.com/doi/pdf/10.1034/j.1600-0706.2003.12230.x","page":"591-601","source":"Wiley Online Library","title":"Assessing differential prey selection patterns between two sympatric large carnivores","volume":"101","author":[{"family":"Husseman","given":"Jason S."},{"family":"Murray","given":"Dennis L."},{"family":"Power","given":"Gary"},{"family":"Mack","given":"Curt"},{"family":"Wenger","given":"C. R."},{"family":"Quigley","given":"Howard"}],"issued":{"date-parts":[["2003"]]}}},{"id":1806,"uris":["http://zotero.org/users/9968163/items/A6QC3M4R"],"itemData":{"id":1806,"type":"article-journal","abstract":"Mechanistic links between top terrestrial predators and biogeochemical processes remain poorly understood. Here we demonstrate that large carnivores configure landscape heterogeneity through prey carcass distribution. A 50-year record composed of &gt;3600 moose carcasses from Isle Royale National Park, Michigan, USA, showed that wolves modulate heterogeneity in soil nutrients, soil microbes, and plant quality by clustering prey carcasses over space. Despite being well utilized by predators, moose carcasses resulted in elevated soil macronutrients and microbial biomass, shifts in soil microbial composition, and elevated leaf nitrogen for at least 2–3 years at kill sites. Wolf-killed moose were deposited in some regions of the study landscape at up to 12× the rate of deposition in other regions. Carcass density also varied temporally, changing as much as 19-fold in some locations during the 50-year study period. This variation arises, in part, directly from variation in wolf hunting behavior. This study identifies a top terrestrial predator as a mechanism generating landscape heterogeneity, demonstrating reciprocal links between large carnivore behavior and ecosystem function.","citation-key":"bumpWolvesModulateSoil2009","container-title":"Ecology","DOI":"10.1890/09-0292.1","ISSN":"1939-9170","issue":"11","language":"en","note":"_eprint: https://esajournals.onlinelibrary.wiley.com/doi/pdf/10.1890/09-0292.1","page":"3159-3167","source":"Wiley Online Library","title":"Wolves modulate soil nutrient heterogeneity and foliar nitrogen by configuring the distribution of ungulate carcasses","volume":"90","author":[{"family":"Bump","given":"Joseph K."},{"family":"Peterson","given":"Rolf O."},{"family":"Vucetich","given":"John A."}],"issued":{"date-parts":[["2009"]]}}},{"id":1908,"uris":["http://zotero.org/users/9968163/items/ND8PAB4X"],"itemData":{"id":1908,"type":"article-journal","abstract":"Kill rates and functional responses are fundamental to the study of predator ecology and the understanding of predatory-prey dynamics. As the most widely distributed apex predator in the western hemisphere, pumas (Puma concolor) have been well studied, yet a synthesis of their kill rates is currently lacking. We reviewed the literature and compiled data on sex- and age-specific kill rate estimates of pumas on ungulates, and conducted analyses aimed at understanding ecological factors explaining the observed spatial variation. Kill rate studies on pumas, while numerous, were primarily conducted in Temperate Conifer Forests (&lt; 10% of puma range), revealing a dearth of knowledge across much of their range, especially from tropical and subtropical habitats. Across studies, kill rates in ungulates/week were highest for adult females with kitten(s) (1.24 ± 0.41 ungulates/week) but did not vary significantly between adult males (0.84 ± 0.18) and solitary adult females (0.99 ± 0.26). Kill rates in kg/day differed only marginally among reproductive classes. Kill rates of adult pumas increased with ungulate density, particularly for males. Ungulate species richness had a weak negative association with adult male kill rates. Neither scavenger richness, puma density, the proportion of non-ungulate prey in the diet, nor regional human population density had a significant effect on ungulate kill rates, but additional studies and standardization would provide further insights. Our results had a strong temperate-ecosystem bias highlighting the need for further research across the diverse biomes pumas occupy to fully interpret kill rates for the species. Data from more populations would also allow for multivariate analyses providing deeper inference into the ecological and behavioural factors driving kill rates and functional responses of pumas, and apex predators in general.","citation-key":"cristescuKillRatesAssociated2022","container-title":"Mammalian Biology","DOI":"10.1007/s42991-022-00240-8","ISSN":"1618-1476","issue":"2","journalAbbreviation":"Mamm Biol","language":"en","page":"291-305","source":"Springer Link","title":"Kill rates and associated ecological factors for an apex predator","volume":"102","author":[{"family":"Cristescu","given":"Bogdan"},{"family":"Elbroch","given":"L. Mark"},{"family":"Dellinger","given":"Justin A."},{"family":"Binder","given":"Wesley"},{"family":"Wilmers","given":"Christopher C."},{"family":"Wittmer","given":"Heiko U."}],"issued":{"date-parts":[["2022",4,1]]}}},{"id":1912,"uris":["http://zotero.org/users/9968163/items/BVLKDXU9"],"itemData":{"id":1912,"type":"article-journal","citation-key":"bartelGlobalChangeInfluences2024","container-title":"Trends in Ecology &amp; Evolution","DOI":"10.1016/j.tree.2023.09.008","ISSN":"01695347","issue":"2","journalAbbreviation":"Trends in Ecology &amp; Evolution","language":"en","page":"152-164","source":"DOI.org (Crossref)","title":"Global change influences scavenging and carrion decomposition","volume":"39","author":[{"family":"Bartel","given":"Savannah L."},{"family":"Stephenson","given":"Torrey"},{"family":"Crowder","given":"David W."},{"family":"Jones","given":"Menna E."},{"family":"Storfer","given":"Andrew"},{"family":"Strickland","given":"Michael S."},{"family":"Lynch","given":"Laurel"}],"issued":{"date-parts":[["2024",2]]}}}],"schema":"https://github.com/citation-style-language/schema/raw/master/csl-citation.json"} </w:instrText>
       </w:r>
       <w:r>
         <w:rPr>
@@ -434,11 +506,10 @@
       <w:r>
         <w:rPr>
           <w:rFonts w:ascii="Arial" w:hAnsi="Arial" w:cs="Arial"/>
-          <w:color w:val="000000" w:themeColor="text1"/>
-          <w:sz w:val="22"/>
-          <w:szCs w:val="22"/>
-        </w:rPr>
-        <w:t>(Bump et al. 2009)</w:t>
+          <w:sz w:val="22"/>
+          <w:szCs w:val="22"/>
+        </w:rPr>
+        <w:t>(Husseman et al. 2003, Bump et al. 2009, Cristescu et al. 2022, Bartel et al. 2024)</w:t>
       </w:r>
       <w:r>
         <w:rPr>
@@ -456,7 +527,25 @@
           <w:sz w:val="22"/>
           <w:szCs w:val="22"/>
         </w:rPr>
-        <w:t xml:space="preserve">. Scavengers have evolved efficient movement patterns and sensitive olfactory senses </w:t>
+        <w:t xml:space="preserve">. </w:t>
+      </w:r>
+      <w:r>
+        <w:rPr>
+          <w:rFonts w:ascii="Arial" w:hAnsi="Arial" w:cs="Arial"/>
+          <w:color w:val="000000" w:themeColor="text1"/>
+          <w:sz w:val="22"/>
+          <w:szCs w:val="22"/>
+        </w:rPr>
+        <w:t>In response to this variability, s</w:t>
+      </w:r>
+      <w:r>
+        <w:rPr>
+          <w:rFonts w:ascii="Arial" w:hAnsi="Arial" w:cs="Arial"/>
+          <w:color w:val="000000" w:themeColor="text1"/>
+          <w:sz w:val="22"/>
+          <w:szCs w:val="22"/>
+        </w:rPr>
+        <w:t xml:space="preserve">cavengers have evolved efficient movement patterns and sensitive olfactory senses </w:t>
       </w:r>
       <w:r>
         <w:rPr>
@@ -483,7 +572,7 @@
           <w:sz w:val="22"/>
           <w:szCs w:val="22"/>
         </w:rPr>
-        <w:instrText xml:space="preserve"> ADDIN ZOTERO_ITEM CSL_CITATION {"citationID":"dtyNKqKf","properties":{"formattedCitation":"(Ruxton and Houston 2004, Naves-Alegre et al. 2022)","plainCitation":"(Ruxton and Houston 2004, Naves-Alegre et al. 2022)","noteIndex":0},"citationItems":[{"id":1185,"uris":["http://zotero.org/users/9968163/items/DZBTCELX"],"itemData":{"id":1185,"type":"article-journal","abstract":"Among extant vertebrates, only the 23 species of vulture are obligate scavengers. We use an energetic modelling approach to explore the constraints imposed by an obligate scavenging lifestyle, and to ask whether obligate scavengers must always be avian and generally large-bodied users of soaring flight. Our model found that aerial scavengers always out-competed postulated terrestrial ones, mainly because flight allows area to be searched much more rapidly for carrion. Soaring was favoured over flapping flight because the reduction in flight speed (and so rate of area search) was more than compensated for by the decrease in the costs of transport. Large individual size is selected for if carrion is available in large packages, when obligate scavenger feed only infrequently, and so must be able to survive on body reserves in the periods between discovering food falls. In the absence of avian radiation, an obligate terrestrial scavenger seems energetically feasible, but we argue that such a beast is unlikely to have evolved. In birds, in order to become exclusive scavengers, vultures have needed to specialize for efficient soaring flight as a low energy form of travel, and as a consequence they have lost the agility needed to kill prey. In mammals, however, no comparable trade-off occurs. So for terrestrial carnivores there is probably no strong selection pressure towards being an exclusive scavenger. Indeed it will perhaps always be more advantageous to retain the flexibility of obtaining food by either predation or scavenging.","container-title":"Journal of Theoretical Biology","DOI":"10.1016/j.jtbi.2004.02.005","ISSN":"0022-5193","issue":"3","journalAbbreviation":"Journal of Theoretical Biology","page":"431-436","source":"ScienceDirect","title":"Obligate vertebrate scavengers must be large soaring fliers","volume":"228","author":[{"family":"Ruxton","given":"Graeme D."},{"family":"Houston","given":"David C."}],"issued":{"date-parts":[["2004",6,7]]}}},{"id":1182,"uris":["http://zotero.org/users/9968163/items/DTP8P85B"],"itemData":{"id":1182,"type":"article-journal","abstract":"Social information, acquired through the observation of other individuals, is especially relevant among species belonging to the same guild. The unpredictable and ephemeral nature of carrion implies that social mechanisms may be selected among scavenger species to facilitate carcass location and consumption. Here, we apply a survival-modelling strategy to data obtained through the placement and monitoring of carcasses in the field to analyse possible information transmission cascades within a Neotropical scavenger community. Our study highlights how the use of different senses (smell and sight) within this guild facilitates carcass location through the transmission of social information between species with different carrion foraging efficiencies. Vultures with a highly developed sense of smell play a key role in this process, as they are the first to arrive at the carcasses and their presence seems to serve as a visual cue for other species to locate the resource. Our study supports the local enhancement hypothesis within scavengers, whereby individuals locate carcasses by following foraging heterospecifics, also suggesting the importance of the sense of smell in the maintenance of the community structure.","container-title":"Proceedings of the Royal Society B: Biological Sciences","DOI":"10.1098/rspb.2022.0843","ISSN":"0962-8452","issue":"1986","journalAbbreviation":"Proc Biol Sci","page":"20220843","source":"Silverchair","title":"Scavenging in the realm of senses: smell and vision drive recruitment at carcasses in Neotropical ecosystems","title-short":"Scavenging in the realm of senses","volume":"289","author":[{"family":"Naves-Alegre","given":"Lara"},{"family":"Morales-Reyes","given":"Zebensui"},{"family":"Sánchez-Zapata","given":"José Antonio"},{"family":"Sebastián-González","given":"Esther"},{"family":"Ovaskainen","given":"Otso"}],"issued":{"date-parts":[["2022",11,2]]}}}],"schema":"https://github.com/citation-style-language/schema/raw/master/csl-citation.json"} </w:instrText>
+        <w:instrText xml:space="preserve"> ADDIN ZOTERO_ITEM CSL_CITATION {"citationID":"dtyNKqKf","properties":{"formattedCitation":"(Ruxton and Houston 2004, Naves-Alegre et al. 2022)","plainCitation":"(Ruxton and Houston 2004, Naves-Alegre et al. 2022)","noteIndex":0},"citationItems":[{"id":1171,"uris":["http://zotero.org/users/9968163/items/DZBTCELX"],"itemData":{"id":1171,"type":"article-journal","abstract":"Among extant vertebrates, only the 23 species of vulture are obligate scavengers. We use an energetic modelling approach to explore the constraints imposed by an obligate scavenging lifestyle, and to ask whether obligate scavengers must always be avian and generally large-bodied users of soaring flight. Our model found that aerial scavengers always out-competed postulated terrestrial ones, mainly because flight allows area to be searched much more rapidly for carrion. Soaring was favoured over flapping flight because the reduction in flight speed (and so rate of area search) was more than compensated for by the decrease in the costs of transport. Large individual size is selected for if carrion is available in large packages, when obligate scavenger feed only infrequently, and so must be able to survive on body reserves in the periods between discovering food falls. In the absence of avian radiation, an obligate terrestrial scavenger seems energetically feasible, but we argue that such a beast is unlikely to have evolved. In birds, in order to become exclusive scavengers, vultures have needed to specialize for efficient soaring flight as a low energy form of travel, and as a consequence they have lost the agility needed to kill prey. In mammals, however, no comparable trade-off occurs. So for terrestrial carnivores there is probably no strong selection pressure towards being an exclusive scavenger. Indeed it will perhaps always be more advantageous to retain the flexibility of obtaining food by either predation or scavenging.","container-title":"Journal of Theoretical Biology","DOI":"10.1016/j.jtbi.2004.02.005","ISSN":"0022-5193","issue":"3","journalAbbreviation":"Journal of Theoretical Biology","page":"431-436","source":"ScienceDirect","title":"Obligate vertebrate scavengers must be large soaring fliers","volume":"228","author":[{"family":"Ruxton","given":"Graeme D."},{"family":"Houston","given":"David C."}],"issued":{"date-parts":[["2004",6,7]]}}},{"id":1168,"uris":["http://zotero.org/users/9968163/items/DTP8P85B"],"itemData":{"id":1168,"type":"article-journal","abstract":"Social information, acquired through the observation of other individuals, is especially relevant among species belonging to the same guild. The unpredictable and ephemeral nature of carrion implies that social mechanisms may be selected among scavenger species to facilitate carcass location and consumption. Here, we apply a survival-modelling strategy to data obtained through the placement and monitoring of carcasses in the field to analyse possible information transmission cascades within a Neotropical scavenger community. Our study highlights how the use of different senses (smell and sight) within this guild facilitates carcass location through the transmission of social information between species with different carrion foraging efficiencies. Vultures with a highly developed sense of smell play a key role in this process, as they are the first to arrive at the carcasses and their presence seems to serve as a visual cue for other species to locate the resource. Our study supports the local enhancement hypothesis within scavengers, whereby individuals locate carcasses by following foraging heterospecifics, also suggesting the importance of the sense of smell in the maintenance of the community structure.","container-title":"Proceedings of the Royal Society B: Biological Sciences","DOI":"10.1098/rspb.2022.0843","ISSN":"0962-8452","issue":"1986","journalAbbreviation":"Proc Biol Sci","page":"20220843","source":"Silverchair","title":"Scavenging in the realm of senses: smell and vision drive recruitment at carcasses in Neotropical ecosystems","title-short":"Scavenging in the realm of senses","volume":"289","author":[{"family":"Naves-Alegre","given":"Lara"},{"family":"Morales-Reyes","given":"Zebensui"},{"family":"Sánchez-Zapata","given":"José Antonio"},{"family":"Sebastián-González","given":"Esther"},{"family":"Ovaskainen","given":"Otso"}],"issued":{"date-parts":[["2022",11,2]]}}}],"schema":"https://github.com/citation-style-language/schema/raw/master/csl-citation.json"} </w:instrText>
       </w:r>
       <w:r>
         <w:rPr>
@@ -540,7 +629,34 @@
           <w:sz w:val="22"/>
           <w:szCs w:val="22"/>
         </w:rPr>
-        <w:t>Natural and anthropogenic resources present scavengers with differing spatial and temporal predictability</w:t>
+        <w:t>Anthropogenic</w:t>
+      </w:r>
+      <w:r>
+        <w:rPr>
+          <w:rFonts w:ascii="Arial" w:hAnsi="Arial" w:cs="Arial"/>
+          <w:color w:val="000000" w:themeColor="text1"/>
+          <w:sz w:val="22"/>
+          <w:szCs w:val="22"/>
+        </w:rPr>
+        <w:t xml:space="preserve"> and </w:t>
+      </w:r>
+      <w:r>
+        <w:rPr>
+          <w:rFonts w:ascii="Arial" w:hAnsi="Arial" w:cs="Arial"/>
+          <w:color w:val="000000" w:themeColor="text1"/>
+          <w:sz w:val="22"/>
+          <w:szCs w:val="22"/>
+        </w:rPr>
+        <w:t>natural</w:t>
+      </w:r>
+      <w:r>
+        <w:rPr>
+          <w:rFonts w:ascii="Arial" w:hAnsi="Arial" w:cs="Arial"/>
+          <w:color w:val="000000" w:themeColor="text1"/>
+          <w:sz w:val="22"/>
+          <w:szCs w:val="22"/>
+        </w:rPr>
+        <w:t xml:space="preserve"> resources present scavengers with differing spatial and temporal predictability</w:t>
       </w:r>
       <w:r>
         <w:rPr>
@@ -567,7 +683,7 @@
           <w:sz w:val="22"/>
           <w:szCs w:val="22"/>
         </w:rPr>
-        <w:instrText xml:space="preserve"> ADDIN ZOTERO_ITEM CSL_CITATION {"citationID":"wmCSJOn3","properties":{"unsorted":false,"formattedCitation":"(Wilmers et al. 2003{\\i{}b})","plainCitation":"(Wilmers et al. 2003b)","noteIndex":0},"citationItems":[{"id":74,"uris":["http://zotero.org/users/9968163/items/CP2GY75A"],"itemData":{"id":74,"type":"article-journal","abstract":"The Greater Yellowstone Ecosystem in the northern Rocky Mountains provides the context for a natural experiment to investigate the response of consumers to resources with differing spatial and temporal dispersion regimes. Grey wolves (Canis lupus) and human hunters both provide resource subsidies to scavengers by provisioning them with the remains of their kills. Carrion from hunter kills is highly aggregated in time and space whereas carrion from wolf kills is more dispersed in both time and space. We estimated the total amount of carrion consumed by each scavenger species at both wolf and hunter kills over 4 years. Species with large feeding radii [bald eagles (Haliaeetus leucocephalus) and ravens (Corvus corax)], defined as the area over which a consumer can efficiently locate and integrate resources, dominated consumption at the highly aggregated hunter kills whereas competitively dominant species [coyotes (Canis latrans)] dominated at the more dispersed wolf kills. In addition, species diversity and the evenness of carrion consumption between scavengers was greater at wolf kills than at hunter kills while the total number of scavengers at hunter kills exceeded those at wolf kills. From a community perspective, the top–down effect of predation is likely to be stronger in the vicinity of highly aggregated resource pulses as species with large feeding radii switch to feeding on alternative prey once the resource pulse subsides.","container-title":"Ecology Letters","DOI":"10.1046/j.1461-0248.2003.00522.x","ISSN":"1461-0248","issue":"11","language":"en","note":"_eprint: https://onlinelibrary.wiley.com/doi/pdf/10.1046/j.1461-0248.2003.00522.x","page":"996-1003","source":"Wiley Online Library","title":"Resource dispersion and consumer dominance: scavenging at wolf- and hunter-killed carcasses in Greater Yellowstone, USA","title-short":"Resource dispersion and consumer dominance","volume":"6","author":[{"family":"Wilmers","given":"Christopher C."},{"family":"Stahler","given":"Daniel R."},{"family":"Crabtree","given":"Robert L."},{"family":"Smith","given":"Douglas W."},{"family":"Getz","given":"Wayne M."}],"issued":{"date-parts":[["2003"]]}}}],"schema":"https://github.com/citation-style-language/schema/raw/master/csl-citation.json"} </w:instrText>
+        <w:instrText xml:space="preserve"> ADDIN ZOTERO_ITEM CSL_CITATION {"citationID":"wmCSJOn3","properties":{"unsorted":false,"formattedCitation":"(Wilmers et al. 2003{\\i{}b})","plainCitation":"(Wilmers et al. 2003b)","noteIndex":0},"citationItems":[{"id":12,"uris":["http://zotero.org/users/9968163/items/CP2GY75A"],"itemData":{"id":12,"type":"article-journal","abstract":"The Greater Yellowstone Ecosystem in the northern Rocky Mountains provides the context for a natural experiment to investigate the response of consumers to resources with differing spatial and temporal dispersion regimes. Grey wolves (Canis lupus) and human hunters both provide resource subsidies to scavengers by provisioning them with the remains of their kills. Carrion from hunter kills is highly aggregated in time and space whereas carrion from wolf kills is more dispersed in both time and space. We estimated the total amount of carrion consumed by each scavenger species at both wolf and hunter kills over 4 years. Species with large feeding radii [bald eagles (Haliaeetus leucocephalus) and ravens (Corvus corax)], defined as the area over which a consumer can efficiently locate and integrate resources, dominated consumption at the highly aggregated hunter kills whereas competitively dominant species [coyotes (Canis latrans)] dominated at the more dispersed wolf kills. In addition, species diversity and the evenness of carrion consumption between scavengers was greater at wolf kills than at hunter kills while the total number of scavengers at hunter kills exceeded those at wolf kills. From a community perspective, the top–down effect of predation is likely to be stronger in the vicinity of highly aggregated resource pulses as species with large feeding radii switch to feeding on alternative prey once the resource pulse subsides.","container-title":"Ecology Letters","DOI":"10.1046/j.1461-0248.2003.00522.x","ISSN":"1461-0248","issue":"11","language":"en","note":"_eprint: https://onlinelibrary.wiley.com/doi/pdf/10.1046/j.1461-0248.2003.00522.x","page":"996-1003","source":"Wiley Online Library","title":"Resource dispersion and consumer dominance: scavenging at wolf- and hunter-killed carcasses in Greater Yellowstone, USA","title-short":"Resource dispersion and consumer dominance","volume":"6","author":[{"family":"Wilmers","given":"Christopher C."},{"family":"Stahler","given":"Daniel R."},{"family":"Crabtree","given":"Robert L."},{"family":"Smith","given":"Douglas W."},{"family":"Getz","given":"Wayne M."}],"issued":{"date-parts":[["2003"]]}}}],"schema":"https://github.com/citation-style-language/schema/raw/master/csl-citation.json"} </w:instrText>
       </w:r>
       <w:r>
         <w:rPr>
@@ -626,7 +742,26 @@
           <w:sz w:val="22"/>
           <w:szCs w:val="22"/>
         </w:rPr>
-        <w:t xml:space="preserve">. Foods provided by people can be more predictable in space and time than those created by predation </w:t>
+        <w:t xml:space="preserve">. </w:t>
+      </w:r>
+      <w:r>
+        <w:rPr>
+          <w:rFonts w:ascii="Arial" w:hAnsi="Arial" w:cs="Arial"/>
+          <w:color w:val="000000" w:themeColor="text1"/>
+          <w:sz w:val="22"/>
+          <w:szCs w:val="22"/>
+        </w:rPr>
+        <w:t xml:space="preserve">Foods provided by people can be more </w:t>
+      </w:r>
+      <w:r>
+        <w:rPr>
+          <w:rFonts w:ascii="Arial" w:hAnsi="Arial" w:cs="Arial"/>
+          <w:color w:val="000000" w:themeColor="text1"/>
+          <w:sz w:val="22"/>
+          <w:szCs w:val="22"/>
+        </w:rPr>
+        <w:lastRenderedPageBreak/>
+        <w:t xml:space="preserve">predictable in space and time than those created by predation </w:t>
       </w:r>
       <w:r>
         <w:rPr>
@@ -644,7 +779,7 @@
           <w:sz w:val="22"/>
           <w:szCs w:val="22"/>
         </w:rPr>
-        <w:instrText xml:space="preserve"> ADDIN ZOTERO_ITEM CSL_CITATION {"citationID":"5N7u9cr0","properties":{"formattedCitation":"(Bartumeus et al. 2010, Cort\\uc0\\u233{}s-Avizanda et al. 2012)","plainCitation":"(Bartumeus et al. 2010, Cortés-Avizanda et al. 2012)","noteIndex":0},"citationItems":[{"id":56,"uris":["http://zotero.org/users/9968163/items/B4N738RJ"],"itemData":{"id":56,"type":"article-journal","abstract":"Human fishing activities are negatively altering marine ecosystems in many ways 1, 2, but scavenging animals such as seabirds are taking advantage of such activities by exploiting fishery discards 3, 4, 5. Despite the well-known impact of fisheries on seabird population dynamics 6, 7, 8, 9, 10, little is known about how discard availability affects seabird movement patterns. Using scenarios with and without trawling activity, we present evidence that fisheries modify the natural way in which two Mediterranean seabirds explore the seascape to look for resources during the breeding season. Based on satellite tracking data and a mathematical framework to quantify anomalous diffusion phenomena, we show how the interplay between traveling distances and pause periods contributes to the spatial spreading of the seabirds at regional scales (i.e., 10–250 km). When trawlers operate, seabirds show exponentially distributed traveling distances and a strong site fidelity to certain foraging areas, the whole foraging process being subdiffusive. In the absence of trawling activity, the site fidelity increases, but the whole movement pattern appears dominated by rare but very large traveling distances, making foraging a superdiffusive process. Our results demonstrate human involvement on landscape-level behavioral ecology and provide a new ecosystemic approach in the study of fishery-seabird interactions.","container-title":"Current Biology","DOI":"10.1016/j.cub.2009.11.073","ISSN":"0960-9822","issue":"3","journalAbbreviation":"Current Biology","language":"en","page":"215-222","source":"ScienceDirect","title":"Fishery Discards Impact on Seabird Movement Patterns at Regional Scales","volume":"20","author":[{"family":"Bartumeus","given":"Frederic"},{"family":"Giuggioli","given":"Luca"},{"family":"Louzao","given":"Maite"},{"family":"Bretagnolle","given":"Vincent"},{"family":"Oro","given":"Daniel"},{"family":"Levin","given":"Simon A."}],"issued":{"date-parts":[["2010",2,9]]}}},{"id":68,"uris":["http://zotero.org/users/9968163/items/TN7RP6JR"],"itemData":{"id":68,"type":"article-journal","abstract":"Chance per se plays a key role in ecology and evolution, e.g., genetic mutation, resource spatiotemporal unpredictability. In community ecology, chance is recognized as a key factor in community assemblage, but less is known about its role in intraguild processes leading to species coexistence. Here we study the relevance of resource unpredictability per se as a promoter of intraguild positive interspecific interactions and as a biodiversity enhancer in an Old World avian scavenger guild, which has evolved to feed upon spatially and temporally unpredictable resources, i.e., carcasses. We performed a large-scale field experiment in which 58 carcasses were disposed of and observed until complete consumption, either in continuously active supplementary feeding stations (predictable carcasses) or disposed of at random in the field (unpredictable carcasses). Richness of scavenger species was similar at unpredictable and predictable carcasses, but their relative abundances were highly uneven at predictable carcasses leading to higher scavenger diversity (Shannon index) at unpredictable carcasses. Facilitatory interspecific processes only occurred at unpredictable resources but were disrupted in predictable conditions because the dominant specialist species (in our case, the Griffon Vulture Gyps fulvus) arrived earlier and in larger numbers, monopolizing the resource. Small, endangered scavengers congregated at supplementary feeding stations but profited less compared to unpredictable carcasses, suggesting that they could constitute an ecological trap. Our findings offer new insights into the relevance of unpredictability of trophic resources in promoting both positive facilitatory interspecific interactions and species diversity and thus maintaining the function of guilds. Finally, the preservation of randomness in resource availability and the processes associated with its exploitation should be a major goal of conservation strategies aimed to preserve scavenger guilds evolved under naturally unpredictable trophic resources.","container-title":"Ecology","DOI":"10.2307/41739615","issue":"12","journalAbbreviation":"Ecology","page":"2570-2579","source":"ResearchGate","title":"Resource unpredictability promotes species diversity and coexistence in an avian scavenger guild: A field experiment","title-short":"Resource unpredictability promotes species diversity and coexistence in an avian scavenger guild","volume":"93","author":[{"family":"Cortés-Avizanda","given":"Ainara"},{"family":"Jovani","given":"Roger"},{"family":"Carrete","given":"Martina"},{"family":"Donázar","given":"José"}],"issued":{"date-parts":[["2012",12,1]]}}}],"schema":"https://github.com/citation-style-language/schema/raw/master/csl-citation.json"} </w:instrText>
+        <w:instrText xml:space="preserve"> ADDIN ZOTERO_ITEM CSL_CITATION {"citationID":"5N7u9cr0","properties":{"formattedCitation":"(Bartumeus et al. 2010, Cort\\uc0\\u233{}s-Avizanda et al. 2012)","plainCitation":"(Bartumeus et al. 2010, Cortés-Avizanda et al. 2012)","noteIndex":0},"citationItems":[{"id":160,"uris":["http://zotero.org/users/9968163/items/B4N738RJ"],"itemData":{"id":160,"type":"article-journal","abstract":"Human fishing activities are negatively altering marine ecosystems in many ways 1, 2, but scavenging animals such as seabirds are taking advantage of such activities by exploiting fishery discards 3, 4, 5. Despite the well-known impact of fisheries on seabird population dynamics 6, 7, 8, 9, 10, little is known about how discard availability affects seabird movement patterns. Using scenarios with and without trawling activity, we present evidence that fisheries modify the natural way in which two Mediterranean seabirds explore the seascape to look for resources during the breeding season. Based on satellite tracking data and a mathematical framework to quantify anomalous diffusion phenomena, we show how the interplay between traveling distances and pause periods contributes to the spatial spreading of the seabirds at regional scales (i.e., 10–250 km). When trawlers operate, seabirds show exponentially distributed traveling distances and a strong site fidelity to certain foraging areas, the whole foraging process being subdiffusive. In the absence of trawling activity, the site fidelity increases, but the whole movement pattern appears dominated by rare but very large traveling distances, making foraging a superdiffusive process. Our results demonstrate human involvement on landscape-level behavioral ecology and provide a new ecosystemic approach in the study of fishery-seabird interactions.","container-title":"Current Biology","DOI":"10.1016/j.cub.2009.11.073","ISSN":"0960-9822","issue":"3","journalAbbreviation":"Current Biology","language":"en","page":"215-222","source":"ScienceDirect","title":"Fishery Discards Impact on Seabird Movement Patterns at Regional Scales","volume":"20","author":[{"family":"Bartumeus","given":"Frederic"},{"family":"Giuggioli","given":"Luca"},{"family":"Louzao","given":"Maite"},{"family":"Bretagnolle","given":"Vincent"},{"family":"Oro","given":"Daniel"},{"family":"Levin","given":"Simon A."}],"issued":{"date-parts":[["2010",2,9]]}}},{"id":129,"uris":["http://zotero.org/users/9968163/items/TN7RP6JR"],"itemData":{"id":129,"type":"article-journal","abstract":"Chance per se plays a key role in ecology and evolution, e.g., genetic mutation, resource spatiotemporal unpredictability. In community ecology, chance is recognized as a key factor in community assemblage, but less is known about its role in intraguild processes leading to species coexistence. Here we study the relevance of resource unpredictability per se as a promoter of intraguild positive interspecific interactions and as a biodiversity enhancer in an Old World avian scavenger guild, which has evolved to feed upon spatially and temporally unpredictable resources, i.e., carcasses. We performed a large-scale field experiment in which 58 carcasses were disposed of and observed until complete consumption, either in continuously active supplementary feeding stations (predictable carcasses) or disposed of at random in the field (unpredictable carcasses). Richness of scavenger species was similar at unpredictable and predictable carcasses, but their relative abundances were highly uneven at predictable carcasses leading to higher scavenger diversity (Shannon index) at unpredictable carcasses. Facilitatory interspecific processes only occurred at unpredictable resources but were disrupted in predictable conditions because the dominant specialist species (in our case, the Griffon Vulture Gyps fulvus) arrived earlier and in larger numbers, monopolizing the resource. Small, endangered scavengers congregated at supplementary feeding stations but profited less compared to unpredictable carcasses, suggesting that they could constitute an ecological trap. Our findings offer new insights into the relevance of unpredictability of trophic resources in promoting both positive facilitatory interspecific interactions and species diversity and thus maintaining the function of guilds. Finally, the preservation of randomness in resource availability and the processes associated with its exploitation should be a major goal of conservation strategies aimed to preserve scavenger guilds evolved under naturally unpredictable trophic resources.","container-title":"Ecology","DOI":"10.2307/41739615","issue":"12","journalAbbreviation":"Ecology","page":"2570-2579","source":"ResearchGate","title":"Resource unpredictability promotes species diversity and coexistence in an avian scavenger guild: A field experiment","title-short":"Resource unpredictability promotes species diversity and coexistence in an avian scavenger guild","volume":"93","author":[{"family":"Cortés-Avizanda","given":"Ainara"},{"family":"Jovani","given":"Roger"},{"family":"Carrete","given":"Martina"},{"family":"Donázar","given":"José"}],"issued":{"date-parts":[["2012",12,1]]}}}],"schema":"https://github.com/citation-style-language/schema/raw/master/csl-citation.json"} </w:instrText>
       </w:r>
       <w:r>
         <w:rPr>
@@ -681,17 +816,52 @@
           <w:sz w:val="22"/>
           <w:szCs w:val="22"/>
         </w:rPr>
-        <w:t xml:space="preserve">. The spatial and temporal distribution of carrion created from recreational </w:t>
-      </w:r>
-      <w:r>
-        <w:rPr>
-          <w:rFonts w:ascii="Arial" w:hAnsi="Arial" w:cs="Arial"/>
-          <w:color w:val="000000" w:themeColor="text1"/>
-          <w:sz w:val="22"/>
-          <w:szCs w:val="22"/>
-        </w:rPr>
-        <w:lastRenderedPageBreak/>
-        <w:t>hunting and natural predation creates different foraging opportunities for scavengers. In gray wolf (</w:t>
+        <w:t>. For example, h</w:t>
+      </w:r>
+      <w:r>
+        <w:rPr>
+          <w:rFonts w:ascii="Arial" w:hAnsi="Arial" w:cs="Arial"/>
+          <w:sz w:val="22"/>
+          <w:szCs w:val="22"/>
+        </w:rPr>
+        <w:t xml:space="preserve">uman hunters often “field dress” large, harvested animals, leaving behind edible biomass in gut piles containing organs, bones, and hide that can be more predictable in space and time than those created by predation </w:t>
+      </w:r>
+      <w:r>
+        <w:rPr>
+          <w:rFonts w:ascii="Arial" w:hAnsi="Arial" w:cs="Arial"/>
+          <w:color w:val="000000" w:themeColor="text1"/>
+          <w:sz w:val="22"/>
+          <w:szCs w:val="22"/>
+        </w:rPr>
+        <w:fldChar w:fldCharType="begin"/>
+      </w:r>
+      <w:r>
+        <w:rPr>
+          <w:rFonts w:ascii="Arial" w:hAnsi="Arial" w:cs="Arial"/>
+          <w:color w:val="000000" w:themeColor="text1"/>
+          <w:sz w:val="22"/>
+          <w:szCs w:val="22"/>
+        </w:rPr>
+        <w:instrText xml:space="preserve"> ADDIN ZOTERO_ITEM CSL_CITATION {"citationID":"wrKV41oM","properties":{"formattedCitation":"(Wilmers et al. 2003{\\i{}b})","plainCitation":"(Wilmers et al. 2003b)","noteIndex":0},"citationItems":[{"id":12,"uris":["http://zotero.org/users/9968163/items/CP2GY75A"],"itemData":{"id":12,"type":"article-journal","abstract":"The Greater Yellowstone Ecosystem in the northern Rocky Mountains provides the context for a natural experiment to investigate the response of consumers to resources with differing spatial and temporal dispersion regimes. Grey wolves (Canis lupus) and human hunters both provide resource subsidies to scavengers by provisioning them with the remains of their kills. Carrion from hunter kills is highly aggregated in time and space whereas carrion from wolf kills is more dispersed in both time and space. We estimated the total amount of carrion consumed by each scavenger species at both wolf and hunter kills over 4 years. Species with large feeding radii [bald eagles (Haliaeetus leucocephalus) and ravens (Corvus corax)], defined as the area over which a consumer can efficiently locate and integrate resources, dominated consumption at the highly aggregated hunter kills whereas competitively dominant species [coyotes (Canis latrans)] dominated at the more dispersed wolf kills. In addition, species diversity and the evenness of carrion consumption between scavengers was greater at wolf kills than at hunter kills while the total number of scavengers at hunter kills exceeded those at wolf kills. From a community perspective, the top–down effect of predation is likely to be stronger in the vicinity of highly aggregated resource pulses as species with large feeding radii switch to feeding on alternative prey once the resource pulse subsides.","container-title":"Ecology Letters","DOI":"10.1046/j.1461-0248.2003.00522.x","ISSN":"1461-0248","issue":"11","language":"en","note":"_eprint: https://onlinelibrary.wiley.com/doi/pdf/10.1046/j.1461-0248.2003.00522.x","page":"996-1003","source":"Wiley Online Library","title":"Resource dispersion and consumer dominance: scavenging at wolf- and hunter-killed carcasses in Greater Yellowstone, USA","title-short":"Resource dispersion and consumer dominance","volume":"6","author":[{"family":"Wilmers","given":"Christopher C."},{"family":"Stahler","given":"Daniel R."},{"family":"Crabtree","given":"Robert L."},{"family":"Smith","given":"Douglas W."},{"family":"Getz","given":"Wayne M."}],"issued":{"date-parts":[["2003"]]}}}],"schema":"https://github.com/citation-style-language/schema/raw/master/csl-citation.json"} </w:instrText>
+      </w:r>
+      <w:r>
+        <w:rPr>
+          <w:rFonts w:ascii="Arial" w:hAnsi="Arial" w:cs="Arial"/>
+          <w:color w:val="000000" w:themeColor="text1"/>
+          <w:sz w:val="22"/>
+          <w:szCs w:val="22"/>
+        </w:rPr>
+        <w:fldChar w:fldCharType="separate"/>
+      </w:r>
+      <w:r>
+        <w:rPr>
+          <w:rFonts w:ascii="Arial" w:hAnsi="Arial" w:cs="Arial"/>
+          <w:color w:val="000000" w:themeColor="text1"/>
+          <w:kern w:val="0"/>
+          <w:sz w:val="22"/>
+          <w:szCs w:val="22"/>
+        </w:rPr>
+        <w:t>(Wilmers et al. 2003</w:t>
       </w:r>
       <w:r>
         <w:rPr>
@@ -699,55 +869,21 @@
           <w:i/>
           <w:iCs/>
           <w:color w:val="000000" w:themeColor="text1"/>
-          <w:sz w:val="22"/>
-          <w:szCs w:val="22"/>
-        </w:rPr>
-        <w:t>Canis lupus</w:t>
-      </w:r>
-      <w:r>
-        <w:rPr>
-          <w:rFonts w:ascii="Arial" w:hAnsi="Arial" w:cs="Arial"/>
-          <w:color w:val="000000" w:themeColor="text1"/>
-          <w:sz w:val="22"/>
-          <w:szCs w:val="22"/>
-        </w:rPr>
-        <w:t xml:space="preserve">) dominated systems, natural carrion is temporally unpredictable due to wolves’ low hunting success rate </w:t>
-      </w:r>
-      <w:r>
-        <w:rPr>
-          <w:rFonts w:ascii="Arial" w:hAnsi="Arial" w:cs="Arial"/>
-          <w:color w:val="000000" w:themeColor="text1"/>
-          <w:sz w:val="22"/>
-          <w:szCs w:val="22"/>
-        </w:rPr>
-        <w:fldChar w:fldCharType="begin"/>
-      </w:r>
-      <w:r>
-        <w:rPr>
-          <w:rFonts w:ascii="Arial" w:hAnsi="Arial" w:cs="Arial"/>
-          <w:color w:val="000000" w:themeColor="text1"/>
-          <w:sz w:val="22"/>
-          <w:szCs w:val="22"/>
-        </w:rPr>
-        <w:instrText xml:space="preserve"> ADDIN ZOTERO_ITEM CSL_CITATION {"citationID":"J2wSJFyO","properties":{"formattedCitation":"(MacNulty 2002)","plainCitation":"(MacNulty 2002)","noteIndex":0},"citationItems":[{"id":1066,"uris":["http://zotero.org/users/9968163/items/GIYY9MWJ"],"itemData":{"id":1066,"type":"thesis","abstract":"Thesis (M.S.)--University of Minnesota, 2002. Includes Bibliographical references (leaves 47-52).","source":"ResearchGate","title":"The predatory sequence and the influence of injury risk on hunting behavior in the wolf","author":[{"family":"MacNulty","given":"Daniel"}],"issued":{"date-parts":[["2002",1,1]]}}}],"schema":"https://github.com/citation-style-language/schema/raw/master/csl-citation.json"} </w:instrText>
-      </w:r>
-      <w:r>
-        <w:rPr>
-          <w:rFonts w:ascii="Arial" w:hAnsi="Arial" w:cs="Arial"/>
-          <w:color w:val="000000" w:themeColor="text1"/>
-          <w:sz w:val="22"/>
-          <w:szCs w:val="22"/>
-        </w:rPr>
-        <w:fldChar w:fldCharType="separate"/>
-      </w:r>
-      <w:r>
-        <w:rPr>
-          <w:rFonts w:ascii="Arial" w:hAnsi="Arial" w:cs="Arial"/>
-          <w:color w:val="000000" w:themeColor="text1"/>
-          <w:sz w:val="22"/>
-          <w:szCs w:val="22"/>
-        </w:rPr>
-        <w:t>(MacNulty 2002)</w:t>
+          <w:kern w:val="0"/>
+          <w:sz w:val="22"/>
+          <w:szCs w:val="22"/>
+        </w:rPr>
+        <w:t>b</w:t>
+      </w:r>
+      <w:r>
+        <w:rPr>
+          <w:rFonts w:ascii="Arial" w:hAnsi="Arial" w:cs="Arial"/>
+          <w:color w:val="000000" w:themeColor="text1"/>
+          <w:kern w:val="0"/>
+          <w:sz w:val="22"/>
+          <w:szCs w:val="22"/>
+        </w:rPr>
+        <w:t>)</w:t>
       </w:r>
       <w:r>
         <w:rPr>
@@ -765,44 +901,7 @@
           <w:sz w:val="22"/>
           <w:szCs w:val="22"/>
         </w:rPr>
-        <w:t xml:space="preserve"> and occurs across a wide spatial scale </w:t>
-      </w:r>
-      <w:r>
-        <w:rPr>
-          <w:rFonts w:ascii="Arial" w:hAnsi="Arial" w:cs="Arial"/>
-          <w:color w:val="000000" w:themeColor="text1"/>
-          <w:sz w:val="22"/>
-          <w:szCs w:val="22"/>
-        </w:rPr>
-        <w:fldChar w:fldCharType="begin"/>
-      </w:r>
-      <w:r>
-        <w:rPr>
-          <w:rFonts w:ascii="Arial" w:hAnsi="Arial" w:cs="Arial"/>
-          <w:color w:val="000000" w:themeColor="text1"/>
-          <w:sz w:val="22"/>
-          <w:szCs w:val="22"/>
-        </w:rPr>
-        <w:instrText xml:space="preserve"> ADDIN ZOTERO_ITEM CSL_CITATION {"citationID":"37yzpvyr","properties":{"formattedCitation":"(Wilmers et al. 2003{\\i{}b})","plainCitation":"(Wilmers et al. 2003b)","noteIndex":0},"citationItems":[{"id":74,"uris":["http://zotero.org/users/9968163/items/CP2GY75A"],"itemData":{"id":74,"type":"article-journal","abstract":"The Greater Yellowstone Ecosystem in the northern Rocky Mountains provides the context for a natural experiment to investigate the response of consumers to resources with differing spatial and temporal dispersion regimes. Grey wolves (Canis lupus) and human hunters both provide resource subsidies to scavengers by provisioning them with the remains of their kills. Carrion from hunter kills is highly aggregated in time and space whereas carrion from wolf kills is more dispersed in both time and space. We estimated the total amount of carrion consumed by each scavenger species at both wolf and hunter kills over 4 years. Species with large feeding radii [bald eagles (Haliaeetus leucocephalus) and ravens (Corvus corax)], defined as the area over which a consumer can efficiently locate and integrate resources, dominated consumption at the highly aggregated hunter kills whereas competitively dominant species [coyotes (Canis latrans)] dominated at the more dispersed wolf kills. In addition, species diversity and the evenness of carrion consumption between scavengers was greater at wolf kills than at hunter kills while the total number of scavengers at hunter kills exceeded those at wolf kills. From a community perspective, the top–down effect of predation is likely to be stronger in the vicinity of highly aggregated resource pulses as species with large feeding radii switch to feeding on alternative prey once the resource pulse subsides.","container-title":"Ecology Letters","DOI":"10.1046/j.1461-0248.2003.00522.x","ISSN":"1461-0248","issue":"11","language":"en","note":"_eprint: https://onlinelibrary.wiley.com/doi/pdf/10.1046/j.1461-0248.2003.00522.x","page":"996-1003","source":"Wiley Online Library","title":"Resource dispersion and consumer dominance: scavenging at wolf- and hunter-killed carcasses in Greater Yellowstone, USA","title-short":"Resource dispersion and consumer dominance","volume":"6","author":[{"family":"Wilmers","given":"Christopher C."},{"family":"Stahler","given":"Daniel R."},{"family":"Crabtree","given":"Robert L."},{"family":"Smith","given":"Douglas W."},{"family":"Getz","given":"Wayne M."}],"issued":{"date-parts":[["2003"]]}}}],"schema":"https://github.com/citation-style-language/schema/raw/master/csl-citation.json"} </w:instrText>
-      </w:r>
-      <w:r>
-        <w:rPr>
-          <w:rFonts w:ascii="Arial" w:hAnsi="Arial" w:cs="Arial"/>
-          <w:color w:val="000000" w:themeColor="text1"/>
-          <w:sz w:val="22"/>
-          <w:szCs w:val="22"/>
-        </w:rPr>
-        <w:fldChar w:fldCharType="separate"/>
-      </w:r>
-      <w:r>
-        <w:rPr>
-          <w:rFonts w:ascii="Arial" w:hAnsi="Arial" w:cs="Arial"/>
-          <w:color w:val="000000" w:themeColor="text1"/>
-          <w:kern w:val="0"/>
-          <w:sz w:val="22"/>
-          <w:szCs w:val="22"/>
-        </w:rPr>
-        <w:t>(Wilmers et al. 2003</w:t>
+        <w:t>. In gray wolf (</w:t>
       </w:r>
       <w:r>
         <w:rPr>
@@ -810,21 +909,55 @@
           <w:i/>
           <w:iCs/>
           <w:color w:val="000000" w:themeColor="text1"/>
-          <w:kern w:val="0"/>
-          <w:sz w:val="22"/>
-          <w:szCs w:val="22"/>
-        </w:rPr>
-        <w:t>b</w:t>
-      </w:r>
-      <w:r>
-        <w:rPr>
-          <w:rFonts w:ascii="Arial" w:hAnsi="Arial" w:cs="Arial"/>
-          <w:color w:val="000000" w:themeColor="text1"/>
-          <w:kern w:val="0"/>
-          <w:sz w:val="22"/>
-          <w:szCs w:val="22"/>
-        </w:rPr>
-        <w:t>)</w:t>
+          <w:sz w:val="22"/>
+          <w:szCs w:val="22"/>
+        </w:rPr>
+        <w:t>Canis lupus</w:t>
+      </w:r>
+      <w:r>
+        <w:rPr>
+          <w:rFonts w:ascii="Arial" w:hAnsi="Arial" w:cs="Arial"/>
+          <w:color w:val="000000" w:themeColor="text1"/>
+          <w:sz w:val="22"/>
+          <w:szCs w:val="22"/>
+        </w:rPr>
+        <w:t xml:space="preserve">) dominated systems, natural carrion is temporally unpredictable due to wolves’ low hunting success rate </w:t>
+      </w:r>
+      <w:r>
+        <w:rPr>
+          <w:rFonts w:ascii="Arial" w:hAnsi="Arial" w:cs="Arial"/>
+          <w:color w:val="000000" w:themeColor="text1"/>
+          <w:sz w:val="22"/>
+          <w:szCs w:val="22"/>
+        </w:rPr>
+        <w:fldChar w:fldCharType="begin"/>
+      </w:r>
+      <w:r>
+        <w:rPr>
+          <w:rFonts w:ascii="Arial" w:hAnsi="Arial" w:cs="Arial"/>
+          <w:color w:val="000000" w:themeColor="text1"/>
+          <w:sz w:val="22"/>
+          <w:szCs w:val="22"/>
+        </w:rPr>
+        <w:instrText xml:space="preserve"> ADDIN ZOTERO_ITEM CSL_CITATION {"citationID":"J2wSJFyO","properties":{"formattedCitation":"(MacNulty 2002)","plainCitation":"(MacNulty 2002)","noteIndex":0},"citationItems":[{"id":1002,"uris":["http://zotero.org/users/9968163/items/GIYY9MWJ"],"itemData":{"id":1002,"type":"thesis","abstract":"Thesis (M.S.)--University of Minnesota, 2002. Includes Bibliographical references (leaves 47-52).","source":"ResearchGate","title":"The predatory sequence and the influence of injury risk on hunting behavior in the wolf","author":[{"family":"MacNulty","given":"Daniel"}],"issued":{"date-parts":[["2002",1,1]]}}}],"schema":"https://github.com/citation-style-language/schema/raw/master/csl-citation.json"} </w:instrText>
+      </w:r>
+      <w:r>
+        <w:rPr>
+          <w:rFonts w:ascii="Arial" w:hAnsi="Arial" w:cs="Arial"/>
+          <w:color w:val="000000" w:themeColor="text1"/>
+          <w:sz w:val="22"/>
+          <w:szCs w:val="22"/>
+        </w:rPr>
+        <w:fldChar w:fldCharType="separate"/>
+      </w:r>
+      <w:r>
+        <w:rPr>
+          <w:rFonts w:ascii="Arial" w:hAnsi="Arial" w:cs="Arial"/>
+          <w:color w:val="000000" w:themeColor="text1"/>
+          <w:sz w:val="22"/>
+          <w:szCs w:val="22"/>
+        </w:rPr>
+        <w:t>(MacNulty 2002)</w:t>
       </w:r>
       <w:r>
         <w:rPr>
@@ -842,7 +975,7 @@
           <w:sz w:val="22"/>
           <w:szCs w:val="22"/>
         </w:rPr>
-        <w:t xml:space="preserve">. Anthropogenic carrion is more temporally and spatially aggregated, with heavy harvest occurring around roadways and backcountry access points </w:t>
+        <w:t xml:space="preserve"> and occurs across a wide spatial scale </w:t>
       </w:r>
       <w:r>
         <w:rPr>
@@ -860,7 +993,7 @@
           <w:sz w:val="22"/>
           <w:szCs w:val="22"/>
         </w:rPr>
-        <w:instrText xml:space="preserve"> ADDIN ZOTERO_ITEM CSL_CITATION {"citationID":"wrKV41oM","properties":{"formattedCitation":"(Wilmers et al. 2003{\\i{}b})","plainCitation":"(Wilmers et al. 2003b)","noteIndex":0},"citationItems":[{"id":74,"uris":["http://zotero.org/users/9968163/items/CP2GY75A"],"itemData":{"id":74,"type":"article-journal","abstract":"The Greater Yellowstone Ecosystem in the northern Rocky Mountains provides the context for a natural experiment to investigate the response of consumers to resources with differing spatial and temporal dispersion regimes. Grey wolves (Canis lupus) and human hunters both provide resource subsidies to scavengers by provisioning them with the remains of their kills. Carrion from hunter kills is highly aggregated in time and space whereas carrion from wolf kills is more dispersed in both time and space. We estimated the total amount of carrion consumed by each scavenger species at both wolf and hunter kills over 4 years. Species with large feeding radii [bald eagles (Haliaeetus leucocephalus) and ravens (Corvus corax)], defined as the area over which a consumer can efficiently locate and integrate resources, dominated consumption at the highly aggregated hunter kills whereas competitively dominant species [coyotes (Canis latrans)] dominated at the more dispersed wolf kills. In addition, species diversity and the evenness of carrion consumption between scavengers was greater at wolf kills than at hunter kills while the total number of scavengers at hunter kills exceeded those at wolf kills. From a community perspective, the top–down effect of predation is likely to be stronger in the vicinity of highly aggregated resource pulses as species with large feeding radii switch to feeding on alternative prey once the resource pulse subsides.","container-title":"Ecology Letters","DOI":"10.1046/j.1461-0248.2003.00522.x","ISSN":"1461-0248","issue":"11","language":"en","note":"_eprint: https://onlinelibrary.wiley.com/doi/pdf/10.1046/j.1461-0248.2003.00522.x","page":"996-1003","source":"Wiley Online Library","title":"Resource dispersion and consumer dominance: scavenging at wolf- and hunter-killed carcasses in Greater Yellowstone, USA","title-short":"Resource dispersion and consumer dominance","volume":"6","author":[{"family":"Wilmers","given":"Christopher C."},{"family":"Stahler","given":"Daniel R."},{"family":"Crabtree","given":"Robert L."},{"family":"Smith","given":"Douglas W."},{"family":"Getz","given":"Wayne M."}],"issued":{"date-parts":[["2003"]]}}}],"schema":"https://github.com/citation-style-language/schema/raw/master/csl-citation.json"} </w:instrText>
+        <w:instrText xml:space="preserve"> ADDIN ZOTERO_ITEM CSL_CITATION {"citationID":"37yzpvyr","properties":{"formattedCitation":"(Wilmers et al. 2003{\\i{}b})","plainCitation":"(Wilmers et al. 2003b)","noteIndex":0},"citationItems":[{"id":12,"uris":["http://zotero.org/users/9968163/items/CP2GY75A"],"itemData":{"id":12,"type":"article-journal","abstract":"The Greater Yellowstone Ecosystem in the northern Rocky Mountains provides the context for a natural experiment to investigate the response of consumers to resources with differing spatial and temporal dispersion regimes. Grey wolves (Canis lupus) and human hunters both provide resource subsidies to scavengers by provisioning them with the remains of their kills. Carrion from hunter kills is highly aggregated in time and space whereas carrion from wolf kills is more dispersed in both time and space. We estimated the total amount of carrion consumed by each scavenger species at both wolf and hunter kills over 4 years. Species with large feeding radii [bald eagles (Haliaeetus leucocephalus) and ravens (Corvus corax)], defined as the area over which a consumer can efficiently locate and integrate resources, dominated consumption at the highly aggregated hunter kills whereas competitively dominant species [coyotes (Canis latrans)] dominated at the more dispersed wolf kills. In addition, species diversity and the evenness of carrion consumption between scavengers was greater at wolf kills than at hunter kills while the total number of scavengers at hunter kills exceeded those at wolf kills. From a community perspective, the top–down effect of predation is likely to be stronger in the vicinity of highly aggregated resource pulses as species with large feeding radii switch to feeding on alternative prey once the resource pulse subsides.","container-title":"Ecology Letters","DOI":"10.1046/j.1461-0248.2003.00522.x","ISSN":"1461-0248","issue":"11","language":"en","note":"_eprint: https://onlinelibrary.wiley.com/doi/pdf/10.1046/j.1461-0248.2003.00522.x","page":"996-1003","source":"Wiley Online Library","title":"Resource dispersion and consumer dominance: scavenging at wolf- and hunter-killed carcasses in Greater Yellowstone, USA","title-short":"Resource dispersion and consumer dominance","volume":"6","author":[{"family":"Wilmers","given":"Christopher C."},{"family":"Stahler","given":"Daniel R."},{"family":"Crabtree","given":"Robert L."},{"family":"Smith","given":"Douglas W."},{"family":"Getz","given":"Wayne M."}],"issued":{"date-parts":[["2003"]]}}}],"schema":"https://github.com/citation-style-language/schema/raw/master/csl-citation.json"} </w:instrText>
       </w:r>
       <w:r>
         <w:rPr>
@@ -919,45 +1052,34 @@
           <w:sz w:val="22"/>
           <w:szCs w:val="22"/>
         </w:rPr>
-        <w:t xml:space="preserve">. Human persecution of larger carnivores and mesocarnivores also prevent certain </w:t>
-      </w:r>
-      <w:r>
-        <w:rPr>
-          <w:rFonts w:ascii="Arial" w:hAnsi="Arial" w:cs="Arial"/>
-          <w:color w:val="000000" w:themeColor="text1"/>
-          <w:sz w:val="22"/>
-          <w:szCs w:val="22"/>
-        </w:rPr>
-        <w:t>scavengers</w:t>
-      </w:r>
-      <w:r>
-        <w:rPr>
-          <w:rFonts w:ascii="Arial" w:hAnsi="Arial" w:cs="Arial"/>
-          <w:color w:val="000000" w:themeColor="text1"/>
-          <w:sz w:val="22"/>
-          <w:szCs w:val="22"/>
-        </w:rPr>
-        <w:t>, such as coyotes (</w:t>
-      </w:r>
-      <w:r>
-        <w:rPr>
-          <w:rFonts w:ascii="Arial" w:hAnsi="Arial" w:cs="Arial"/>
-          <w:i/>
-          <w:iCs/>
-          <w:color w:val="000000" w:themeColor="text1"/>
-          <w:sz w:val="22"/>
-          <w:szCs w:val="22"/>
-        </w:rPr>
-        <w:t>Canis latrans</w:t>
-      </w:r>
-      <w:r>
-        <w:rPr>
-          <w:rFonts w:ascii="Arial" w:hAnsi="Arial" w:cs="Arial"/>
-          <w:color w:val="000000" w:themeColor="text1"/>
-          <w:sz w:val="22"/>
-          <w:szCs w:val="22"/>
-        </w:rPr>
-        <w:t xml:space="preserve">) and wolves, from safely accessing spaces with anthropogenic carrion, consequently excluding dominant competitors </w:t>
+        <w:t>. While this difference in</w:t>
+      </w:r>
+      <w:r>
+        <w:rPr>
+          <w:rFonts w:ascii="Arial" w:hAnsi="Arial" w:cs="Arial"/>
+          <w:color w:val="000000" w:themeColor="text1"/>
+          <w:sz w:val="22"/>
+          <w:szCs w:val="22"/>
+        </w:rPr>
+        <w:t xml:space="preserve"> carrion</w:t>
+      </w:r>
+      <w:r>
+        <w:rPr>
+          <w:rFonts w:ascii="Arial" w:hAnsi="Arial" w:cs="Arial"/>
+          <w:color w:val="000000" w:themeColor="text1"/>
+          <w:sz w:val="22"/>
+          <w:szCs w:val="22"/>
+        </w:rPr>
+        <w:t xml:space="preserve"> predictability does not always result in variation in overall usage by scavenger population</w:t>
+      </w:r>
+      <w:r>
+        <w:rPr>
+          <w:rFonts w:ascii="Arial" w:hAnsi="Arial" w:cs="Arial"/>
+          <w:color w:val="000000" w:themeColor="text1"/>
+          <w:sz w:val="22"/>
+          <w:szCs w:val="22"/>
+        </w:rPr>
+        <w:t xml:space="preserve"> </w:t>
       </w:r>
       <w:r>
         <w:rPr>
@@ -975,7 +1097,7 @@
           <w:sz w:val="22"/>
           <w:szCs w:val="22"/>
         </w:rPr>
-        <w:instrText xml:space="preserve"> ADDIN ZOTERO_ITEM CSL_CITATION {"citationID":"Wi4D0ian","properties":{"formattedCitation":"(Wilmers et al. 2003{\\i{}b})","plainCitation":"(Wilmers et al. 2003b)","noteIndex":0},"citationItems":[{"id":74,"uris":["http://zotero.org/users/9968163/items/CP2GY75A"],"itemData":{"id":74,"type":"article-journal","abstract":"The Greater Yellowstone Ecosystem in the northern Rocky Mountains provides the context for a natural experiment to investigate the response of consumers to resources with differing spatial and temporal dispersion regimes. Grey wolves (Canis lupus) and human hunters both provide resource subsidies to scavengers by provisioning them with the remains of their kills. Carrion from hunter kills is highly aggregated in time and space whereas carrion from wolf kills is more dispersed in both time and space. We estimated the total amount of carrion consumed by each scavenger species at both wolf and hunter kills over 4 years. Species with large feeding radii [bald eagles (Haliaeetus leucocephalus) and ravens (Corvus corax)], defined as the area over which a consumer can efficiently locate and integrate resources, dominated consumption at the highly aggregated hunter kills whereas competitively dominant species [coyotes (Canis latrans)] dominated at the more dispersed wolf kills. In addition, species diversity and the evenness of carrion consumption between scavengers was greater at wolf kills than at hunter kills while the total number of scavengers at hunter kills exceeded those at wolf kills. From a community perspective, the top–down effect of predation is likely to be stronger in the vicinity of highly aggregated resource pulses as species with large feeding radii switch to feeding on alternative prey once the resource pulse subsides.","container-title":"Ecology Letters","DOI":"10.1046/j.1461-0248.2003.00522.x","ISSN":"1461-0248","issue":"11","language":"en","note":"_eprint: https://onlinelibrary.wiley.com/doi/pdf/10.1046/j.1461-0248.2003.00522.x","page":"996-1003","source":"Wiley Online Library","title":"Resource dispersion and consumer dominance: scavenging at wolf- and hunter-killed carcasses in Greater Yellowstone, USA","title-short":"Resource dispersion and consumer dominance","volume":"6","author":[{"family":"Wilmers","given":"Christopher C."},{"family":"Stahler","given":"Daniel R."},{"family":"Crabtree","given":"Robert L."},{"family":"Smith","given":"Douglas W."},{"family":"Getz","given":"Wayne M."}],"issued":{"date-parts":[["2003"]]}}}],"schema":"https://github.com/citation-style-language/schema/raw/master/csl-citation.json"} </w:instrText>
+        <w:instrText xml:space="preserve"> ADDIN ZOTERO_ITEM CSL_CITATION {"citationID":"gKXDwAga","properties":{"unsorted":false,"formattedCitation":"(De Pelsmaeker et al. 2024)","plainCitation":"(De Pelsmaeker et al. 2024)","noteIndex":0},"citationItems":[{"id":370,"uris":["http://zotero.org/users/9968163/items/7G3FZB4D"],"itemData":{"id":370,"type":"article-journal","abstract":"In temperate regions, larger mammalian carrion naturally occurs in terrestrial landscapes as a pulsed resource towards the end of the winter through enhanced ungulate mortality due to starvation or exhaustion. The return of large carnivores in Central Europe provides carrion more equally throughout the year and the active enhancement of carrion for biodiversity by game managers has increased, raising the question of how different scavengers respond to the temporal variation in carrion supply. To address this question, we experimentally deployed 106 cervid carcasses throughout the year in a temperate forest of south-eastern Germany on two types of plots: permanent (i.e., site with multiple subsequent deployments) or random (i.e., site with unique deployment), and reported vertebrate scavenger visitations by camera trapping. Deployment on random or permanent sites did not affect carrion use by any single species. Generalized additive modelling revealed that vertebrate scavenging peaked in the winter season and summer independent of carrion supply. Still, different scavenger species showed different temporal patterns. While wild boar as ungulate omnivores did not display any seasonal patterns, avian scavengers showed significant variation in visitation rates. The mesopredator red fox consumed carrion significantly more often from late winter to summer, while pine marten was present at carrion only during winter. Finally, the specialist large carnivore Eurasian lynx, visited carrion sites most frequently in late winter and early spring. Our results suggest that global warming might impact some groups of vertebrate scavengers more strongly than others by reducing carrion availability in late winter, while returning carnivores could mitigate these impacts.","container-title":"Basic and Applied Ecology","DOI":"10.1016/j.baae.2024.05.005","ISSN":"1439-1791","journalAbbreviation":"Basic and Applied Ecology","page":"57-64","source":"ScienceDirect","title":"Seasonal variability of scavenger visitations is independent of carrion predictability","volume":"79","author":[{"family":"De Pelsmaeker","given":"Nicolas"},{"family":"Ferry","given":"Nicolas"},{"family":"Stiegler","given":"Jonas"},{"family":"Selva","given":"Nuria"},{"family":"Hoermann","given":"Christian","non-dropping-particle":"von"},{"family":"Müller","given":"Jörg"},{"family":"Heurich","given":"Marco"}],"issued":{"date-parts":[["2024",9,1]]}}}],"schema":"https://github.com/citation-style-language/schema/raw/master/csl-citation.json"} </w:instrText>
       </w:r>
       <w:r>
         <w:rPr>
@@ -989,34 +1111,10 @@
       <w:r>
         <w:rPr>
           <w:rFonts w:ascii="Arial" w:hAnsi="Arial" w:cs="Arial"/>
-          <w:color w:val="000000" w:themeColor="text1"/>
-          <w:kern w:val="0"/>
-          <w:sz w:val="22"/>
-          <w:szCs w:val="22"/>
-        </w:rPr>
-        <w:t>(Wilmers et al. 2003</w:t>
-      </w:r>
-      <w:r>
-        <w:rPr>
-          <w:rFonts w:ascii="Arial" w:hAnsi="Arial" w:cs="Arial"/>
-          <w:i/>
-          <w:iCs/>
-          <w:color w:val="000000" w:themeColor="text1"/>
-          <w:kern w:val="0"/>
-          <w:sz w:val="22"/>
-          <w:szCs w:val="22"/>
-        </w:rPr>
-        <w:t>b</w:t>
-      </w:r>
-      <w:r>
-        <w:rPr>
-          <w:rFonts w:ascii="Arial" w:hAnsi="Arial" w:cs="Arial"/>
-          <w:color w:val="000000" w:themeColor="text1"/>
-          <w:kern w:val="0"/>
-          <w:sz w:val="22"/>
-          <w:szCs w:val="22"/>
-        </w:rPr>
-        <w:t>)</w:t>
+          <w:sz w:val="22"/>
+          <w:szCs w:val="22"/>
+        </w:rPr>
+        <w:t>(De Pelsmaeker et al. 2024)</w:t>
       </w:r>
       <w:r>
         <w:rPr>
@@ -1034,7 +1132,87 @@
           <w:sz w:val="22"/>
           <w:szCs w:val="22"/>
         </w:rPr>
-        <w:t xml:space="preserve">. This reduces the costs of exploiting anthropogenic resources for smaller scavengers. </w:t>
+        <w:t>, i</w:t>
+      </w:r>
+      <w:r>
+        <w:rPr>
+          <w:rFonts w:ascii="Arial" w:hAnsi="Arial" w:cs="Arial"/>
+          <w:color w:val="000000" w:themeColor="text1"/>
+          <w:sz w:val="22"/>
+          <w:szCs w:val="22"/>
+        </w:rPr>
+        <w:t>t</w:t>
+      </w:r>
+      <w:r>
+        <w:rPr>
+          <w:rFonts w:ascii="Arial" w:hAnsi="Arial" w:cs="Arial"/>
+          <w:color w:val="000000" w:themeColor="text1"/>
+          <w:sz w:val="22"/>
+          <w:szCs w:val="22"/>
+        </w:rPr>
+        <w:t xml:space="preserve"> can impact the decision making of individuals</w:t>
+      </w:r>
+      <w:r>
+        <w:rPr>
+          <w:rFonts w:ascii="Arial" w:hAnsi="Arial" w:cs="Arial"/>
+          <w:color w:val="000000" w:themeColor="text1"/>
+          <w:sz w:val="22"/>
+          <w:szCs w:val="22"/>
+        </w:rPr>
+        <w:t xml:space="preserve"> </w:t>
+      </w:r>
+      <w:r>
+        <w:rPr>
+          <w:rFonts w:ascii="Arial" w:hAnsi="Arial" w:cs="Arial"/>
+          <w:color w:val="000000" w:themeColor="text1"/>
+          <w:sz w:val="22"/>
+          <w:szCs w:val="22"/>
+        </w:rPr>
+        <w:fldChar w:fldCharType="begin"/>
+      </w:r>
+      <w:r>
+        <w:rPr>
+          <w:rFonts w:ascii="Arial" w:hAnsi="Arial" w:cs="Arial"/>
+          <w:color w:val="000000" w:themeColor="text1"/>
+          <w:sz w:val="22"/>
+          <w:szCs w:val="22"/>
+        </w:rPr>
+        <w:instrText xml:space="preserve"> ADDIN ZOTERO_ITEM CSL_CITATION {"citationID":"5xyaxTSE","properties":{"unsorted":false,"formattedCitation":"(Loretto et al. 2026)","plainCitation":"(Loretto et al. 2026)","noteIndex":0},"citationItems":[{"id":1570,"uris":["http://zotero.org/users/9968163/items/BAM3LF88"],"itemData":{"id":1570,"type":"article-journal","abstract":"Scavengers generally rely on patchily distributed, unpredictable carrion. A long-standing hypothesis suggests scavenging ravens reliably locate such food by directly following large carnivores to their kills. However, by satellite tracking 69 ravens, 20 wolves, and 11 cougars in Yellowstone National Park, we found that following of predators over large distances rarely occurred. Instead, ravens routinely revisited sites where wolf kills were common—returning from distances of up to 155 kilometers to find carrion. Much like navigating to permanent anthropogenic subsidies, ravens appear to remember potential sources of carrion shaped by previous encounters with wolves or their kills. These findings suggest that spatial memory and navigation play a considerably greater role than previously assumed among scavengers, and possibly other wide-ranging species, in search of ephemeral resources.","citation-key":"lorettoRavensAnticipateWolf2026","container-title":"Science","DOI":"10.1126/science.adz9467","issue":"6790","page":"1151-1154","publisher":"American Association for the Advancement of Science","source":"science.org (Atypon)","title":"Ravens anticipate wolf kill sites across broad scales","volume":"391","author":[{"family":"Loretto","given":"Matthias-Claudio"},{"family":"Beck","given":"Kristina B."},{"family":"Smith","given":"Douglas W."},{"family":"Stahler","given":"Daniel R."},{"family":"Walker","given":"Lauren E."},{"family":"Wikelski","given":"Martin"},{"family":"Mueller","given":"Thomas"},{"family":"Safi","given":"Kamran"},{"family":"Marzluff","given":"John M."}],"issued":{"date-parts":[["2026",3,12]]}}}],"schema":"https://github.com/citation-style-language/schema/raw/master/csl-citation.json"} </w:instrText>
+      </w:r>
+      <w:r>
+        <w:rPr>
+          <w:rFonts w:ascii="Arial" w:hAnsi="Arial" w:cs="Arial"/>
+          <w:color w:val="000000" w:themeColor="text1"/>
+          <w:sz w:val="22"/>
+          <w:szCs w:val="22"/>
+        </w:rPr>
+        <w:fldChar w:fldCharType="separate"/>
+      </w:r>
+      <w:r>
+        <w:rPr>
+          <w:rFonts w:ascii="Arial" w:hAnsi="Arial" w:cs="Arial"/>
+          <w:sz w:val="22"/>
+          <w:szCs w:val="22"/>
+        </w:rPr>
+        <w:t>(Loretto et al. 2026)</w:t>
+      </w:r>
+      <w:r>
+        <w:rPr>
+          <w:rFonts w:ascii="Arial" w:hAnsi="Arial" w:cs="Arial"/>
+          <w:color w:val="000000" w:themeColor="text1"/>
+          <w:sz w:val="22"/>
+          <w:szCs w:val="22"/>
+        </w:rPr>
+        <w:fldChar w:fldCharType="end"/>
+      </w:r>
+      <w:r>
+        <w:rPr>
+          <w:rFonts w:ascii="Arial" w:hAnsi="Arial" w:cs="Arial"/>
+          <w:color w:val="000000" w:themeColor="text1"/>
+          <w:sz w:val="22"/>
+          <w:szCs w:val="22"/>
+        </w:rPr>
+        <w:t>.</w:t>
       </w:r>
     </w:p>
     <w:p>
@@ -1134,7 +1312,7 @@
           <w:sz w:val="22"/>
           <w:szCs w:val="22"/>
         </w:rPr>
-        <w:instrText xml:space="preserve"> ADDIN ZOTERO_ITEM CSL_CITATION {"citationID":"qOdvttjn","properties":{"formattedCitation":"(Harrington 1978, Stahler et al. 2002)","plainCitation":"(Harrington 1978, Stahler et al. 2002)","noteIndex":0},"citationItems":[{"id":896,"uris":["http://zotero.org/users/9968163/items/2NY8I6XX"],"itemData":{"id":896,"type":"article-journal","container-title":"The Condor","DOI":"10.2307/1367925","ISSN":"00105422","issue":"2","journalAbbreviation":"The Condor","language":"en","page":"236","source":"DOI.org (Crossref)","title":"Ravens Attracted to Wolf Howling","volume":"80","author":[{"family":"Harrington","given":"Fred H."}],"issued":{"date-parts":[["1978"]]}}},{"id":61,"uris":["http://zotero.org/users/9968163/items/QBNZNE2M"],"itemData":{"id":61,"type":"article-journal","abstract":"One foraging strategy that scavengers can employ to discover unpredictable food sources is to associate directly with predators who inadvertently provide food. The common raven, a well known feeding generalist, is also a prominent scavenger of wolves' kills and is found to be in close association with this predator. We tested the hypothesis that ravens preferentially associate with wolves in winter as a kleptoparasitic foraging strategy. The presence, absence and behaviour of ravens was documented during winter observations of wolves, coyotes, Canis latrans, and elk, Cervus elaphus, as well as the landscape in the absence of these three species. Ravens were found to be in close association with wolves when they were travelling, resting and hunting prey. In comparison, ravens showed no significant association with coyotes, elk or areas on the landscape in the absence of wolves. We also compared ravens' discovery success of wolf-killed and nonwolf-killed carcasses and their behavioural response upon discovery. Ravens found all wolf kills almost immediately and remained at the carcass to feed alongside wolves after the death of the prey. In contrast, ravens were less successful discovering experimentally placed carcasses in the same study region, and did not land or feed despite the availability of fresh, exposed meat. Our results show that ravens' association with wolves is not just an incidental and proximate by-product of the presence of fresh meat. Instead, we show that ravens preferentially associate with wolves in both the presence and absence of food, resulting in the discovery of carcasses and suppression of ravens' innate fear of novel food sources. Through this mode of social foraging, ravens may experience increased foraging efficiency in the use of an otherwise spatially and temporally unpredictable food source.Copyright 2002 The Association for the Study of Animal Behaviour. Published by Elsevier Science Ltd. All rights reserved .","container-title":"Animal Behaviour","DOI":"10.1006/anbe.2002.3047","ISSN":"0003-3472","issue":"2","language":"en","page":"283-290","source":"ScienceDirect","title":"Common ravens, Corvus corax, preferentially associate with grey wolves, Canis lupus, as a foraging strategy in winter","volume":"64","author":[{"family":"Stahler","given":"Daniel"},{"family":"Heinrich","given":"Bernd"},{"family":"Smith","given":"Douglas"}],"issued":{"date-parts":[["2002",8,1]]}}}],"schema":"https://github.com/citation-style-language/schema/raw/master/csl-citation.json"} </w:instrText>
+        <w:instrText xml:space="preserve"> ADDIN ZOTERO_ITEM CSL_CITATION {"citationID":"qOdvttjn","properties":{"formattedCitation":"(Harrington 1978, Stahler et al. 2002)","plainCitation":"(Harrington 1978, Stahler et al. 2002)","noteIndex":0},"citationItems":[{"id":907,"uris":["http://zotero.org/users/9968163/items/2NY8I6XX"],"itemData":{"id":907,"type":"article-journal","container-title":"The Condor","DOI":"10.2307/1367925","ISSN":"00105422","issue":"2","journalAbbreviation":"The Condor","language":"en","page":"236","source":"DOI.org (Crossref)","title":"Ravens Attracted to Wolf Howling","volume":"80","author":[{"family":"Harrington","given":"Fred H."}],"issued":{"date-parts":[["1978"]]}}},{"id":30,"uris":["http://zotero.org/users/9968163/items/QBNZNE2M"],"itemData":{"id":30,"type":"article-journal","abstract":"One foraging strategy that scavengers can employ to discover unpredictable food sources is to associate directly with predators who inadvertently provide food. The common raven, a well known feeding generalist, is also a prominent scavenger of wolves' kills and is found to be in close association with this predator. We tested the hypothesis that ravens preferentially associate with wolves in winter as a kleptoparasitic foraging strategy. The presence, absence and behaviour of ravens was documented during winter observations of wolves, coyotes, Canis latrans, and elk, Cervus elaphus, as well as the landscape in the absence of these three species. Ravens were found to be in close association with wolves when they were travelling, resting and hunting prey. In comparison, ravens showed no significant association with coyotes, elk or areas on the landscape in the absence of wolves. We also compared ravens' discovery success of wolf-killed and nonwolf-killed carcasses and their behavioural response upon discovery. Ravens found all wolf kills almost immediately and remained at the carcass to feed alongside wolves after the death of the prey. In contrast, ravens were less successful discovering experimentally placed carcasses in the same study region, and did not land or feed despite the availability of fresh, exposed meat. Our results show that ravens' association with wolves is not just an incidental and proximate by-product of the presence of fresh meat. Instead, we show that ravens preferentially associate with wolves in both the presence and absence of food, resulting in the discovery of carcasses and suppression of ravens' innate fear of novel food sources. Through this mode of social foraging, ravens may experience increased foraging efficiency in the use of an otherwise spatially and temporally unpredictable food source.Copyright 2002 The Association for the Study of Animal Behaviour. Published by Elsevier Science Ltd. All rights reserved .","container-title":"Animal Behaviour","DOI":"10.1006/anbe.2002.3047","ISSN":"0003-3472","issue":"2","language":"en","page":"283-290","source":"ScienceDirect","title":"Common ravens, Corvus corax, preferentially associate with grey wolves, Canis lupus, as a foraging strategy in winter","volume":"64","author":[{"family":"Stahler","given":"Daniel"},{"family":"Heinrich","given":"Bernd"},{"family":"Smith","given":"Douglas"}],"issued":{"date-parts":[["2002",8,1]]}}}],"schema":"https://github.com/citation-style-language/schema/raw/master/csl-citation.json"} </w:instrText>
       </w:r>
       <w:r>
         <w:rPr>
@@ -1188,7 +1366,7 @@
           <w:sz w:val="22"/>
           <w:szCs w:val="22"/>
         </w:rPr>
-        <w:instrText xml:space="preserve"> ADDIN ZOTERO_ITEM CSL_CITATION {"citationID":"lNxxW5Tx","properties":{"formattedCitation":"(White 2005, Marzluff et al. 2021)","plainCitation":"(White 2005, Marzluff et al. 2021)","noteIndex":0},"citationItems":[{"id":87,"uris":["http://zotero.org/users/9968163/items/4AXU568S"],"itemData":{"id":87,"type":"article-journal","abstract":"We have long known that corvids are adaptively flexible in behavior, but have rarely tested their flexibility and creativity in solving problems outside the laboratory. Through a carefully controlled experiment conducted in the wild, I have found that Common Ravens (Corvus corax) fly toward gunshot sounds, presumably in order to locate animal gut piles left by hunters. This is the first conclusive evidence of any scavenger species pursuing gunshots. Furthermore, ravens exhibited this behavior only when gunshots were fired from within forested habitat, when the shots may be most valuable to them for locating gut piles. Interestingly, raven behaviors suggest that they may have learned the usefulness of gunshots by substituting them for other previously known sounds already used to locate food in the wild.","container-title":"Ecology","DOI":"10.1890/03-3185","ISSN":"1939-9170","issue":"4","language":"en","note":"_eprint: https://onlinelibrary.wiley.com/doi/pdf/10.1890/03-3185","page":"1057-1060","source":"Wiley Online Library","title":"Hunters Ring Dinner Bell for Ravens: Experimental Evidence of a Unique Foraging Strategy","title-short":"Hunters Ring Dinner Bell for Ravens","volume":"86","author":[{"family":"White","given":"Crow"}],"issued":{"date-parts":[["2005"]]}}},{"id":972,"uris":["http://zotero.org/users/9968163/items/W246K25Z"],"itemData":{"id":972,"type":"article-journal","abstract":"Common ravens (Corvus corax; ravens) are generalist predators that pose a threat to several rare wildlife species in the western United States. Recent increases in raven populations, which are fueled by increased human subsidies—notably food, water, and nest sites—are concerning to those seeking to conserve rare species. Due to the challenges and inefficiencies of reducing or eliminating subsidies, managers increasingly rely on lethal removal of ravens. Over 125,000 ravens were killed by the U.S. Government from 1996 to 2019, and annual removals have increased 4-fold from the 1990s to mid-2010s. We contend that lethal removal of ravens, while capable of improving the reproduction of rare species, is at best a short-term and ethically untenable solution to a problem that will continue to grow until subsidies are meaningfully reduced or made inaccessible to ravens. In part because of ravens’ abilities to track natural and anthropogenic resources across unfamiliar and expansive areas, the removal of subsidies can lead to sustained shifts in raven abundance, which can have longlasting benefits for sensitive species. In the Greater Yellowstone Ecosystem, USA, for example, we documented extensive use of human subsidies during fall/winter, daily 1-way commutes regularly in excess of 50 km by territorial birds to such subsidies, and dispersals of &gt;700 km by nonbreeders that exploited food and roost subsidies. We call for managers to embrace new approaches to subsidy reduction including: increased involvement of conservation social scientists; increased enforcement of local, state, and federal laws; and increased deployment of a diversity of new technologies to haze and aversively condition ravens. Tackling the hard job of reducing subsidies over the expansive area exploited by ravens is right because it will increase the integrity, stability, and beauty of western ecosystems.","container-title":"Human-Wildlife Interaction","issue":"3","language":"en","page":"516-533","source":"Zotero","title":"Thinking Like a Raven: Restoring Integrity, Stability, and Beauty to Western Ecosystems","volume":"15","author":[{"family":"Marzluff","given":"John M"},{"family":"Loretto","given":"Matthias-Claudio"},{"family":"Ho","given":"Cameron K."},{"family":"Coleman","given":"Georgia W."},{"family":"Restani","given":"Marco"}],"issued":{"date-parts":[["2021"]]}}}],"schema":"https://github.com/citation-style-language/schema/raw/master/csl-citation.json"} </w:instrText>
+        <w:instrText xml:space="preserve"> ADDIN ZOTERO_ITEM CSL_CITATION {"citationID":"lNxxW5Tx","properties":{"formattedCitation":"(White 2005, Marzluff et al. 2021)","plainCitation":"(White 2005, Marzluff et al. 2021)","noteIndex":0},"citationItems":[{"id":15,"uris":["http://zotero.org/users/9968163/items/4AXU568S"],"itemData":{"id":15,"type":"article-journal","abstract":"We have long known that corvids are adaptively flexible in behavior, but have rarely tested their flexibility and creativity in solving problems outside the laboratory. Through a carefully controlled experiment conducted in the wild, I have found that Common Ravens (Corvus corax) fly toward gunshot sounds, presumably in order to locate animal gut piles left by hunters. This is the first conclusive evidence of any scavenger species pursuing gunshots. Furthermore, ravens exhibited this behavior only when gunshots were fired from within forested habitat, when the shots may be most valuable to them for locating gut piles. Interestingly, raven behaviors suggest that they may have learned the usefulness of gunshots by substituting them for other previously known sounds already used to locate food in the wild.","container-title":"Ecology","DOI":"10.1890/03-3185","ISSN":"1939-9170","issue":"4","language":"en","note":"_eprint: https://onlinelibrary.wiley.com/doi/pdf/10.1890/03-3185","page":"1057-1060","source":"Wiley Online Library","title":"Hunters Ring Dinner Bell for Ravens: Experimental Evidence of a Unique Foraging Strategy","title-short":"Hunters Ring Dinner Bell for Ravens","volume":"86","author":[{"family":"White","given":"Crow"}],"issued":{"date-parts":[["2005"]]}}},{"id":1028,"uris":["http://zotero.org/users/9968163/items/W246K25Z"],"itemData":{"id":1028,"type":"article-journal","abstract":"Common ravens (Corvus corax; ravens) are generalist predators that pose a threat to several rare wildlife species in the western United States. Recent increases in raven populations, which are fueled by increased human subsidies—notably food, water, and nest sites—are concerning to those seeking to conserve rare species. Due to the challenges and inefficiencies of reducing or eliminating subsidies, managers increasingly rely on lethal removal of ravens. Over 125,000 ravens were killed by the U.S. Government from 1996 to 2019, and annual removals have increased 4-fold from the 1990s to mid-2010s. We contend that lethal removal of ravens, while capable of improving the reproduction of rare species, is at best a short-term and ethically untenable solution to a problem that will continue to grow until subsidies are meaningfully reduced or made inaccessible to ravens. In part because of ravens’ abilities to track natural and anthropogenic resources across unfamiliar and expansive areas, the removal of subsidies can lead to sustained shifts in raven abundance, which can have longlasting benefits for sensitive species. In the Greater Yellowstone Ecosystem, USA, for example, we documented extensive use of human subsidies during fall/winter, daily 1-way commutes regularly in excess of 50 km by territorial birds to such subsidies, and dispersals of &gt;700 km by nonbreeders that exploited food and roost subsidies. We call for managers to embrace new approaches to subsidy reduction including: increased involvement of conservation social scientists; increased enforcement of local, state, and federal laws; and increased deployment of a diversity of new technologies to haze and aversively condition ravens. Tackling the hard job of reducing subsidies over the expansive area exploited by ravens is right because it will increase the integrity, stability, and beauty of western ecosystems.","container-title":"Human-Wildlife Interaction","issue":"3","language":"en","page":"516-533","source":"Zotero","title":"Thinking Like a Raven: Restoring Integrity, Stability, and Beauty to Western Ecosystems","volume":"15","author":[{"family":"Marzluff","given":"John M"},{"family":"Loretto","given":"Matthias-Claudio"},{"family":"Ho","given":"Cameron K."},{"family":"Coleman","given":"Georgia W."},{"family":"Restani","given":"Marco"}],"issued":{"date-parts":[["2021"]]}}}],"schema":"https://github.com/citation-style-language/schema/raw/master/csl-citation.json"} </w:instrText>
       </w:r>
       <w:r>
         <w:rPr>
@@ -1242,7 +1420,7 @@
           <w:sz w:val="22"/>
           <w:szCs w:val="22"/>
         </w:rPr>
-        <w:instrText xml:space="preserve"> ADDIN ZOTERO_ITEM CSL_CITATION {"citationID":"FQoPVxFI","properties":{"formattedCitation":"(Walker et al. 2018)","plainCitation":"(Walker et al. 2018)","noteIndex":0},"citationItems":[{"id":88,"uris":["http://zotero.org/users/9968163/items/QYPZ7UF9"],"itemData":{"id":88,"type":"article-journal","abstract":"Top predators have cascading effects throughout the food web, but their impacts on scavenger abundance are largely unknown. Gray wolves (Canis lupus) provide carrion to a suite of scavenger species, including the common raven (Corvus corax). Ravens are wide</w:instrText>
+        <w:instrText xml:space="preserve"> ADDIN ZOTERO_ITEM CSL_CITATION {"citationID":"FQoPVxFI","properties":{"formattedCitation":"(Walker et al. 2018)","plainCitation":"(Walker et al. 2018)","noteIndex":0},"citationItems":[{"id":21,"uris":["http://zotero.org/users/9968163/items/QYPZ7UF9"],"itemData":{"id":21,"type":"article-journal","abstract":"Top predators have cascading effects throughout the food web, but their impacts on scavenger abundance are largely unknown. Gray wolves (Canis lupus) provide carrion to a suite of scavenger species, including the common raven (Corvus corax). Ravens are wide</w:instrText>
       </w:r>
       <w:r>
         <w:rPr>
@@ -1386,7 +1564,7 @@
           <w:sz w:val="22"/>
           <w:szCs w:val="22"/>
         </w:rPr>
-        <w:instrText xml:space="preserve"> ADDIN ZOTERO_ITEM CSL_CITATION {"citationID":"YuEWo5My","properties":{"formattedCitation":"(Heinrich 1988)","plainCitation":"(Heinrich 1988)","noteIndex":0},"citationItems":[{"id":78,"uris":["http://zotero.org/users/9968163/items/SABQUNDV"],"itemData":{"id":78,"type":"article-journal","abstract":"Large animal carcasses provide a highly clumped rich source of food for ravens that should be worth defending, yet in the forests of Maine and Vermont ravens commonly feed in groups. Ravens discover baits flying singly or in pairs, but after a bait is discovered they usually arrive in groups. In contrast, the maximum number of blue jays and crows eventually attending a bait is close to those discovering it. Unlike in crows and jays, two patterns of bait use are seen in ravens: baits are used by mated resident pairs or by large crowds (sometimes exceeding 40 individuals). This pattern is unrelated to bait size from at least 9 kg to 400 kg. Eightytwo of 91 individually marked ravens from 4 feeding crowds were juveniles and/or non-breeders. Observations of the marked ravens for parts of two winters indicate that the non-breeders are vagrant and/or they range over at least 1800 km2 in their foraging. Most of the over 135 baits (totalling nearly 8 t of meat) distributed over 50 km were discovered by ravens within a week, and most were consumed by crowds of ravens. The vagrants coming in crowds have (unlike the territorial adults) specific vocalizations in the bait vicinity that are a powerful recruitment stimulus in playback experiments. Vagrants sometimes feed alone, but in the presence of territorial adults they feed only in groups. Resident adults chase or attack vagrants, but mildly tolerate them (and even join them) when they come in large groups. I conclude from my observations that the feeding crowds of ravens consist primarily of juvenile non-breeding vagrants who (unlike some resident adults) roost communally and who vigorously recruit each other in part to neutralize the aggressiveness of resident adults defending prized food bonanzas. The ravens' recruitment results in a sharing that reduces the temporal patchiness of extremely rare food bonanzas, and it permits the non-territorial vagrants to specialize on carcasses in the winter.","container-title":"Behavioral Ecology and Sociobiology","ISSN":"0340-5443","issue":"3","page":"141-156","publisher":"Springer","source":"JSTOR","title":"Winter Foraging at Carcasses by Three Sympatric Corvids, with Emphasis on Recruitment by the Raven, Corvus corax","volume":"23","author":[{"family":"Heinrich","given":"B."}],"issued":{"date-parts":[["1988"]]}}}],"schema":"https://github.com/citation-style-language/schema/raw/master/csl-citation.json"} </w:instrText>
+        <w:instrText xml:space="preserve"> ADDIN ZOTERO_ITEM CSL_CITATION {"citationID":"YuEWo5My","properties":{"formattedCitation":"(Heinrich 1988)","plainCitation":"(Heinrich 1988)","noteIndex":0},"citationItems":[{"id":105,"uris":["http://zotero.org/users/9968163/items/SABQUNDV"],"itemData":{"id":105,"type":"article-journal","abstract":"Large animal carcasses provide a highly clumped rich source of food for ravens that should be worth defending, yet in the forests of Maine and Vermont ravens commonly feed in groups. Ravens discover baits flying singly or in pairs, but after a bait is discovered they usually arrive in groups. In contrast, the maximum number of blue jays and crows eventually attending a bait is close to those discovering it. Unlike in crows and jays, two patterns of bait use are seen in ravens: baits are used by mated resident pairs or by large crowds (sometimes exceeding 40 individuals). This pattern is unrelated to bait size from at least 9 kg to 400 kg. Eightytwo of 91 individually marked ravens from 4 feeding crowds were juveniles and/or non-breeders. Observations of the marked ravens for parts of two winters indicate that the non-breeders are vagrant and/or they range over at least 1800 km2 in their foraging. Most of the over 135 baits (totalling nearly 8 t of meat) distributed over 50 km were discovered by ravens within a week, and most were consumed by crowds of ravens. The vagrants coming in crowds have (unlike the territorial adults) specific vocalizations in the bait vicinity that are a powerful recruitment stimulus in playback experiments. Vagrants sometimes feed alone, but in the presence of territorial adults they feed only in groups. Resident adults chase or attack vagrants, but mildly tolerate them (and even join them) when they come in large groups. I conclude from my observations that the feeding crowds of ravens consist primarily of juvenile non-breeding vagrants who (unlike some resident adults) roost communally and who vigorously recruit each other in part to neutralize the aggressiveness of resident adults defending prized food bonanzas. The ravens' recruitment results in a sharing that reduces the temporal patchiness of extremely rare food bonanzas, and it permits the non-territorial vagrants to specialize on carcasses in the winter.","container-title":"Behavioral Ecology and Sociobiology","ISSN":"0340-5443","issue":"3","page":"141-156","publisher":"Springer","source":"JSTOR","title":"Winter Foraging at Carcasses by Three Sympatric Corvids, with Emphasis on Recruitment by the Raven, Corvus corax","volume":"23","author":[{"family":"Heinrich","given":"B."}],"issued":{"date-parts":[["1988"]]}}}],"schema":"https://github.com/citation-style-language/schema/raw/master/csl-citation.json"} </w:instrText>
       </w:r>
       <w:r>
         <w:rPr>
@@ -1440,7 +1618,7 @@
           <w:sz w:val="22"/>
           <w:szCs w:val="22"/>
         </w:rPr>
-        <w:instrText xml:space="preserve"> ADDIN ZOTERO_ITEM CSL_CITATION {"citationID":"QAI4D2TS","properties":{"formattedCitation":"(Ho et al. 2023)","plainCitation":"(Ho et al. 2023)","noteIndex":0},"citationItems":[{"id":880,"uris":["http://zotero.org/users/9968163/items/Y2CXWCS8"],"itemData":{"id":880,"type":"article-journal","abstract":"&lt;p&gt;Anthropogenic food subsidies can alter ecosystem processes, such as competition, predation, or nutrient transfer, and may strongly affect protected areas. Increasing recreation and ecotourism often create food subsidies, especially in the surrounding lands through fast-growing gateway communities. How the effects of these subsidies extend into protected areas when animals move across boundaries remains largely unexplored. We addressed this question by studying the movement and foraging of common ravens (&lt;italic&gt;Corvus corax)&lt;/italic&gt;, opportunistic scavengers that are well known to feed on predator kills and on anthropogenic food subsidies. We analyzed spatiotemporal data from 57 global positioning system (GPS)-tagged ravens, trapped within or close to Yellowstone National Park, to study their seasonal use of natural and anthropogenic food sources. Although Yellowstone National Park contains a full suite of native predators and ravens can be observed at virtually every kill site, we show that anthropogenic subsidies were utilized to a much greater extent than other natural resources, especially during winter. Important subsidies included gut piles of harvested game animals left by hunters, fat present on wastewater settling ponds, roadkill, and waste from agricultural and urban activities. These subsidies were distributed over vast areas beyond Yellowstone National Park. During fall/winter, ravens traveled longer distances (21.9 vs. 13 km) and spent more time outside Yellowstone National Park (73% of GPS points outside), mostly feeding on anthropogenic subsidies, than in spring/summer (42% of GPS points outside). This difference between seasons was more pronounced for individuals holding territories within the protected area than for those without territories. The large area over which ravens used anthropogenic food subsidies (within more than 100 km of Yellowstone National Park) affects the park’s raven population and the scavenging services they provide. We suggest that the scale of resource use must be considered by managers seeking to control expanding raven populations elsewhere.&lt;/p&gt;","container-title":"Frontiers in Bird Science","DOI":"10.3389/fbirs.2023.1119507","ISSN":"2813-3870","journalAbbreviation":"Front. Bird Sci.","language":"English","publisher":"Frontiers","source":"Frontiers","title":"Scavengers use natural and anthropogenic resources connecting protected areas with surrounding lands","URL":"https://www.frontiersin.org/journals/bird-science/articles/10.3389/fbirs.2023.1119507/full","volume":"2","author":[{"family":"Ho","given":"Cameron"},{"family":"Marzluff","given":"John M."},{"family":"Stahler","given":"Daniel R."},{"family":"Smith","given":"Douglas W."},{"family":"Mueller","given":"Thomas"},{"family":"Wikelski","given":"Martin"},{"family":"Safi","given":"Kamran"},{"family":"Loretto","given":"Matthias-Claudio"}],"accessed":{"date-parts":[["2025",2,19]]},"issued":{"date-parts":[["2023",6,27]]}}}],"schema":"https://github.com/citation-style-language/schema/raw/master/csl-citation.json"} </w:instrText>
+        <w:instrText xml:space="preserve"> ADDIN ZOTERO_ITEM CSL_CITATION {"citationID":"QAI4D2TS","properties":{"formattedCitation":"(Ho et al. 2023)","plainCitation":"(Ho et al. 2023)","noteIndex":0},"citationItems":[{"id":917,"uris":["http://zotero.org/users/9968163/items/Y2CXWCS8"],"itemData":{"id":917,"type":"article-journal","abstract":"&lt;p&gt;Anthropogenic food subsidies can alter ecosystem processes, such as competition, predation, or nutrient transfer, and may strongly affect protected areas. Increasing recreation and ecotourism often create food subsidies, especially in the surrounding lands through fast-growing gateway communities. How the effects of these subsidies extend into protected areas when animals move across boundaries remains largely unexplored. We addressed this question by studying the movement and foraging of common ravens (&lt;italic&gt;Corvus corax)&lt;/italic&gt;, opportunistic scavengers that are well known to feed on predator kills and on anthropogenic food subsidies. We analyzed spatiotemporal data from 57 global positioning system (GPS)-tagged ravens, trapped within or close to Yellowstone National Park, to study their seasonal use of natural and anthropogenic food sources. Although Yellowstone National Park contains a full suite of native predators and ravens can be observed at virtually every kill site, we show that anthropogenic subsidies were utilized to a much greater extent than other natural resources, especially during winter. Important subsidies included gut piles of harvested game animals left by hunters, fat present on wastewater settling ponds, roadkill, and waste from agricultural and urban activities. These subsidies were distributed over vast areas beyond Yellowstone National Park. During fall/winter, ravens traveled longer distances (21.9 vs. 13 km) and spent more time outside Yellowstone National Park (73% of GPS points outside), mostly feeding on anthropogenic subsidies, than in spring/summer (42% of GPS points outside). This difference between seasons was more pronounced for individuals holding territories within the protected area than for those without territories. The large area over which ravens used anthropogenic food subsidies (within more than 100 km of Yellowstone National Park) affects the park’s raven population and the scavenging services they provide. We suggest that the scale of resource use must be considered by managers seeking to control expanding raven populations elsewhere.&lt;/p&gt;","container-title":"Frontiers in Bird Science","DOI":"10.3389/fbirs.2023.1119507","ISSN":"2813-3870","journalAbbreviation":"Front. Bird Sci.","language":"English","publisher":"Frontiers","source":"Frontiers","title":"Scavengers use natural and anthropogenic resources connecting protected areas with surrounding lands","URL":"https://www.frontiersin.org/journals/bird-science/articles/10.3389/fbirs.2023.1119507/full","volume":"2","author":[{"family":"Ho","given":"Cameron"},{"family":"Marzluff","given":"John M."},{"family":"Stahler","given":"Daniel R."},{"family":"Smith","given":"Douglas W."},{"family":"Mueller","given":"Thomas"},{"family":"Wikelski","given":"Martin"},{"family":"Safi","given":"Kamran"},{"family":"Loretto","given":"Matthias-Claudio"}],"accessed":{"date-parts":[["2025",2,19]]},"issued":{"date-parts":[["2023",6,27]]}}}],"schema":"https://github.com/citation-style-language/schema/raw/master/csl-citation.json"} </w:instrText>
       </w:r>
       <w:r>
         <w:rPr>
@@ -1476,7 +1654,25 @@
           <w:sz w:val="22"/>
           <w:szCs w:val="22"/>
         </w:rPr>
-        <w:t>. This gives them the opportunity to make decisions about how to optimize their time to utilize these various resources.</w:t>
+        <w:t xml:space="preserve">. This gives them the opportunity to make decisions about how to optimize their time to </w:t>
+      </w:r>
+      <w:r>
+        <w:rPr>
+          <w:rFonts w:ascii="Arial" w:hAnsi="Arial" w:cs="Arial"/>
+          <w:color w:val="000000" w:themeColor="text1"/>
+          <w:sz w:val="22"/>
+          <w:szCs w:val="22"/>
+        </w:rPr>
+        <w:t>use</w:t>
+      </w:r>
+      <w:r>
+        <w:rPr>
+          <w:rFonts w:ascii="Arial" w:hAnsi="Arial" w:cs="Arial"/>
+          <w:color w:val="000000" w:themeColor="text1"/>
+          <w:sz w:val="22"/>
+          <w:szCs w:val="22"/>
+        </w:rPr>
+        <w:t xml:space="preserve"> these various resources.</w:t>
       </w:r>
     </w:p>
     <w:p>
@@ -1515,7 +1711,7 @@
           <w:sz w:val="22"/>
           <w:szCs w:val="22"/>
         </w:rPr>
-        <w:instrText xml:space="preserve"> ADDIN ZOTERO_ITEM CSL_CITATION {"citationID":"jLuSxOZz","properties":{"formattedCitation":"(Cassidy et al. 2025)","plainCitation":"(Cassidy et al. 2025)","noteIndex":0},"citationItems":[{"id":1023,"uris":["http://zotero.org/users/9968163/items/CQDXIF5Z"],"itemData":{"id":1023,"type":"article-journal","citation-key":"cassidyYellowstoneNationalPark2025","container-title":"National Park Service, Yellowstone Center for Resources, Yellowstone National Park, WY, USA, YCR-2025-01","title":"Yellowstone National Park Wolf, Cougar, and Elk Project Annual Report 2024","author":[{"family":"Cassidy","given":"Kira A"},{"family":"Stahler","given":"Dan R"},{"family":"Stahler","given":"Erin","suffix":"A"},{"family":"Metz","given":"Matthew"},{"family":"SunderRaj","given":"Jeremy"},{"family":"Rabe","given":"Taylor"},{"family":"Rabe","given":"Jack"},{"family":"Tatton","given":"Nicole"},{"family":"Packila","given":"Mark"},{"family":"Cassidy","given":"Brenna"},{"family":"Lacey","given":"Claire"},{"family":"Scott","given":"Gordon"},{"family":"Ho","given":"Cameron"}],"issued":{"date-parts":[["2025"]]}}}],"schema":"https://github.com/citation-style-language/schema/raw/master/csl-citation.json"} </w:instrText>
+        <w:instrText xml:space="preserve"> ADDIN ZOTERO_ITEM CSL_CITATION {"citationID":"jLuSxOZz","properties":{"formattedCitation":"(Cassidy et al. 2025)","plainCitation":"(Cassidy et al. 2025)","noteIndex":0},"citationItems":[{"id":1016,"uris":["http://zotero.org/users/9968163/items/CQDXIF5Z"],"itemData":{"id":1016,"type":"article-journal","citation-key":"cassidyYellowstoneNationalPark2025","container-title":"National Park Service, Yellowstone Center for Resources, Yellowstone National Park, WY, USA, YCR-2025-01","title":"Yellowstone National Park Wolf, Cougar, and Elk Project Annual Report 2024","author":[{"family":"Cassidy","given":"Kira A"},{"family":"Stahler","given":"Dan R"},{"family":"Stahler","given":"Erin","suffix":"A"},{"family":"Metz","given":"Matthew"},{"family":"SunderRaj","given":"Jeremy"},{"family":"Rabe","given":"Taylor"},{"family":"Rabe","given":"Jack"},{"family":"Tatton","given":"Nicole"},{"family":"Packila","given":"Mark"},{"family":"Cassidy","given":"Brenna"},{"family":"Lacey","given":"Claire"},{"family":"Scott","given":"Gordon"},{"family":"Ho","given":"Cameron"}],"issued":{"date-parts":[["2025"]]}}}],"schema":"https://github.com/citation-style-language/schema/raw/master/csl-citation.json"} </w:instrText>
       </w:r>
       <w:r>
         <w:rPr>
@@ -1579,7 +1775,7 @@
           <w:sz w:val="22"/>
           <w:szCs w:val="22"/>
         </w:rPr>
-        <w:instrText xml:space="preserve"> ADDIN ZOTERO_ITEM CSL_CITATION {"citationID":"0XeFlCEW","properties":{"formattedCitation":"(Wilmers et al. 2003{\\i{}a}, Wilmers and Getz 2004)","plainCitation":"(Wilmers et al. 2003a, Wilmers and Getz 2004)","noteIndex":0},"citationItems":[{"id":46,"uris":["http://zotero.org/users/9968163/items/9AZHVDTJ"],"itemData":{"id":46,"type":"article-journal","abstract":"1 The reintroduction of grey wolves Canis lupus (L.) to Yellowstone National Park provides a natural experiment in which to study the effects of a keystone predator on ecosystem function. 2 Grey wolves often provision scavengers with carrion by partially consuming their prey. 3 In order to examine how grey wolf foraging behaviour influences the availability of carrion to scavengers, we observed consumption of 57 wolf-killed elk Cervus elaphus (L.) and determined the percentage of edible biomass eaten by wolves from each carcass. 4 We found that the percentage of a carcass consumed by wolves increases as snow depth decreases and the ratio of wolf pack size to prey size and distance to the road increases. In addition, wolf packs of intermediate size provide the most carrion to scavengers. 5 Applying linear regression models to the years prior to reintroduction, we calculate carrion biomass availability had wolves been present, and contrast this to a previously published index of carrion availability. Our results demonstrate that wolves increase the time period over which carrion is available, and change the variability in scavenge from a late winter pulse dependent primarily on abiotic environmental conditions to one that is relatively constant across the winter and primarily dependent on wolf demographics. Wolves also decrease the year-to-year and month-to-month variation in carrion availability. 6 By transferring the availability of carrion from the highly productive late winter, to the less productive early winter and from highly productive years to less productive ones, wolves provide a temporal subsidy to scavengers.","citation-key":"wilmersTrophicFacilitationIntroduced2003","container-title":"Journal of Animal Ecology","DOI":"10.1046/j.1365-2656.2003.00766.x","ISSN":"1365-2656","issue":"6","language":"en","note":"_eprint: https://onlinelibrary.wiley.com/doi/pdf/10.1046/j.1365-2656.2003.00766.x","page":"909-916","source":"Wiley Online Library","title":"Trophic facilitation by introduced top predators: grey wolf subsidies to scavengers in Yellowstone National Park","title-short":"Trophic facilitation by introduced top predators","volume":"72","author":[{"family":"Wilmers","given":"Christopher C."},{"family":"Crabtree","given":"Robert L."},{"family":"Smith","given":"Douglas W."},{"family":"Murphy","given":"Kerry M."},{"family":"Getz","given":"Wayne M."}],"issued":{"date-parts":[["2003"]]}}},{"id":86,"uris":["http://zotero.org/users/9968163/items/UWP5JCS3"],"itemData":{"id":86,"type":"article-journal","abstract":"The reintroduction of gray wolves to Yellowstone National Park (YNP) provides a natural experiment regarding the effects of top predators on scavenger species. Fieldwork on the Northern Range of Yellowstone indicates that wolves facilitate carrion acquisition by scavengers, but it is unclear whether this represents a transient or permanent effect of wolf reintroduction. Here we present a wolf-elk model with human elk harvest and use it to investigate the long-term consequences of predator–prey dynamics and hunting on resource ﬂow to scavengers. Our model shows that while wolves reduce the total amount of carrion, they stabilize carrion abundance by reducing temporal variation in the quantity of carrion and extending the period over which carrion is available. Speciﬁcally, the availability of carrion is shifted from reliance on winter severity and elk density to dependence on the strength of wolf predation. Though wolves reduce the overall abundance of carrion by lowering the elk population, this reduction is partially offset by increases in the productivity of an elk population invigorated by removal of the weakest individuals. The result of this is higher carrion production per elk in the presence of wolves. In addition, this yields an ecological explanation for the phenomena that predators increase the robustness of their prey: namely that by reducing the effect of density-dependent resource competition among elk, those that remain, even some of the older animals, are better fed and healthier as a result. Our model also suggests that human hunting has no effect on the distribution of carrion across the year but is crucial in determining the long-term abundance of carrion because of the effect of hunting on elk population levels. By reducing the proportion of cows in the annual hunt, which have historically been high in order to control the number of elk migrating north of the park, managers can allow an adequate supply of carrion without substantially reducing hunter take. The effects of a more tractable food resource is likely to beneﬁt scavengers in Yellowstone and other areas of the world where wolves have been or are currently being considered for reintroduction.","container-title":"Ecological Modelling","DOI":"10.1016/j.ecolmodel.2004.02.007","ISSN":"03043800","issue":"1-2","journalAbbreviation":"Ecological Modelling","language":"en","page":"193-208","source":"DOI.org (Crossref)","title":"Simulating the effects of wolf-elk population dynamics on resource flow to scavengers","volume":"177","author":[{"family":"Wilmers","given":"Christopher C"},{"family":"Getz","given":"Wayne M"}],"issued":{"date-parts":[["2004",9]]}}}],"schema":"https://github.com/citation-style-language/schema/raw/master/csl-citation.json"} </w:instrText>
+        <w:instrText xml:space="preserve"> ADDIN ZOTERO_ITEM CSL_CITATION {"citationID":"0XeFlCEW","properties":{"formattedCitation":"(Wilmers et al. 2003{\\i{}a}, Wilmers and Getz 2004)","plainCitation":"(Wilmers et al. 2003a, Wilmers and Getz 2004)","noteIndex":0},"citationItems":[{"id":9,"uris":["http://zotero.org/users/9968163/items/9AZHVDTJ"],"itemData":{"id":9,"type":"article-journal","abstract":"1 The reintroduction of grey wolves Canis lupus (L.) to Yellowstone National Park provides a natural experiment in which to study the effects of a keystone predator on ecosystem function. 2 Grey wolves often provision scavengers with carrion by partially consuming their prey. 3 In order to examine how grey wolf foraging behaviour influences the availability of carrion to scavengers, we observed consumption of 57 wolf-killed elk Cervus elaphus (L.) and determined the percentage of edible biomass eaten by wolves from each carcass. 4 We found that the percentage of a carcass consumed by wolves increases as snow depth decreases and the ratio of wolf pack size to prey size and distance to the road increases. In addition, wolf packs of intermediate size provide the most carrion to scavengers. 5 Applying linear regression models to the years prior to reintroduction, we calculate carrion biomass availability had wolves been present, and contrast this to a previously published index of carrion availability. Our results demonstrate that wolves increase the time period over which carrion is available, and change the variability in scavenge from a late winter pulse dependent primarily on abiotic environmental conditions to one that is relatively constant across the winter and primarily dependent on wolf demographics. Wolves also decrease the year-to-year and month-to-month variation in carrion availability. 6 By transferring the availability of carrion from the highly productive late winter, to the less productive early winter and from highly productive years to less productive ones, wolves provide a temporal subsidy to scavengers.","citation-key":"wilmersTrophicFacilitationIntroduced2003","container-title":"Journal of Animal Ecology","DOI":"10.1046/j.1365-2656.2003.00766.x","ISSN":"1365-2656","issue":"6","language":"en","note":"_eprint: https://onlinelibrary.wiley.com/doi/pdf/10.1046/j.1365-2656.2003.00766.x","page":"909-916","source":"Wiley Online Library","title":"Trophic facilitation by introduced top predators: grey wolf subsidies to scavengers in Yellowstone National Park","title-short":"Trophic facilitation by introduced top predators","volume":"72","author":[{"family":"Wilmers","given":"Christopher C."},{"family":"Crabtree","given":"Robert L."},{"family":"Smith","given":"Douglas W."},{"family":"Murphy","given":"Kerry M."},{"family":"Getz","given":"Wayne M."}],"issued":{"date-parts":[["2003"]]}}},{"id":8,"uris":["http://zotero.org/users/9968163/items/UWP5JCS3"],"itemData":{"id":8,"type":"article-journal","abstract":"The reintroduction of gray wolves to Yellowstone National Park (YNP) provides a natural experiment regarding the effects of top predators on scavenger species. Fieldwork on the Northern Range of Yellowstone indicates that wolves facilitate carrion acquisition by scavengers, but it is unclear whether this represents a transient or permanent effect of wolf reintroduction. Here we present a wolf-elk model with human elk harvest and use it to investigate the long-term consequences of predator–prey dynamics and hunting on resource ﬂow to scavengers. Our model shows that while wolves reduce the total amount of carrion, they stabilize carrion abundance by reducing temporal variation in the quantity of carrion and extending the period over which carrion is available. Speciﬁcally, the availability of carrion is shifted from reliance on winter severity and elk density to dependence on the strength of wolf predation. Though wolves reduce the overall abundance of carrion by lowering the elk population, this reduction is partially offset by increases in the productivity of an elk population invigorated by removal of the weakest individuals. The result of this is higher carrion production per elk in the presence of wolves. In addition, this yields an ecological explanation for the phenomena that predators increase the robustness of their prey: namely that by reducing the effect of density-dependent resource competition among elk, those that remain, even some of the older animals, are better fed and healthier as a result. Our model also suggests that human hunting has no effect on the distribution of carrion across the year but is crucial in determining the long-term abundance of carrion because of the effect of hunting on elk population levels. By reducing the proportion of cows in the annual hunt, which have historically been high in order to control the number of elk migrating north of the park, managers can allow an adequate supply of carrion without substantially reducing hunter take. The effects of a more tractable food resource is likely to beneﬁt scavengers in Yellowstone and other areas of the world where wolves have been or are currently being considered for reintroduction.","container-title":"Ecological Modelling","DOI":"10.1016/j.ecolmodel.2004.02.007","ISSN":"03043800","issue":"1-2","journalAbbreviation":"Ecological Modelling","language":"en","page":"193-208","source":"DOI.org (Crossref)","title":"Simulating the effects of wolf-elk population dynamics on resource flow to scavengers","volume":"177","author":[{"family":"Wilmers","given":"Christopher C"},{"family":"Getz","given":"Wayne M"}],"issued":{"date-parts":[["2004",9]]}}}],"schema":"https://github.com/citation-style-language/schema/raw/master/csl-citation.json"} </w:instrText>
       </w:r>
       <w:r>
         <w:rPr>
@@ -1653,7 +1849,7 @@
           <w:sz w:val="22"/>
           <w:szCs w:val="22"/>
         </w:rPr>
-        <w:instrText xml:space="preserve"> ADDIN ZOTERO_ITEM CSL_CITATION {"citationID":"03I5cUJ5","properties":{"formattedCitation":"(Wilmers et al. 2003{\\i{}b}, Ho et al. 2023)","plainCitation":"(Wilmers et al. 2003b, Ho et al. 2023)","noteIndex":0},"citationItems":[{"id":74,"uris":["http://zotero.org/users/9968163/items/CP2GY75A"],"itemData":{"id":74,"type":"article-journal","abstract":"The Greater Yellowstone Ecosystem in the northern Rocky Mountains provides the context for a natural experiment to investigate the response of consumers to resources with differing spatial and temporal dispersion regimes. Grey wolves (Canis lupus) and human hunters both provide resource subsidies to scavengers by provisioning them with the remains of their kills. Carrion from hunter kills is highly aggregated in time and space whereas carrion from wolf kills is more dispersed in both time and space. We estimated the total amount of carrion consumed by each scavenger species at both wolf and hunter kills over 4 years. Species with large feeding radii [bald eagles (Haliaeetus leucocephalus) and ravens (Corvus corax)], defined as the area over which a consumer can efficiently locate and integrate resources, dominated consumption at the highly aggregated hunter kills whereas competitively dominant species [coyotes (Canis latrans)] dominated at the more dispersed wolf kills. In addition, species diversity and the evenness of carrion consumption between scavengers was greater at wolf kills than at hunter kills while the total number of scavengers at hunter kills exceeded those at wolf kills. From a community perspective, the top–down effect of predation is likely to be stronger in the vicinity of highly aggregated resource pulses as species with large feeding radii switch to feeding on alternative prey once the resource pulse subsides.","container-title":"Ecology Letters","DOI":"10.1046/j.1461-0248.2003.00522.x","ISSN":"1461-0248","issue":"11","language":"en","note":"_eprint: https://onlinelibrary.wiley.com/doi/pdf/10.1046/j.1461-0248.2003.00522.x","page":"996-1003","source":"Wiley Online Library","title":"Resource dispersion and consumer dominance: scavenging at wolf- and hunter-killed carcasses in Greater Yellowstone, USA","title-short":"Resource dispersion and consumer dominance","volume":"6","author":[{"family":"Wilmers","given":"Christopher C."},{"family":"Stahler","given":"Daniel R."},{"family":"Crabtree","given":"Robert L."},{"family":"Smith","given":"Douglas W."},{"family":"Getz","given":"Wayne M."}],"issued":{"date-parts":[["2003"]]}}},{"id":880,"uris":["http://zotero.org/users/9968163/items/Y2CXWCS8"],"itemData":{"id":880,"type":"article-journal","abstract":"&lt;p&gt;Anthropogenic food subsidies can alter ecosystem processes, such as competition, predation, or nutrient transfer, and may strongly affect protected areas. Increasing recreation and ecotourism often create food subsidies, especially in the surrounding lands through fast-growing gateway communities. How the effects of these subsidies extend into protected areas when animals move across boundaries remains largely unexplored. We addressed this question by studying the movement and foraging of common ravens (&lt;italic&gt;Corvus corax)&lt;/italic&gt;, opportunistic scavengers that are well known to feed on predator kills and on anthropogenic food subsidies. We analyzed spatiotemporal data from 57 global positioning system (GPS)-tagged ravens, trapped within or close to Yellowstone National Park, to study their seasonal use of natural and anthropogenic food sources. Although Yellowstone National Park contains a full suite of native predators and ravens can be observed at virtually every kill site, we show that anthropogenic subsidies were utilized to a much greater extent than other natural resources, especially during winter. Important subsidies included gut piles of harvested game animals left by hunters, fat present on wastewater settling ponds, roadkill, and waste from agricultural and urban activities. These subsidies were distributed over vast areas beyond Yellowstone National Park. During fall/winter, ravens traveled longer distances (21.9 vs. 13 km) and spent more time outside Yellowstone National Park (73% of GPS points outside), mostly feeding on anthropogenic subsidies, than in spring/summer (42% of GPS points outside). This difference between seasons was more pronounced for individuals holding territories within the protected area than for those without territories. The large area over which ravens used anthropogenic food subsidies (within more than 100 km of Yellowstone National Park) affects the park’s raven population and the scavenging services they provide. We suggest that the scale of resource use must be considered by managers seeking to control expanding raven populations elsewhere.&lt;/p&gt;","container-title":"Frontiers in Bird Science","DOI":"10.3389/fbirs.2023.1119507","ISSN":"2813-3870","journalAbbreviation":"Front. Bird Sci.","language":"English","publisher":"Frontiers","source":"Frontiers","title":"Scavengers use natural and anthropogenic resources connecting protected areas with surrounding lands","URL":"https://www.frontiersin.org/journals/bird-science/articles/10.3389/fbirs.2023.1119507/full","volume":"2","author":[{"family":"Ho","given":"Cameron"},{"family":"Marzluff","given":"John M."},{"family":"Stahler","given":"Daniel R."},{"family":"Smith","given":"Douglas W."},{"family":"Mueller","given":"Thomas"},{"family":"Wikelski","given":"Martin"},{"family":"Safi","given":"Kamran"},{"family":"Loretto","given":"Matthias-Claudio"}],"accessed":{"date-parts":[["2025",2,19]]},"issued":{"date-parts":[["2023",6,27]]}}}],"schema":"https://github.com/citation-style-language/schema/raw/master/csl-citation.json"} </w:instrText>
+        <w:instrText xml:space="preserve"> ADDIN ZOTERO_ITEM CSL_CITATION {"citationID":"03I5cUJ5","properties":{"formattedCitation":"(Wilmers et al. 2003{\\i{}b}, Ho et al. 2023)","plainCitation":"(Wilmers et al. 2003b, Ho et al. 2023)","noteIndex":0},"citationItems":[{"id":12,"uris":["http://zotero.org/users/9968163/items/CP2GY75A"],"itemData":{"id":12,"type":"article-journal","abstract":"The Greater Yellowstone Ecosystem in the northern Rocky Mountains provides the context for a natural experiment to investigate the response of consumers to resources with differing spatial and temporal dispersion regimes. Grey wolves (Canis lupus) and human hunters both provide resource subsidies to scavengers by provisioning them with the remains of their kills. Carrion from hunter kills is highly aggregated in time and space whereas carrion from wolf kills is more dispersed in both time and space. We estimated the total amount of carrion consumed by each scavenger species at both wolf and hunter kills over 4 years. Species with large feeding radii [bald eagles (Haliaeetus leucocephalus) and ravens (Corvus corax)], defined as the area over which a consumer can efficiently locate and integrate resources, dominated consumption at the highly aggregated hunter kills whereas competitively dominant species [coyotes (Canis latrans)] dominated at the more dispersed wolf kills. In addition, species diversity and the evenness of carrion consumption between scavengers was greater at wolf kills than at hunter kills while the total number of scavengers at hunter kills exceeded those at wolf kills. From a community perspective, the top–down effect of predation is likely to be stronger in the vicinity of highly aggregated resource pulses as species with large feeding radii switch to feeding on alternative prey once the resource pulse subsides.","container-title":"Ecology Letters","DOI":"10.1046/j.1461-0248.2003.00522.x","ISSN":"1461-0248","issue":"11","language":"en","note":"_eprint: https://onlinelibrary.wiley.com/doi/pdf/10.1046/j.1461-0248.2003.00522.x","page":"996-1003","source":"Wiley Online Library","title":"Resource dispersion and consumer dominance: scavenging at wolf- and hunter-killed carcasses in Greater Yellowstone, USA","title-short":"Resource dispersion and consumer dominance","volume":"6","author":[{"family":"Wilmers","given":"Christopher C."},{"family":"Stahler","given":"Daniel R."},{"family":"Crabtree","given":"Robert L."},{"family":"Smith","given":"Douglas W."},{"family":"Getz","given":"Wayne M."}],"issued":{"date-parts":[["2003"]]}}},{"id":917,"uris":["http://zotero.org/users/9968163/items/Y2CXWCS8"],"itemData":{"id":917,"type":"article-journal","abstract":"&lt;p&gt;Anthropogenic food subsidies can alter ecosystem processes, such as competition, predation, or nutrient transfer, and may strongly affect protected areas. Increasing recreation and ecotourism often create food subsidies, especially in the surrounding lands through fast-growing gateway communities. How the effects of these subsidies extend into protected areas when animals move across boundaries remains largely unexplored. We addressed this question by studying the movement and foraging of common ravens (&lt;italic&gt;Corvus corax)&lt;/italic&gt;, opportunistic scavengers that are well known to feed on predator kills and on anthropogenic food subsidies. We analyzed spatiotemporal data from 57 global positioning system (GPS)-tagged ravens, trapped within or close to Yellowstone National Park, to study their seasonal use of natural and anthropogenic food sources. Although Yellowstone National Park contains a full suite of native predators and ravens can be observed at virtually every kill site, we show that anthropogenic subsidies were utilized to a much greater extent than other natural resources, especially during winter. Important subsidies included gut piles of harvested game animals left by hunters, fat present on wastewater settling ponds, roadkill, and waste from agricultural and urban activities. These subsidies were distributed over vast areas beyond Yellowstone National Park. During fall/winter, ravens traveled longer distances (21.9 vs. 13 km) and spent more time outside Yellowstone National Park (73% of GPS points outside), mostly feeding on anthropogenic subsidies, than in spring/summer (42% of GPS points outside). This difference between seasons was more pronounced for individuals holding territories within the protected area than for those without territories. The large area over which ravens used anthropogenic food subsidies (within more than 100 km of Yellowstone National Park) affects the park’s raven population and the scavenging services they provide. We suggest that the scale of resource use must be considered by managers seeking to control expanding raven populations elsewhere.&lt;/p&gt;","container-title":"Frontiers in Bird Science","DOI":"10.3389/fbirs.2023.1119507","ISSN":"2813-3870","journalAbbreviation":"Front. Bird Sci.","language":"English","publisher":"Frontiers","source":"Frontiers","title":"Scavengers use natural and anthropogenic resources connecting protected areas with surrounding lands","URL":"https://www.frontiersin.org/journals/bird-science/articles/10.3389/fbirs.2023.1119507/full","volume":"2","author":[{"family":"Ho","given":"Cameron"},{"family":"Marzluff","given":"John M."},{"family":"Stahler","given":"Daniel R."},{"family":"Smith","given":"Douglas W."},{"family":"Mueller","given":"Thomas"},{"family":"Wikelski","given":"Martin"},{"family":"Safi","given":"Kamran"},{"family":"Loretto","given":"Matthias-Claudio"}],"accessed":{"date-parts":[["2025",2,19]]},"issued":{"date-parts":[["2023",6,27]]}}}],"schema":"https://github.com/citation-style-language/schema/raw/master/csl-citation.json"} </w:instrText>
       </w:r>
       <w:r>
         <w:rPr>
@@ -1730,7 +1926,7 @@
           <w:sz w:val="22"/>
           <w:szCs w:val="22"/>
         </w:rPr>
-        <w:instrText xml:space="preserve"> ADDIN ZOTERO_ITEM CSL_CITATION {"citationID":"zCiH5K9b","properties":{"unsorted":true,"formattedCitation":"(Marzluff et al. 2021, Ho et al. 2023)","plainCitation":"(Marzluff et al. 2021, Ho et al. 2023)","noteIndex":0},"citationItems":[{"id":972,"uris":["http://zotero.org/users/9968163/items/W246K25Z"],"itemData":{"id":972,"type":"article-journal","abstract":"Common ravens (Corvus corax; ravens) are generalist predators that pose a threat to several rare wildlife species in the western United States. Recent increases in raven populations, which are fueled by increased human subsidies—notably food, water, and nest sites—are concerning to those seeking to conserve rare species. Due to the challenges and inefficiencies of reducing or eliminating subsidies, managers increasingly rely on lethal removal of ravens. Over 125,000 ravens were killed by the U.S. Government from 1996 to 2019, and annual removals have increased 4-fold from the 1990s to mid-2010s. We contend that lethal removal of ravens, while capable of improving the reproduction of rare species, is at best a short-term and ethically untenable solution to a problem that will continue to grow until subsidies are meaningfully reduced or made inaccessible to ravens. In part because of ravens’ abilities to track natural and anthropogenic resources across unfamiliar and expansive areas, the removal of subsidies can lead to sustained shifts in raven abundance, which can have longlasting benefits for sensitive species. In the Greater Yellowstone Ecosystem, USA, for example, we documented extensive use of human subsidies during fall/winter, daily 1-way commutes regularly in excess of 50 km by territorial birds to such subsidies, and dispersals of &gt;700 km by nonbreeders that exploited food and roost subsidies. We call for managers to embrace new approaches to subsidy reduction including: increased involvement of conservation social scientists; increased enforcement of local, state, and federal laws; and increased deployment of a diversity of new technologies to haze and aversively condition ravens. Tackling the hard job of reducing subsidies over the expansive area exploited by ravens is right because it will increase the integrity, stability, and beauty of western ecosystems.","container-title":"Human-Wildlife Interaction","issue":"3","language":"en","page":"516-533","source":"Zotero","title":"Thinking Like a Raven: Restoring Integrity, Stability, and Beauty to Western Ecosystems","volume":"15","author":[{"family":"Marzluff","given":"John M"},{"family":"Loretto","given":"Matthias-Claudio"},{"family":"Ho","given":"Cameron K."},{"family":"Coleman","given":"Georgia W."},{"family":"Restani","given":"Marco"}],"issued":{"date-parts":[["2021"]]}}},{"id":880,"uris":["http://zotero.org/users/9968163/items/Y2CXWCS8"],"itemData":{"id":880,"type":"article-journal","abstract":"&lt;p&gt;Anthropogenic food subsidies can alter ecosystem processes, such as competition, predation, or nutrient transfer, and may strongly affect protected areas. Increasing recreation and ecotourism often create food subsidies, especially in the surrounding lands through fast-growing gateway communities. How the effects of these subsidies extend into protected areas when animals move across boundaries remains largely unexplored. We addressed this question by studying the movement and foraging of common ravens (&lt;italic&gt;Corvus corax)&lt;/italic&gt;, opportunistic scavengers that are well known to feed on predator kills and on anthropogenic food subsidies. We analyzed spatiotemporal data from 57 global positioning system (GPS)-tagged ravens, trapped within or close to Yellowstone National Park, to study their seasonal use of natural and anthropogenic food sources. Although Yellowstone National Park contains a full suite of native predators and ravens can be observed at virtually every kill site, we show that anthropogenic subsidies were utilized to a much greater extent than other natural resources, especially during winter. Important subsidies included gut piles of harvested game animals left by hunters, fat present on wastewater settling ponds, roadkill, and waste from agricultural and urban activities. These subsidies were distributed over vast areas beyond Yellowstone National Park. During fall/winter, ravens traveled longer distances (21.9 vs. 13 km) and spent more time outside Yellowstone National Park (73% of GPS points outside), mostly feeding on anthropogenic subsidies, than in spring/summer (42% of GPS points outside). This difference between seasons was more pronounced for individuals holding territories within the protected area than for those without territories. The large area over which ravens used anthropogenic food subsidies (within more than 100 km of Yellowstone National Park) affects the park’s raven population and the scavenging services they provide. We suggest that the scale of resource use must be considered by managers seeking to control expanding raven populations elsewhere.&lt;/p&gt;","container-title":"Frontiers in Bird Science","DOI":"10.3389/fbirs.2023.1119507","ISSN":"2813-3870","journalAbbreviation":"Front. Bird Sci.","language":"English","publisher":"Frontiers","source":"Frontiers","title":"Scavengers use natural and anthropogenic resources connecting protected areas with surrounding lands","URL":"https://www.frontiersin.org/journals/bird-science/articles/10.3389/fbirs.2023.1119507/full","volume":"2","author":[{"family":"Ho","given":"Cameron"},{"family":"Marzluff","given":"John M."},{"family":"Stahler","given":"Daniel R."},{"family":"Smith","given":"Douglas W."},{"family":"Mueller","given":"Thomas"},{"family":"Wikelski","given":"Martin"},{"family":"Safi","given":"Kamran"},{"family":"Loretto","given":"Matthias-Claudio"}],"accessed":{"date-parts":[["2025",2,19]]},"issued":{"date-parts":[["2023",6,27]]}}}],"schema":"https://github.com/citation-style-language/schema/raw/master/csl-citation.json"} </w:instrText>
+        <w:instrText xml:space="preserve"> ADDIN ZOTERO_ITEM CSL_CITATION {"citationID":"zCiH5K9b","properties":{"unsorted":true,"formattedCitation":"(Marzluff et al. 2021, Ho et al. 2023)","plainCitation":"(Marzluff et al. 2021, Ho et al. 2023)","noteIndex":0},"citationItems":[{"id":1028,"uris":["http://zotero.org/users/9968163/items/W246K25Z"],"itemData":{"id":1028,"type":"article-journal","abstract":"Common ravens (Corvus corax; ravens) are generalist predators that pose a threat to several rare wildlife species in the western United States. Recent increases in raven populations, which are fueled by increased human subsidies—notably food, water, and nest sites—are concerning to those seeking to conserve rare species. Due to the challenges and inefficiencies of reducing or eliminating subsidies, managers increasingly rely on lethal removal of ravens. Over 125,000 ravens were killed by the U.S. Government from 1996 to 2019, and annual removals have increased 4-fold from the 1990s to mid-2010s. We contend that lethal removal of ravens, while capable of improving the reproduction of rare species, is at best a short-term and ethically untenable solution to a problem that will continue to grow until subsidies are meaningfully reduced or made inaccessible to ravens. In part because of ravens’ abilities to track natural and anthropogenic resources across unfamiliar and expansive areas, the removal of subsidies can lead to sustained shifts in raven abundance, which can have longlasting benefits for sensitive species. In the Greater Yellowstone Ecosystem, USA, for example, we documented extensive use of human subsidies during fall/winter, daily 1-way commutes regularly in excess of 50 km by territorial birds to such subsidies, and dispersals of &gt;700 km by nonbreeders that exploited food and roost subsidies. We call for managers to embrace new approaches to subsidy reduction including: increased involvement of conservation social scientists; increased enforcement of local, state, and federal laws; and increased deployment of a diversity of new technologies to haze and aversively condition ravens. Tackling the hard job of reducing subsidies over the expansive area exploited by ravens is right because it will increase the integrity, stability, and beauty of western ecosystems.","container-title":"Human-Wildlife Interaction","issue":"3","language":"en","page":"516-533","source":"Zotero","title":"Thinking Like a Raven: Restoring Integrity, Stability, and Beauty to Western Ecosystems","volume":"15","author":[{"family":"Marzluff","given":"John M"},{"family":"Loretto","given":"Matthias-Claudio"},{"family":"Ho","given":"Cameron K."},{"family":"Coleman","given":"Georgia W."},{"family":"Restani","given":"Marco"}],"issued":{"date-parts":[["2021"]]}}},{"id":917,"uris":["http://zotero.org/users/9968163/items/Y2CXWCS8"],"itemData":{"id":917,"type":"article-journal","abstract":"&lt;p&gt;Anthropogenic food subsidies can alter ecosystem processes, such as competition, predation, or nutrient transfer, and may strongly affect protected areas. Increasing recreation and ecotourism often create food subsidies, especially in the surrounding lands through fast-growing gateway communities. How the effects of these subsidies extend into protected areas when animals move across boundaries remains largely unexplored. We addressed this question by studying the movement and foraging of common ravens (&lt;italic&gt;Corvus corax)&lt;/italic&gt;, opportunistic scavengers that are well known to feed on predator kills and on anthropogenic food subsidies. We analyzed spatiotemporal data from 57 global positioning system (GPS)-tagged ravens, trapped within or close to Yellowstone National Park, to study their seasonal use of natural and anthropogenic food sources. Although Yellowstone National Park contains a full suite of native predators and ravens can be observed at virtually every kill site, we show that anthropogenic subsidies were utilized to a much greater extent than other natural resources, especially during winter. Important subsidies included gut piles of harvested game animals left by hunters, fat present on wastewater settling ponds, roadkill, and waste from agricultural and urban activities. These subsidies were distributed over vast areas beyond Yellowstone National Park. During fall/winter, ravens traveled longer distances (21.9 vs. 13 km) and spent more time outside Yellowstone National Park (73% of GPS points outside), mostly feeding on anthropogenic subsidies, than in spring/summer (42% of GPS points outside). This difference between seasons was more pronounced for individuals holding territories within the protected area than for those without territories. The large area over which ravens used anthropogenic food subsidies (within more than 100 km of Yellowstone National Park) affects the park’s raven population and the scavenging services they provide. We suggest that the scale of resource use must be considered by managers seeking to control expanding raven populations elsewhere.&lt;/p&gt;","container-title":"Frontiers in Bird Science","DOI":"10.3389/fbirs.2023.1119507","ISSN":"2813-3870","journalAbbreviation":"Front. Bird Sci.","language":"English","publisher":"Frontiers","source":"Frontiers","title":"Scavengers use natural and anthropogenic resources connecting protected areas with surrounding lands","URL":"https://www.frontiersin.org/journals/bird-science/articles/10.3389/fbirs.2023.1119507/full","volume":"2","author":[{"family":"Ho","given":"Cameron"},{"family":"Marzluff","given":"John M."},{"family":"Stahler","given":"Daniel R."},{"family":"Smith","given":"Douglas W."},{"family":"Mueller","given":"Thomas"},{"family":"Wikelski","given":"Martin"},{"family":"Safi","given":"Kamran"},{"family":"Loretto","given":"Matthias-Claudio"}],"accessed":{"date-parts":[["2025",2,19]]},"issued":{"date-parts":[["2023",6,27]]}}}],"schema":"https://github.com/citation-style-language/schema/raw/master/csl-citation.json"} </w:instrText>
       </w:r>
       <w:r>
         <w:rPr>
@@ -1787,7 +1983,25 @@
           <w:sz w:val="22"/>
           <w:szCs w:val="22"/>
         </w:rPr>
-        <w:t xml:space="preserve">We investigate two movement decisions made by territorial ravens during the non-breeding season: 1) when to leave the territory in search of distant foods, and 2) where to search for foods after leaving the territory. We hypothesize that movement decisions will be primarily governed by </w:t>
+        <w:t xml:space="preserve">We investigate two movement decisions made by territorial ravens during the non-breeding season: 1) when to leave the territory, and 2) where to </w:t>
+      </w:r>
+      <w:r>
+        <w:rPr>
+          <w:rFonts w:ascii="Arial" w:hAnsi="Arial" w:cs="Arial"/>
+          <w:color w:val="000000" w:themeColor="text1"/>
+          <w:sz w:val="22"/>
+          <w:szCs w:val="22"/>
+        </w:rPr>
+        <w:t xml:space="preserve">travel </w:t>
+      </w:r>
+      <w:r>
+        <w:rPr>
+          <w:rFonts w:ascii="Arial" w:hAnsi="Arial" w:cs="Arial"/>
+          <w:color w:val="000000" w:themeColor="text1"/>
+          <w:sz w:val="22"/>
+          <w:szCs w:val="22"/>
+        </w:rPr>
+        <w:t xml:space="preserve">after leaving the territory. We hypothesize that movement decisions will be primarily governed by </w:t>
       </w:r>
       <w:r>
         <w:rPr>
@@ -1805,16 +2019,25 @@
           <w:sz w:val="22"/>
           <w:szCs w:val="22"/>
         </w:rPr>
-        <w:t xml:space="preserve"> availability.</w:t>
-      </w:r>
-      <w:r>
-        <w:rPr>
-          <w:rFonts w:ascii="Arial" w:hAnsi="Arial" w:cs="Arial"/>
-          <w:color w:val="000000" w:themeColor="text1"/>
-          <w:sz w:val="22"/>
-          <w:szCs w:val="22"/>
-        </w:rPr>
-        <w:t xml:space="preserve"> Ravens should therefore make decisions that are compatible with optimal foraging theory.</w:t>
+        <w:t xml:space="preserve"> availability</w:t>
+      </w:r>
+      <w:r>
+        <w:rPr>
+          <w:rFonts w:ascii="Arial" w:hAnsi="Arial" w:cs="Arial"/>
+          <w:color w:val="000000" w:themeColor="text1"/>
+          <w:sz w:val="22"/>
+          <w:szCs w:val="22"/>
+        </w:rPr>
+        <w:t xml:space="preserve"> and r</w:t>
+      </w:r>
+      <w:r>
+        <w:rPr>
+          <w:rFonts w:ascii="Arial" w:hAnsi="Arial" w:cs="Arial"/>
+          <w:color w:val="000000" w:themeColor="text1"/>
+          <w:sz w:val="22"/>
+          <w:szCs w:val="22"/>
+        </w:rPr>
+        <w:t>avens should therefore make decisions that are compatible with optimal foraging theory.</w:t>
       </w:r>
       <w:r>
         <w:rPr>
@@ -1941,7 +2164,25 @@
           <w:sz w:val="22"/>
           <w:szCs w:val="22"/>
         </w:rPr>
-        <w:t xml:space="preserve">), mostly intact temperate ecosystem that includes a mix of habitat types, including sagebrush steppe, montane grasslands, mixed conifer </w:t>
+        <w:t xml:space="preserve">), mostly intact temperate ecosystem </w:t>
+      </w:r>
+      <w:r>
+        <w:rPr>
+          <w:rFonts w:ascii="Arial" w:hAnsi="Arial" w:cs="Arial"/>
+          <w:color w:val="000000" w:themeColor="text1"/>
+          <w:sz w:val="22"/>
+          <w:szCs w:val="22"/>
+        </w:rPr>
+        <w:t>with</w:t>
+      </w:r>
+      <w:r>
+        <w:rPr>
+          <w:rFonts w:ascii="Arial" w:hAnsi="Arial" w:cs="Arial"/>
+          <w:color w:val="000000" w:themeColor="text1"/>
+          <w:sz w:val="22"/>
+          <w:szCs w:val="22"/>
+        </w:rPr>
+        <w:t xml:space="preserve"> a mix of habitat types, including sagebrush steppe, montane grasslands, mixed conifer and pine </w:t>
       </w:r>
       <w:r>
         <w:rPr>
@@ -1951,7 +2192,25 @@
           <w:szCs w:val="22"/>
         </w:rPr>
         <w:lastRenderedPageBreak/>
-        <w:t>and pine forests, and thermally active regions. Yellowstone is bordered to the north by the Custer Gallatin National Forest, public land managed by the USFS that is open to recreational hunting during various seasons. Hunters target elk (</w:t>
+        <w:t xml:space="preserve">forests, and thermally active regions. Yellowstone is bordered to the north by the Custer Gallatin National Forest, public land managed by the </w:t>
+      </w:r>
+      <w:r>
+        <w:rPr>
+          <w:rFonts w:ascii="Arial" w:hAnsi="Arial" w:cs="Arial"/>
+          <w:color w:val="000000" w:themeColor="text1"/>
+          <w:sz w:val="22"/>
+          <w:szCs w:val="22"/>
+        </w:rPr>
+        <w:t xml:space="preserve">US Forest Service </w:t>
+      </w:r>
+      <w:r>
+        <w:rPr>
+          <w:rFonts w:ascii="Arial" w:hAnsi="Arial" w:cs="Arial"/>
+          <w:color w:val="000000" w:themeColor="text1"/>
+          <w:sz w:val="22"/>
+          <w:szCs w:val="22"/>
+        </w:rPr>
+        <w:t>that is open to recreational hunting during various seasons. Hunters target elk (</w:t>
       </w:r>
       <w:r>
         <w:rPr>
@@ -2069,7 +2328,7 @@
           <w:sz w:val="22"/>
           <w:szCs w:val="22"/>
         </w:rPr>
-        <w:instrText xml:space="preserve"> ADDIN ZOTERO_ITEM CSL_CITATION {"citationID":"AgWna1z0","properties":{"formattedCitation":"(Geremia et al. 2011, Rickbeil et al. 2019)","plainCitation":"(Geremia et al. 2011, Rickbeil et al. 2019)","noteIndex":0},"citationItems":[{"id":1135,"uris":["http://zotero.org/users/9968163/items/XRAFAX8C"],"itemData":{"id":1135,"type":"article-journal","abstract":"Long distance migrations by ungulate species often surpass the boundaries of preservation areas where conflicts with various publics lead to management actions that can threaten populations. We chose the partially migratory bison (Bison bison) population in Yellowstone National Park as an example of integrating science into management policies to better conserve migratory ungulates. Approximately 60% of these bison have been exposed to bovine brucellosis and thousands of migrants exiting the park boundary have been culled during the past two decades to reduce the risk of disease transmission to cattle. Data were assimilated using models representing competing hypotheses of bison migration during 1990–2009 in a hierarchal Bayesian framework. Migration differed at the scale of herds, but a single unifying logistic model was useful for predicting migrations by both herds. Migration beyond the northern park boundary was affected by herd size, accumulated snow water equivalent, and aboveground dried biomass. Migration beyond the western park boundary was less influenced by these predictors and process model performance suggested an important control on recent migrations was excluded. Simulations of migrations over the next decade suggest that allowing increased numbers of bison beyond park boundaries during severe climate conditions may be the only means of avoiding episodic, large-scale reductions to the Yellowstone bison population in the foreseeable future. This research is an example of how long distance migration dynamics can be incorporated into improved management policies.","container-title":"PLOS ONE","DOI":"10.1371/journal.pone.0016848","ISSN":"1932-6203","issue":"2","journalAbbreviation":"PLOS ONE","language":"en","page":"e16848","publisher":"Public Library of Science","source":"PLoS Journals","title":"Predicting Bison Migration out of Yellowstone National Park Using Bayesian Models","volume":"6","author":[{"family":"Geremia","given":"Chris"},{"family":"White","given":"P. J."},{"family":"Wallen","given":"Rick L."},{"family":"Watson","given":"Fred G. R."},{"family":"Treanor","given":"John J."},{"family":"Borkowski","given":"John"},{"family":"Potter","given":"Christopher S."},{"family":"Crabtree","given":"Robert L."}],"issued":{"date-parts":[["2011",2,14]]}}},{"id":1005,"uris":["http://zotero.org/users/9968163/items/FXXECLRG"],"itemData":{"id":1005,"type":"article-journal","abstract":"Migration is an effective behavioral strategy for prolonging access to seasonal resources and may be a resilient strategy for ungulates experiencing changing climatic conditions. In the Greater Yellowstone Ecosystem (GYE), elk are the primary ungulate, with approximately 20,000 individuals migrating to exploit seasonal gradients in forage while also avoiding energetically costly snow conditions. How climate-induced changes in plant phenology and snow accumulation are influencing elk migration timing is unknown. We present the most complete record of elk migration across the GYE, spanning 9 herds and 414 individuals from 2001 to 2017, to evaluate the drivers of migration timing and test for temporal shifts. The timing of elk departure from winter range involved a trade-off between current and anticipated forage conditions, while snow melt governed summer range arrival date. Timing of elk departure from summer range and arrival on winter range were both influenced by snow accumulation and exposure to hunting. At the GYE scale, spring and fall migration timing changed through time, most notably with winter range arrival dates becoming almost 50 days later since 2001. Predicted herd-level changes in migration timing largely agreed with observed GYE-wide changes—except for predicted winter range arrival dates which did not reflect the magnitude of change detected in the elk telemetry data. Snow melt, snow accumulation, and spring green-up dates all changed through time, with different herds experiencing different rates and directions of change. We conclude that elk migration is plastic, is a direct response to environmental cues, and that these environmental cues are not changing in a consistent manner across the GYE. The impacts of changing elk migration timing on predator–prey dynamics, carnivore–livestock conflict, disease ecology, and harvest management across the GYE are likely to be significant and complex.","container-title":"Global Change Biology","DOI":"10.1111/gcb.14629","ISSN":"1365-2486","issue":"7","language":"en","license":"© 2019 John Wiley &amp; Sons Ltd","note":"_eprint: https://onlinelibrary.wiley.com/doi/pdf/10.1111/gcb.14629","page":"2368-2381","source":"Wiley Online Library","title":"Plasticity in elk migration timing is a response to changing environmental conditions","volume":"25","author":[{"family":"Rickbeil","given":"Gregory J. M."},{"family":"Merkle","given":"Jerod A."},{"family":"Anderson","given":"Greg"},{"family":"Atwood","given":"M. Paul"},{"family":"Beckmann","given":"Jon P."},{"family":"Cole","given":"Eric K."},{"family":"Courtemanch","given":"Alyson B."},{"family":"Dewey","given":"Sarah"},{"family":"Gustine","given":"David D."},{"family":"Kauffman","given":"Matthew J."},{"family":"McWhirter","given":"Douglas E."},{"family":"Mong","given":"Tony"},{"family":"Proffitt","given":"Kelly"},{"family":"White","given":"Patrick J."},{"family":"Middleton","given":"Arthur D."}],"issued":{"date-parts":[["2019"]]}}}],"schema":"https://github.com/citation-style-language/schema/raw/master/csl-citation.json"} </w:instrText>
+        <w:instrText xml:space="preserve"> ADDIN ZOTERO_ITEM CSL_CITATION {"citationID":"AgWna1z0","properties":{"formattedCitation":"(Geremia et al. 2011, Rickbeil et al. 2019)","plainCitation":"(Geremia et al. 2011, Rickbeil et al. 2019)","noteIndex":0},"citationItems":[{"id":1135,"uris":["http://zotero.org/users/9968163/items/XRAFAX8C"],"itemData":{"id":1135,"type":"article-journal","abstract":"Long distance migrations by ungulate species often surpass the boundaries of preservation areas where conflicts with various publics lead to management actions that can threaten populations. We chose the partially migratory bison (Bison bison) population in Yellowstone National Park as an example of integrating science into management policies to better conserve migratory ungulates. Approximately 60% of these bison have been exposed to bovine brucellosis and thousands of migrants exiting the park boundary have been culled during the past two decades to reduce the risk of disease transmission to cattle. Data were assimilated using models representing competing hypotheses of bison migration during 1990–2009 in a hierarchal Bayesian framework. Migration differed at the scale of herds, but a single unifying logistic model was useful for predicting migrations by both herds. Migration beyond the northern park boundary was affected by herd size, accumulated snow water equivalent, and aboveground dried biomass. Migration beyond the western park boundary was less influenced by these predictors and process model performance suggested an important control on recent migrations was excluded. Simulations of migrations over the next decade suggest that allowing increased numbers of bison beyond park boundaries during severe climate conditions may be the only means of avoiding episodic, large-scale reductions to the Yellowstone bison population in the foreseeable future. This research is an example of how long distance migration dynamics can be incorporated into improved management policies.","container-title":"PLOS ONE","DOI":"10.1371/journal.pone.0016848","ISSN":"1932-6203","issue":"2","journalAbbreviation":"PLOS ONE","language":"en","page":"e16848","publisher":"Public Library of Science","source":"PLoS Journals","title":"Predicting Bison Migration out of Yellowstone National Park Using Bayesian Models","volume":"6","author":[{"family":"Geremia","given":"Chris"},{"family":"White","given":"P. J."},{"family":"Wallen","given":"Rick L."},{"family":"Watson","given":"Fred G. R."},{"family":"Treanor","given":"John J."},{"family":"Borkowski","given":"John"},{"family":"Potter","given":"Christopher S."},{"family":"Crabtree","given":"Robert L."}],"issued":{"date-parts":[["2011",2,14]]}}},{"id":1022,"uris":["http://zotero.org/users/9968163/items/FXXECLRG"],"itemData":{"id":1022,"type":"article-journal","abstract":"Migration is an effective behavioral strategy for prolonging access to seasonal resources and may be a resilient strategy for ungulates experiencing changing climatic conditions. In the Greater Yellowstone Ecosystem (GYE), elk are the primary ungulate, with approximately 20,000 individuals migrating to exploit seasonal gradients in forage while also avoiding energetically costly snow conditions. How climate-induced changes in plant phenology and snow accumulation are influencing elk migration timing is unknown. We present the most complete record of elk migration across the GYE, spanning 9 herds and 414 individuals from 2001 to 2017, to evaluate the drivers of migration timing and test for temporal shifts. The timing of elk departure from winter range involved a trade-off between current and anticipated forage conditions, while snow melt governed summer range arrival date. Timing of elk departure from summer range and arrival on winter range were both influenced by snow accumulation and exposure to hunting. At the GYE scale, spring and fall migration timing changed through time, most notably with winter range arrival dates becoming almost 50 days later since 2001. Predicted herd-level changes in migration timing largely agreed with observed GYE-wide changes—except for predicted winter range arrival dates which did not reflect the magnitude of change detected in the elk telemetry data. Snow melt, snow accumulation, and spring green-up dates all changed through time, with different herds experiencing different rates and directions of change. We conclude that elk migration is plastic, is a direct response to environmental cues, and that these environmental cues are not changing in a consistent manner across the GYE. The impacts of changing elk migration timing on predator–prey dynamics, carnivore–livestock conflict, disease ecology, and harvest management across the GYE are likely to be significant and complex.","container-title":"Global Change Biology","DOI":"10.1111/gcb.14629","ISSN":"1365-2486","issue":"7","language":"en","license":"© 2019 John Wiley &amp; Sons Ltd","note":"_eprint: https://onlinelibrary.wiley.com/doi/pdf/10.1111/gcb.14629","page":"2368-2381","source":"Wiley Online Library","title":"Plasticity in elk migration timing is a response to changing environmental conditions","volume":"25","author":[{"family":"Rickbeil","given":"Gregory J. M."},{"family":"Merkle","given":"Jerod A."},{"family":"Anderson","given":"Greg"},{"family":"Atwood","given":"M. Paul"},{"family":"Beckmann","given":"Jon P."},{"family":"Cole","given":"Eric K."},{"family":"Courtemanch","given":"Alyson B."},{"family":"Dewey","given":"Sarah"},{"family":"Gustine","given":"David D."},{"family":"Kauffman","given":"Matthew J."},{"family":"McWhirter","given":"Douglas E."},{"family":"Mong","given":"Tony"},{"family":"Proffitt","given":"Kelly"},{"family":"White","given":"Patrick J."},{"family":"Middleton","given":"Arthur D."}],"issued":{"date-parts":[["2019"]]}}}],"schema":"https://github.com/citation-style-language/schema/raw/master/csl-citation.json"} </w:instrText>
       </w:r>
       <w:r>
         <w:rPr>
@@ -2260,7 +2519,25 @@
           <w:sz w:val="22"/>
           <w:szCs w:val="22"/>
         </w:rPr>
-        <w:t>We tracked common raven movements in and around Yellowstone National Park between October 2019 and March 2024. We captured ravens between October 2019 and January 2024 with remote-controlled net launchers (Coda Enterprises, Ltd) using various anthropogenic foods and carrion sources as bait. We caught territorial ravens opportunistically in large feeding groups with vagrant ravens and as targeted efforts at territories along the road within the national park. We fitted solar-powered GPS data loggers (e-obs GmbH; Bird Solar UMTS, 25 g) to the bird using Teflon harness straps (total assembly weight &lt;4% body mass</w:t>
+        <w:t>We tracked common raven movements in and around Yellowstone National Park between October 2019 and March 2024. We captured ravens between October 2019 and January 2024 with remote-controlled net launchers (Coda Enterprises, Ltd) using various anthropogenic foods and carrion sources as bait</w:t>
+      </w:r>
+      <w:r>
+        <w:rPr>
+          <w:rFonts w:ascii="Arial" w:hAnsi="Arial" w:cs="Arial"/>
+          <w:color w:val="000000" w:themeColor="text1"/>
+          <w:sz w:val="22"/>
+          <w:szCs w:val="22"/>
+        </w:rPr>
+        <w:t xml:space="preserve"> under UW (3077–01) and NPS (IMR_YELL_Loretto_Raven_2018.A1) IACUC</w:t>
+      </w:r>
+      <w:r>
+        <w:rPr>
+          <w:rFonts w:ascii="Arial" w:hAnsi="Arial" w:cs="Arial"/>
+          <w:color w:val="000000" w:themeColor="text1"/>
+          <w:sz w:val="22"/>
+          <w:szCs w:val="22"/>
+        </w:rPr>
+        <w:t>. We caught territorial ravens opportunistically in large feeding groups with vagrant ravens and as targeted efforts at territories along the road within the national park. We fitted solar-powered GPS data loggers (e-obs GmbH; Bird Solar UMTS, 25 g) to the bird using Teflon harness straps (total assembly weight &lt;4% body mass</w:t>
       </w:r>
       <w:r>
         <w:rPr>
@@ -2319,7 +2596,7 @@
           <w:sz w:val="22"/>
           <w:szCs w:val="22"/>
         </w:rPr>
-        <w:instrText xml:space="preserve"> ADDIN ZOTERO_ITEM CSL_CITATION {"citationID":"QMYkXyvK","properties":{"formattedCitation":"(Webb et al. 2011)","plainCitation":"(Webb et al. 2011)","noteIndex":0},"citationItems":[{"id":26,"uris":["http://zotero.org/users/9968163/items/SV62KECA"],"itemData":{"id":26,"type":"article-journal","abstract":"A thorough understanding of a population's ecology requires knowledge of the relationship between habitat use, resource use and demographic parameters. We undertook an empirical investigation of habitat use, resource use and demography in a population of common ravens (Corvus corax), a species widely distributed throughout the Northern Hemisphere. The abundance of ravens is increasing in many parts of western North America, which represents a conservation concern since predation by ravens is thought to contribute to the decline of several sensitive species. We defined resources as the suite of physical and biological components in the environment that led to occupancy of a particular place by ravens. The home ranges of breeding and nonbreeding ravens contained similar proportions of resources, but breeding ravens used more edges, roads, forest, clearcuts, and towns than nonbreeders. We detected no differences in survival between the sexes, but breeding ravens survived at higher rates than nonbreeders, due to exclusion by breeding ravens from those resources positively associated with survival. Raven use of mature forests and anthropogenic land use types was positively associated with survival. Breeding raven use of clearcuts and patchy areas contributed to increased reproduction, but the use of clearcuts along with the use of roads was negatively associated with survival due to illegal shooting. Greater insight into the demography of synanthropic species such as the common raven will enable managers to make informed decisions for protecting biodiversity. This study is the first to consider the demographic consequences of habitat use and resource use for both nonbreeding and breeding common ravens.","container-title":"Biological Conservation","DOI":"10.1016/j.biocon.2011.06.001","issue":"9","page":"2264-2273","source":"ResearchGate","title":"Linking resource use with demography in a synanthropic population of Common Ravens","volume":"144","author":[{"family":"Webb","given":"William"},{"family":"Marzluff","given":"John"},{"family":"Hepinstall","given":"Jeffrey"}],"issued":{"date-parts":[["2011",9,1]]}}}],"schema":"https://github.com/citation-style-language/schema/raw/master/csl-citation.json"} </w:instrText>
+        <w:instrText xml:space="preserve"> ADDIN ZOTERO_ITEM CSL_CITATION {"citationID":"QMYkXyvK","properties":{"formattedCitation":"(Webb et al. 2011)","plainCitation":"(Webb et al. 2011)","noteIndex":0},"citationItems":[{"id":18,"uris":["http://zotero.org/users/9968163/items/SV62KECA"],"itemData":{"id":18,"type":"article-journal","abstract":"A thorough understanding of a population's ecology requires knowledge of the relationship between habitat use, resource use and demographic parameters. We undertook an empirical investigation of habitat use, resource use and demography in a population of common ravens (Corvus corax), a species widely distributed throughout the Northern Hemisphere. The abundance of ravens is increasing in many parts of western North America, which represents a conservation concern since predation by ravens is thought to contribute to the decline of several sensitive species. We defined resources as the suite of physical and biological components in the environment that led to occupancy of a particular place by ravens. The home ranges of breeding and nonbreeding ravens contained similar proportions of resources, but breeding ravens used more edges, roads, forest, clearcuts, and towns than nonbreeders. We detected no differences in survival between the sexes, but breeding ravens survived at higher rates than nonbreeders, due to exclusion by breeding ravens from those resources positively associated with survival. Raven use of mature forests and anthropogenic land use types was positively associated with survival. Breeding raven use of clearcuts and patchy areas contributed to increased reproduction, but the use of clearcuts along with the use of roads was negatively associated with survival due to illegal shooting. Greater insight into the demography of synanthropic species such as the common raven will enable managers to make informed decisions for protecting biodiversity. This study is the first to consider the demographic consequences of habitat use and resource use for both nonbreeding and breeding common ravens.","container-title":"Biological Conservation","DOI":"10.1016/j.biocon.2011.06.001","issue":"9","page":"2264-2273","source":"ResearchGate","title":"Linking resource use with demography in a synanthropic population of Common Ravens","volume":"144","author":[{"family":"Webb","given":"William"},{"family":"Marzluff","given":"John"},{"family":"Hepinstall","given":"Jeffrey"}],"issued":{"date-parts":[["2011",9,1]]}}}],"schema":"https://github.com/citation-style-language/schema/raw/master/csl-citation.json"} </w:instrText>
       </w:r>
       <w:r>
         <w:rPr>
@@ -2355,7 +2632,52 @@
           <w:sz w:val="22"/>
           <w:szCs w:val="22"/>
         </w:rPr>
-        <w:t xml:space="preserve">. We confirmed this in most cases by observing nesting attempts. Four ravens that were non-breeders at the time of capture transitioned into territorial individuals during the study period. We removed male ravens when both birds in a territorial pair were tagged to avoid pseudoreplication because raven pairs travel together during the winter while foraging. Males had fewer days with successful fixes and a lower daily fix rate than females because their longer feathers more frequently covered the solar panel, preventing charging and resulting in lower </w:t>
+        <w:t>. We confirmed this in most cases by observing nesting attempts. Four ravens that were non-breeders at the time of capture transitioned into territorial individuals during the study period. We removed male ravens when both birds in a territorial pair were tagged to avoid pseudoreplication because raven pairs travel together during the winter while foraging</w:t>
+      </w:r>
+      <w:r>
+        <w:rPr>
+          <w:rFonts w:ascii="Arial" w:hAnsi="Arial" w:cs="Arial"/>
+          <w:color w:val="000000" w:themeColor="text1"/>
+          <w:sz w:val="22"/>
+          <w:szCs w:val="22"/>
+        </w:rPr>
+        <w:t xml:space="preserve"> </w:t>
+      </w:r>
+      <w:r>
+        <w:rPr>
+          <w:rFonts w:ascii="Arial" w:hAnsi="Arial" w:cs="Arial"/>
+          <w:color w:val="000000" w:themeColor="text1"/>
+          <w:sz w:val="22"/>
+          <w:szCs w:val="22"/>
+        </w:rPr>
+        <w:t>(unpublished data)</w:t>
+      </w:r>
+      <w:r>
+        <w:rPr>
+          <w:rFonts w:ascii="Arial" w:hAnsi="Arial" w:cs="Arial"/>
+          <w:color w:val="000000" w:themeColor="text1"/>
+          <w:sz w:val="22"/>
+          <w:szCs w:val="22"/>
+        </w:rPr>
+        <w:t xml:space="preserve">. </w:t>
+      </w:r>
+      <w:r>
+        <w:rPr>
+          <w:rFonts w:ascii="Arial" w:hAnsi="Arial" w:cs="Arial"/>
+          <w:color w:val="000000" w:themeColor="text1"/>
+          <w:sz w:val="22"/>
+          <w:szCs w:val="22"/>
+        </w:rPr>
+        <w:t>We observed that m</w:t>
+      </w:r>
+      <w:r>
+        <w:rPr>
+          <w:rFonts w:ascii="Arial" w:hAnsi="Arial" w:cs="Arial"/>
+          <w:color w:val="000000" w:themeColor="text1"/>
+          <w:sz w:val="22"/>
+          <w:szCs w:val="22"/>
+        </w:rPr>
+        <w:t xml:space="preserve">ales had fewer days with successful fixes and a lower </w:t>
       </w:r>
       <w:r>
         <w:rPr>
@@ -2365,7 +2687,7 @@
           <w:szCs w:val="22"/>
         </w:rPr>
         <w:lastRenderedPageBreak/>
-        <w:t xml:space="preserve">battery levels. </w:t>
+        <w:t xml:space="preserve">daily fix rate than females because their longer feathers more frequently covered the solar panel, preventing charging and resulting in lower battery levels. </w:t>
       </w:r>
       <w:r>
         <w:rPr>
@@ -2401,7 +2723,7 @@
           <w:sz w:val="22"/>
           <w:szCs w:val="22"/>
         </w:rPr>
-        <w:instrText xml:space="preserve"> ADDIN ZOTERO_ITEM CSL_CITATION {"citationID":"Mlm0Ira6","properties":{"unsorted":false,"formattedCitation":"(Thieurmel and Elmarhraoui 2022)","plainCitation":"(Thieurmel and Elmarhraoui 2022)","noteIndex":0},"citationItems":[{"id":1922,"uris":["http://zotero.org/users/9968163/items/XE2W5XKK"],"itemData":{"id":1922,"type":"book","DOI":"10.32614/CRAN.package.suncalc","title":"suncalc: Compute Sun Position, Sunlight Phases, Moon Position and Lunar Phase","URL":"https://CRAN.R-project.org/package=suncalc","author":[{"family":"Thieurmel","given":"Benoit"},{"family":"Elmarhraoui","given":"Achraf"}],"issued":{"date-parts":[["2022"]]}}}],"schema":"https://github.com/citation-style-language/schema/raw/master/csl-citation.json"} </w:instrText>
+        <w:instrText xml:space="preserve"> ADDIN ZOTERO_ITEM CSL_CITATION {"citationID":"Mlm0Ira6","properties":{"unsorted":false,"formattedCitation":"(Thieurmel and Elmarhraoui 2022)","plainCitation":"(Thieurmel and Elmarhraoui 2022)","noteIndex":0},"citationItems":[{"id":1896,"uris":["http://zotero.org/users/9968163/items/XE2W5XKK"],"itemData":{"id":1896,"type":"book","citation-key":"thieurmelSuncalcComputeSun2022","DOI":"10.32614/CRAN.package.suncalc","title":"suncalc: Compute Sun Position, Sunlight Phases, Moon Position and Lunar Phase","URL":"https://CRAN.R-project.org/package=suncalc","author":[{"family":"Thieurmel","given":"Benoit"},{"family":"Elmarhraoui","given":"Achraf"}],"issued":{"date-parts":[["2022"]]}}}],"schema":"https://github.com/citation-style-language/schema/raw/master/csl-citation.json"} </w:instrText>
       </w:r>
       <w:r>
         <w:rPr>
@@ -2557,7 +2879,43 @@
           <w:sz w:val="22"/>
           <w:szCs w:val="22"/>
         </w:rPr>
-        <w:t xml:space="preserve"> primarily used by hunters to locate elk as they migrat</w:t>
+        <w:t xml:space="preserve"> primarily used by </w:t>
+      </w:r>
+      <w:r>
+        <w:rPr>
+          <w:rFonts w:ascii="Arial" w:hAnsi="Arial" w:cs="Arial"/>
+          <w:color w:val="000000" w:themeColor="text1"/>
+          <w:sz w:val="22"/>
+          <w:szCs w:val="22"/>
+        </w:rPr>
+        <w:t xml:space="preserve">recreational </w:t>
+      </w:r>
+      <w:r>
+        <w:rPr>
+          <w:rFonts w:ascii="Arial" w:hAnsi="Arial" w:cs="Arial"/>
+          <w:color w:val="000000" w:themeColor="text1"/>
+          <w:sz w:val="22"/>
+          <w:szCs w:val="22"/>
+        </w:rPr>
+        <w:t xml:space="preserve">hunters to </w:t>
+      </w:r>
+      <w:r>
+        <w:rPr>
+          <w:rFonts w:ascii="Arial" w:hAnsi="Arial" w:cs="Arial"/>
+          <w:color w:val="000000" w:themeColor="text1"/>
+          <w:sz w:val="22"/>
+          <w:szCs w:val="22"/>
+        </w:rPr>
+        <w:t>harvest</w:t>
+      </w:r>
+      <w:r>
+        <w:rPr>
+          <w:rFonts w:ascii="Arial" w:hAnsi="Arial" w:cs="Arial"/>
+          <w:color w:val="000000" w:themeColor="text1"/>
+          <w:sz w:val="22"/>
+          <w:szCs w:val="22"/>
+        </w:rPr>
+        <w:t xml:space="preserve"> elk as they migrat</w:t>
       </w:r>
       <w:r>
         <w:rPr>
@@ -2665,7 +3023,34 @@
           <w:sz w:val="22"/>
           <w:szCs w:val="22"/>
         </w:rPr>
-        <w:t xml:space="preserve">travel to hunt. </w:t>
+        <w:t>travel to hunt</w:t>
+      </w:r>
+      <w:r>
+        <w:rPr>
+          <w:rFonts w:ascii="Arial" w:hAnsi="Arial" w:cs="Arial"/>
+          <w:color w:val="000000" w:themeColor="text1"/>
+          <w:sz w:val="22"/>
+          <w:szCs w:val="22"/>
+        </w:rPr>
+        <w:t>. Additional hunting will occur outside of this region, but this space is of high interest to recreational hunters and will be highly correlated with take for the rest of the region</w:t>
+      </w:r>
+      <w:r>
+        <w:rPr>
+          <w:rFonts w:ascii="Arial" w:hAnsi="Arial" w:cs="Arial"/>
+          <w:color w:val="000000" w:themeColor="text1"/>
+          <w:sz w:val="22"/>
+          <w:szCs w:val="22"/>
+        </w:rPr>
+        <w:t xml:space="preserve"> (Justin Gude &amp; Michael Yarnell, MTFWP, personal communication)</w:t>
+      </w:r>
+      <w:r>
+        <w:rPr>
+          <w:rFonts w:ascii="Arial" w:hAnsi="Arial" w:cs="Arial"/>
+          <w:color w:val="000000" w:themeColor="text1"/>
+          <w:sz w:val="22"/>
+          <w:szCs w:val="22"/>
+        </w:rPr>
+        <w:t>.</w:t>
       </w:r>
     </w:p>
     <w:p>
@@ -2725,6 +3110,7 @@
           <w:sz w:val="22"/>
           <w:szCs w:val="22"/>
         </w:rPr>
+        <w:lastRenderedPageBreak/>
         <w:t>We removed a 500-meter area around the Gardiner landfill and sewage treatment ponds in both hunting regions t</w:t>
       </w:r>
       <w:r>
@@ -2849,7 +3235,6 @@
           <w:sz w:val="22"/>
           <w:szCs w:val="22"/>
         </w:rPr>
-        <w:lastRenderedPageBreak/>
         <w:t xml:space="preserve">3.2.4 </w:t>
       </w:r>
       <w:r>
@@ -2918,7 +3303,25 @@
           <w:sz w:val="22"/>
           <w:szCs w:val="22"/>
         </w:rPr>
-        <w:t xml:space="preserve"> included a second day with a successful take within 7 days, and extended until the end of wint</w:t>
+        <w:t xml:space="preserve"> included a second day with a successful take within 7 </w:t>
+      </w:r>
+      <w:r>
+        <w:rPr>
+          <w:rFonts w:ascii="Arial" w:hAnsi="Arial" w:cs="Arial"/>
+          <w:color w:val="000000" w:themeColor="text1"/>
+          <w:sz w:val="22"/>
+          <w:szCs w:val="22"/>
+        </w:rPr>
+        <w:t>days and</w:t>
+      </w:r>
+      <w:r>
+        <w:rPr>
+          <w:rFonts w:ascii="Arial" w:hAnsi="Arial" w:cs="Arial"/>
+          <w:color w:val="000000" w:themeColor="text1"/>
+          <w:sz w:val="22"/>
+          <w:szCs w:val="22"/>
+        </w:rPr>
+        <w:t xml:space="preserve"> extended until the end of wint</w:t>
       </w:r>
       <w:r>
         <w:rPr>
@@ -2954,7 +3357,25 @@
           <w:sz w:val="22"/>
           <w:szCs w:val="22"/>
         </w:rPr>
-        <w:t xml:space="preserve">. Table 1). Bison-hunting dates are flexible because harvest is influenced by bison movement more than hunting-date regulations for tribal hunters. </w:t>
+        <w:t xml:space="preserve">. Table 1). Bison-hunting dates </w:t>
+      </w:r>
+      <w:r>
+        <w:rPr>
+          <w:rFonts w:ascii="Arial" w:hAnsi="Arial" w:cs="Arial"/>
+          <w:color w:val="000000" w:themeColor="text1"/>
+          <w:sz w:val="22"/>
+          <w:szCs w:val="22"/>
+        </w:rPr>
+        <w:t>were considered</w:t>
+      </w:r>
+      <w:r>
+        <w:rPr>
+          <w:rFonts w:ascii="Arial" w:hAnsi="Arial" w:cs="Arial"/>
+          <w:color w:val="000000" w:themeColor="text1"/>
+          <w:sz w:val="22"/>
+          <w:szCs w:val="22"/>
+        </w:rPr>
+        <w:t xml:space="preserve"> flexible because harvest is influenced by bison movement more than hunting-date regulations for tribal hunters. </w:t>
       </w:r>
       <w:commentRangeStart w:id="1"/>
       <w:r>
@@ -3041,7 +3462,25 @@
           <w:sz w:val="22"/>
           <w:szCs w:val="22"/>
         </w:rPr>
-        <w:t>We calculated the availability of hunter-created biomass using hunter take information for elk and deer during the rifle hunting period from Montana Fish, Wildlife, and Parks for the 313 hunting district (</w:t>
+        <w:t xml:space="preserve">We calculated the availability of hunter-created biomass using hunter take information for elk and deer during the rifle hunting period from </w:t>
+      </w:r>
+      <w:r>
+        <w:rPr>
+          <w:rFonts w:ascii="Arial" w:hAnsi="Arial" w:cs="Arial"/>
+          <w:color w:val="000000" w:themeColor="text1"/>
+          <w:sz w:val="22"/>
+          <w:szCs w:val="22"/>
+        </w:rPr>
+        <w:t>MTFWP</w:t>
+      </w:r>
+      <w:r>
+        <w:rPr>
+          <w:rFonts w:ascii="Arial" w:hAnsi="Arial" w:cs="Arial"/>
+          <w:color w:val="000000" w:themeColor="text1"/>
+          <w:sz w:val="22"/>
+          <w:szCs w:val="22"/>
+        </w:rPr>
+        <w:t xml:space="preserve"> for the 313 hunting district (</w:t>
       </w:r>
       <w:hyperlink r:id="rId12" w:history="1">
         <w:r>
@@ -3098,7 +3537,7 @@
           <w:sz w:val="22"/>
           <w:szCs w:val="22"/>
         </w:rPr>
-        <w:instrText xml:space="preserve"> ADDIN ZOTERO_ITEM CSL_CITATION {"citationID":"ukGI1oDb","properties":{"formattedCitation":"(Rickbeil et al. 2019)","plainCitation":"(Rickbeil et al. 2019)","noteIndex":0},"citationItems":[{"id":1005,"uris":["http://zotero.org/users/9968163/items/FXXECLRG"],"itemData":{"id":1005,"type":"article-journal","abstract":"Migration is an effective behavioral strategy for prolonging access to seasonal resources and may be a resilient strategy for ungulates experiencing changing climatic conditions. In the Greater Yellowstone Ecosystem (GYE), elk are the primary ungulate, with approximately 20,000 individuals migrating to exploit seasonal gradients in forage while also avoiding energetically costly snow conditions. How climate-induced changes in plant phenology and snow accumulation are influencing elk migration timing is unknown. We present the most complete record of elk migration across the GYE, spanning 9 herds and 414 individuals from 2001 to 2017, to evaluate the drivers of migration timing and test for temporal shifts. The timing of elk departure from winter range involved a trade-off between current and anticipated forage conditions, while snow melt governed summer range arrival date. Timing of elk departure from summer range and arrival on winter range were both influenced by snow accumulation and exposure to hunting. At the GYE scale, spring and fall migration timing changed through time, most notably with winter range arrival dates becoming almost 50 days later since 2001. Predicted herd-level changes in migration timing largely agreed with observed GYE-wide changes—except for predicted winter range arrival dates which did not reflect the magnitude of change detected in the elk telemetry data. Snow melt, snow accumulation, and spring green-up dates all changed through time, with different herds experiencing different rates and directions of change. We conclude that elk migration is plastic, is a direct response to environmental cues, and that these environmental cues are not changing in a consistent manner across the GYE. The impacts of changing elk migration timing on predator–prey dynamics, carnivore–livestock conflict, disease ecology, and harvest management across the GYE are likely to be significant and complex.","container-title":"Global Change Biology","DOI":"10.1111/gcb.14629","ISSN":"1365-2486","issue":"7","language":"en","license":"© 2019 John Wiley &amp; Sons Ltd","note":"_eprint: https://onlinelibrary.wiley.com/doi/pdf/10.1111/gcb.14629","page":"2368-2381","source":"Wiley Online Library","title":"Plasticity in elk migration timing is a response to changing environmental conditions","volume":"25","author":[{"family":"Rickbeil","given":"Gregory J. M."},{"family":"Merkle","given":"Jerod A."},{"family":"Anderson","given":"Greg"},{"family":"Atwood","given":"M. Paul"},{"family":"Beckmann","given":"Jon P."},{"family":"Cole","given":"Eric K."},{"family":"Courtemanch","given":"Alyson B."},{"family":"Dewey","given":"Sarah"},{"family":"Gustine","given":"David D."},{"family":"Kauffman","given":"Matthew J."},{"family":"McWhirter","given":"Douglas E."},{"family":"Mong","given":"Tony"},{"family":"Proffitt","given":"Kelly"},{"family":"White","given":"Patrick J."},{"family":"Middleton","given":"Arthur D."}],"issued":{"date-parts":[["2019"]]}}}],"schema":"https://github.com/citation-style-language/schema/raw/master/csl-citation.json"} </w:instrText>
+        <w:instrText xml:space="preserve"> ADDIN ZOTERO_ITEM CSL_CITATION {"citationID":"ukGI1oDb","properties":{"formattedCitation":"(Rickbeil et al. 2019)","plainCitation":"(Rickbeil et al. 2019)","noteIndex":0},"citationItems":[{"id":1022,"uris":["http://zotero.org/users/9968163/items/FXXECLRG"],"itemData":{"id":1022,"type":"article-journal","abstract":"Migration is an effective behavioral strategy for prolonging access to seasonal resources and may be a resilient strategy for ungulates experiencing changing climatic conditions. In the Greater Yellowstone Ecosystem (GYE), elk are the primary ungulate, with approximately 20,000 individuals migrating to exploit seasonal gradients in forage while also avoiding energetically costly snow conditions. How climate-induced changes in plant phenology and snow accumulation are influencing elk migration timing is unknown. We present the most complete record of elk migration across the GYE, spanning 9 herds and 414 individuals from 2001 to 2017, to evaluate the drivers of migration timing and test for temporal shifts. The timing of elk departure from winter range involved a trade-off between current and anticipated forage conditions, while snow melt governed summer range arrival date. Timing of elk departure from summer range and arrival on winter range were both influenced by snow accumulation and exposure to hunting. At the GYE scale, spring and fall migration timing changed through time, most notably with winter range arrival dates becoming almost 50 days later since 2001. Predicted herd-level changes in migration timing largely agreed with observed GYE-wide changes—except for predicted winter range arrival dates which did not reflect the magnitude of change detected in the elk telemetry data. Snow melt, snow accumulation, and spring green-up dates all changed through time, with different herds experiencing different rates and directions of change. We conclude that elk migration is plastic, is a direct response to environmental cues, and that these environmental cues are not changing in a consistent manner across the GYE. The impacts of changing elk migration timing on predator–prey dynamics, carnivore–livestock conflict, disease ecology, and harvest management across the GYE are likely to be significant and complex.","container-title":"Global Change Biology","DOI":"10.1111/gcb.14629","ISSN":"1365-2486","issue":"7","language":"en","license":"© 2019 John Wiley &amp; Sons Ltd","note":"_eprint: https://onlinelibrary.wiley.com/doi/pdf/10.1111/gcb.14629","page":"2368-2381","source":"Wiley Online Library","title":"Plasticity in elk migration timing is a response to changing environmental conditions","volume":"25","author":[{"family":"Rickbeil","given":"Gregory J. M."},{"family":"Merkle","given":"Jerod A."},{"family":"Anderson","given":"Greg"},{"family":"Atwood","given":"M. Paul"},{"family":"Beckmann","given":"Jon P."},{"family":"Cole","given":"Eric K."},{"family":"Courtemanch","given":"Alyson B."},{"family":"Dewey","given":"Sarah"},{"family":"Gustine","given":"David D."},{"family":"Kauffman","given":"Matthew J."},{"family":"McWhirter","given":"Douglas E."},{"family":"Mong","given":"Tony"},{"family":"Proffitt","given":"Kelly"},{"family":"White","given":"Patrick J."},{"family":"Middleton","given":"Arthur D."}],"issued":{"date-parts":[["2019"]]}}}],"schema":"https://github.com/citation-style-language/schema/raw/master/csl-citation.json"} </w:instrText>
       </w:r>
       <w:r>
         <w:rPr>
@@ -3227,6 +3666,7 @@
           <w:sz w:val="22"/>
           <w:szCs w:val="22"/>
         </w:rPr>
+        <w:lastRenderedPageBreak/>
         <w:t xml:space="preserve">The exception is male mule deer, which </w:t>
       </w:r>
       <w:commentRangeEnd w:id="2"/>
@@ -3247,17 +3687,7 @@
           <w:sz w:val="22"/>
           <w:szCs w:val="22"/>
         </w:rPr>
-        <w:t xml:space="preserve">are protected during the last two weeks of the hunting season. Bison taken in the Gardiner Basin were recorded by the NPS Bison Office daily during </w:t>
-      </w:r>
-      <w:r>
-        <w:rPr>
-          <w:rFonts w:ascii="Arial" w:hAnsi="Arial" w:cs="Arial"/>
-          <w:color w:val="000000" w:themeColor="text1"/>
-          <w:sz w:val="22"/>
-          <w:szCs w:val="22"/>
-        </w:rPr>
-        <w:lastRenderedPageBreak/>
-        <w:t xml:space="preserve">the winter through surveys and communications with NPS law enforcement, private hunters, and game wardens. </w:t>
+        <w:t xml:space="preserve">are protected during the last two weeks of the hunting season. Bison taken in the Gardiner Basin were recorded by the NPS Bison Office daily during the winter through surveys and communications with NPS law enforcement, private hunters, and game wardens. </w:t>
       </w:r>
     </w:p>
     <w:p>
@@ -3306,7 +3736,7 @@
           <w:sz w:val="22"/>
           <w:szCs w:val="22"/>
         </w:rPr>
-        <w:instrText xml:space="preserve"> ADDIN ZOTERO_ITEM CSL_CITATION {"citationID":"9hoY9g3b","properties":{"formattedCitation":"(Murphy et al. 1998)","plainCitation":"(Murphy et al. 1998)","noteIndex":0},"citationItems":[{"id":872,"uris":["http://zotero.org/users/9968163/items/R9PGF9BX"],"itemData":{"id":872,"type":"article-journal","abstract":"Black bears (Ursus americanus) or grizzly bears (Ursus arctos) visited 8 of 55 cougar-killed (Felis concolor) ungulates in Glacier National Park (GNP), Montana, from 1992 to 1995, and 19 of 58 cougar kills in Yellowstone National Park (YNP), Wyoming, from 1990 to 1995. Bears displaced cougars from 4 of 8 carcasses they visited in GNP and 7 of 19 in YNP. Cougar predation provided an average of 1.9 kg/day (range = 0-6.8 kg/day) of biomass to bears that fed on cougar-killed ungulates. This biomass was an important percent (up to 113%) of the daily energy needs of bears when compared to their caloric requirements reported in the literature. We suggest that ungulate carrion resulting from cougar predation is important nutritionally to bears in some regions and seasons. Cougars that were displaced from their kills by bears lost an average of 0.64 kg/day of ungulate biomass, or 17-26% of their daily energy requirements. Biologists modelling or measuring cougar predation rates should be aware that losses to scavengers may be significant.","citation-key":"murphyEncounterCompetitionBears1998","container-title":"Ursus","ISSN":"1537-6176","page":"55-60","publisher":"International Association for Bear Research and Management","source":"JSTOR","title":"Encounter Competition between Bears and Cougars: Some Ecological Implications","title-short":"Encounter Competition between Bears and Cougars","volume":"10","author":[{"family":"Murphy","given":"Kerry M."},{"family":"Felzien","given":"Gregory S."},{"family":"Hornocker","given":"Maurice G."},{"family":"Ruth","given":"Toni K."}],"issued":{"date-parts":[["1998"]]}}}],"schema":"https://github.com/citation-style-language/schema/raw/master/csl-citation.json"} </w:instrText>
+        <w:instrText xml:space="preserve"> ADDIN ZOTERO_ITEM CSL_CITATION {"citationID":"9hoY9g3b","properties":{"formattedCitation":"(Murphy et al. 1998)","plainCitation":"(Murphy et al. 1998)","noteIndex":0},"citationItems":[{"id":854,"uris":["http://zotero.org/users/9968163/items/R9PGF9BX"],"itemData":{"id":854,"type":"article-journal","abstract":"Black bears (Ursus americanus) or grizzly bears (Ursus arctos) visited 8 of 55 cougar-killed (Felis concolor) ungulates in Glacier National Park (GNP), Montana, from 1992 to 1995, and 19 of 58 cougar kills in Yellowstone National Park (YNP), Wyoming, from 1990 to 1995. Bears displaced cougars from 4 of 8 carcasses they visited in GNP and 7 of 19 in YNP. Cougar predation provided an average of 1.9 kg/day (range = 0-6.8 kg/day) of biomass to bears that fed on cougar-killed ungulates. This biomass was an important percent (up to 113%) of the daily energy needs of bears when compared to their caloric requirements reported in the literature. We suggest that ungulate carrion resulting from cougar predation is important nutritionally to bears in some regions and seasons. Cougars that were displaced from their kills by bears lost an average of 0.64 kg/day of ungulate biomass, or 17-26% of their daily energy requirements. Biologists modelling or measuring cougar predation rates should be aware that losses to scavengers may be significant.","citation-key":"murphyEncounterCompetitionBears1998","container-title":"Ursus","ISSN":"1537-6176","page":"55-60","publisher":"International Association for Bear Research and Management","source":"JSTOR","title":"Encounter Competition between Bears and Cougars: Some Ecological Implications","title-short":"Encounter Competition between Bears and Cougars","volume":"10","author":[{"family":"Murphy","given":"Kerry M."},{"family":"Felzien","given":"Gregory S."},{"family":"Hornocker","given":"Maurice G."},{"family":"Ruth","given":"Toni K."}],"issued":{"date-parts":[["1998"]]}}}],"schema":"https://github.com/citation-style-language/schema/raw/master/csl-citation.json"} </w:instrText>
       </w:r>
       <w:r>
         <w:rPr>
@@ -3744,7 +4174,32 @@
           <w:sz w:val="22"/>
           <w:szCs w:val="22"/>
         </w:rPr>
-        <w:t>Raven movement decisions</w:t>
+        <w:t xml:space="preserve">Raven movement </w:t>
+      </w:r>
+      <w:commentRangeStart w:id="7"/>
+      <w:r>
+        <w:rPr>
+          <w:rFonts w:ascii="Arial" w:hAnsi="Arial" w:cs="Arial"/>
+          <w:i/>
+          <w:iCs/>
+          <w:color w:val="000000" w:themeColor="text1"/>
+          <w:sz w:val="22"/>
+          <w:szCs w:val="22"/>
+        </w:rPr>
+        <w:t>decisions</w:t>
+      </w:r>
+      <w:commentRangeEnd w:id="7"/>
+      <w:r>
+        <w:rPr>
+          <w:rStyle w:val="CommentReference"/>
+          <w:rFonts w:ascii="Arial" w:hAnsi="Arial" w:cs="Arial"/>
+          <w:i/>
+          <w:iCs/>
+          <w:color w:val="000000" w:themeColor="text1"/>
+          <w:sz w:val="22"/>
+          <w:szCs w:val="22"/>
+        </w:rPr>
+        <w:commentReference w:id="7"/>
       </w:r>
     </w:p>
     <w:p>
@@ -3783,7 +4238,7 @@
           <w:sz w:val="22"/>
           <w:szCs w:val="22"/>
         </w:rPr>
-        <w:instrText xml:space="preserve"> ADDIN ZOTERO_ITEM CSL_CITATION {"citationID":"ePgI2xmg","properties":{"unsorted":false,"formattedCitation":"(Calenge 2024)","plainCitation":"(Calenge 2024)","noteIndex":0},"citationItems":[{"id":1919,"uris":["http://zotero.org/users/9968163/items/X2ZME3LC"],"itemData":{"id":1919,"type":"book","DOI":"10.32614/CRAN.package.adehabitatHR","title":"adehabitatHR: Home Range Estimation","URL":"https://CRAN.R-project.org/package=adehabitatHR","author":[{"family":"Calenge","given":"Clement"}],"issued":{"date-parts":[["2024"]]}}}],"schema":"https://github.com/citation-style-language/schema/raw/master/csl-citation.json"} </w:instrText>
+        <w:instrText xml:space="preserve"> ADDIN ZOTERO_ITEM CSL_CITATION {"citationID":"ePgI2xmg","properties":{"unsorted":false,"formattedCitation":"(Calenge 2024)","plainCitation":"(Calenge 2024)","noteIndex":0},"citationItems":[{"id":1898,"uris":["http://zotero.org/users/9968163/items/X2ZME3LC"],"itemData":{"id":1898,"type":"book","citation-key":"calengeAdehabitatHRHomeRange2024","DOI":"10.32614/CRAN.package.adehabitatHR","title":"adehabitatHR: Home Range Estimation","URL":"https://CRAN.R-project.org/package=adehabitatHR","author":[{"family":"Calenge","given":"Clement"}],"issued":{"date-parts":[["2024"]]}}}],"schema":"https://github.com/citation-style-language/schema/raw/master/csl-citation.json"} </w:instrText>
       </w:r>
       <w:r>
         <w:rPr>
@@ -3856,7 +4311,7 @@
           <w:sz w:val="22"/>
           <w:szCs w:val="22"/>
         </w:rPr>
-        <w:instrText xml:space="preserve"> ADDIN ZOTERO_ITEM CSL_CITATION {"citationID":"r9SLxQ8o","properties":{"unsorted":false,"formattedCitation":"(R Core Team 2025)","plainCitation":"(R Core Team 2025)","noteIndex":0},"citationItems":[{"id":1918,"uris":["http://zotero.org/users/9968163/items/3PHD7UGS"],"itemData":{"id":1918,"type":"book","publisher":"R Foundation for Statistical Computing","publisher-place":"Vienna, Austria","title":"R: A Language and Environment for Statistical Computing","URL":"https://www.R-project.org/","author":[{"literal":"R Core Team"}],"issued":{"date-parts":[["2025"]]}}}],"schema":"https://github.com/citation-style-language/schema/raw/master/csl-citation.json"} </w:instrText>
+        <w:instrText xml:space="preserve"> ADDIN ZOTERO_ITEM CSL_CITATION {"citationID":"r9SLxQ8o","properties":{"unsorted":false,"formattedCitation":"(R Core Team 2025)","plainCitation":"(R Core Team 2025)","noteIndex":0},"citationItems":[{"id":1899,"uris":["http://zotero.org/users/9968163/items/3PHD7UGS"],"itemData":{"id":1899,"type":"book","citation-key":"rcoreteamLanguageEnvironmentStatistical2025","publisher":"R Foundation for Statistical Computing","publisher-place":"Vienna, Austria","title":"R: A Language and Environment for Statistical Computing","URL":"https://www.R-project.org/","author":[{"literal":"R Core Team"}],"issued":{"date-parts":[["2025"]]}}}],"schema":"https://github.com/citation-style-language/schema/raw/master/csl-citation.json"} </w:instrText>
       </w:r>
       <w:r>
         <w:rPr>
@@ -3950,61 +4405,34 @@
           <w:sz w:val="22"/>
           <w:szCs w:val="22"/>
         </w:rPr>
-        <w:t xml:space="preserve">We determined </w:t>
-      </w:r>
-      <w:r>
-        <w:rPr>
-          <w:rFonts w:ascii="Arial" w:hAnsi="Arial" w:cs="Arial"/>
-          <w:color w:val="000000" w:themeColor="text1"/>
-          <w:sz w:val="22"/>
-          <w:szCs w:val="22"/>
-        </w:rPr>
-        <w:t xml:space="preserve">if </w:t>
-      </w:r>
-      <w:r>
-        <w:rPr>
-          <w:rFonts w:ascii="Arial" w:hAnsi="Arial" w:cs="Arial"/>
-          <w:color w:val="000000" w:themeColor="text1"/>
-          <w:sz w:val="22"/>
-          <w:szCs w:val="22"/>
-        </w:rPr>
-        <w:t xml:space="preserve">a </w:t>
-      </w:r>
-      <w:r>
-        <w:rPr>
-          <w:rFonts w:ascii="Arial" w:hAnsi="Arial" w:cs="Arial"/>
-          <w:color w:val="000000" w:themeColor="text1"/>
-          <w:sz w:val="22"/>
-          <w:szCs w:val="22"/>
-        </w:rPr>
-        <w:t xml:space="preserve">raven visited the </w:t>
-      </w:r>
-      <w:r>
-        <w:rPr>
-          <w:rFonts w:ascii="Arial" w:hAnsi="Arial" w:cs="Arial"/>
-          <w:color w:val="000000" w:themeColor="text1"/>
-          <w:sz w:val="22"/>
-          <w:szCs w:val="22"/>
-        </w:rPr>
-        <w:t xml:space="preserve">Gardiner </w:t>
-      </w:r>
-      <w:r>
-        <w:rPr>
-          <w:rFonts w:ascii="Arial" w:hAnsi="Arial" w:cs="Arial"/>
-          <w:color w:val="000000" w:themeColor="text1"/>
-          <w:sz w:val="22"/>
-          <w:szCs w:val="22"/>
-        </w:rPr>
-        <w:t xml:space="preserve">hunting region </w:t>
-      </w:r>
-      <w:r>
-        <w:rPr>
-          <w:rFonts w:ascii="Arial" w:hAnsi="Arial" w:cs="Arial"/>
-          <w:color w:val="000000" w:themeColor="text1"/>
-          <w:sz w:val="22"/>
-          <w:szCs w:val="22"/>
-        </w:rPr>
-        <w:t>if it had at least 1 GPS point within the appropriate hunting region polygon. The MTFWP hunting region was active for the duration of the MTFWP hunting season, and the bison hunting region was active from that date until March 30</w:t>
+        <w:t>For each day, w</w:t>
+      </w:r>
+      <w:r>
+        <w:rPr>
+          <w:rFonts w:ascii="Arial" w:hAnsi="Arial" w:cs="Arial"/>
+          <w:color w:val="000000" w:themeColor="text1"/>
+          <w:sz w:val="22"/>
+          <w:szCs w:val="22"/>
+        </w:rPr>
+        <w:t xml:space="preserve">e </w:t>
+      </w:r>
+      <w:r>
+        <w:rPr>
+          <w:rFonts w:ascii="Arial" w:hAnsi="Arial" w:cs="Arial"/>
+          <w:color w:val="000000" w:themeColor="text1"/>
+          <w:sz w:val="22"/>
+          <w:szCs w:val="22"/>
+        </w:rPr>
+        <w:t>defined a visit to the hunting region as 1 GPS point within the season appropriate hunting region polygon</w:t>
+      </w:r>
+      <w:r>
+        <w:rPr>
+          <w:rFonts w:ascii="Arial" w:hAnsi="Arial" w:cs="Arial"/>
+          <w:color w:val="000000" w:themeColor="text1"/>
+          <w:sz w:val="22"/>
+          <w:szCs w:val="22"/>
+        </w:rPr>
+        <w:t>. The MTFWP hunting region was active for the duration of the MTFWP hunting season, and the bison hunting region was active from that date until March 30</w:t>
       </w:r>
       <w:r>
         <w:rPr>
@@ -4086,7 +4514,18 @@
           <w:sz w:val="22"/>
           <w:szCs w:val="22"/>
         </w:rPr>
-        <w:t>Covariates</w:t>
+        <w:t>Other c</w:t>
+      </w:r>
+      <w:r>
+        <w:rPr>
+          <w:rFonts w:ascii="Arial" w:hAnsi="Arial" w:cs="Arial"/>
+          <w:i/>
+          <w:iCs/>
+          <w:color w:val="000000" w:themeColor="text1"/>
+          <w:sz w:val="22"/>
+          <w:szCs w:val="22"/>
+        </w:rPr>
+        <w:t>ovariates</w:t>
       </w:r>
     </w:p>
     <w:p>
@@ -4267,7 +4706,7 @@
           <w:sz w:val="22"/>
           <w:szCs w:val="22"/>
         </w:rPr>
-        <w:instrText xml:space="preserve"> ADDIN ZOTERO_ITEM CSL_CITATION {"citationID":"d9NJFhBv","properties":{"unsorted":false,"formattedCitation":"(Loretto et al. 2026)","plainCitation":"(Loretto et al. 2026)","noteIndex":0},"citationItems":[{"id":1582,"uris":["http://zotero.org/users/9968163/items/BAM3LF88"],"itemData":{"id":1582,"type":"article-journal","abstract":"Scavengers generally rely on patchily distributed, unpredictable carrion. A long-standing hypothesis suggests scavenging ravens reliably locate such food by directly following large carnivores to their kills. However, by satellite tracking 69 ravens, 20 wolves, and 11 cougars in Yellowstone National Park, we found that following of predators over large distances rarely occurred. Instead, ravens routinely revisited sites where wolf kills were common—returning from distances of up to 155 kilometers to find carrion. Much like navigating to permanent anthropogenic subsidies, ravens appear to remember potential sources of carrion shaped by previous encounters with wolves or their kills. These findings suggest that spatial memory and navigation play a considerably greater role than previously assumed among scavengers, and possibly other wide-ranging species, in search of ephemeral resources.","citation-key":"lorettoRavensAnticipateWolf2026","container-title":"Science","DOI":"10.1126/science.adz9467","issue":"6790","page":"1151-1154","publisher":"American Association for the Advancement of Science","source":"science.org (Atypon)","title":"Ravens anticipate wolf kill sites across broad scales","volume":"391","author":[{"family":"Loretto","given":"Matthias-Claudio"},{"family":"Beck","given":"Kristina B."},{"family":"Smith","given":"Douglas W."},{"family":"Stahler","given":"Daniel R."},{"family":"Walker","given":"Lauren E."},{"family":"Wikelski","given":"Martin"},{"family":"Mueller","given":"Thomas"},{"family":"Safi","given":"Kamran"},{"family":"Marzluff","given":"John M."}],"issued":{"date-parts":[["2026",3,12]]}}}],"schema":"https://github.com/citation-style-language/schema/raw/master/csl-citation.json"} </w:instrText>
+        <w:instrText xml:space="preserve"> ADDIN ZOTERO_ITEM CSL_CITATION {"citationID":"d9NJFhBv","properties":{"unsorted":false,"formattedCitation":"(Loretto et al. 2026)","plainCitation":"(Loretto et al. 2026)","noteIndex":0},"citationItems":[{"id":1570,"uris":["http://zotero.org/users/9968163/items/BAM3LF88"],"itemData":{"id":1570,"type":"article-journal","abstract":"Scavengers generally rely on patchily distributed, unpredictable carrion. A long-standing hypothesis suggests scavenging ravens reliably locate such food by directly following large carnivores to their kills. However, by satellite tracking 69 ravens, 20 wolves, and 11 cougars in Yellowstone National Park, we found that following of predators over large distances rarely occurred. Instead, ravens routinely revisited sites where wolf kills were common—returning from distances of up to 155 kilometers to find carrion. Much like navigating to permanent anthropogenic subsidies, ravens appear to remember potential sources of carrion shaped by previous encounters with wolves or their kills. These findings suggest that spatial memory and navigation play a considerably greater role than previously assumed among scavengers, and possibly other wide-ranging species, in search of ephemeral resources.","citation-key":"lorettoRavensAnticipateWolf2026","container-title":"Science","DOI":"10.1126/science.adz9467","issue":"6790","page":"1151-1154","publisher":"American Association for the Advancement of Science","source":"science.org (Atypon)","title":"Ravens anticipate wolf kill sites across broad scales","volume":"391","author":[{"family":"Loretto","given":"Matthias-Claudio"},{"family":"Beck","given":"Kristina B."},{"family":"Smith","given":"Douglas W."},{"family":"Stahler","given":"Daniel R."},{"family":"Walker","given":"Lauren E."},{"family":"Wikelski","given":"Martin"},{"family":"Mueller","given":"Thomas"},{"family":"Safi","given":"Kamran"},{"family":"Marzluff","given":"John M."}],"issued":{"date-parts":[["2026",3,12]]}}}],"schema":"https://github.com/citation-style-language/schema/raw/master/csl-citation.json"} </w:instrText>
       </w:r>
       <w:r>
         <w:rPr>
@@ -4330,6 +4769,60 @@
           <w:sz w:val="22"/>
           <w:szCs w:val="22"/>
         </w:rPr>
+        <w:t>defined the productivity of a raven</w:t>
+      </w:r>
+      <w:r>
+        <w:rPr>
+          <w:rFonts w:ascii="Arial" w:hAnsi="Arial" w:cs="Arial"/>
+          <w:color w:val="000000" w:themeColor="text1"/>
+          <w:sz w:val="22"/>
+          <w:szCs w:val="22"/>
+        </w:rPr>
+        <w:t>’</w:t>
+      </w:r>
+      <w:r>
+        <w:rPr>
+          <w:rFonts w:ascii="Arial" w:hAnsi="Arial" w:cs="Arial"/>
+          <w:color w:val="000000" w:themeColor="text1"/>
+          <w:sz w:val="22"/>
+          <w:szCs w:val="22"/>
+        </w:rPr>
+        <w:t>s territory as the daily carcass acquisition rate</w:t>
+      </w:r>
+      <w:r>
+        <w:rPr>
+          <w:rFonts w:ascii="Arial" w:hAnsi="Arial" w:cs="Arial"/>
+          <w:color w:val="000000" w:themeColor="text1"/>
+          <w:sz w:val="22"/>
+          <w:szCs w:val="22"/>
+        </w:rPr>
+        <w:t xml:space="preserve"> </w:t>
+      </w:r>
+      <w:r>
+        <w:rPr>
+          <w:rFonts w:ascii="Arial" w:hAnsi="Arial" w:cs="Arial"/>
+          <w:color w:val="000000" w:themeColor="text1"/>
+          <w:sz w:val="22"/>
+          <w:szCs w:val="22"/>
+        </w:rPr>
+        <w:t xml:space="preserve">of wolves. </w:t>
+      </w:r>
+      <w:r>
+        <w:rPr>
+          <w:rFonts w:ascii="Arial" w:hAnsi="Arial" w:cs="Arial"/>
+          <w:color w:val="000000" w:themeColor="text1"/>
+          <w:sz w:val="22"/>
+          <w:szCs w:val="22"/>
+        </w:rPr>
+        <w:t xml:space="preserve">We </w:t>
+      </w:r>
+      <w:r>
+        <w:rPr>
+          <w:rFonts w:ascii="Arial" w:hAnsi="Arial" w:cs="Arial"/>
+          <w:color w:val="000000" w:themeColor="text1"/>
+          <w:sz w:val="22"/>
+          <w:szCs w:val="22"/>
+        </w:rPr>
         <w:t>calculate</w:t>
       </w:r>
       <w:r>
@@ -4357,7 +4850,7 @@
           <w:sz w:val="22"/>
           <w:szCs w:val="22"/>
         </w:rPr>
-        <w:t>the productivity of a raven’s territory</w:t>
+        <w:t>this</w:t>
       </w:r>
       <w:r>
         <w:rPr>
@@ -4375,34 +4868,7 @@
           <w:sz w:val="22"/>
           <w:szCs w:val="22"/>
         </w:rPr>
-        <w:t>as the</w:t>
-      </w:r>
-      <w:r>
-        <w:rPr>
-          <w:rFonts w:ascii="Arial" w:hAnsi="Arial" w:cs="Arial"/>
-          <w:color w:val="000000" w:themeColor="text1"/>
-          <w:sz w:val="22"/>
-          <w:szCs w:val="22"/>
-        </w:rPr>
-        <w:t xml:space="preserve"> average</w:t>
-      </w:r>
-      <w:r>
-        <w:rPr>
-          <w:rFonts w:ascii="Arial" w:hAnsi="Arial" w:cs="Arial"/>
-          <w:color w:val="000000" w:themeColor="text1"/>
-          <w:sz w:val="22"/>
-          <w:szCs w:val="22"/>
-        </w:rPr>
-        <w:t xml:space="preserve"> number of carcasses acquired by wolves in </w:t>
-      </w:r>
-      <w:r>
-        <w:rPr>
-          <w:rFonts w:ascii="Arial" w:hAnsi="Arial" w:cs="Arial"/>
-          <w:color w:val="000000" w:themeColor="text1"/>
-          <w:sz w:val="22"/>
-          <w:szCs w:val="22"/>
-        </w:rPr>
-        <w:t>the 30-day early and late winter periods</w:t>
+        <w:t>by dividing the number of predicted carcasses used by wolves</w:t>
       </w:r>
       <w:r>
         <w:rPr>
@@ -4420,25 +4886,16 @@
           <w:sz w:val="22"/>
           <w:szCs w:val="22"/>
         </w:rPr>
-        <w:t xml:space="preserve">across all </w:t>
-      </w:r>
-      <w:r>
-        <w:rPr>
-          <w:rFonts w:ascii="Arial" w:hAnsi="Arial" w:cs="Arial"/>
-          <w:color w:val="000000" w:themeColor="text1"/>
-          <w:sz w:val="22"/>
-          <w:szCs w:val="22"/>
-        </w:rPr>
-        <w:t>winters</w:t>
-      </w:r>
-      <w:r>
-        <w:rPr>
-          <w:rFonts w:ascii="Arial" w:hAnsi="Arial" w:cs="Arial"/>
-          <w:color w:val="000000" w:themeColor="text1"/>
-          <w:sz w:val="22"/>
-          <w:szCs w:val="22"/>
-        </w:rPr>
-        <w:t xml:space="preserve"> that the raven was monitored on territory. </w:t>
+        <w:t>within 1 km of the 90% MCP defining their territory</w:t>
+      </w:r>
+      <w:r>
+        <w:rPr>
+          <w:rFonts w:ascii="Arial" w:hAnsi="Arial" w:cs="Arial"/>
+          <w:color w:val="000000" w:themeColor="text1"/>
+          <w:sz w:val="22"/>
+          <w:szCs w:val="22"/>
+        </w:rPr>
+        <w:t xml:space="preserve"> by 30 days, the length of the early and late winter study periods. </w:t>
       </w:r>
     </w:p>
     <w:p>
@@ -4477,7 +4934,7 @@
           <w:sz w:val="22"/>
           <w:szCs w:val="22"/>
         </w:rPr>
-        <w:instrText xml:space="preserve"> ADDIN ZOTERO_ITEM CSL_CITATION {"citationID":"aAvBJWuw","properties":{"formattedCitation":"(Marzluff et al. 1996)","plainCitation":"(Marzluff et al. 1996)","noteIndex":0},"citationItems":[{"id":63,"uris":["http://zotero.org/users/9968163/items/Z8LZESEZ"],"itemData":{"id":63,"type":"article-journal","abstract":"Vagrant, non-breeding common ravens, Corvus corax, inhabiting the forested mountains of Maine are specialized to feed on rich but ephemeral carcasses of large mammals during the harsh winter months. The foraging and roosting behaviour of free-ranging ravens were studied during the winters of 1988–1990. Ravens quickly assembled at carcasses, and into communal roosts. Six lines of evidence indicate that these roosts function as information centres. (1) Roosts comprised both knowledgeable and naive foragers. (2) Departures from roosts were highly synchronized, with most members departing in one direction. (3) Direction of departure often changed from day to day. (4) Birds made naive of food sources (by being withheld from the wild and then allowed to join roosts) followed roost-mates to new feeding sites, whereas control birds held and released outside of roosts rarely found the local food bonanzas. (5) Birds made knowledgeable of food sources (by being released at new carcasses) joined roosts and led roost-mates to the food on three of 20 occasions. (6) The same individuals switched leader and follower roles depending upon their knowledge of feeding opportunities. Although ravens may form roosts at traditional areas (near stable food sources) that are used for many years, the ravens in Maine frequently shifted roost sites to be near newly discovered carcasses. Information exchange at roosts principally occurred on the night of, or the night before, the roost shift. Social soaring displays assembled birds from a wide area and were associated with mass movements to new roosts formed at nearby food.","container-title":"Animal Behaviour","DOI":"10.1006/anbe.1996.0008","ISSN":"00033472","issue":"1","language":"en","page":"89-103","source":"DOI.org (Crossref)","title":"Raven roosts are mobile information centres","volume":"51","author":[{"family":"Marzluff","given":"John M."},{"family":"Heinrich","given":"Bernd"},{"family":"Marzluff","given":"Colleen S."}],"issued":{"date-parts":[["1996",1]]}}}],"schema":"https://github.com/citation-style-language/schema/raw/master/csl-citation.json"} </w:instrText>
+        <w:instrText xml:space="preserve"> ADDIN ZOTERO_ITEM CSL_CITATION {"citationID":"aAvBJWuw","properties":{"formattedCitation":"(Marzluff et al. 1996)","plainCitation":"(Marzluff et al. 1996)","noteIndex":0},"citationItems":[{"id":70,"uris":["http://zotero.org/users/9968163/items/Z8LZESEZ"],"itemData":{"id":70,"type":"article-journal","abstract":"Vagrant, non-breeding common ravens, Corvus corax, inhabiting the forested mountains of Maine are specialized to feed on rich but ephemeral carcasses of large mammals during the harsh winter months. The foraging and roosting behaviour of free-ranging ravens were studied during the winters of 1988–1990. Ravens quickly assembled at carcasses, and into communal roosts. Six lines of evidence indicate that these roosts function as information centres. (1) Roosts comprised both knowledgeable and naive foragers. (2) Departures from roosts were highly synchronized, with most members departing in one direction. (3) Direction of departure often changed from day to day. (4) Birds made naive of food sources (by being withheld from the wild and then allowed to join roosts) followed roost-mates to new feeding sites, whereas control birds held and released outside of roosts rarely found the local food bonanzas. (5) Birds made knowledgeable of food sources (by being released at new carcasses) joined roosts and led roost-mates to the food on three of 20 occasions. (6) The same individuals switched leader and follower roles depending upon their knowledge of feeding opportunities. Although ravens may form roosts at traditional areas (near stable food sources) that are used for many years, the ravens in Maine frequently shifted roost sites to be near newly discovered carcasses. Information exchange at roosts principally occurred on the night of, or the night before, the roost shift. Social soaring displays assembled birds from a wide area and were associated with mass movements to new roosts formed at nearby food.","container-title":"Animal Behaviour","DOI":"10.1006/anbe.1996.0008","ISSN":"00033472","issue":"1","language":"en","page":"89-103","source":"DOI.org (Crossref)","title":"Raven roosts are mobile information centres","volume":"51","author":[{"family":"Marzluff","given":"John M."},{"family":"Heinrich","given":"Bernd"},{"family":"Marzluff","given":"Colleen S."}],"issued":{"date-parts":[["1996",1]]}}}],"schema":"https://github.com/citation-style-language/schema/raw/master/csl-citation.json"} </w:instrText>
       </w:r>
       <w:r>
         <w:rPr>
@@ -4513,7 +4970,82 @@
           <w:sz w:val="22"/>
           <w:szCs w:val="22"/>
         </w:rPr>
-        <w:t>. A territorial raven, even if it doesn’t utilize a communal roost with other ravens to gather information, might still consider the movement decisions of other ravens when deciding their own course of action. We considered the proportion of other ravens leaving their territories or visiting the hunting regions on a particular day.</w:t>
+        <w:t xml:space="preserve">. A territorial raven, even if it doesn’t utilize a communal roost with other ravens to gather information, might still consider the movement decisions of other ravens when deciding their own course of action. </w:t>
+      </w:r>
+      <w:r>
+        <w:rPr>
+          <w:rFonts w:ascii="Arial" w:hAnsi="Arial" w:cs="Arial"/>
+          <w:color w:val="000000" w:themeColor="text1"/>
+          <w:sz w:val="22"/>
+          <w:szCs w:val="22"/>
+        </w:rPr>
+        <w:t xml:space="preserve">To understand the potential influence of other ravens, we created a covariate for the </w:t>
+      </w:r>
+      <w:r>
+        <w:rPr>
+          <w:rFonts w:ascii="Arial" w:hAnsi="Arial" w:cs="Arial"/>
+          <w:color w:val="000000" w:themeColor="text1"/>
+          <w:sz w:val="22"/>
+          <w:szCs w:val="22"/>
+        </w:rPr>
+        <w:t>proportion of</w:t>
+      </w:r>
+      <w:r>
+        <w:rPr>
+          <w:rFonts w:ascii="Arial" w:hAnsi="Arial" w:cs="Arial"/>
+          <w:color w:val="000000" w:themeColor="text1"/>
+          <w:sz w:val="22"/>
+          <w:szCs w:val="22"/>
+        </w:rPr>
+        <w:t xml:space="preserve"> </w:t>
+      </w:r>
+      <w:r>
+        <w:rPr>
+          <w:rFonts w:ascii="Arial" w:hAnsi="Arial" w:cs="Arial"/>
+          <w:color w:val="000000" w:themeColor="text1"/>
+          <w:sz w:val="22"/>
+          <w:szCs w:val="22"/>
+        </w:rPr>
+        <w:t>other</w:t>
+      </w:r>
+      <w:r>
+        <w:rPr>
+          <w:rFonts w:ascii="Arial" w:hAnsi="Arial" w:cs="Arial"/>
+          <w:color w:val="000000" w:themeColor="text1"/>
+          <w:sz w:val="22"/>
+          <w:szCs w:val="22"/>
+        </w:rPr>
+        <w:t xml:space="preserve"> territorial</w:t>
+      </w:r>
+      <w:r>
+        <w:rPr>
+          <w:rFonts w:ascii="Arial" w:hAnsi="Arial" w:cs="Arial"/>
+          <w:color w:val="000000" w:themeColor="text1"/>
+          <w:sz w:val="22"/>
+          <w:szCs w:val="22"/>
+        </w:rPr>
+        <w:t xml:space="preserve"> ravens leaving their territories or visiting the hunting regions on a </w:t>
+      </w:r>
+      <w:commentRangeStart w:id="8"/>
+      <w:r>
+        <w:rPr>
+          <w:rFonts w:ascii="Arial" w:hAnsi="Arial" w:cs="Arial"/>
+          <w:color w:val="000000" w:themeColor="text1"/>
+          <w:sz w:val="22"/>
+          <w:szCs w:val="22"/>
+        </w:rPr>
+        <w:t>particular day.</w:t>
+      </w:r>
+      <w:commentRangeEnd w:id="8"/>
+      <w:r>
+        <w:rPr>
+          <w:rStyle w:val="CommentReference"/>
+          <w:rFonts w:ascii="Arial" w:hAnsi="Arial" w:cs="Arial"/>
+          <w:color w:val="000000" w:themeColor="text1"/>
+          <w:sz w:val="22"/>
+          <w:szCs w:val="22"/>
+        </w:rPr>
+        <w:commentReference w:id="8"/>
       </w:r>
     </w:p>
     <w:p>
@@ -4534,16 +5066,16 @@
           <w:sz w:val="22"/>
           <w:szCs w:val="22"/>
         </w:rPr>
-        <w:t>Walker et al. (2018) found snowpack to be an important predictor in raven use of wolf</w:t>
-      </w:r>
-      <w:r>
-        <w:rPr>
-          <w:rFonts w:ascii="Arial" w:hAnsi="Arial" w:cs="Arial"/>
-          <w:color w:val="000000" w:themeColor="text1"/>
-          <w:sz w:val="22"/>
-          <w:szCs w:val="22"/>
-        </w:rPr>
-        <w:t xml:space="preserve"> habitat</w:t>
+        <w:t xml:space="preserve">Walker et al. (2018) found snowpack to </w:t>
+      </w:r>
+      <w:r>
+        <w:rPr>
+          <w:rFonts w:ascii="Arial" w:hAnsi="Arial" w:cs="Arial"/>
+          <w:color w:val="000000" w:themeColor="text1"/>
+          <w:sz w:val="22"/>
+          <w:szCs w:val="22"/>
+        </w:rPr>
+        <w:t>have a positive impact on raven usage of human areas over wolf habitat</w:t>
       </w:r>
       <w:r>
         <w:rPr>
@@ -4561,16 +5093,37 @@
           <w:sz w:val="22"/>
           <w:szCs w:val="22"/>
         </w:rPr>
-        <w:t xml:space="preserve">and human areas </w:t>
-      </w:r>
-      <w:r>
-        <w:rPr>
-          <w:rFonts w:ascii="Arial" w:hAnsi="Arial" w:cs="Arial"/>
-          <w:color w:val="000000" w:themeColor="text1"/>
-          <w:sz w:val="22"/>
-          <w:szCs w:val="22"/>
-        </w:rPr>
-        <w:t>for raven populations in</w:t>
+        <w:t xml:space="preserve">for </w:t>
+      </w:r>
+      <w:commentRangeStart w:id="9"/>
+      <w:r>
+        <w:rPr>
+          <w:rFonts w:ascii="Arial" w:hAnsi="Arial" w:cs="Arial"/>
+          <w:color w:val="000000" w:themeColor="text1"/>
+          <w:sz w:val="22"/>
+          <w:szCs w:val="22"/>
+        </w:rPr>
+        <w:t xml:space="preserve">raven populations </w:t>
+      </w:r>
+      <w:commentRangeEnd w:id="9"/>
+      <w:r>
+        <w:rPr>
+          <w:rStyle w:val="CommentReference"/>
+          <w:rFonts w:ascii="Arial" w:hAnsi="Arial" w:cs="Arial"/>
+          <w:color w:val="000000" w:themeColor="text1"/>
+          <w:sz w:val="22"/>
+          <w:szCs w:val="22"/>
+        </w:rPr>
+        <w:commentReference w:id="9"/>
+      </w:r>
+      <w:r>
+        <w:rPr>
+          <w:rFonts w:ascii="Arial" w:hAnsi="Arial" w:cs="Arial"/>
+          <w:color w:val="000000" w:themeColor="text1"/>
+          <w:sz w:val="22"/>
+          <w:szCs w:val="22"/>
+        </w:rPr>
+        <w:t>in</w:t>
       </w:r>
       <w:r>
         <w:rPr>
@@ -4690,7 +5243,34 @@
           <w:szCs w:val="22"/>
         </w:rPr>
         <w:tab/>
-        <w:t xml:space="preserve">We investigated how the availability from two sources of carrion, hunters and wolves, drives movement decisions of breeding ravens during the winter by creating a conditional binomial generalized linear mixed model (GLMM) using the R package </w:t>
+        <w:t xml:space="preserve">We investigated how the availability from two sources of carrion, hunters and wolves, drives movement decisions of breeding ravens during the winter </w:t>
+      </w:r>
+      <w:r>
+        <w:rPr>
+          <w:rFonts w:ascii="Arial" w:hAnsi="Arial" w:cs="Arial"/>
+          <w:color w:val="000000" w:themeColor="text1"/>
+          <w:sz w:val="22"/>
+          <w:szCs w:val="22"/>
+        </w:rPr>
+        <w:t xml:space="preserve">through </w:t>
+      </w:r>
+      <w:r>
+        <w:rPr>
+          <w:rFonts w:ascii="Arial" w:hAnsi="Arial" w:cs="Arial"/>
+          <w:color w:val="000000" w:themeColor="text1"/>
+          <w:sz w:val="22"/>
+          <w:szCs w:val="22"/>
+        </w:rPr>
+        <w:t xml:space="preserve">two </w:t>
+      </w:r>
+      <w:r>
+        <w:rPr>
+          <w:rFonts w:ascii="Arial" w:hAnsi="Arial" w:cs="Arial"/>
+          <w:color w:val="000000" w:themeColor="text1"/>
+          <w:sz w:val="22"/>
+          <w:szCs w:val="22"/>
+        </w:rPr>
+        <w:t xml:space="preserve">binomial generalized linear mixed model (GLMM) using the R package </w:t>
       </w:r>
       <w:r>
         <w:rPr>
@@ -4728,7 +5308,7 @@
           <w:sz w:val="22"/>
           <w:szCs w:val="22"/>
         </w:rPr>
-        <w:instrText xml:space="preserve"> ADDIN ZOTERO_ITEM CSL_CITATION {"citationID":"u1rLagUe","properties":{"unsorted":false,"formattedCitation":"(Brooks et al. 2017)","plainCitation":"(Brooks et al. 2017)","noteIndex":0},"citationItems":[{"id":1921,"uris":["http://zotero.org/users/9968163/items/XYM2ELDY"],"itemData":{"id":1921,"type":"article-journal","container-title":"The R Journal","DOI":"10.32614/RJ-2017-066","issue":"2","page":"378–400","title":"glmmTMB Balances Speed and Flexibility Among Packages for Zero-inflated Generalized Linear Mixed Modeling","volume":"9","author":[{"family":"Brooks","given":"Mollie E."},{"family":"Kristensen","given":"Kasper"},{"family":"Benthem","given":"Koen J.","dropping-particle":"van"},{"family":"Magnusson","given":"Arni"},{"family":"Berg","given":"Casper W."},{"family":"Nielsen","given":"Anders"},{"family":"Skaug","given":"Hans J."},{"family":"Maechler","given":"Martin"},{"family":"Bolker","given":"Benjamin M."}],"issued":{"date-parts":[["2017"]]}}}],"schema":"https://github.com/citation-style-language/schema/raw/master/csl-citation.json"} </w:instrText>
+        <w:instrText xml:space="preserve"> ADDIN ZOTERO_ITEM CSL_CITATION {"citationID":"u1rLagUe","properties":{"unsorted":false,"formattedCitation":"(Brooks et al. 2017)","plainCitation":"(Brooks et al. 2017)","noteIndex":0},"citationItems":[{"id":1897,"uris":["http://zotero.org/users/9968163/items/XYM2ELDY"],"itemData":{"id":1897,"type":"article-journal","citation-key":"brooksGlmmTMBBalancesSpeed2017","container-title":"The R Journal","DOI":"10.32614/RJ-2017-066","issue":"2","page":"378–400","title":"glmmTMB Balances Speed and Flexibility Among Packages for Zero-inflated Generalized Linear Mixed Modeling","volume":"9","author":[{"family":"Brooks","given":"Mollie E."},{"family":"Kristensen","given":"Kasper"},{"family":"Benthem","given":"Koen J.","dropping-particle":"van"},{"family":"Magnusson","given":"Arni"},{"family":"Berg","given":"Casper W."},{"family":"Nielsen","given":"Anders"},{"family":"Skaug","given":"Hans J."},{"family":"Maechler","given":"Martin"},{"family":"Bolker","given":"Benjamin M."}],"issued":{"date-parts":[["2017"]]}}}],"schema":"https://github.com/citation-style-language/schema/raw/master/csl-citation.json"} </w:instrText>
       </w:r>
       <w:r>
         <w:rPr>
@@ -4746,7 +5326,17 @@
           <w:sz w:val="22"/>
           <w:szCs w:val="22"/>
         </w:rPr>
-        <w:t>(Brooks et al. 2017)</w:t>
+        <w:t xml:space="preserve">(Brooks et al. </w:t>
+      </w:r>
+      <w:r>
+        <w:rPr>
+          <w:rFonts w:ascii="Arial" w:hAnsi="Arial" w:cs="Arial"/>
+          <w:color w:val="000000" w:themeColor="text1"/>
+          <w:sz w:val="22"/>
+          <w:szCs w:val="22"/>
+        </w:rPr>
+        <w:lastRenderedPageBreak/>
+        <w:t>2017)</w:t>
       </w:r>
       <w:r>
         <w:rPr>
@@ -4801,18 +5391,2015 @@
           <w:sz w:val="22"/>
           <w:szCs w:val="22"/>
         </w:rPr>
-        <w:t xml:space="preserve">) with a random effect for individual. We used a conditional model to decompose the commuting process into two distinct decisions. The first is whether a raven </w:t>
-      </w:r>
-      <w:r>
-        <w:rPr>
-          <w:rFonts w:ascii="Arial" w:hAnsi="Arial" w:cs="Arial"/>
-          <w:color w:val="000000" w:themeColor="text1"/>
-          <w:sz w:val="22"/>
-          <w:szCs w:val="22"/>
-        </w:rPr>
-        <w:lastRenderedPageBreak/>
-        <w:t xml:space="preserve">decides to leave its territory (hereafter territory model). The second is if, after leaving the territory, the raven decides to visit the hunting regions (hereafter hunting model). We used the second part of the conditional model to account for the presence of other resources (e.g. wolf kills outside the territory or food in other gateway communities) that may influence a raven’s decision. </w:t>
-      </w:r>
+        <w:t xml:space="preserve">) with a random effect for individual. We used a conditional </w:t>
+      </w:r>
+      <w:r>
+        <w:rPr>
+          <w:rFonts w:ascii="Arial" w:hAnsi="Arial" w:cs="Arial"/>
+          <w:color w:val="000000" w:themeColor="text1"/>
+          <w:sz w:val="22"/>
+          <w:szCs w:val="22"/>
+        </w:rPr>
+        <w:t>approach</w:t>
+      </w:r>
+      <w:r>
+        <w:rPr>
+          <w:rFonts w:ascii="Arial" w:hAnsi="Arial" w:cs="Arial"/>
+          <w:color w:val="000000" w:themeColor="text1"/>
+          <w:sz w:val="22"/>
+          <w:szCs w:val="22"/>
+        </w:rPr>
+        <w:t xml:space="preserve"> to decompose the commuting process into two distinct decisions. The first</w:t>
+      </w:r>
+      <w:r>
+        <w:rPr>
+          <w:rFonts w:ascii="Arial" w:hAnsi="Arial" w:cs="Arial"/>
+          <w:color w:val="000000" w:themeColor="text1"/>
+          <w:sz w:val="22"/>
+          <w:szCs w:val="22"/>
+        </w:rPr>
+        <w:t xml:space="preserve"> model investigates</w:t>
+      </w:r>
+      <w:r>
+        <w:rPr>
+          <w:rFonts w:ascii="Arial" w:hAnsi="Arial" w:cs="Arial"/>
+          <w:color w:val="000000" w:themeColor="text1"/>
+          <w:sz w:val="22"/>
+          <w:szCs w:val="22"/>
+        </w:rPr>
+        <w:t xml:space="preserve"> whether a raven decides to leave its territory </w:t>
+      </w:r>
+      <w:r>
+        <w:rPr>
+          <w:rFonts w:ascii="Arial" w:hAnsi="Arial" w:cs="Arial"/>
+          <w:color w:val="000000" w:themeColor="text1"/>
+          <w:sz w:val="22"/>
+          <w:szCs w:val="22"/>
+        </w:rPr>
+        <w:t xml:space="preserve">on a given day </w:t>
+      </w:r>
+      <w:r>
+        <w:rPr>
+          <w:rFonts w:ascii="Arial" w:hAnsi="Arial" w:cs="Arial"/>
+          <w:color w:val="000000" w:themeColor="text1"/>
+          <w:sz w:val="22"/>
+          <w:szCs w:val="22"/>
+        </w:rPr>
+        <w:t>(hereafter territory model). The second</w:t>
+      </w:r>
+      <w:r>
+        <w:rPr>
+          <w:rFonts w:ascii="Arial" w:hAnsi="Arial" w:cs="Arial"/>
+          <w:color w:val="000000" w:themeColor="text1"/>
+          <w:sz w:val="22"/>
+          <w:szCs w:val="22"/>
+        </w:rPr>
+        <w:t xml:space="preserve"> model</w:t>
+      </w:r>
+      <w:r>
+        <w:rPr>
+          <w:rFonts w:ascii="Arial" w:hAnsi="Arial" w:cs="Arial"/>
+          <w:color w:val="000000" w:themeColor="text1"/>
+          <w:sz w:val="22"/>
+          <w:szCs w:val="22"/>
+        </w:rPr>
+        <w:t xml:space="preserve"> is</w:t>
+      </w:r>
+      <w:r>
+        <w:rPr>
+          <w:rFonts w:ascii="Arial" w:hAnsi="Arial" w:cs="Arial"/>
+          <w:color w:val="000000" w:themeColor="text1"/>
+          <w:sz w:val="22"/>
+          <w:szCs w:val="22"/>
+        </w:rPr>
+        <w:t xml:space="preserve"> conditional on leaving the territory and investigates if a</w:t>
+      </w:r>
+      <w:r>
+        <w:rPr>
+          <w:rFonts w:ascii="Arial" w:hAnsi="Arial" w:cs="Arial"/>
+          <w:color w:val="000000" w:themeColor="text1"/>
+          <w:sz w:val="22"/>
+          <w:szCs w:val="22"/>
+        </w:rPr>
+        <w:t xml:space="preserve"> raven decides to visit the hunting regions (hereafter hunting model). We used the second model to account for the presence of other resources (e.g. wolf kills outside the territory or food in other gateway communities) that may influence a raven’s decision. </w:t>
+      </w:r>
+    </w:p>
+    <w:p>
+      <w:pPr>
+        <w:spacing w:line="480" w:lineRule="auto"/>
+        <w:rPr>
+          <w:rFonts w:ascii="Arial" w:eastAsiaTheme="minorEastAsia" w:hAnsi="Arial" w:cs="Arial"/>
+          <w:i/>
+          <w:iCs/>
+          <w:color w:val="000000" w:themeColor="text1"/>
+          <w:sz w:val="22"/>
+          <w:szCs w:val="22"/>
+        </w:rPr>
+      </w:pPr>
+      <m:oMathPara>
+        <m:oMath>
+          <m:r>
+            <w:rPr>
+              <w:rFonts w:ascii="Cambria Math" w:eastAsiaTheme="minorEastAsia" w:hAnsi="Cambria Math" w:cs="Arial"/>
+              <w:color w:val="000000" w:themeColor="text1"/>
+              <w:sz w:val="22"/>
+              <w:szCs w:val="22"/>
+            </w:rPr>
+            <m:t>(</m:t>
+          </m:r>
+          <m:r>
+            <w:rPr>
+              <w:rFonts w:ascii="Cambria Math" w:eastAsiaTheme="minorEastAsia" w:hAnsi="Cambria Math" w:cs="Arial"/>
+              <w:color w:val="000000" w:themeColor="text1"/>
+              <w:sz w:val="22"/>
+              <w:szCs w:val="22"/>
+            </w:rPr>
+            <m:t>1</m:t>
+          </m:r>
+          <m:r>
+            <w:rPr>
+              <w:rFonts w:ascii="Cambria Math" w:eastAsiaTheme="minorEastAsia" w:hAnsi="Cambria Math" w:cs="Arial"/>
+              <w:color w:val="000000" w:themeColor="text1"/>
+              <w:sz w:val="22"/>
+              <w:szCs w:val="22"/>
+            </w:rPr>
+            <m:t>) P(</m:t>
+          </m:r>
+          <m:r>
+            <w:rPr>
+              <w:rFonts w:ascii="Cambria Math" w:eastAsiaTheme="minorEastAsia" w:hAnsi="Cambria Math" w:cs="Arial"/>
+              <w:color w:val="000000" w:themeColor="text1"/>
+              <w:sz w:val="22"/>
+              <w:szCs w:val="22"/>
+            </w:rPr>
+            <m:t>Leave territory</m:t>
+          </m:r>
+          <m:r>
+            <w:rPr>
+              <w:rFonts w:ascii="Cambria Math" w:eastAsiaTheme="minorEastAsia" w:hAnsi="Cambria Math" w:cs="Arial"/>
+              <w:color w:val="000000" w:themeColor="text1"/>
+              <w:sz w:val="22"/>
+              <w:szCs w:val="22"/>
+            </w:rPr>
+            <m:t>) ~ Binomial (</m:t>
+          </m:r>
+          <m:sSub>
+            <m:sSubPr>
+              <m:ctrlPr>
+                <w:rPr>
+                  <w:rFonts w:ascii="Cambria Math" w:eastAsiaTheme="minorEastAsia" w:hAnsi="Cambria Math" w:cs="Arial"/>
+                  <w:i/>
+                  <w:iCs/>
+                  <w:color w:val="000000" w:themeColor="text1"/>
+                  <w:sz w:val="22"/>
+                  <w:szCs w:val="22"/>
+                </w:rPr>
+              </m:ctrlPr>
+            </m:sSubPr>
+            <m:e>
+              <m:r>
+                <w:rPr>
+                  <w:rFonts w:ascii="Cambria Math" w:eastAsiaTheme="minorEastAsia" w:hAnsi="Cambria Math" w:cs="Arial"/>
+                  <w:color w:val="000000" w:themeColor="text1"/>
+                  <w:sz w:val="22"/>
+                  <w:szCs w:val="22"/>
+                </w:rPr>
+                <m:t>p</m:t>
+              </m:r>
+            </m:e>
+            <m:sub>
+              <m:r>
+                <w:rPr>
+                  <w:rFonts w:ascii="Cambria Math" w:eastAsiaTheme="minorEastAsia" w:hAnsi="Cambria Math" w:cs="Arial"/>
+                  <w:color w:val="000000" w:themeColor="text1"/>
+                  <w:sz w:val="22"/>
+                  <w:szCs w:val="22"/>
+                </w:rPr>
+                <m:t>i</m:t>
+              </m:r>
+            </m:sub>
+          </m:sSub>
+          <m:r>
+            <w:rPr>
+              <w:rFonts w:ascii="Cambria Math" w:eastAsiaTheme="minorEastAsia" w:hAnsi="Cambria Math" w:cs="Arial"/>
+              <w:color w:val="000000" w:themeColor="text1"/>
+              <w:sz w:val="22"/>
+              <w:szCs w:val="22"/>
+            </w:rPr>
+            <m:t>)</m:t>
+          </m:r>
+        </m:oMath>
+      </m:oMathPara>
+    </w:p>
+    <w:p>
+      <w:pPr>
+        <w:spacing w:line="480" w:lineRule="auto"/>
+        <w:rPr>
+          <w:rFonts w:ascii="Arial" w:eastAsiaTheme="minorEastAsia" w:hAnsi="Arial" w:cs="Arial"/>
+          <w:i/>
+          <w:iCs/>
+          <w:color w:val="000000" w:themeColor="text1"/>
+          <w:sz w:val="22"/>
+          <w:szCs w:val="22"/>
+        </w:rPr>
+      </w:pPr>
+      <m:oMathPara>
+        <m:oMath>
+          <m:r>
+            <w:rPr>
+              <w:rFonts w:ascii="Cambria Math" w:eastAsiaTheme="minorEastAsia" w:hAnsi="Cambria Math" w:cs="Arial"/>
+              <w:color w:val="000000" w:themeColor="text1"/>
+              <w:sz w:val="22"/>
+              <w:szCs w:val="22"/>
+            </w:rPr>
+            <m:t>logit(</m:t>
+          </m:r>
+          <m:sSub>
+            <m:sSubPr>
+              <m:ctrlPr>
+                <w:rPr>
+                  <w:rFonts w:ascii="Cambria Math" w:eastAsiaTheme="minorEastAsia" w:hAnsi="Cambria Math" w:cs="Arial"/>
+                  <w:i/>
+                  <w:color w:val="000000" w:themeColor="text1"/>
+                  <w:sz w:val="22"/>
+                  <w:szCs w:val="22"/>
+                </w:rPr>
+              </m:ctrlPr>
+            </m:sSubPr>
+            <m:e>
+              <m:r>
+                <w:rPr>
+                  <w:rFonts w:ascii="Cambria Math" w:eastAsiaTheme="minorEastAsia" w:hAnsi="Cambria Math" w:cs="Arial"/>
+                  <w:color w:val="000000" w:themeColor="text1"/>
+                  <w:sz w:val="22"/>
+                  <w:szCs w:val="22"/>
+                </w:rPr>
+                <m:t>p</m:t>
+              </m:r>
+            </m:e>
+            <m:sub>
+              <m:r>
+                <w:rPr>
+                  <w:rFonts w:ascii="Cambria Math" w:eastAsiaTheme="minorEastAsia" w:hAnsi="Cambria Math" w:cs="Arial"/>
+                  <w:color w:val="000000" w:themeColor="text1"/>
+                  <w:sz w:val="22"/>
+                  <w:szCs w:val="22"/>
+                </w:rPr>
+                <m:t>i</m:t>
+              </m:r>
+            </m:sub>
+          </m:sSub>
+          <m:r>
+            <w:rPr>
+              <w:rFonts w:ascii="Cambria Math" w:eastAsiaTheme="minorEastAsia" w:hAnsi="Cambria Math" w:cs="Arial"/>
+              <w:color w:val="000000" w:themeColor="text1"/>
+              <w:sz w:val="22"/>
+              <w:szCs w:val="22"/>
+            </w:rPr>
+            <m:t xml:space="preserve">) = </m:t>
+          </m:r>
+          <m:sSub>
+            <m:sSubPr>
+              <m:ctrlPr>
+                <w:rPr>
+                  <w:rFonts w:ascii="Cambria Math" w:eastAsiaTheme="minorEastAsia" w:hAnsi="Cambria Math" w:cs="Arial"/>
+                  <w:i/>
+                  <w:color w:val="000000" w:themeColor="text1"/>
+                  <w:sz w:val="22"/>
+                  <w:szCs w:val="22"/>
+                </w:rPr>
+              </m:ctrlPr>
+            </m:sSubPr>
+            <m:e>
+              <m:r>
+                <w:rPr>
+                  <w:rFonts w:ascii="Cambria Math" w:eastAsiaTheme="minorEastAsia" w:hAnsi="Cambria Math" w:cs="Arial"/>
+                  <w:color w:val="000000" w:themeColor="text1"/>
+                  <w:sz w:val="22"/>
+                  <w:szCs w:val="22"/>
+                </w:rPr>
+                <m:t>β</m:t>
+              </m:r>
+            </m:e>
+            <m:sub>
+              <m:r>
+                <w:rPr>
+                  <w:rFonts w:ascii="Cambria Math" w:eastAsiaTheme="minorEastAsia" w:hAnsi="Cambria Math" w:cs="Arial"/>
+                  <w:color w:val="000000" w:themeColor="text1"/>
+                  <w:sz w:val="22"/>
+                  <w:szCs w:val="22"/>
+                </w:rPr>
+                <m:t>0,  FALSE, early</m:t>
+              </m:r>
+            </m:sub>
+          </m:sSub>
+          <m:r>
+            <w:rPr>
+              <w:rFonts w:ascii="Cambria Math" w:eastAsiaTheme="minorEastAsia" w:hAnsi="Cambria Math" w:cs="Arial"/>
+              <w:color w:val="000000" w:themeColor="text1"/>
+              <w:sz w:val="22"/>
+              <w:szCs w:val="22"/>
+            </w:rPr>
+            <m:t xml:space="preserve"> + </m:t>
+          </m:r>
+          <m:sSub>
+            <m:sSubPr>
+              <m:ctrlPr>
+                <w:rPr>
+                  <w:rFonts w:ascii="Cambria Math" w:eastAsiaTheme="minorEastAsia" w:hAnsi="Cambria Math" w:cs="Arial"/>
+                  <w:i/>
+                  <w:iCs/>
+                  <w:color w:val="000000" w:themeColor="text1"/>
+                  <w:sz w:val="22"/>
+                  <w:szCs w:val="22"/>
+                </w:rPr>
+              </m:ctrlPr>
+            </m:sSubPr>
+            <m:e>
+              <m:r>
+                <w:rPr>
+                  <w:rFonts w:ascii="Cambria Math" w:eastAsiaTheme="minorEastAsia" w:hAnsi="Cambria Math" w:cs="Arial"/>
+                  <w:color w:val="000000" w:themeColor="text1"/>
+                  <w:sz w:val="22"/>
+                  <w:szCs w:val="22"/>
+                </w:rPr>
+                <m:t>β</m:t>
+              </m:r>
+            </m:e>
+            <m:sub>
+              <m:r>
+                <w:rPr>
+                  <w:rFonts w:ascii="Cambria Math" w:eastAsiaTheme="minorEastAsia" w:hAnsi="Cambria Math" w:cs="Arial"/>
+                  <w:color w:val="000000" w:themeColor="text1"/>
+                  <w:sz w:val="22"/>
+                  <w:szCs w:val="22"/>
+                </w:rPr>
+                <m:t>1</m:t>
+              </m:r>
+            </m:sub>
+          </m:sSub>
+          <m:r>
+            <w:rPr>
+              <w:rFonts w:ascii="Cambria Math" w:eastAsiaTheme="minorEastAsia" w:hAnsi="Cambria Math" w:cs="Arial"/>
+              <w:color w:val="000000" w:themeColor="text1"/>
+              <w:sz w:val="22"/>
+              <w:szCs w:val="22"/>
+            </w:rPr>
+            <m:t xml:space="preserve"> * Visit </m:t>
+          </m:r>
+          <m:sSub>
+            <m:sSubPr>
+              <m:ctrlPr>
+                <w:rPr>
+                  <w:rFonts w:ascii="Cambria Math" w:eastAsiaTheme="minorEastAsia" w:hAnsi="Cambria Math" w:cs="Arial"/>
+                  <w:i/>
+                  <w:iCs/>
+                  <w:color w:val="000000" w:themeColor="text1"/>
+                  <w:sz w:val="22"/>
+                  <w:szCs w:val="22"/>
+                </w:rPr>
+              </m:ctrlPr>
+            </m:sSubPr>
+            <m:e>
+              <m:r>
+                <w:rPr>
+                  <w:rFonts w:ascii="Cambria Math" w:eastAsiaTheme="minorEastAsia" w:hAnsi="Cambria Math" w:cs="Arial"/>
+                  <w:color w:val="000000" w:themeColor="text1"/>
+                  <w:sz w:val="22"/>
+                  <w:szCs w:val="22"/>
+                </w:rPr>
+                <m:t>kill</m:t>
+              </m:r>
+            </m:e>
+            <m:sub>
+              <m:r>
+                <w:rPr>
+                  <w:rFonts w:ascii="Cambria Math" w:eastAsiaTheme="minorEastAsia" w:hAnsi="Cambria Math" w:cs="Arial"/>
+                  <w:color w:val="000000" w:themeColor="text1"/>
+                  <w:sz w:val="22"/>
+                  <w:szCs w:val="22"/>
+                </w:rPr>
+                <m:t>TRUE</m:t>
+              </m:r>
+            </m:sub>
+          </m:sSub>
+          <m:r>
+            <w:rPr>
+              <w:rFonts w:ascii="Cambria Math" w:eastAsiaTheme="minorEastAsia" w:hAnsi="Cambria Math" w:cs="Arial"/>
+              <w:color w:val="000000" w:themeColor="text1"/>
+              <w:sz w:val="22"/>
+              <w:szCs w:val="22"/>
+            </w:rPr>
+            <m:t xml:space="preserve"> + </m:t>
+          </m:r>
+          <m:sSub>
+            <m:sSubPr>
+              <m:ctrlPr>
+                <w:rPr>
+                  <w:rFonts w:ascii="Cambria Math" w:eastAsiaTheme="minorEastAsia" w:hAnsi="Cambria Math" w:cs="Arial"/>
+                  <w:i/>
+                  <w:iCs/>
+                  <w:color w:val="000000" w:themeColor="text1"/>
+                  <w:sz w:val="22"/>
+                  <w:szCs w:val="22"/>
+                </w:rPr>
+              </m:ctrlPr>
+            </m:sSubPr>
+            <m:e>
+              <m:r>
+                <w:rPr>
+                  <w:rFonts w:ascii="Cambria Math" w:eastAsiaTheme="minorEastAsia" w:hAnsi="Cambria Math" w:cs="Arial"/>
+                  <w:color w:val="000000" w:themeColor="text1"/>
+                  <w:sz w:val="22"/>
+                  <w:szCs w:val="22"/>
+                </w:rPr>
+                <m:t>β</m:t>
+              </m:r>
+            </m:e>
+            <m:sub>
+              <m:r>
+                <w:rPr>
+                  <w:rFonts w:ascii="Cambria Math" w:eastAsiaTheme="minorEastAsia" w:hAnsi="Cambria Math" w:cs="Arial"/>
+                  <w:color w:val="000000" w:themeColor="text1"/>
+                  <w:sz w:val="22"/>
+                  <w:szCs w:val="22"/>
+                </w:rPr>
+                <m:t>2</m:t>
+              </m:r>
+            </m:sub>
+          </m:sSub>
+          <m:r>
+            <w:rPr>
+              <w:rFonts w:ascii="Cambria Math" w:eastAsiaTheme="minorEastAsia" w:hAnsi="Cambria Math" w:cs="Arial"/>
+              <w:color w:val="000000" w:themeColor="text1"/>
+              <w:sz w:val="22"/>
+              <w:szCs w:val="22"/>
+            </w:rPr>
+            <m:t xml:space="preserve"> * Available </m:t>
+          </m:r>
+          <m:sSub>
+            <m:sSubPr>
+              <m:ctrlPr>
+                <w:rPr>
+                  <w:rFonts w:ascii="Cambria Math" w:eastAsiaTheme="minorEastAsia" w:hAnsi="Cambria Math" w:cs="Arial"/>
+                  <w:i/>
+                  <w:iCs/>
+                  <w:color w:val="000000" w:themeColor="text1"/>
+                  <w:sz w:val="22"/>
+                  <w:szCs w:val="22"/>
+                </w:rPr>
+              </m:ctrlPr>
+            </m:sSubPr>
+            <m:e>
+              <m:r>
+                <w:rPr>
+                  <w:rFonts w:ascii="Cambria Math" w:eastAsiaTheme="minorEastAsia" w:hAnsi="Cambria Math" w:cs="Arial"/>
+                  <w:color w:val="000000" w:themeColor="text1"/>
+                  <w:sz w:val="22"/>
+                  <w:szCs w:val="22"/>
+                </w:rPr>
+                <m:t>kill</m:t>
+              </m:r>
+            </m:e>
+            <m:sub>
+              <m:r>
+                <w:rPr>
+                  <w:rFonts w:ascii="Cambria Math" w:eastAsiaTheme="minorEastAsia" w:hAnsi="Cambria Math" w:cs="Arial"/>
+                  <w:color w:val="000000" w:themeColor="text1"/>
+                  <w:sz w:val="22"/>
+                  <w:szCs w:val="22"/>
+                </w:rPr>
+                <m:t>TRUE</m:t>
+              </m:r>
+            </m:sub>
+          </m:sSub>
+          <m:r>
+            <w:rPr>
+              <w:rFonts w:ascii="Cambria Math" w:eastAsiaTheme="minorEastAsia" w:hAnsi="Cambria Math" w:cs="Arial"/>
+              <w:color w:val="000000" w:themeColor="text1"/>
+              <w:sz w:val="22"/>
+              <w:szCs w:val="22"/>
+            </w:rPr>
+            <m:t xml:space="preserve"> + </m:t>
+          </m:r>
+          <m:sSub>
+            <m:sSubPr>
+              <m:ctrlPr>
+                <w:rPr>
+                  <w:rFonts w:ascii="Cambria Math" w:eastAsiaTheme="minorEastAsia" w:hAnsi="Cambria Math" w:cs="Arial"/>
+                  <w:i/>
+                  <w:iCs/>
+                  <w:color w:val="000000" w:themeColor="text1"/>
+                  <w:sz w:val="22"/>
+                  <w:szCs w:val="22"/>
+                </w:rPr>
+              </m:ctrlPr>
+            </m:sSubPr>
+            <m:e>
+              <m:r>
+                <w:rPr>
+                  <w:rFonts w:ascii="Cambria Math" w:eastAsiaTheme="minorEastAsia" w:hAnsi="Cambria Math" w:cs="Arial"/>
+                  <w:color w:val="000000" w:themeColor="text1"/>
+                  <w:sz w:val="22"/>
+                  <w:szCs w:val="22"/>
+                </w:rPr>
+                <m:t>β</m:t>
+              </m:r>
+            </m:e>
+            <m:sub>
+              <m:r>
+                <w:rPr>
+                  <w:rFonts w:ascii="Cambria Math" w:eastAsiaTheme="minorEastAsia" w:hAnsi="Cambria Math" w:cs="Arial"/>
+                  <w:color w:val="000000" w:themeColor="text1"/>
+                  <w:sz w:val="22"/>
+                  <w:szCs w:val="22"/>
+                </w:rPr>
+                <m:t>3</m:t>
+              </m:r>
+            </m:sub>
+          </m:sSub>
+          <m:r>
+            <w:rPr>
+              <w:rFonts w:ascii="Cambria Math" w:eastAsiaTheme="minorEastAsia" w:hAnsi="Cambria Math" w:cs="Arial"/>
+              <w:color w:val="000000" w:themeColor="text1"/>
+              <w:sz w:val="22"/>
+              <w:szCs w:val="22"/>
+            </w:rPr>
+            <m:t xml:space="preserve"> * Hunting </m:t>
+          </m:r>
+          <m:sSub>
+            <m:sSubPr>
+              <m:ctrlPr>
+                <w:rPr>
+                  <w:rFonts w:ascii="Cambria Math" w:eastAsiaTheme="minorEastAsia" w:hAnsi="Cambria Math" w:cs="Arial"/>
+                  <w:i/>
+                  <w:iCs/>
+                  <w:color w:val="000000" w:themeColor="text1"/>
+                  <w:sz w:val="22"/>
+                  <w:szCs w:val="22"/>
+                </w:rPr>
+              </m:ctrlPr>
+            </m:sSubPr>
+            <m:e>
+              <m:r>
+                <w:rPr>
+                  <w:rFonts w:ascii="Cambria Math" w:eastAsiaTheme="minorEastAsia" w:hAnsi="Cambria Math" w:cs="Arial"/>
+                  <w:color w:val="000000" w:themeColor="text1"/>
+                  <w:sz w:val="22"/>
+                  <w:szCs w:val="22"/>
+                </w:rPr>
+                <m:t>biomass</m:t>
+              </m:r>
+            </m:e>
+            <m:sub>
+              <m:r>
+                <w:rPr>
+                  <w:rFonts w:ascii="Cambria Math" w:eastAsiaTheme="minorEastAsia" w:hAnsi="Cambria Math" w:cs="Arial"/>
+                  <w:color w:val="000000" w:themeColor="text1"/>
+                  <w:sz w:val="22"/>
+                  <w:szCs w:val="22"/>
+                </w:rPr>
+                <m:t>i</m:t>
+              </m:r>
+            </m:sub>
+          </m:sSub>
+          <m:r>
+            <w:rPr>
+              <w:rFonts w:ascii="Cambria Math" w:eastAsiaTheme="minorEastAsia" w:hAnsi="Cambria Math" w:cs="Arial"/>
+              <w:color w:val="000000" w:themeColor="text1"/>
+              <w:sz w:val="22"/>
+              <w:szCs w:val="22"/>
+            </w:rPr>
+            <m:t xml:space="preserve"> + </m:t>
+          </m:r>
+          <m:sSub>
+            <m:sSubPr>
+              <m:ctrlPr>
+                <w:rPr>
+                  <w:rFonts w:ascii="Cambria Math" w:eastAsiaTheme="minorEastAsia" w:hAnsi="Cambria Math" w:cs="Arial"/>
+                  <w:i/>
+                  <w:iCs/>
+                  <w:color w:val="000000" w:themeColor="text1"/>
+                  <w:sz w:val="22"/>
+                  <w:szCs w:val="22"/>
+                </w:rPr>
+              </m:ctrlPr>
+            </m:sSubPr>
+            <m:e>
+              <m:r>
+                <w:rPr>
+                  <w:rFonts w:ascii="Cambria Math" w:eastAsiaTheme="minorEastAsia" w:hAnsi="Cambria Math" w:cs="Arial"/>
+                  <w:color w:val="000000" w:themeColor="text1"/>
+                  <w:sz w:val="22"/>
+                  <w:szCs w:val="22"/>
+                </w:rPr>
+                <m:t>β</m:t>
+              </m:r>
+            </m:e>
+            <m:sub>
+              <m:r>
+                <w:rPr>
+                  <w:rFonts w:ascii="Cambria Math" w:eastAsiaTheme="minorEastAsia" w:hAnsi="Cambria Math" w:cs="Arial"/>
+                  <w:color w:val="000000" w:themeColor="text1"/>
+                  <w:sz w:val="22"/>
+                  <w:szCs w:val="22"/>
+                </w:rPr>
+                <m:t>4</m:t>
+              </m:r>
+            </m:sub>
+          </m:sSub>
+          <m:r>
+            <w:rPr>
+              <w:rFonts w:ascii="Cambria Math" w:eastAsiaTheme="minorEastAsia" w:hAnsi="Cambria Math" w:cs="Arial"/>
+              <w:color w:val="000000" w:themeColor="text1"/>
+              <w:sz w:val="22"/>
+              <w:szCs w:val="22"/>
+            </w:rPr>
+            <m:t xml:space="preserve"> * Hunting </m:t>
+          </m:r>
+          <m:sSub>
+            <m:sSubPr>
+              <m:ctrlPr>
+                <w:rPr>
+                  <w:rFonts w:ascii="Cambria Math" w:eastAsiaTheme="minorEastAsia" w:hAnsi="Cambria Math" w:cs="Arial"/>
+                  <w:i/>
+                  <w:iCs/>
+                  <w:color w:val="000000" w:themeColor="text1"/>
+                  <w:sz w:val="22"/>
+                  <w:szCs w:val="22"/>
+                </w:rPr>
+              </m:ctrlPr>
+            </m:sSubPr>
+            <m:e>
+              <m:r>
+                <w:rPr>
+                  <w:rFonts w:ascii="Cambria Math" w:eastAsiaTheme="minorEastAsia" w:hAnsi="Cambria Math" w:cs="Arial"/>
+                  <w:color w:val="000000" w:themeColor="text1"/>
+                  <w:sz w:val="22"/>
+                  <w:szCs w:val="22"/>
+                </w:rPr>
+                <m:t>season</m:t>
+              </m:r>
+            </m:e>
+            <m:sub>
+              <m:r>
+                <w:rPr>
+                  <w:rFonts w:ascii="Cambria Math" w:eastAsiaTheme="minorEastAsia" w:hAnsi="Cambria Math" w:cs="Arial"/>
+                  <w:color w:val="000000" w:themeColor="text1"/>
+                  <w:sz w:val="22"/>
+                  <w:szCs w:val="22"/>
+                </w:rPr>
+                <m:t>TRUE</m:t>
+              </m:r>
+            </m:sub>
+          </m:sSub>
+          <m:r>
+            <w:rPr>
+              <w:rFonts w:ascii="Cambria Math" w:eastAsiaTheme="minorEastAsia" w:hAnsi="Cambria Math" w:cs="Arial"/>
+              <w:color w:val="000000" w:themeColor="text1"/>
+              <w:sz w:val="22"/>
+              <w:szCs w:val="22"/>
+            </w:rPr>
+            <m:t xml:space="preserve"> + </m:t>
+          </m:r>
+          <m:sSub>
+            <m:sSubPr>
+              <m:ctrlPr>
+                <w:rPr>
+                  <w:rFonts w:ascii="Cambria Math" w:eastAsiaTheme="minorEastAsia" w:hAnsi="Cambria Math" w:cs="Arial"/>
+                  <w:i/>
+                  <w:iCs/>
+                  <w:color w:val="000000" w:themeColor="text1"/>
+                  <w:sz w:val="22"/>
+                  <w:szCs w:val="22"/>
+                </w:rPr>
+              </m:ctrlPr>
+            </m:sSubPr>
+            <m:e>
+              <m:r>
+                <w:rPr>
+                  <w:rFonts w:ascii="Cambria Math" w:eastAsiaTheme="minorEastAsia" w:hAnsi="Cambria Math" w:cs="Arial"/>
+                  <w:color w:val="000000" w:themeColor="text1"/>
+                  <w:sz w:val="22"/>
+                  <w:szCs w:val="22"/>
+                </w:rPr>
+                <m:t>β</m:t>
+              </m:r>
+            </m:e>
+            <m:sub>
+              <m:r>
+                <w:rPr>
+                  <w:rFonts w:ascii="Cambria Math" w:eastAsiaTheme="minorEastAsia" w:hAnsi="Cambria Math" w:cs="Arial"/>
+                  <w:color w:val="000000" w:themeColor="text1"/>
+                  <w:sz w:val="22"/>
+                  <w:szCs w:val="22"/>
+                </w:rPr>
+                <m:t>5</m:t>
+              </m:r>
+            </m:sub>
+          </m:sSub>
+          <m:r>
+            <w:rPr>
+              <w:rFonts w:ascii="Cambria Math" w:eastAsiaTheme="minorEastAsia" w:hAnsi="Cambria Math" w:cs="Arial"/>
+              <w:color w:val="000000" w:themeColor="text1"/>
+              <w:sz w:val="22"/>
+              <w:szCs w:val="22"/>
+            </w:rPr>
+            <m:t xml:space="preserve"> * Kill </m:t>
+          </m:r>
+          <m:sSub>
+            <m:sSubPr>
+              <m:ctrlPr>
+                <w:rPr>
+                  <w:rFonts w:ascii="Cambria Math" w:eastAsiaTheme="minorEastAsia" w:hAnsi="Cambria Math" w:cs="Arial"/>
+                  <w:i/>
+                  <w:iCs/>
+                  <w:color w:val="000000" w:themeColor="text1"/>
+                  <w:sz w:val="22"/>
+                  <w:szCs w:val="22"/>
+                </w:rPr>
+              </m:ctrlPr>
+            </m:sSubPr>
+            <m:e>
+              <m:r>
+                <w:rPr>
+                  <w:rFonts w:ascii="Cambria Math" w:eastAsiaTheme="minorEastAsia" w:hAnsi="Cambria Math" w:cs="Arial"/>
+                  <w:color w:val="000000" w:themeColor="text1"/>
+                  <w:sz w:val="22"/>
+                  <w:szCs w:val="22"/>
+                </w:rPr>
+                <m:t>density</m:t>
+              </m:r>
+            </m:e>
+            <m:sub>
+              <m:r>
+                <w:rPr>
+                  <w:rFonts w:ascii="Cambria Math" w:eastAsiaTheme="minorEastAsia" w:hAnsi="Cambria Math" w:cs="Arial"/>
+                  <w:color w:val="000000" w:themeColor="text1"/>
+                  <w:sz w:val="22"/>
+                  <w:szCs w:val="22"/>
+                </w:rPr>
+                <m:t>i</m:t>
+              </m:r>
+            </m:sub>
+          </m:sSub>
+          <m:r>
+            <w:rPr>
+              <w:rFonts w:ascii="Cambria Math" w:eastAsiaTheme="minorEastAsia" w:hAnsi="Cambria Math" w:cs="Arial"/>
+              <w:color w:val="000000" w:themeColor="text1"/>
+              <w:sz w:val="22"/>
+              <w:szCs w:val="22"/>
+            </w:rPr>
+            <m:t xml:space="preserve"> + </m:t>
+          </m:r>
+          <m:sSub>
+            <m:sSubPr>
+              <m:ctrlPr>
+                <w:rPr>
+                  <w:rFonts w:ascii="Cambria Math" w:eastAsiaTheme="minorEastAsia" w:hAnsi="Cambria Math" w:cs="Arial"/>
+                  <w:i/>
+                  <w:iCs/>
+                  <w:color w:val="000000" w:themeColor="text1"/>
+                  <w:sz w:val="22"/>
+                  <w:szCs w:val="22"/>
+                </w:rPr>
+              </m:ctrlPr>
+            </m:sSubPr>
+            <m:e>
+              <m:r>
+                <w:rPr>
+                  <w:rFonts w:ascii="Cambria Math" w:eastAsiaTheme="minorEastAsia" w:hAnsi="Cambria Math" w:cs="Arial"/>
+                  <w:color w:val="000000" w:themeColor="text1"/>
+                  <w:sz w:val="22"/>
+                  <w:szCs w:val="22"/>
+                </w:rPr>
+                <m:t>β</m:t>
+              </m:r>
+            </m:e>
+            <m:sub>
+              <m:r>
+                <w:rPr>
+                  <w:rFonts w:ascii="Cambria Math" w:eastAsiaTheme="minorEastAsia" w:hAnsi="Cambria Math" w:cs="Arial"/>
+                  <w:color w:val="000000" w:themeColor="text1"/>
+                  <w:sz w:val="22"/>
+                  <w:szCs w:val="22"/>
+                </w:rPr>
+                <m:t>6</m:t>
+              </m:r>
+            </m:sub>
+          </m:sSub>
+          <m:r>
+            <w:rPr>
+              <w:rFonts w:ascii="Cambria Math" w:eastAsiaTheme="minorEastAsia" w:hAnsi="Cambria Math" w:cs="Arial"/>
+              <w:color w:val="000000" w:themeColor="text1"/>
+              <w:sz w:val="22"/>
+              <w:szCs w:val="22"/>
+            </w:rPr>
+            <m:t xml:space="preserve"> * </m:t>
+          </m:r>
+          <m:sSub>
+            <m:sSubPr>
+              <m:ctrlPr>
+                <w:rPr>
+                  <w:rFonts w:ascii="Cambria Math" w:eastAsiaTheme="minorEastAsia" w:hAnsi="Cambria Math" w:cs="Arial"/>
+                  <w:i/>
+                  <w:iCs/>
+                  <w:color w:val="000000" w:themeColor="text1"/>
+                  <w:sz w:val="22"/>
+                  <w:szCs w:val="22"/>
+                </w:rPr>
+              </m:ctrlPr>
+            </m:sSubPr>
+            <m:e>
+              <m:r>
+                <w:rPr>
+                  <w:rFonts w:ascii="Cambria Math" w:eastAsiaTheme="minorEastAsia" w:hAnsi="Cambria Math" w:cs="Arial"/>
+                  <w:color w:val="000000" w:themeColor="text1"/>
+                  <w:sz w:val="22"/>
+                  <w:szCs w:val="22"/>
+                </w:rPr>
+                <m:t>Distance</m:t>
+              </m:r>
+            </m:e>
+            <m:sub>
+              <m:r>
+                <w:rPr>
+                  <w:rFonts w:ascii="Cambria Math" w:eastAsiaTheme="minorEastAsia" w:hAnsi="Cambria Math" w:cs="Arial"/>
+                  <w:color w:val="000000" w:themeColor="text1"/>
+                  <w:sz w:val="22"/>
+                  <w:szCs w:val="22"/>
+                </w:rPr>
+                <m:t>i</m:t>
+              </m:r>
+            </m:sub>
+          </m:sSub>
+          <m:r>
+            <w:rPr>
+              <w:rFonts w:ascii="Cambria Math" w:eastAsiaTheme="minorEastAsia" w:hAnsi="Cambria Math" w:cs="Arial"/>
+              <w:color w:val="000000" w:themeColor="text1"/>
+              <w:sz w:val="22"/>
+              <w:szCs w:val="22"/>
+            </w:rPr>
+            <m:t xml:space="preserve"> + </m:t>
+          </m:r>
+          <m:sSub>
+            <m:sSubPr>
+              <m:ctrlPr>
+                <w:rPr>
+                  <w:rFonts w:ascii="Cambria Math" w:eastAsiaTheme="minorEastAsia" w:hAnsi="Cambria Math" w:cs="Arial"/>
+                  <w:i/>
+                  <w:iCs/>
+                  <w:color w:val="000000" w:themeColor="text1"/>
+                  <w:sz w:val="22"/>
+                  <w:szCs w:val="22"/>
+                </w:rPr>
+              </m:ctrlPr>
+            </m:sSubPr>
+            <m:e>
+              <m:r>
+                <w:rPr>
+                  <w:rFonts w:ascii="Cambria Math" w:eastAsiaTheme="minorEastAsia" w:hAnsi="Cambria Math" w:cs="Arial"/>
+                  <w:color w:val="000000" w:themeColor="text1"/>
+                  <w:sz w:val="22"/>
+                  <w:szCs w:val="22"/>
+                </w:rPr>
+                <m:t>β</m:t>
+              </m:r>
+            </m:e>
+            <m:sub>
+              <m:r>
+                <w:rPr>
+                  <w:rFonts w:ascii="Cambria Math" w:eastAsiaTheme="minorEastAsia" w:hAnsi="Cambria Math" w:cs="Arial"/>
+                  <w:color w:val="000000" w:themeColor="text1"/>
+                  <w:sz w:val="22"/>
+                  <w:szCs w:val="22"/>
+                </w:rPr>
+                <m:t>7</m:t>
+              </m:r>
+            </m:sub>
+          </m:sSub>
+          <m:r>
+            <w:rPr>
+              <w:rFonts w:ascii="Cambria Math" w:eastAsiaTheme="minorEastAsia" w:hAnsi="Cambria Math" w:cs="Arial"/>
+              <w:color w:val="000000" w:themeColor="text1"/>
+              <w:sz w:val="22"/>
+              <w:szCs w:val="22"/>
+            </w:rPr>
+            <m:t xml:space="preserve"> * Study </m:t>
+          </m:r>
+          <m:sSub>
+            <m:sSubPr>
+              <m:ctrlPr>
+                <w:rPr>
+                  <w:rFonts w:ascii="Cambria Math" w:eastAsiaTheme="minorEastAsia" w:hAnsi="Cambria Math" w:cs="Arial"/>
+                  <w:i/>
+                  <w:iCs/>
+                  <w:color w:val="000000" w:themeColor="text1"/>
+                  <w:sz w:val="22"/>
+                  <w:szCs w:val="22"/>
+                </w:rPr>
+              </m:ctrlPr>
+            </m:sSubPr>
+            <m:e>
+              <m:r>
+                <w:rPr>
+                  <w:rFonts w:ascii="Cambria Math" w:eastAsiaTheme="minorEastAsia" w:hAnsi="Cambria Math" w:cs="Arial"/>
+                  <w:color w:val="000000" w:themeColor="text1"/>
+                  <w:sz w:val="22"/>
+                  <w:szCs w:val="22"/>
+                </w:rPr>
+                <m:t>period</m:t>
+              </m:r>
+            </m:e>
+            <m:sub>
+              <m:r>
+                <w:rPr>
+                  <w:rFonts w:ascii="Cambria Math" w:eastAsiaTheme="minorEastAsia" w:hAnsi="Cambria Math" w:cs="Arial"/>
+                  <w:color w:val="000000" w:themeColor="text1"/>
+                  <w:sz w:val="22"/>
+                  <w:szCs w:val="22"/>
+                </w:rPr>
+                <m:t>late</m:t>
+              </m:r>
+            </m:sub>
+          </m:sSub>
+          <m:r>
+            <w:rPr>
+              <w:rFonts w:ascii="Cambria Math" w:eastAsiaTheme="minorEastAsia" w:hAnsi="Cambria Math" w:cs="Arial"/>
+              <w:color w:val="000000" w:themeColor="text1"/>
+              <w:sz w:val="22"/>
+              <w:szCs w:val="22"/>
+            </w:rPr>
+            <m:t xml:space="preserve"> + </m:t>
+          </m:r>
+          <m:sSub>
+            <m:sSubPr>
+              <m:ctrlPr>
+                <w:rPr>
+                  <w:rFonts w:ascii="Cambria Math" w:eastAsiaTheme="minorEastAsia" w:hAnsi="Cambria Math" w:cs="Arial"/>
+                  <w:i/>
+                  <w:iCs/>
+                  <w:color w:val="000000" w:themeColor="text1"/>
+                  <w:sz w:val="22"/>
+                  <w:szCs w:val="22"/>
+                </w:rPr>
+              </m:ctrlPr>
+            </m:sSubPr>
+            <m:e>
+              <m:r>
+                <w:rPr>
+                  <w:rFonts w:ascii="Cambria Math" w:eastAsiaTheme="minorEastAsia" w:hAnsi="Cambria Math" w:cs="Arial"/>
+                  <w:color w:val="000000" w:themeColor="text1"/>
+                  <w:sz w:val="22"/>
+                  <w:szCs w:val="22"/>
+                </w:rPr>
+                <m:t>β</m:t>
+              </m:r>
+            </m:e>
+            <m:sub>
+              <m:r>
+                <w:rPr>
+                  <w:rFonts w:ascii="Cambria Math" w:eastAsiaTheme="minorEastAsia" w:hAnsi="Cambria Math" w:cs="Arial"/>
+                  <w:color w:val="000000" w:themeColor="text1"/>
+                  <w:sz w:val="22"/>
+                  <w:szCs w:val="22"/>
+                </w:rPr>
+                <m:t>8</m:t>
+              </m:r>
+            </m:sub>
+          </m:sSub>
+          <m:r>
+            <w:rPr>
+              <w:rFonts w:ascii="Cambria Math" w:eastAsiaTheme="minorEastAsia" w:hAnsi="Cambria Math" w:cs="Arial"/>
+              <w:color w:val="000000" w:themeColor="text1"/>
+              <w:sz w:val="22"/>
+              <w:szCs w:val="22"/>
+            </w:rPr>
+            <m:t xml:space="preserve"> * Max </m:t>
+          </m:r>
+          <m:sSub>
+            <m:sSubPr>
+              <m:ctrlPr>
+                <w:rPr>
+                  <w:rFonts w:ascii="Cambria Math" w:eastAsiaTheme="minorEastAsia" w:hAnsi="Cambria Math" w:cs="Arial"/>
+                  <w:i/>
+                  <w:iCs/>
+                  <w:color w:val="000000" w:themeColor="text1"/>
+                  <w:sz w:val="22"/>
+                  <w:szCs w:val="22"/>
+                </w:rPr>
+              </m:ctrlPr>
+            </m:sSubPr>
+            <m:e>
+              <m:r>
+                <w:rPr>
+                  <w:rFonts w:ascii="Cambria Math" w:eastAsiaTheme="minorEastAsia" w:hAnsi="Cambria Math" w:cs="Arial"/>
+                  <w:color w:val="000000" w:themeColor="text1"/>
+                  <w:sz w:val="22"/>
+                  <w:szCs w:val="22"/>
+                </w:rPr>
+                <m:t>Temperature</m:t>
+              </m:r>
+            </m:e>
+            <m:sub>
+              <m:r>
+                <w:rPr>
+                  <w:rFonts w:ascii="Cambria Math" w:eastAsiaTheme="minorEastAsia" w:hAnsi="Cambria Math" w:cs="Arial"/>
+                  <w:color w:val="000000" w:themeColor="text1"/>
+                  <w:sz w:val="22"/>
+                  <w:szCs w:val="22"/>
+                </w:rPr>
+                <m:t>i</m:t>
+              </m:r>
+            </m:sub>
+          </m:sSub>
+          <m:r>
+            <w:rPr>
+              <w:rFonts w:ascii="Cambria Math" w:eastAsiaTheme="minorEastAsia" w:hAnsi="Cambria Math" w:cs="Arial"/>
+              <w:color w:val="000000" w:themeColor="text1"/>
+              <w:sz w:val="22"/>
+              <w:szCs w:val="22"/>
+            </w:rPr>
+            <m:t xml:space="preserve"> + </m:t>
+          </m:r>
+          <m:sSub>
+            <m:sSubPr>
+              <m:ctrlPr>
+                <w:rPr>
+                  <w:rFonts w:ascii="Cambria Math" w:eastAsiaTheme="minorEastAsia" w:hAnsi="Cambria Math" w:cs="Arial"/>
+                  <w:i/>
+                  <w:iCs/>
+                  <w:color w:val="000000" w:themeColor="text1"/>
+                  <w:sz w:val="22"/>
+                  <w:szCs w:val="22"/>
+                </w:rPr>
+              </m:ctrlPr>
+            </m:sSubPr>
+            <m:e>
+              <m:r>
+                <w:rPr>
+                  <w:rFonts w:ascii="Cambria Math" w:eastAsiaTheme="minorEastAsia" w:hAnsi="Cambria Math" w:cs="Arial"/>
+                  <w:color w:val="000000" w:themeColor="text1"/>
+                  <w:sz w:val="22"/>
+                  <w:szCs w:val="22"/>
+                </w:rPr>
+                <m:t>β</m:t>
+              </m:r>
+            </m:e>
+            <m:sub>
+              <m:r>
+                <w:rPr>
+                  <w:rFonts w:ascii="Cambria Math" w:eastAsiaTheme="minorEastAsia" w:hAnsi="Cambria Math" w:cs="Arial"/>
+                  <w:color w:val="000000" w:themeColor="text1"/>
+                  <w:sz w:val="22"/>
+                  <w:szCs w:val="22"/>
+                </w:rPr>
+                <m:t>9</m:t>
+              </m:r>
+            </m:sub>
+          </m:sSub>
+          <m:r>
+            <w:rPr>
+              <w:rFonts w:ascii="Cambria Math" w:eastAsiaTheme="minorEastAsia" w:hAnsi="Cambria Math" w:cs="Arial"/>
+              <w:color w:val="000000" w:themeColor="text1"/>
+              <w:sz w:val="22"/>
+              <w:szCs w:val="22"/>
+            </w:rPr>
+            <m:t xml:space="preserve"> * Snow </m:t>
+          </m:r>
+          <m:sSub>
+            <m:sSubPr>
+              <m:ctrlPr>
+                <w:rPr>
+                  <w:rFonts w:ascii="Cambria Math" w:eastAsiaTheme="minorEastAsia" w:hAnsi="Cambria Math" w:cs="Arial"/>
+                  <w:i/>
+                  <w:iCs/>
+                  <w:color w:val="000000" w:themeColor="text1"/>
+                  <w:sz w:val="22"/>
+                  <w:szCs w:val="22"/>
+                </w:rPr>
+              </m:ctrlPr>
+            </m:sSubPr>
+            <m:e>
+              <m:r>
+                <w:rPr>
+                  <w:rFonts w:ascii="Cambria Math" w:eastAsiaTheme="minorEastAsia" w:hAnsi="Cambria Math" w:cs="Arial"/>
+                  <w:color w:val="000000" w:themeColor="text1"/>
+                  <w:sz w:val="22"/>
+                  <w:szCs w:val="22"/>
+                </w:rPr>
+                <m:t>depth</m:t>
+              </m:r>
+            </m:e>
+            <m:sub>
+              <m:r>
+                <w:rPr>
+                  <w:rFonts w:ascii="Cambria Math" w:eastAsiaTheme="minorEastAsia" w:hAnsi="Cambria Math" w:cs="Arial"/>
+                  <w:color w:val="000000" w:themeColor="text1"/>
+                  <w:sz w:val="22"/>
+                  <w:szCs w:val="22"/>
+                </w:rPr>
+                <m:t>i</m:t>
+              </m:r>
+            </m:sub>
+          </m:sSub>
+          <m:r>
+            <w:rPr>
+              <w:rFonts w:ascii="Cambria Math" w:eastAsiaTheme="minorEastAsia" w:hAnsi="Cambria Math" w:cs="Arial"/>
+              <w:color w:val="000000" w:themeColor="text1"/>
+              <w:sz w:val="22"/>
+              <w:szCs w:val="22"/>
+            </w:rPr>
+            <m:t xml:space="preserve"> + </m:t>
+          </m:r>
+          <m:sSub>
+            <m:sSubPr>
+              <m:ctrlPr>
+                <w:rPr>
+                  <w:rFonts w:ascii="Cambria Math" w:eastAsiaTheme="minorEastAsia" w:hAnsi="Cambria Math" w:cs="Arial"/>
+                  <w:i/>
+                  <w:iCs/>
+                  <w:color w:val="000000" w:themeColor="text1"/>
+                  <w:sz w:val="22"/>
+                  <w:szCs w:val="22"/>
+                </w:rPr>
+              </m:ctrlPr>
+            </m:sSubPr>
+            <m:e>
+              <m:r>
+                <w:rPr>
+                  <w:rFonts w:ascii="Cambria Math" w:eastAsiaTheme="minorEastAsia" w:hAnsi="Cambria Math" w:cs="Arial"/>
+                  <w:color w:val="000000" w:themeColor="text1"/>
+                  <w:sz w:val="22"/>
+                  <w:szCs w:val="22"/>
+                </w:rPr>
+                <m:t>β</m:t>
+              </m:r>
+            </m:e>
+            <m:sub>
+              <m:r>
+                <w:rPr>
+                  <w:rFonts w:ascii="Cambria Math" w:eastAsiaTheme="minorEastAsia" w:hAnsi="Cambria Math" w:cs="Arial"/>
+                  <w:color w:val="000000" w:themeColor="text1"/>
+                  <w:sz w:val="22"/>
+                  <w:szCs w:val="22"/>
+                </w:rPr>
+                <m:t>10</m:t>
+              </m:r>
+            </m:sub>
+          </m:sSub>
+          <m:r>
+            <w:rPr>
+              <w:rFonts w:ascii="Cambria Math" w:eastAsiaTheme="minorEastAsia" w:hAnsi="Cambria Math" w:cs="Arial"/>
+              <w:color w:val="000000" w:themeColor="text1"/>
+              <w:sz w:val="22"/>
+              <w:szCs w:val="22"/>
+            </w:rPr>
+            <m:t xml:space="preserve"> * Proportion </m:t>
+          </m:r>
+          <m:sSub>
+            <m:sSubPr>
+              <m:ctrlPr>
+                <w:rPr>
+                  <w:rFonts w:ascii="Cambria Math" w:eastAsiaTheme="minorEastAsia" w:hAnsi="Cambria Math" w:cs="Arial"/>
+                  <w:i/>
+                  <w:iCs/>
+                  <w:color w:val="000000" w:themeColor="text1"/>
+                  <w:sz w:val="22"/>
+                  <w:szCs w:val="22"/>
+                </w:rPr>
+              </m:ctrlPr>
+            </m:sSubPr>
+            <m:e>
+              <m:r>
+                <w:rPr>
+                  <w:rFonts w:ascii="Cambria Math" w:eastAsiaTheme="minorEastAsia" w:hAnsi="Cambria Math" w:cs="Arial"/>
+                  <w:color w:val="000000" w:themeColor="text1"/>
+                  <w:sz w:val="22"/>
+                  <w:szCs w:val="22"/>
+                </w:rPr>
+                <m:t>traveling</m:t>
+              </m:r>
+            </m:e>
+            <m:sub>
+              <m:r>
+                <w:rPr>
+                  <w:rFonts w:ascii="Cambria Math" w:eastAsiaTheme="minorEastAsia" w:hAnsi="Cambria Math" w:cs="Arial"/>
+                  <w:color w:val="000000" w:themeColor="text1"/>
+                  <w:sz w:val="22"/>
+                  <w:szCs w:val="22"/>
+                </w:rPr>
+                <m:t xml:space="preserve">i </m:t>
+              </m:r>
+            </m:sub>
+          </m:sSub>
+        </m:oMath>
+      </m:oMathPara>
+    </w:p>
+    <w:p>
+      <w:pPr>
+        <w:spacing w:line="480" w:lineRule="auto"/>
+        <w:rPr>
+          <w:rFonts w:ascii="Arial" w:eastAsiaTheme="minorEastAsia" w:hAnsi="Arial" w:cs="Arial"/>
+          <w:i/>
+          <w:iCs/>
+          <w:color w:val="000000" w:themeColor="text1"/>
+          <w:sz w:val="22"/>
+          <w:szCs w:val="22"/>
+        </w:rPr>
+      </w:pPr>
+      <m:oMathPara>
+        <m:oMath>
+          <m:r>
+            <w:rPr>
+              <w:rFonts w:ascii="Cambria Math" w:eastAsiaTheme="minorEastAsia" w:hAnsi="Cambria Math" w:cs="Arial"/>
+              <w:color w:val="000000" w:themeColor="text1"/>
+              <w:sz w:val="22"/>
+              <w:szCs w:val="22"/>
+            </w:rPr>
+            <m:t>(2) P(Visit hunting region | Leave territory) ~ Binomial (</m:t>
+          </m:r>
+          <m:sSub>
+            <m:sSubPr>
+              <m:ctrlPr>
+                <w:rPr>
+                  <w:rFonts w:ascii="Cambria Math" w:eastAsiaTheme="minorEastAsia" w:hAnsi="Cambria Math" w:cs="Arial"/>
+                  <w:i/>
+                  <w:iCs/>
+                  <w:color w:val="000000" w:themeColor="text1"/>
+                  <w:sz w:val="22"/>
+                  <w:szCs w:val="22"/>
+                </w:rPr>
+              </m:ctrlPr>
+            </m:sSubPr>
+            <m:e>
+              <m:r>
+                <w:rPr>
+                  <w:rFonts w:ascii="Cambria Math" w:eastAsiaTheme="minorEastAsia" w:hAnsi="Cambria Math" w:cs="Arial"/>
+                  <w:color w:val="000000" w:themeColor="text1"/>
+                  <w:sz w:val="22"/>
+                  <w:szCs w:val="22"/>
+                </w:rPr>
+                <m:t>p</m:t>
+              </m:r>
+            </m:e>
+            <m:sub>
+              <m:r>
+                <w:rPr>
+                  <w:rFonts w:ascii="Cambria Math" w:eastAsiaTheme="minorEastAsia" w:hAnsi="Cambria Math" w:cs="Arial"/>
+                  <w:color w:val="000000" w:themeColor="text1"/>
+                  <w:sz w:val="22"/>
+                  <w:szCs w:val="22"/>
+                </w:rPr>
+                <m:t>i</m:t>
+              </m:r>
+            </m:sub>
+          </m:sSub>
+          <m:r>
+            <w:rPr>
+              <w:rFonts w:ascii="Cambria Math" w:eastAsiaTheme="minorEastAsia" w:hAnsi="Cambria Math" w:cs="Arial"/>
+              <w:color w:val="000000" w:themeColor="text1"/>
+              <w:sz w:val="22"/>
+              <w:szCs w:val="22"/>
+            </w:rPr>
+            <m:t>)</m:t>
+          </m:r>
+        </m:oMath>
+      </m:oMathPara>
+    </w:p>
+    <w:p>
+      <w:pPr>
+        <w:spacing w:line="480" w:lineRule="auto"/>
+        <w:rPr>
+          <w:rFonts w:ascii="Arial" w:eastAsiaTheme="minorEastAsia" w:hAnsi="Arial" w:cs="Arial"/>
+          <w:i/>
+          <w:color w:val="000000" w:themeColor="text1"/>
+          <w:sz w:val="22"/>
+          <w:szCs w:val="22"/>
+        </w:rPr>
+      </w:pPr>
+      <m:oMathPara>
+        <m:oMath>
+          <m:r>
+            <w:rPr>
+              <w:rFonts w:ascii="Cambria Math" w:eastAsiaTheme="minorEastAsia" w:hAnsi="Cambria Math" w:cs="Arial"/>
+              <w:color w:val="000000" w:themeColor="text1"/>
+              <w:sz w:val="22"/>
+              <w:szCs w:val="22"/>
+            </w:rPr>
+            <m:t>logit(</m:t>
+          </m:r>
+          <m:sSub>
+            <m:sSubPr>
+              <m:ctrlPr>
+                <w:rPr>
+                  <w:rFonts w:ascii="Cambria Math" w:eastAsiaTheme="minorEastAsia" w:hAnsi="Cambria Math" w:cs="Arial"/>
+                  <w:i/>
+                  <w:color w:val="000000" w:themeColor="text1"/>
+                  <w:sz w:val="22"/>
+                  <w:szCs w:val="22"/>
+                </w:rPr>
+              </m:ctrlPr>
+            </m:sSubPr>
+            <m:e>
+              <m:r>
+                <w:rPr>
+                  <w:rFonts w:ascii="Cambria Math" w:eastAsiaTheme="minorEastAsia" w:hAnsi="Cambria Math" w:cs="Arial"/>
+                  <w:color w:val="000000" w:themeColor="text1"/>
+                  <w:sz w:val="22"/>
+                  <w:szCs w:val="22"/>
+                </w:rPr>
+                <m:t>p</m:t>
+              </m:r>
+            </m:e>
+            <m:sub>
+              <m:r>
+                <w:rPr>
+                  <w:rFonts w:ascii="Cambria Math" w:eastAsiaTheme="minorEastAsia" w:hAnsi="Cambria Math" w:cs="Arial"/>
+                  <w:color w:val="000000" w:themeColor="text1"/>
+                  <w:sz w:val="22"/>
+                  <w:szCs w:val="22"/>
+                </w:rPr>
+                <m:t>i</m:t>
+              </m:r>
+            </m:sub>
+          </m:sSub>
+          <m:r>
+            <w:rPr>
+              <w:rFonts w:ascii="Cambria Math" w:eastAsiaTheme="minorEastAsia" w:hAnsi="Cambria Math" w:cs="Arial"/>
+              <w:color w:val="000000" w:themeColor="text1"/>
+              <w:sz w:val="22"/>
+              <w:szCs w:val="22"/>
+            </w:rPr>
+            <m:t xml:space="preserve">) = </m:t>
+          </m:r>
+          <m:sSub>
+            <m:sSubPr>
+              <m:ctrlPr>
+                <w:rPr>
+                  <w:rFonts w:ascii="Cambria Math" w:eastAsiaTheme="minorEastAsia" w:hAnsi="Cambria Math" w:cs="Arial"/>
+                  <w:i/>
+                  <w:color w:val="000000" w:themeColor="text1"/>
+                  <w:sz w:val="22"/>
+                  <w:szCs w:val="22"/>
+                </w:rPr>
+              </m:ctrlPr>
+            </m:sSubPr>
+            <m:e>
+              <m:r>
+                <w:rPr>
+                  <w:rFonts w:ascii="Cambria Math" w:eastAsiaTheme="minorEastAsia" w:hAnsi="Cambria Math" w:cs="Arial"/>
+                  <w:color w:val="000000" w:themeColor="text1"/>
+                  <w:sz w:val="22"/>
+                  <w:szCs w:val="22"/>
+                </w:rPr>
+                <m:t>β</m:t>
+              </m:r>
+            </m:e>
+            <m:sub>
+              <m:r>
+                <w:rPr>
+                  <w:rFonts w:ascii="Cambria Math" w:eastAsiaTheme="minorEastAsia" w:hAnsi="Cambria Math" w:cs="Arial"/>
+                  <w:color w:val="000000" w:themeColor="text1"/>
+                  <w:sz w:val="22"/>
+                  <w:szCs w:val="22"/>
+                </w:rPr>
+                <m:t>0,  FALSE, early</m:t>
+              </m:r>
+            </m:sub>
+          </m:sSub>
+          <m:r>
+            <w:rPr>
+              <w:rFonts w:ascii="Cambria Math" w:eastAsiaTheme="minorEastAsia" w:hAnsi="Cambria Math" w:cs="Arial"/>
+              <w:color w:val="000000" w:themeColor="text1"/>
+              <w:sz w:val="22"/>
+              <w:szCs w:val="22"/>
+            </w:rPr>
+            <m:t xml:space="preserve"> + </m:t>
+          </m:r>
+          <m:sSub>
+            <m:sSubPr>
+              <m:ctrlPr>
+                <w:rPr>
+                  <w:rFonts w:ascii="Cambria Math" w:eastAsiaTheme="minorEastAsia" w:hAnsi="Cambria Math" w:cs="Arial"/>
+                  <w:i/>
+                  <w:iCs/>
+                  <w:color w:val="000000" w:themeColor="text1"/>
+                  <w:sz w:val="22"/>
+                  <w:szCs w:val="22"/>
+                </w:rPr>
+              </m:ctrlPr>
+            </m:sSubPr>
+            <m:e>
+              <m:r>
+                <w:rPr>
+                  <w:rFonts w:ascii="Cambria Math" w:eastAsiaTheme="minorEastAsia" w:hAnsi="Cambria Math" w:cs="Arial"/>
+                  <w:color w:val="000000" w:themeColor="text1"/>
+                  <w:sz w:val="22"/>
+                  <w:szCs w:val="22"/>
+                </w:rPr>
+                <m:t>β</m:t>
+              </m:r>
+            </m:e>
+            <m:sub>
+              <m:r>
+                <w:rPr>
+                  <w:rFonts w:ascii="Cambria Math" w:eastAsiaTheme="minorEastAsia" w:hAnsi="Cambria Math" w:cs="Arial"/>
+                  <w:color w:val="000000" w:themeColor="text1"/>
+                  <w:sz w:val="22"/>
+                  <w:szCs w:val="22"/>
+                </w:rPr>
+                <m:t>1</m:t>
+              </m:r>
+            </m:sub>
+          </m:sSub>
+          <m:r>
+            <w:rPr>
+              <w:rFonts w:ascii="Cambria Math" w:eastAsiaTheme="minorEastAsia" w:hAnsi="Cambria Math" w:cs="Arial"/>
+              <w:color w:val="000000" w:themeColor="text1"/>
+              <w:sz w:val="22"/>
+              <w:szCs w:val="22"/>
+            </w:rPr>
+            <m:t xml:space="preserve"> * Visit </m:t>
+          </m:r>
+          <m:sSub>
+            <m:sSubPr>
+              <m:ctrlPr>
+                <w:rPr>
+                  <w:rFonts w:ascii="Cambria Math" w:eastAsiaTheme="minorEastAsia" w:hAnsi="Cambria Math" w:cs="Arial"/>
+                  <w:i/>
+                  <w:iCs/>
+                  <w:color w:val="000000" w:themeColor="text1"/>
+                  <w:sz w:val="22"/>
+                  <w:szCs w:val="22"/>
+                </w:rPr>
+              </m:ctrlPr>
+            </m:sSubPr>
+            <m:e>
+              <m:r>
+                <w:rPr>
+                  <w:rFonts w:ascii="Cambria Math" w:eastAsiaTheme="minorEastAsia" w:hAnsi="Cambria Math" w:cs="Arial"/>
+                  <w:color w:val="000000" w:themeColor="text1"/>
+                  <w:sz w:val="22"/>
+                  <w:szCs w:val="22"/>
+                </w:rPr>
+                <m:t>kill</m:t>
+              </m:r>
+            </m:e>
+            <m:sub>
+              <m:r>
+                <w:rPr>
+                  <w:rFonts w:ascii="Cambria Math" w:eastAsiaTheme="minorEastAsia" w:hAnsi="Cambria Math" w:cs="Arial"/>
+                  <w:color w:val="000000" w:themeColor="text1"/>
+                  <w:sz w:val="22"/>
+                  <w:szCs w:val="22"/>
+                </w:rPr>
+                <m:t>TRUE</m:t>
+              </m:r>
+            </m:sub>
+          </m:sSub>
+          <m:r>
+            <w:rPr>
+              <w:rFonts w:ascii="Cambria Math" w:eastAsiaTheme="minorEastAsia" w:hAnsi="Cambria Math" w:cs="Arial"/>
+              <w:color w:val="000000" w:themeColor="text1"/>
+              <w:sz w:val="22"/>
+              <w:szCs w:val="22"/>
+            </w:rPr>
+            <m:t xml:space="preserve"> + </m:t>
+          </m:r>
+          <m:sSub>
+            <m:sSubPr>
+              <m:ctrlPr>
+                <w:rPr>
+                  <w:rFonts w:ascii="Cambria Math" w:eastAsiaTheme="minorEastAsia" w:hAnsi="Cambria Math" w:cs="Arial"/>
+                  <w:i/>
+                  <w:iCs/>
+                  <w:color w:val="000000" w:themeColor="text1"/>
+                  <w:sz w:val="22"/>
+                  <w:szCs w:val="22"/>
+                </w:rPr>
+              </m:ctrlPr>
+            </m:sSubPr>
+            <m:e>
+              <m:r>
+                <w:rPr>
+                  <w:rFonts w:ascii="Cambria Math" w:eastAsiaTheme="minorEastAsia" w:hAnsi="Cambria Math" w:cs="Arial"/>
+                  <w:color w:val="000000" w:themeColor="text1"/>
+                  <w:sz w:val="22"/>
+                  <w:szCs w:val="22"/>
+                </w:rPr>
+                <m:t>β</m:t>
+              </m:r>
+            </m:e>
+            <m:sub>
+              <m:r>
+                <w:rPr>
+                  <w:rFonts w:ascii="Cambria Math" w:eastAsiaTheme="minorEastAsia" w:hAnsi="Cambria Math" w:cs="Arial"/>
+                  <w:color w:val="000000" w:themeColor="text1"/>
+                  <w:sz w:val="22"/>
+                  <w:szCs w:val="22"/>
+                </w:rPr>
+                <m:t>2</m:t>
+              </m:r>
+            </m:sub>
+          </m:sSub>
+          <m:r>
+            <w:rPr>
+              <w:rFonts w:ascii="Cambria Math" w:eastAsiaTheme="minorEastAsia" w:hAnsi="Cambria Math" w:cs="Arial"/>
+              <w:color w:val="000000" w:themeColor="text1"/>
+              <w:sz w:val="22"/>
+              <w:szCs w:val="22"/>
+            </w:rPr>
+            <m:t xml:space="preserve"> * Hunting </m:t>
+          </m:r>
+          <m:sSub>
+            <m:sSubPr>
+              <m:ctrlPr>
+                <w:rPr>
+                  <w:rFonts w:ascii="Cambria Math" w:eastAsiaTheme="minorEastAsia" w:hAnsi="Cambria Math" w:cs="Arial"/>
+                  <w:i/>
+                  <w:iCs/>
+                  <w:color w:val="000000" w:themeColor="text1"/>
+                  <w:sz w:val="22"/>
+                  <w:szCs w:val="22"/>
+                </w:rPr>
+              </m:ctrlPr>
+            </m:sSubPr>
+            <m:e>
+              <m:r>
+                <w:rPr>
+                  <w:rFonts w:ascii="Cambria Math" w:eastAsiaTheme="minorEastAsia" w:hAnsi="Cambria Math" w:cs="Arial"/>
+                  <w:color w:val="000000" w:themeColor="text1"/>
+                  <w:sz w:val="22"/>
+                  <w:szCs w:val="22"/>
+                </w:rPr>
+                <m:t>biomass</m:t>
+              </m:r>
+            </m:e>
+            <m:sub>
+              <m:r>
+                <w:rPr>
+                  <w:rFonts w:ascii="Cambria Math" w:eastAsiaTheme="minorEastAsia" w:hAnsi="Cambria Math" w:cs="Arial"/>
+                  <w:color w:val="000000" w:themeColor="text1"/>
+                  <w:sz w:val="22"/>
+                  <w:szCs w:val="22"/>
+                </w:rPr>
+                <m:t>i</m:t>
+              </m:r>
+            </m:sub>
+          </m:sSub>
+          <m:r>
+            <w:rPr>
+              <w:rFonts w:ascii="Cambria Math" w:eastAsiaTheme="minorEastAsia" w:hAnsi="Cambria Math" w:cs="Arial"/>
+              <w:color w:val="000000" w:themeColor="text1"/>
+              <w:sz w:val="22"/>
+              <w:szCs w:val="22"/>
+            </w:rPr>
+            <m:t xml:space="preserve"> + </m:t>
+          </m:r>
+          <m:sSub>
+            <m:sSubPr>
+              <m:ctrlPr>
+                <w:rPr>
+                  <w:rFonts w:ascii="Cambria Math" w:eastAsiaTheme="minorEastAsia" w:hAnsi="Cambria Math" w:cs="Arial"/>
+                  <w:i/>
+                  <w:iCs/>
+                  <w:color w:val="000000" w:themeColor="text1"/>
+                  <w:sz w:val="22"/>
+                  <w:szCs w:val="22"/>
+                </w:rPr>
+              </m:ctrlPr>
+            </m:sSubPr>
+            <m:e>
+              <m:r>
+                <w:rPr>
+                  <w:rFonts w:ascii="Cambria Math" w:eastAsiaTheme="minorEastAsia" w:hAnsi="Cambria Math" w:cs="Arial"/>
+                  <w:color w:val="000000" w:themeColor="text1"/>
+                  <w:sz w:val="22"/>
+                  <w:szCs w:val="22"/>
+                </w:rPr>
+                <m:t>β</m:t>
+              </m:r>
+            </m:e>
+            <m:sub>
+              <m:r>
+                <w:rPr>
+                  <w:rFonts w:ascii="Cambria Math" w:eastAsiaTheme="minorEastAsia" w:hAnsi="Cambria Math" w:cs="Arial"/>
+                  <w:color w:val="000000" w:themeColor="text1"/>
+                  <w:sz w:val="22"/>
+                  <w:szCs w:val="22"/>
+                </w:rPr>
+                <m:t>3</m:t>
+              </m:r>
+            </m:sub>
+          </m:sSub>
+          <m:r>
+            <w:rPr>
+              <w:rFonts w:ascii="Cambria Math" w:eastAsiaTheme="minorEastAsia" w:hAnsi="Cambria Math" w:cs="Arial"/>
+              <w:color w:val="000000" w:themeColor="text1"/>
+              <w:sz w:val="22"/>
+              <w:szCs w:val="22"/>
+            </w:rPr>
+            <m:t xml:space="preserve"> * Hunting </m:t>
+          </m:r>
+          <m:sSub>
+            <m:sSubPr>
+              <m:ctrlPr>
+                <w:rPr>
+                  <w:rFonts w:ascii="Cambria Math" w:eastAsiaTheme="minorEastAsia" w:hAnsi="Cambria Math" w:cs="Arial"/>
+                  <w:i/>
+                  <w:iCs/>
+                  <w:color w:val="000000" w:themeColor="text1"/>
+                  <w:sz w:val="22"/>
+                  <w:szCs w:val="22"/>
+                </w:rPr>
+              </m:ctrlPr>
+            </m:sSubPr>
+            <m:e>
+              <m:r>
+                <w:rPr>
+                  <w:rFonts w:ascii="Cambria Math" w:eastAsiaTheme="minorEastAsia" w:hAnsi="Cambria Math" w:cs="Arial"/>
+                  <w:color w:val="000000" w:themeColor="text1"/>
+                  <w:sz w:val="22"/>
+                  <w:szCs w:val="22"/>
+                </w:rPr>
+                <m:t>season</m:t>
+              </m:r>
+            </m:e>
+            <m:sub>
+              <m:r>
+                <w:rPr>
+                  <w:rFonts w:ascii="Cambria Math" w:eastAsiaTheme="minorEastAsia" w:hAnsi="Cambria Math" w:cs="Arial"/>
+                  <w:color w:val="000000" w:themeColor="text1"/>
+                  <w:sz w:val="22"/>
+                  <w:szCs w:val="22"/>
+                </w:rPr>
+                <m:t>TRUE</m:t>
+              </m:r>
+            </m:sub>
+          </m:sSub>
+          <m:r>
+            <w:rPr>
+              <w:rFonts w:ascii="Cambria Math" w:eastAsiaTheme="minorEastAsia" w:hAnsi="Cambria Math" w:cs="Arial"/>
+              <w:color w:val="000000" w:themeColor="text1"/>
+              <w:sz w:val="22"/>
+              <w:szCs w:val="22"/>
+            </w:rPr>
+            <m:t xml:space="preserve"> + </m:t>
+          </m:r>
+          <m:sSub>
+            <m:sSubPr>
+              <m:ctrlPr>
+                <w:rPr>
+                  <w:rFonts w:ascii="Cambria Math" w:eastAsiaTheme="minorEastAsia" w:hAnsi="Cambria Math" w:cs="Arial"/>
+                  <w:i/>
+                  <w:iCs/>
+                  <w:color w:val="000000" w:themeColor="text1"/>
+                  <w:sz w:val="22"/>
+                  <w:szCs w:val="22"/>
+                </w:rPr>
+              </m:ctrlPr>
+            </m:sSubPr>
+            <m:e>
+              <m:r>
+                <w:rPr>
+                  <w:rFonts w:ascii="Cambria Math" w:eastAsiaTheme="minorEastAsia" w:hAnsi="Cambria Math" w:cs="Arial"/>
+                  <w:color w:val="000000" w:themeColor="text1"/>
+                  <w:sz w:val="22"/>
+                  <w:szCs w:val="22"/>
+                </w:rPr>
+                <m:t>β</m:t>
+              </m:r>
+            </m:e>
+            <m:sub>
+              <m:r>
+                <w:rPr>
+                  <w:rFonts w:ascii="Cambria Math" w:eastAsiaTheme="minorEastAsia" w:hAnsi="Cambria Math" w:cs="Arial"/>
+                  <w:color w:val="000000" w:themeColor="text1"/>
+                  <w:sz w:val="22"/>
+                  <w:szCs w:val="22"/>
+                </w:rPr>
+                <m:t>4</m:t>
+              </m:r>
+            </m:sub>
+          </m:sSub>
+          <m:r>
+            <w:rPr>
+              <w:rFonts w:ascii="Cambria Math" w:eastAsiaTheme="minorEastAsia" w:hAnsi="Cambria Math" w:cs="Arial"/>
+              <w:color w:val="000000" w:themeColor="text1"/>
+              <w:sz w:val="22"/>
+              <w:szCs w:val="22"/>
+            </w:rPr>
+            <m:t xml:space="preserve"> * </m:t>
+          </m:r>
+          <m:sSub>
+            <m:sSubPr>
+              <m:ctrlPr>
+                <w:rPr>
+                  <w:rFonts w:ascii="Cambria Math" w:eastAsiaTheme="minorEastAsia" w:hAnsi="Cambria Math" w:cs="Arial"/>
+                  <w:i/>
+                  <w:iCs/>
+                  <w:color w:val="000000" w:themeColor="text1"/>
+                  <w:sz w:val="22"/>
+                  <w:szCs w:val="22"/>
+                </w:rPr>
+              </m:ctrlPr>
+            </m:sSubPr>
+            <m:e>
+              <m:r>
+                <w:rPr>
+                  <w:rFonts w:ascii="Cambria Math" w:eastAsiaTheme="minorEastAsia" w:hAnsi="Cambria Math" w:cs="Arial"/>
+                  <w:color w:val="000000" w:themeColor="text1"/>
+                  <w:sz w:val="22"/>
+                  <w:szCs w:val="22"/>
+                </w:rPr>
+                <m:t>Distance</m:t>
+              </m:r>
+            </m:e>
+            <m:sub>
+              <m:r>
+                <w:rPr>
+                  <w:rFonts w:ascii="Cambria Math" w:eastAsiaTheme="minorEastAsia" w:hAnsi="Cambria Math" w:cs="Arial"/>
+                  <w:color w:val="000000" w:themeColor="text1"/>
+                  <w:sz w:val="22"/>
+                  <w:szCs w:val="22"/>
+                </w:rPr>
+                <m:t>i</m:t>
+              </m:r>
+            </m:sub>
+          </m:sSub>
+          <m:r>
+            <w:rPr>
+              <w:rFonts w:ascii="Cambria Math" w:eastAsiaTheme="minorEastAsia" w:hAnsi="Cambria Math" w:cs="Arial"/>
+              <w:color w:val="000000" w:themeColor="text1"/>
+              <w:sz w:val="22"/>
+              <w:szCs w:val="22"/>
+            </w:rPr>
+            <m:t xml:space="preserve"> + </m:t>
+          </m:r>
+          <m:sSub>
+            <m:sSubPr>
+              <m:ctrlPr>
+                <w:rPr>
+                  <w:rFonts w:ascii="Cambria Math" w:eastAsiaTheme="minorEastAsia" w:hAnsi="Cambria Math" w:cs="Arial"/>
+                  <w:i/>
+                  <w:iCs/>
+                  <w:color w:val="000000" w:themeColor="text1"/>
+                  <w:sz w:val="22"/>
+                  <w:szCs w:val="22"/>
+                </w:rPr>
+              </m:ctrlPr>
+            </m:sSubPr>
+            <m:e>
+              <m:r>
+                <w:rPr>
+                  <w:rFonts w:ascii="Cambria Math" w:eastAsiaTheme="minorEastAsia" w:hAnsi="Cambria Math" w:cs="Arial"/>
+                  <w:color w:val="000000" w:themeColor="text1"/>
+                  <w:sz w:val="22"/>
+                  <w:szCs w:val="22"/>
+                </w:rPr>
+                <m:t>β</m:t>
+              </m:r>
+            </m:e>
+            <m:sub>
+              <m:r>
+                <w:rPr>
+                  <w:rFonts w:ascii="Cambria Math" w:eastAsiaTheme="minorEastAsia" w:hAnsi="Cambria Math" w:cs="Arial"/>
+                  <w:color w:val="000000" w:themeColor="text1"/>
+                  <w:sz w:val="22"/>
+                  <w:szCs w:val="22"/>
+                </w:rPr>
+                <m:t>5</m:t>
+              </m:r>
+            </m:sub>
+          </m:sSub>
+          <m:r>
+            <w:rPr>
+              <w:rFonts w:ascii="Cambria Math" w:eastAsiaTheme="minorEastAsia" w:hAnsi="Cambria Math" w:cs="Arial"/>
+              <w:color w:val="000000" w:themeColor="text1"/>
+              <w:sz w:val="22"/>
+              <w:szCs w:val="22"/>
+            </w:rPr>
+            <m:t xml:space="preserve"> * Max </m:t>
+          </m:r>
+          <m:sSub>
+            <m:sSubPr>
+              <m:ctrlPr>
+                <w:rPr>
+                  <w:rFonts w:ascii="Cambria Math" w:eastAsiaTheme="minorEastAsia" w:hAnsi="Cambria Math" w:cs="Arial"/>
+                  <w:i/>
+                  <w:iCs/>
+                  <w:color w:val="000000" w:themeColor="text1"/>
+                  <w:sz w:val="22"/>
+                  <w:szCs w:val="22"/>
+                </w:rPr>
+              </m:ctrlPr>
+            </m:sSubPr>
+            <m:e>
+              <m:r>
+                <w:rPr>
+                  <w:rFonts w:ascii="Cambria Math" w:eastAsiaTheme="minorEastAsia" w:hAnsi="Cambria Math" w:cs="Arial"/>
+                  <w:color w:val="000000" w:themeColor="text1"/>
+                  <w:sz w:val="22"/>
+                  <w:szCs w:val="22"/>
+                </w:rPr>
+                <m:t>Temperature</m:t>
+              </m:r>
+            </m:e>
+            <m:sub>
+              <m:r>
+                <w:rPr>
+                  <w:rFonts w:ascii="Cambria Math" w:eastAsiaTheme="minorEastAsia" w:hAnsi="Cambria Math" w:cs="Arial"/>
+                  <w:color w:val="000000" w:themeColor="text1"/>
+                  <w:sz w:val="22"/>
+                  <w:szCs w:val="22"/>
+                </w:rPr>
+                <m:t>i</m:t>
+              </m:r>
+            </m:sub>
+          </m:sSub>
+          <m:r>
+            <w:rPr>
+              <w:rFonts w:ascii="Cambria Math" w:eastAsiaTheme="minorEastAsia" w:hAnsi="Cambria Math" w:cs="Arial"/>
+              <w:color w:val="000000" w:themeColor="text1"/>
+              <w:sz w:val="22"/>
+              <w:szCs w:val="22"/>
+            </w:rPr>
+            <m:t xml:space="preserve"> + </m:t>
+          </m:r>
+          <m:sSub>
+            <m:sSubPr>
+              <m:ctrlPr>
+                <w:rPr>
+                  <w:rFonts w:ascii="Cambria Math" w:eastAsiaTheme="minorEastAsia" w:hAnsi="Cambria Math" w:cs="Arial"/>
+                  <w:i/>
+                  <w:iCs/>
+                  <w:color w:val="000000" w:themeColor="text1"/>
+                  <w:sz w:val="22"/>
+                  <w:szCs w:val="22"/>
+                </w:rPr>
+              </m:ctrlPr>
+            </m:sSubPr>
+            <m:e>
+              <m:r>
+                <w:rPr>
+                  <w:rFonts w:ascii="Cambria Math" w:eastAsiaTheme="minorEastAsia" w:hAnsi="Cambria Math" w:cs="Arial"/>
+                  <w:color w:val="000000" w:themeColor="text1"/>
+                  <w:sz w:val="22"/>
+                  <w:szCs w:val="22"/>
+                </w:rPr>
+                <m:t>β</m:t>
+              </m:r>
+            </m:e>
+            <m:sub>
+              <m:r>
+                <w:rPr>
+                  <w:rFonts w:ascii="Cambria Math" w:eastAsiaTheme="minorEastAsia" w:hAnsi="Cambria Math" w:cs="Arial"/>
+                  <w:color w:val="000000" w:themeColor="text1"/>
+                  <w:sz w:val="22"/>
+                  <w:szCs w:val="22"/>
+                </w:rPr>
+                <m:t>6</m:t>
+              </m:r>
+            </m:sub>
+          </m:sSub>
+          <m:r>
+            <w:rPr>
+              <w:rFonts w:ascii="Cambria Math" w:eastAsiaTheme="minorEastAsia" w:hAnsi="Cambria Math" w:cs="Arial"/>
+              <w:color w:val="000000" w:themeColor="text1"/>
+              <w:sz w:val="22"/>
+              <w:szCs w:val="22"/>
+            </w:rPr>
+            <m:t xml:space="preserve"> * Snow </m:t>
+          </m:r>
+          <m:sSub>
+            <m:sSubPr>
+              <m:ctrlPr>
+                <w:rPr>
+                  <w:rFonts w:ascii="Cambria Math" w:eastAsiaTheme="minorEastAsia" w:hAnsi="Cambria Math" w:cs="Arial"/>
+                  <w:i/>
+                  <w:iCs/>
+                  <w:color w:val="000000" w:themeColor="text1"/>
+                  <w:sz w:val="22"/>
+                  <w:szCs w:val="22"/>
+                </w:rPr>
+              </m:ctrlPr>
+            </m:sSubPr>
+            <m:e>
+              <m:r>
+                <w:rPr>
+                  <w:rFonts w:ascii="Cambria Math" w:eastAsiaTheme="minorEastAsia" w:hAnsi="Cambria Math" w:cs="Arial"/>
+                  <w:color w:val="000000" w:themeColor="text1"/>
+                  <w:sz w:val="22"/>
+                  <w:szCs w:val="22"/>
+                </w:rPr>
+                <m:t>depth</m:t>
+              </m:r>
+            </m:e>
+            <m:sub>
+              <m:r>
+                <w:rPr>
+                  <w:rFonts w:ascii="Cambria Math" w:eastAsiaTheme="minorEastAsia" w:hAnsi="Cambria Math" w:cs="Arial"/>
+                  <w:color w:val="000000" w:themeColor="text1"/>
+                  <w:sz w:val="22"/>
+                  <w:szCs w:val="22"/>
+                </w:rPr>
+                <m:t>i</m:t>
+              </m:r>
+            </m:sub>
+          </m:sSub>
+          <m:r>
+            <w:rPr>
+              <w:rFonts w:ascii="Cambria Math" w:eastAsiaTheme="minorEastAsia" w:hAnsi="Cambria Math" w:cs="Arial"/>
+              <w:color w:val="000000" w:themeColor="text1"/>
+              <w:sz w:val="22"/>
+              <w:szCs w:val="22"/>
+            </w:rPr>
+            <m:t xml:space="preserve"> + </m:t>
+          </m:r>
+          <m:sSub>
+            <m:sSubPr>
+              <m:ctrlPr>
+                <w:rPr>
+                  <w:rFonts w:ascii="Cambria Math" w:eastAsiaTheme="minorEastAsia" w:hAnsi="Cambria Math" w:cs="Arial"/>
+                  <w:i/>
+                  <w:iCs/>
+                  <w:color w:val="000000" w:themeColor="text1"/>
+                  <w:sz w:val="22"/>
+                  <w:szCs w:val="22"/>
+                </w:rPr>
+              </m:ctrlPr>
+            </m:sSubPr>
+            <m:e>
+              <m:r>
+                <w:rPr>
+                  <w:rFonts w:ascii="Cambria Math" w:eastAsiaTheme="minorEastAsia" w:hAnsi="Cambria Math" w:cs="Arial"/>
+                  <w:color w:val="000000" w:themeColor="text1"/>
+                  <w:sz w:val="22"/>
+                  <w:szCs w:val="22"/>
+                </w:rPr>
+                <m:t>β</m:t>
+              </m:r>
+            </m:e>
+            <m:sub>
+              <m:r>
+                <w:rPr>
+                  <w:rFonts w:ascii="Cambria Math" w:eastAsiaTheme="minorEastAsia" w:hAnsi="Cambria Math" w:cs="Arial"/>
+                  <w:color w:val="000000" w:themeColor="text1"/>
+                  <w:sz w:val="22"/>
+                  <w:szCs w:val="22"/>
+                </w:rPr>
+                <m:t>7</m:t>
+              </m:r>
+            </m:sub>
+          </m:sSub>
+          <m:r>
+            <w:rPr>
+              <w:rFonts w:ascii="Cambria Math" w:eastAsiaTheme="minorEastAsia" w:hAnsi="Cambria Math" w:cs="Arial"/>
+              <w:color w:val="000000" w:themeColor="text1"/>
+              <w:sz w:val="22"/>
+              <w:szCs w:val="22"/>
+            </w:rPr>
+            <m:t xml:space="preserve"> * Proportion </m:t>
+          </m:r>
+          <m:sSub>
+            <m:sSubPr>
+              <m:ctrlPr>
+                <w:rPr>
+                  <w:rFonts w:ascii="Cambria Math" w:eastAsiaTheme="minorEastAsia" w:hAnsi="Cambria Math" w:cs="Arial"/>
+                  <w:i/>
+                  <w:iCs/>
+                  <w:color w:val="000000" w:themeColor="text1"/>
+                  <w:sz w:val="22"/>
+                  <w:szCs w:val="22"/>
+                </w:rPr>
+              </m:ctrlPr>
+            </m:sSubPr>
+            <m:e>
+              <m:r>
+                <w:rPr>
+                  <w:rFonts w:ascii="Cambria Math" w:eastAsiaTheme="minorEastAsia" w:hAnsi="Cambria Math" w:cs="Arial"/>
+                  <w:color w:val="000000" w:themeColor="text1"/>
+                  <w:sz w:val="22"/>
+                  <w:szCs w:val="22"/>
+                </w:rPr>
+                <m:t>traveling</m:t>
+              </m:r>
+            </m:e>
+            <m:sub>
+              <m:r>
+                <w:rPr>
+                  <w:rFonts w:ascii="Cambria Math" w:eastAsiaTheme="minorEastAsia" w:hAnsi="Cambria Math" w:cs="Arial"/>
+                  <w:color w:val="000000" w:themeColor="text1"/>
+                  <w:sz w:val="22"/>
+                  <w:szCs w:val="22"/>
+                </w:rPr>
+                <m:t xml:space="preserve">i </m:t>
+              </m:r>
+            </m:sub>
+          </m:sSub>
+        </m:oMath>
+      </m:oMathPara>
     </w:p>
     <w:p>
       <w:pPr>
@@ -4832,43 +7419,25 @@
           <w:sz w:val="22"/>
           <w:szCs w:val="22"/>
         </w:rPr>
-        <w:t xml:space="preserve">We restricted both models to the 30-day early and late winter study periods performed by the Yellowstone Wolf, Cougar, and Elk Project because that is the period </w:t>
-      </w:r>
-      <w:r>
-        <w:rPr>
-          <w:rFonts w:ascii="Arial" w:hAnsi="Arial" w:cs="Arial"/>
-          <w:color w:val="000000" w:themeColor="text1"/>
-          <w:sz w:val="22"/>
-          <w:szCs w:val="22"/>
-        </w:rPr>
-        <w:t>with</w:t>
-      </w:r>
-      <w:r>
-        <w:rPr>
-          <w:rFonts w:ascii="Arial" w:hAnsi="Arial" w:cs="Arial"/>
-          <w:color w:val="000000" w:themeColor="text1"/>
-          <w:sz w:val="22"/>
-          <w:szCs w:val="22"/>
-        </w:rPr>
-        <w:t xml:space="preserve"> accurate </w:t>
-      </w:r>
-      <w:r>
-        <w:rPr>
-          <w:rFonts w:ascii="Arial" w:hAnsi="Arial" w:cs="Arial"/>
-          <w:color w:val="000000" w:themeColor="text1"/>
-          <w:sz w:val="22"/>
-          <w:szCs w:val="22"/>
-        </w:rPr>
-        <w:t xml:space="preserve">wolf kill </w:t>
-      </w:r>
-      <w:r>
-        <w:rPr>
-          <w:rFonts w:ascii="Arial" w:hAnsi="Arial" w:cs="Arial"/>
-          <w:color w:val="000000" w:themeColor="text1"/>
-          <w:sz w:val="22"/>
-          <w:szCs w:val="22"/>
-        </w:rPr>
-        <w:t xml:space="preserve">predictions. </w:t>
+        <w:t xml:space="preserve">We restricted both models to the 30-day early and late winter study periods </w:t>
+      </w:r>
+      <w:r>
+        <w:rPr>
+          <w:rFonts w:ascii="Arial" w:hAnsi="Arial" w:cs="Arial"/>
+          <w:color w:val="000000" w:themeColor="text1"/>
+          <w:sz w:val="22"/>
+          <w:szCs w:val="22"/>
+        </w:rPr>
+        <w:t>as that is the time period when the wolf kill predictive model is validated.</w:t>
+      </w:r>
+      <w:r>
+        <w:rPr>
+          <w:rFonts w:ascii="Arial" w:hAnsi="Arial" w:cs="Arial"/>
+          <w:color w:val="000000" w:themeColor="text1"/>
+          <w:sz w:val="22"/>
+          <w:szCs w:val="22"/>
+        </w:rPr>
+        <w:t xml:space="preserve"> </w:t>
       </w:r>
       <w:r>
         <w:rPr>
@@ -5003,7 +7572,17 @@
           <w:sz w:val="22"/>
           <w:szCs w:val="22"/>
         </w:rPr>
-        <w:t>. Other covariates in the territory model include the distance to the hunting regions, average wolf kill density within the territory, pre-breeding season period, the proportion of other ravens leaving their territories, daily maximum temperature, and daily snow depth. Other covariates in the hunting model are the distance to the hunting region, the proportion of other ravens visiting the hunting regions, daily</w:t>
+        <w:t xml:space="preserve">. Other covariates in the territory model include the distance to the hunting regions, average wolf kill density within the territory, pre-breeding season period, the </w:t>
+      </w:r>
+      <w:r>
+        <w:rPr>
+          <w:rFonts w:ascii="Arial" w:hAnsi="Arial" w:cs="Arial"/>
+          <w:color w:val="000000" w:themeColor="text1"/>
+          <w:sz w:val="22"/>
+          <w:szCs w:val="22"/>
+        </w:rPr>
+        <w:lastRenderedPageBreak/>
+        <w:t>proportion of other ravens leaving their territories, daily maximum temperature, and daily snow depth. Other covariates in the hunting model are the distance to the hunting region, the proportion of other ravens visiting the hunting regions, daily</w:t>
       </w:r>
       <w:r>
         <w:rPr>
@@ -5529,7 +8108,6 @@
           <w:sz w:val="22"/>
           <w:szCs w:val="22"/>
         </w:rPr>
-        <w:lastRenderedPageBreak/>
         <w:t>89.7</w:t>
       </w:r>
       <w:r>
@@ -5722,6 +8300,7 @@
           <w:sz w:val="22"/>
           <w:szCs w:val="22"/>
         </w:rPr>
+        <w:lastRenderedPageBreak/>
         <w:drawing>
           <wp:inline distT="0" distB="0" distL="0" distR="0" wp14:anchorId="47188278" wp14:editId="12521189">
             <wp:extent cx="5937250" cy="3848100"/>
@@ -5790,25 +8369,7 @@
           <w:sz w:val="22"/>
           <w:szCs w:val="22"/>
         </w:rPr>
-        <w:t xml:space="preserve">Figure </w:t>
-      </w:r>
-      <w:r>
-        <w:rPr>
-          <w:rFonts w:ascii="Arial" w:hAnsi="Arial" w:cs="Arial"/>
-          <w:color w:val="000000" w:themeColor="text1"/>
-          <w:sz w:val="22"/>
-          <w:szCs w:val="22"/>
-        </w:rPr>
-        <w:t>2</w:t>
-      </w:r>
-      <w:r>
-        <w:rPr>
-          <w:rFonts w:ascii="Arial" w:hAnsi="Arial" w:cs="Arial"/>
-          <w:color w:val="000000" w:themeColor="text1"/>
-          <w:sz w:val="22"/>
-          <w:szCs w:val="22"/>
-        </w:rPr>
-        <w:t xml:space="preserve">. Map showing examples of GPS movements by 3 common ravens at varying distances from the Gardiner hunting regions. </w:t>
+        <w:t xml:space="preserve">Figure 2. Map showing examples of GPS movements by 3 common ravens at varying distances from the Gardiner hunting regions. </w:t>
       </w:r>
     </w:p>
     <w:p>
@@ -5906,7 +8467,7 @@
         </w:rPr>
         <w:t xml:space="preserve"> while the centers of activity shifted in accordance with the location of primary source of anthropogenic subsidies (</w:t>
       </w:r>
-      <w:commentRangeStart w:id="7"/>
+      <w:commentRangeStart w:id="10"/>
       <w:r>
         <w:rPr>
           <w:rFonts w:ascii="Arial" w:hAnsi="Arial" w:cs="Arial"/>
@@ -5916,7 +8477,7 @@
         </w:rPr>
         <w:t xml:space="preserve">Fig. </w:t>
       </w:r>
-      <w:commentRangeEnd w:id="7"/>
+      <w:commentRangeEnd w:id="10"/>
       <w:r>
         <w:rPr>
           <w:rStyle w:val="CommentReference"/>
@@ -5925,7 +8486,7 @@
           <w:sz w:val="22"/>
           <w:szCs w:val="22"/>
         </w:rPr>
-        <w:commentReference w:id="7"/>
+        <w:commentReference w:id="10"/>
       </w:r>
       <w:r>
         <w:rPr>
@@ -5952,7 +8513,16 @@
           <w:sz w:val="22"/>
           <w:szCs w:val="22"/>
         </w:rPr>
-        <w:t xml:space="preserve">The proportion of days that ravens left their </w:t>
+        <w:t xml:space="preserve">The proportion of days that ravens left their territories to visit sites other than the Gardiner hunting region remained constant throughout the winter. </w:t>
+      </w:r>
+      <w:r>
+        <w:rPr>
+          <w:rFonts w:ascii="Arial" w:hAnsi="Arial" w:cs="Arial"/>
+          <w:color w:val="000000" w:themeColor="text1"/>
+          <w:sz w:val="22"/>
+          <w:szCs w:val="22"/>
+        </w:rPr>
+        <w:t xml:space="preserve">Before hunting began in late October and between hunting seasons in the middle of winter, ravens visiting the hunting regions spent more time at the Gardiner landfill and sewage </w:t>
       </w:r>
       <w:r>
         <w:rPr>
@@ -5962,16 +8532,7 @@
           <w:szCs w:val="22"/>
         </w:rPr>
         <w:lastRenderedPageBreak/>
-        <w:t xml:space="preserve">territories to visit sites other than the Gardiner hunting region remained constant throughout the winter. </w:t>
-      </w:r>
-      <w:r>
-        <w:rPr>
-          <w:rFonts w:ascii="Arial" w:hAnsi="Arial" w:cs="Arial"/>
-          <w:color w:val="000000" w:themeColor="text1"/>
-          <w:sz w:val="22"/>
-          <w:szCs w:val="22"/>
-        </w:rPr>
-        <w:t xml:space="preserve">Before hunting began in late October and between hunting seasons in the middle of winter, ravens visiting the hunting regions spent more time at the Gardiner landfill and sewage treatment ponds. </w:t>
+        <w:t xml:space="preserve">treatment ponds. </w:t>
       </w:r>
       <w:r>
         <w:rPr>
@@ -6000,7 +8561,7 @@
         </w:rPr>
         <w:t xml:space="preserve"> most time in the areas with </w:t>
       </w:r>
-      <w:commentRangeStart w:id="8"/>
+      <w:commentRangeStart w:id="11"/>
       <w:r>
         <w:rPr>
           <w:rFonts w:ascii="Arial" w:hAnsi="Arial" w:cs="Arial"/>
@@ -6010,7 +8571,7 @@
         </w:rPr>
         <w:t>highest hunting effort</w:t>
       </w:r>
-      <w:commentRangeEnd w:id="8"/>
+      <w:commentRangeEnd w:id="11"/>
       <w:r>
         <w:rPr>
           <w:rStyle w:val="CommentReference"/>
@@ -6019,7 +8580,7 @@
           <w:sz w:val="22"/>
           <w:szCs w:val="22"/>
         </w:rPr>
-        <w:commentReference w:id="8"/>
+        <w:commentReference w:id="11"/>
       </w:r>
       <w:r>
         <w:rPr>
@@ -6320,7 +8881,7 @@
           <w:szCs w:val="22"/>
         </w:rPr>
       </w:pPr>
-      <w:commentRangeStart w:id="9"/>
+      <w:commentRangeStart w:id="12"/>
       <w:r>
         <w:rPr>
           <w:rFonts w:ascii="Arial" w:hAnsi="Arial" w:cs="Arial"/>
@@ -6330,7 +8891,7 @@
         </w:rPr>
         <w:t xml:space="preserve">Figure </w:t>
       </w:r>
-      <w:commentRangeEnd w:id="9"/>
+      <w:commentRangeEnd w:id="12"/>
       <w:r>
         <w:rPr>
           <w:rStyle w:val="CommentReference"/>
@@ -6339,7 +8900,7 @@
           <w:sz w:val="22"/>
           <w:szCs w:val="22"/>
         </w:rPr>
-        <w:commentReference w:id="9"/>
+        <w:commentReference w:id="12"/>
       </w:r>
       <w:r>
         <w:rPr>
@@ -9298,7 +11859,7 @@
           <w:sz w:val="22"/>
           <w:szCs w:val="22"/>
         </w:rPr>
-        <w:instrText xml:space="preserve"> ADDIN ZOTERO_ITEM CSL_CITATION {"citationID":"tFuQwzVA","properties":{"formattedCitation":"(Middleton et al. 2018)","plainCitation":"(Middleton et al. 2018)","noteIndex":0},"citationItems":[{"id":1202,"uris":["http://zotero.org/users/9968163/items/R95UXR8V"],"itemData":{"id":1202,"type":"article-journal","abstract":"Each spring, migratory herbivores around the world track or ‘surf’ green waves of newly emergent vegetation to distant summer or wet-season ranges. This foraging tactic may help explain the great abundance of migratory herbivores on many seasonal landscapes. However, the underlying fitness benefits of this life-history strategy remain poorly understood. A fundamental prediction of the green-wave hypothesis is that migratory herbivores obtain fitness benefits from surfing waves of newly emergent vegetation more closely than their resident counterparts. Here we evaluate whether this behavior increases body-fat levels – a critically important correlate of reproduction and survival for most ungulates – in elk Cervus elaphus of the Greater Yellowstone Ecosystem. Using satellite imagery and GPS tracking data, we found evidence that migrants (n = 23) indeed surfed the green wave, occupying sites 12.7 days closer to peak green-up than residents (n = 16). Importantly, individual variation in surfing may help account for up to 6 kg of variation in autumn body-fat levels. Our findings point to a pathway for anthropogenic changes to the green wave (e.g. climate change) or migrants’ ability to surf it (e.g. development) to impact migratory populations. To explore this possibility, we evaluated potential population-level consequences of constrained surfing with a heuristic model. If green-wave surfing deteriorates by 5–15 days from observed, our model predicts up to a 20% decrease in pregnancy rates, a 2.5% decrease in population growth, and a 30% decrease in abundance over 50 years. By linking green-wave surfing to fitness and illustrating potential effects on population growth, our study provides new insights into the evolution of migratory behavior and the prospects for the persistence of migratory ungulate populations in a changing world.","container-title":"Oikos","DOI":"10.1111/oik.05227","ISSN":"1600-0706","issue":"7","language":"en","license":"© 2017 The Authors","note":"_eprint: https://nsojournals.onlinelibrary.wiley.com/doi/pdf/10.1111/oik.05227","page":"1060-1068","source":"Wiley Online Library","title":"Green-wave surfing increases fat gain in a migratory ungulate","volume":"127","author":[{"family":"Middleton","given":"Arthur D."},{"family":"Merkle","given":"Jerod A."},{"family":"McWhirter","given":"Douglas E."},{"family":"Cook","given":"John G."},{"family":"Cook","given":"Rachel C."},{"family":"White","given":"P. J."},{"family":"Kauffman","given":"Matthew J."}],"issued":{"date-parts":[["2018"]]}}}],"schema":"https://github.com/citation-style-language/schema/raw/master/csl-citation.json"} </w:instrText>
+        <w:instrText xml:space="preserve"> ADDIN ZOTERO_ITEM CSL_CITATION {"citationID":"tFuQwzVA","properties":{"formattedCitation":"(Middleton et al. 2018)","plainCitation":"(Middleton et al. 2018)","noteIndex":0},"citationItems":[{"id":1186,"uris":["http://zotero.org/users/9968163/items/R95UXR8V"],"itemData":{"id":1186,"type":"article-journal","abstract":"Each spring, migratory herbivores around the world track or ‘surf’ green waves of newly emergent vegetation to distant summer or wet-season ranges. This foraging tactic may help explain the great abundance of migratory herbivores on many seasonal landscapes. However, the underlying fitness benefits of this life-history strategy remain poorly understood. A fundamental prediction of the green-wave hypothesis is that migratory herbivores obtain fitness benefits from surfing waves of newly emergent vegetation more closely than their resident counterparts. Here we evaluate whether this behavior increases body-fat levels – a critically important correlate of reproduction and survival for most ungulates – in elk Cervus elaphus of the Greater Yellowstone Ecosystem. Using satellite imagery and GPS tracking data, we found evidence that migrants (n = 23) indeed surfed the green wave, occupying sites 12.7 days closer to peak green-up than residents (n = 16). Importantly, individual variation in surfing may help account for up to 6 kg of variation in autumn body-fat levels. Our findings point to a pathway for anthropogenic changes to the green wave (e.g. climate change) or migrants’ ability to surf it (e.g. development) to impact migratory populations. To explore this possibility, we evaluated potential population-level consequences of constrained surfing with a heuristic model. If green-wave surfing deteriorates by 5–15 days from observed, our model predicts up to a 20% decrease in pregnancy rates, a 2.5% decrease in population growth, and a 30% decrease in abundance over 50 years. By linking green-wave surfing to fitness and illustrating potential effects on population growth, our study provides new insights into the evolution of migratory behavior and the prospects for the persistence of migratory ungulate populations in a changing world.","container-title":"Oikos","DOI":"10.1111/oik.05227","ISSN":"1600-0706","issue":"7","language":"en","license":"© 2017 The Authors","note":"_eprint: https://nsojournals.onlinelibrary.wiley.com/doi/pdf/10.1111/oik.05227","page":"1060-1068","source":"Wiley Online Library","title":"Green-wave surfing increases fat gain in a migratory ungulate","volume":"127","author":[{"family":"Middleton","given":"Arthur D."},{"family":"Merkle","given":"Jerod A."},{"family":"McWhirter","given":"Douglas E."},{"family":"Cook","given":"John G."},{"family":"Cook","given":"Rachel C."},{"family":"White","given":"P. J."},{"family":"Kauffman","given":"Matthew J."}],"issued":{"date-parts":[["2018"]]}}}],"schema":"https://github.com/citation-style-language/schema/raw/master/csl-citation.json"} </w:instrText>
       </w:r>
       <w:r>
         <w:rPr>
@@ -9397,7 +11958,7 @@
           <w:sz w:val="22"/>
           <w:szCs w:val="22"/>
         </w:rPr>
-        <w:instrText xml:space="preserve"> ADDIN ZOTERO_ITEM CSL_CITATION {"citationID":"X5otF2Z9","properties":{"unsorted":false,"formattedCitation":"(Ho et al. 2023)","plainCitation":"(Ho et al. 2023)","noteIndex":0},"citationItems":[{"id":880,"uris":["http://zotero.org/users/9968163/items/Y2CXWCS8"],"itemData":{"id":880,"type":"article-journal","abstract":"&lt;p&gt;Anthropogenic food subsidies can alter ecosystem processes, such as competition, predation, or nutrient transfer, and may strongly affect protected areas. Increasing recreation and ecotourism often create food subsidies, especially in the surrounding lands through fast-growing gateway communities. How the effects of these subsidies extend into protected areas when animals move across boundaries remains largely unexplored. We addressed this question by studying the movement and foraging of common ravens (&lt;italic&gt;Corvus corax)&lt;/italic&gt;, opportunistic scavengers that are well known to feed on predator kills and on anthropogenic food subsidies. We analyzed spatiotemporal data from 57 global positioning system (GPS)-tagged ravens, trapped within or close to Yellowstone National Park, to study their seasonal use of natural and anthropogenic food sources. Although Yellowstone National Park contains a full suite of native predators and ravens can be observed at virtually every kill site, we show that anthropogenic subsidies were utilized to a much greater extent than other natural resources, especially during winter. Important subsidies included gut piles of harvested game animals left by hunters, fat present on wastewater settling ponds, roadkill, and waste from agricultural and urban activities. These subsidies were distributed over vast areas beyond Yellowstone National Park. During fall/winter, ravens traveled longer distances (21.9 vs. 13 km) and spent more time outside Yellowstone National Park (73% of GPS points outside), mostly feeding on anthropogenic subsidies, than in spring/summer (42% of GPS points outside). This difference between seasons was more pronounced for individuals holding territories within the protected area than for those without territories. The large area over which ravens used anthropogenic food subsidies (within more than 100 km of Yellowstone National Park) affects the park’s raven population and the scavenging services they provide. We suggest that the scale of resource use must be considered by managers seeking to control expanding raven populations elsewhere.&lt;/p&gt;","container-title":"Frontiers in Bird Science","DOI":"10.3389/fbirs.2023.1119507","ISSN":"2813-3870","journalAbbreviation":"Front. Bird Sci.","language":"English","publisher":"Frontiers","source":"Frontiers","title":"Scavengers use natural and anthropogenic resources connecting protected areas with surrounding lands","URL":"https://www.frontiersin.org/journals/bird-science/articles/10.3389/fbirs.2023.1119507/full","volume":"2","author":[{"family":"Ho","given":"Cameron"},{"family":"Marzluff","given":"John M."},{"family":"Stahler","given":"Daniel R."},{"family":"Smith","given":"Douglas W."},{"family":"Mueller","given":"Thomas"},{"family":"Wikelski","given":"Martin"},{"family":"Safi","given":"Kamran"},{"family":"Loretto","given":"Matthias-Claudio"}],"accessed":{"date-parts":[["2025",2,19]]},"issued":{"date-parts":[["2023",6,27]]}}}],"schema":"https://github.com/citation-style-language/schema/raw/master/csl-citation.json"} </w:instrText>
+        <w:instrText xml:space="preserve"> ADDIN ZOTERO_ITEM CSL_CITATION {"citationID":"X5otF2Z9","properties":{"unsorted":false,"formattedCitation":"(Ho et al. 2023)","plainCitation":"(Ho et al. 2023)","noteIndex":0},"citationItems":[{"id":917,"uris":["http://zotero.org/users/9968163/items/Y2CXWCS8"],"itemData":{"id":917,"type":"article-journal","abstract":"&lt;p&gt;Anthropogenic food subsidies can alter ecosystem processes, such as competition, predation, or nutrient transfer, and may strongly affect protected areas. Increasing recreation and ecotourism often create food subsidies, especially in the surrounding lands through fast-growing gateway communities. How the effects of these subsidies extend into protected areas when animals move across boundaries remains largely unexplored. We addressed this question by studying the movement and foraging of common ravens (&lt;italic&gt;Corvus corax)&lt;/italic&gt;, opportunistic scavengers that are well known to feed on predator kills and on anthropogenic food subsidies. We analyzed spatiotemporal data from 57 global positioning system (GPS)-tagged ravens, trapped within or close to Yellowstone National Park, to study their seasonal use of natural and anthropogenic food sources. Although Yellowstone National Park contains a full suite of native predators and ravens can be observed at virtually every kill site, we show that anthropogenic subsidies were utilized to a much greater extent than other natural resources, especially during winter. Important subsidies included gut piles of harvested game animals left by hunters, fat present on wastewater settling ponds, roadkill, and waste from agricultural and urban activities. These subsidies were distributed over vast areas beyond Yellowstone National Park. During fall/winter, ravens traveled longer distances (21.9 vs. 13 km) and spent more time outside Yellowstone National Park (73% of GPS points outside), mostly feeding on anthropogenic subsidies, than in spring/summer (42% of GPS points outside). This difference between seasons was more pronounced for individuals holding territories within the protected area than for those without territories. The large area over which ravens used anthropogenic food subsidies (within more than 100 km of Yellowstone National Park) affects the park’s raven population and the scavenging services they provide. We suggest that the scale of resource use must be considered by managers seeking to control expanding raven populations elsewhere.&lt;/p&gt;","container-title":"Frontiers in Bird Science","DOI":"10.3389/fbirs.2023.1119507","ISSN":"2813-3870","journalAbbreviation":"Front. Bird Sci.","language":"English","publisher":"Frontiers","source":"Frontiers","title":"Scavengers use natural and anthropogenic resources connecting protected areas with surrounding lands","URL":"https://www.frontiersin.org/journals/bird-science/articles/10.3389/fbirs.2023.1119507/full","volume":"2","author":[{"family":"Ho","given":"Cameron"},{"family":"Marzluff","given":"John M."},{"family":"Stahler","given":"Daniel R."},{"family":"Smith","given":"Douglas W."},{"family":"Mueller","given":"Thomas"},{"family":"Wikelski","given":"Martin"},{"family":"Safi","given":"Kamran"},{"family":"Loretto","given":"Matthias-Claudio"}],"accessed":{"date-parts":[["2025",2,19]]},"issued":{"date-parts":[["2023",6,27]]}}}],"schema":"https://github.com/citation-style-language/schema/raw/master/csl-citation.json"} </w:instrText>
       </w:r>
       <w:r>
         <w:rPr>
@@ -9857,7 +12418,7 @@
           <w:sz w:val="22"/>
           <w:szCs w:val="22"/>
         </w:rPr>
-        <w:instrText xml:space="preserve"> ADDIN ZOTERO_ITEM CSL_CITATION {"citationID":"NUNR2nLT","properties":{"unsorted":false,"formattedCitation":"(Wilmers et al. 2003{\\i{}b})","plainCitation":"(Wilmers et al. 2003b)","noteIndex":0},"citationItems":[{"id":74,"uris":["http://zotero.org/users/9968163/items/CP2GY75A"],"itemData":{"id":74,"type":"article-journal","abstract":"The Greater Yellowstone Ecosystem in the northern Rocky Mountains provides the context for a natural experiment to investigate the response of consumers to resources with differing spatial and temporal dispersion regimes. Grey wolves (Canis lupus) and human hunters both provide resource subsidies to scavengers by provisioning them with the remains of their kills. Carrion from hunter kills is highly aggregated in time and space whereas carrion from wolf kills is more dispersed in both time and space. We estimated the total amount of carrion consumed by each scavenger species at both wolf and hunter kills over 4 years. Species with large feeding radii [bald eagles (Haliaeetus leucocephalus) and ravens (Corvus corax)], defined as the area over which a consumer can efficiently locate and integrate resources, dominated consumption at the highly aggregated hunter kills whereas competitively dominant species [coyotes (Canis latrans)] dominated at the more dispersed wolf kills. In addition, species diversity and the evenness of carrion consumption between scavengers was greater at wolf kills than at hunter kills while the total number of scavengers at hunter kills exceeded those at wolf kills. From a community perspective, the top–down effect of predation is likely to be stronger in the vicinity of highly aggregated resource pulses as species with large feeding radii switch to feeding on alternative prey once the resource pulse subsides.","container-title":"Ecology Letters","DOI":"10.1046/j.1461-0248.2003.00522.x","ISSN":"1461-0248","issue":"11","language":"en","note":"_eprint: https://onlinelibrary.wiley.com/doi/pdf/10.1046/j.1461-0248.2003.00522.x","page":"996-1003","source":"Wiley Online Library","title":"Resource dispersion and consumer dominance: scavenging at wolf- and hunter-killed carcasses in Greater Yellowstone, USA","title-short":"Resource dispersion and consumer dominance","volume":"6","author":[{"family":"Wilmers","given":"Christopher C."},{"family":"Stahler","given":"Daniel R."},{"family":"Crabtree","given":"Robert L."},{"family":"Smith","given":"Douglas W."},{"family":"Getz","given":"Wayne M."}],"issued":{"date-parts":[["2003"]]}}}],"schema":"https://github.com/citation-style-language/schema/raw/master/csl-citation.json"} </w:instrText>
+        <w:instrText xml:space="preserve"> ADDIN ZOTERO_ITEM CSL_CITATION {"citationID":"NUNR2nLT","properties":{"unsorted":false,"formattedCitation":"(Wilmers et al. 2003{\\i{}b})","plainCitation":"(Wilmers et al. 2003b)","noteIndex":0},"citationItems":[{"id":12,"uris":["http://zotero.org/users/9968163/items/CP2GY75A"],"itemData":{"id":12,"type":"article-journal","abstract":"The Greater Yellowstone Ecosystem in the northern Rocky Mountains provides the context for a natural experiment to investigate the response of consumers to resources with differing spatial and temporal dispersion regimes. Grey wolves (Canis lupus) and human hunters both provide resource subsidies to scavengers by provisioning them with the remains of their kills. Carrion from hunter kills is highly aggregated in time and space whereas carrion from wolf kills is more dispersed in both time and space. We estimated the total amount of carrion consumed by each scavenger species at both wolf and hunter kills over 4 years. Species with large feeding radii [bald eagles (Haliaeetus leucocephalus) and ravens (Corvus corax)], defined as the area over which a consumer can efficiently locate and integrate resources, dominated consumption at the highly aggregated hunter kills whereas competitively dominant species [coyotes (Canis latrans)] dominated at the more dispersed wolf kills. In addition, species diversity and the evenness of carrion consumption between scavengers was greater at wolf kills than at hunter kills while the total number of scavengers at hunter kills exceeded those at wolf kills. From a community perspective, the top–down effect of predation is likely to be stronger in the vicinity of highly aggregated resource pulses as species with large feeding radii switch to feeding on alternative prey once the resource pulse subsides.","container-title":"Ecology Letters","DOI":"10.1046/j.1461-0248.2003.00522.x","ISSN":"1461-0248","issue":"11","language":"en","note":"_eprint: https://onlinelibrary.wiley.com/doi/pdf/10.1046/j.1461-0248.2003.00522.x","page":"996-1003","source":"Wiley Online Library","title":"Resource dispersion and consumer dominance: scavenging at wolf- and hunter-killed carcasses in Greater Yellowstone, USA","title-short":"Resource dispersion and consumer dominance","volume":"6","author":[{"family":"Wilmers","given":"Christopher C."},{"family":"Stahler","given":"Daniel R."},{"family":"Crabtree","given":"Robert L."},{"family":"Smith","given":"Douglas W."},{"family":"Getz","given":"Wayne M."}],"issued":{"date-parts":[["2003"]]}}}],"schema":"https://github.com/citation-style-language/schema/raw/master/csl-citation.json"} </w:instrText>
       </w:r>
       <w:r>
         <w:rPr>
@@ -10024,7 +12585,7 @@
           <w:sz w:val="22"/>
           <w:szCs w:val="22"/>
         </w:rPr>
-        <w:instrText xml:space="preserve"> ADDIN ZOTERO_ITEM CSL_CITATION {"citationID":"wpv0Cd2o","properties":{"unsorted":false,"formattedCitation":"(Wilmers et al. 2003{\\i{}b})","plainCitation":"(Wilmers et al. 2003b)","noteIndex":0},"citationItems":[{"id":74,"uris":["http://zotero.org/users/9968163/items/CP2GY75A"],"itemData":{"id":74,"type":"article-journal","abstract":"The Greater Yellowstone Ecosystem in the northern Rocky Mountains provides the context for a natural experiment to investigate the response of consumers to resources with differing spatial and temporal dispersion regimes. Grey wolves (Canis lupus) and human hunters both provide resource subsidies to scavengers by provisioning them with the remains of their kills. Carrion from hunter kills is highly aggregated in time and space whereas carrion from wolf kills is more dispersed in both time and space. We estimated the total amount of carrion consumed by each scavenger species at both wolf and hunter kills over 4 years. Species with large feeding radii [bald eagles (Haliaeetus leucocephalus) and ravens (Corvus corax)], defined as the area over which a consumer can efficiently locate and integrate resources, dominated consumption at the highly aggregated hunter kills whereas competitively dominant species [coyotes (Canis latrans)] dominated at the more dispersed wolf kills. In addition, species diversity and the evenness of carrion consumption between scavengers was greater at wolf kills than at hunter kills while the total number of scavengers at hunter kills exceeded those at wolf kills. From a community perspective, the top–down effect of predation is likely to be stronger in the vicinity of highly aggregated resource pulses as species with large feeding radii switch to feeding on alternative prey once the resource pulse subsides.","container-title":"Ecology Letters","DOI":"10.1046/j.1461-0248.2003.00522.x","ISSN":"1461-0248","issue":"11","language":"en","note":"_eprint: https://onlinelibrary.wiley.com/doi/pdf/10.1046/j.1461-0248.2003.00522.x","page":"996-1003","source":"Wiley Online Library","title":"Resource dispersion and consumer dominance: scavenging at wolf- and hunter-killed carcasses in Greater Yellowstone, USA","title-short":"Resource dispersion and consumer dominance","volume":"6","author":[{"family":"Wilmers","given":"Christopher C."},{"family":"Stahler","given":"Daniel R."},{"family":"Crabtree","given":"Robert L."},{"family":"Smith","given":"Douglas W."},{"family":"Getz","given":"Wayne M."}],"issued":{"date-parts":[["2003"]]}}}],"schema":"https://github.com/citation-style-language/schema/raw/master/csl-citation.json"} </w:instrText>
+        <w:instrText xml:space="preserve"> ADDIN ZOTERO_ITEM CSL_CITATION {"citationID":"wpv0Cd2o","properties":{"unsorted":false,"formattedCitation":"(Wilmers et al. 2003{\\i{}b})","plainCitation":"(Wilmers et al. 2003b)","noteIndex":0},"citationItems":[{"id":12,"uris":["http://zotero.org/users/9968163/items/CP2GY75A"],"itemData":{"id":12,"type":"article-journal","abstract":"The Greater Yellowstone Ecosystem in the northern Rocky Mountains provides the context for a natural experiment to investigate the response of consumers to resources with differing spatial and temporal dispersion regimes. Grey wolves (Canis lupus) and human hunters both provide resource subsidies to scavengers by provisioning them with the remains of their kills. Carrion from hunter kills is highly aggregated in time and space whereas carrion from wolf kills is more dispersed in both time and space. We estimated the total amount of carrion consumed by each scavenger species at both wolf and hunter kills over 4 years. Species with large feeding radii [bald eagles (Haliaeetus leucocephalus) and ravens (Corvus corax)], defined as the area over which a consumer can efficiently locate and integrate resources, dominated consumption at the highly aggregated hunter kills whereas competitively dominant species [coyotes (Canis latrans)] dominated at the more dispersed wolf kills. In addition, species diversity and the evenness of carrion consumption between scavengers was greater at wolf kills than at hunter kills while the total number of scavengers at hunter kills exceeded those at wolf kills. From a community perspective, the top–down effect of predation is likely to be stronger in the vicinity of highly aggregated resource pulses as species with large feeding radii switch to feeding on alternative prey once the resource pulse subsides.","container-title":"Ecology Letters","DOI":"10.1046/j.1461-0248.2003.00522.x","ISSN":"1461-0248","issue":"11","language":"en","note":"_eprint: https://onlinelibrary.wiley.com/doi/pdf/10.1046/j.1461-0248.2003.00522.x","page":"996-1003","source":"Wiley Online Library","title":"Resource dispersion and consumer dominance: scavenging at wolf- and hunter-killed carcasses in Greater Yellowstone, USA","title-short":"Resource dispersion and consumer dominance","volume":"6","author":[{"family":"Wilmers","given":"Christopher C."},{"family":"Stahler","given":"Daniel R."},{"family":"Crabtree","given":"Robert L."},{"family":"Smith","given":"Douglas W."},{"family":"Getz","given":"Wayne M."}],"issued":{"date-parts":[["2003"]]}}}],"schema":"https://github.com/citation-style-language/schema/raw/master/csl-citation.json"} </w:instrText>
       </w:r>
       <w:r>
         <w:rPr>
@@ -10618,7 +13179,7 @@
           <w:sz w:val="22"/>
           <w:szCs w:val="22"/>
         </w:rPr>
-        <w:instrText xml:space="preserve"> ADDIN ZOTERO_ITEM CSL_CITATION {"citationID":"O1r6Bykg","properties":{"unsorted":false,"formattedCitation":"(Marzluff et al. 2021)","plainCitation":"(Marzluff et al. 2021)","noteIndex":0},"citationItems":[{"id":972,"uris":["http://zotero.org/users/9968163/items/W246K25Z"],"itemData":{"id":972,"type":"article-journal","abstract":"Common ravens (Corvus corax; ravens) are generalist predators that pose a threat to several rare wildlife species in the western United States. Recent increases in raven populations, which are fueled by increased human subsidies—notably food, water, and nest sites—are concerning to those seeking to conserve rare species. Due to the challenges and inefficiencies of reducing or eliminating subsidies, managers increasingly rely on lethal removal of ravens. Over 125,000 ravens were killed by the U.S. Government from 1996 to 2019, and annual removals have increased 4-fold from the 1990s to mid-2010s. We contend that lethal removal of ravens, while capable of improving the reproduction of rare species, is at best a short-term and ethically untenable solution to a problem that will continue to grow until subsidies are meaningfully reduced or made inaccessible to ravens. In part because of ravens’ abilities to track natural and anthropogenic resources across unfamiliar and expansive areas, the removal of subsidies can lead to sustained shifts in raven abundance, which can have longlasting benefits for sensitive species. In the Greater Yellowstone Ecosystem, USA, for example, we documented extensive use of human subsidies during fall/winter, daily 1-way commutes regularly in excess of 50 km by territorial birds to such subsidies, and dispersals of &gt;700 km by nonbreeders that exploited food and roost subsidies. We call for managers to embrace new approaches to subsidy reduction including: increased involvement of conservation social scientists; increased enforcement of local, state, and federal laws; and increased deployment of a diversity of new technologies to haze and aversively condition ravens. Tackling the hard job of reducing subsidies over the expansive area exploited by ravens is right because it will increase the integrity, stability, and beauty of western ecosystems.","container-title":"Human-Wildlife Interaction","issue":"3","language":"en","page":"516-533","source":"Zotero","title":"Thinking Like a Raven: Restoring Integrity, Stability, and Beauty to Western Ecosystems","volume":"15","author":[{"family":"Marzluff","given":"John M"},{"family":"Loretto","given":"Matthias-Claudio"},{"family":"Ho","given":"Cameron K."},{"family":"Coleman","given":"Georgia W."},{"family":"Restani","given":"Marco"}],"issued":{"date-parts":[["2021"]]}}}],"schema":"https://github.com/citation-style-language/schema/raw/master/csl-citation.json"} </w:instrText>
+        <w:instrText xml:space="preserve"> ADDIN ZOTERO_ITEM CSL_CITATION {"citationID":"O1r6Bykg","properties":{"unsorted":false,"formattedCitation":"(Marzluff et al. 2021)","plainCitation":"(Marzluff et al. 2021)","noteIndex":0},"citationItems":[{"id":1028,"uris":["http://zotero.org/users/9968163/items/W246K25Z"],"itemData":{"id":1028,"type":"article-journal","abstract":"Common ravens (Corvus corax; ravens) are generalist predators that pose a threat to several rare wildlife species in the western United States. Recent increases in raven populations, which are fueled by increased human subsidies—notably food, water, and nest sites—are concerning to those seeking to conserve rare species. Due to the challenges and inefficiencies of reducing or eliminating subsidies, managers increasingly rely on lethal removal of ravens. Over 125,000 ravens were killed by the U.S. Government from 1996 to 2019, and annual removals have increased 4-fold from the 1990s to mid-2010s. We contend that lethal removal of ravens, while capable of improving the reproduction of rare species, is at best a short-term and ethically untenable solution to a problem that will continue to grow until subsidies are meaningfully reduced or made inaccessible to ravens. In part because of ravens’ abilities to track natural and anthropogenic resources across unfamiliar and expansive areas, the removal of subsidies can lead to sustained shifts in raven abundance, which can have longlasting benefits for sensitive species. In the Greater Yellowstone Ecosystem, USA, for example, we documented extensive use of human subsidies during fall/winter, daily 1-way commutes regularly in excess of 50 km by territorial birds to such subsidies, and dispersals of &gt;700 km by nonbreeders that exploited food and roost subsidies. We call for managers to embrace new approaches to subsidy reduction including: increased involvement of conservation social scientists; increased enforcement of local, state, and federal laws; and increased deployment of a diversity of new technologies to haze and aversively condition ravens. Tackling the hard job of reducing subsidies over the expansive area exploited by ravens is right because it will increase the integrity, stability, and beauty of western ecosystems.","container-title":"Human-Wildlife Interaction","issue":"3","language":"en","page":"516-533","source":"Zotero","title":"Thinking Like a Raven: Restoring Integrity, Stability, and Beauty to Western Ecosystems","volume":"15","author":[{"family":"Marzluff","given":"John M"},{"family":"Loretto","given":"Matthias-Claudio"},{"family":"Ho","given":"Cameron K."},{"family":"Coleman","given":"Georgia W."},{"family":"Restani","given":"Marco"}],"issued":{"date-parts":[["2021"]]}}}],"schema":"https://github.com/citation-style-language/schema/raw/master/csl-citation.json"} </w:instrText>
       </w:r>
       <w:r>
         <w:rPr>
@@ -10672,7 +13233,7 @@
           <w:sz w:val="22"/>
           <w:szCs w:val="22"/>
         </w:rPr>
-        <w:instrText xml:space="preserve"> ADDIN ZOTERO_ITEM CSL_CITATION {"citationID":"dBWIEYH7","properties":{"formattedCitation":"(Noser and Byrne 2007, Polansky et al. 2015)","plainCitation":"(Noser and Byrne 2007, Polansky et al. 2015)","noteIndex":0},"citationItems":[{"id":1145,"uris":["http://zotero.org/users/9968163/items/JRVDYD5R"],"itemData":{"id":1145,"type":"article-journal","abstract":"The ability of animals to plan their foraging journeys and to approach resources in a goal-directed way may play a key role in cognitive evolution. Furthermore, optimal foraging theory assumes that animals are adapted to take least-effort routes between resources. Empirical evidence for these beliefs is largely lacking, however. We followed a group of chacma baboons over full days during a 16-month field study. We used GPS to investigate route linearity, travel speed and inter-resource distances, and the degree to which movement was guided by direct visual stimuli from the resources. During the dry season the study group travelled rapidly to sparse fruit sources and waterholes along linear paths over large distances. Inter-resource distances were larger than distances from which the resources could be seen. Seed resources, although situated closer to the sleeping site than fruit sources, were bypassed in the mornings and consumed predominantly in the afternoons, when movements were less linear, slower and shorter. During the rainy season, the animals left their sleeping sites earlier when visiting restricted and patchily distributed fig trees than when visiting abundant and evenly distributed fruit resources. However, travel speed and route linearity were not always associated with goal directedness, because the baboons approached the single sleeping site, presumably a vital resource, slowly and indirectly. Our results suggest that baboons plan their journeys, actively choosing between several out-of-sight resources and approaching them in an efficient, goal-directed way, characteristics commonly used as diagnostic for the presence of a cognitive map and episodic memory.","container-title":"Animal Behaviour","DOI":"10.1016/j.anbehav.2006.04.012","ISSN":"0003-3472","issue":"2","journalAbbreviation":"Animal Behaviour","page":"257-266","source":"ScienceDirect","title":"Travel routes and planning of visits to out-of-sight resources in wild chacma baboons, &lt;i&gt;Papio ursinus&lt;/i&gt;","volume":"73","author":[{"family":"Noser","given":"Rahel"},{"family":"Byrne","given":"Richard W."}],"issued":{"date-parts":[["2007",2,1]]}}},{"id":1147,"uris":["http://zotero.org/users/9968163/items/DGHD5DI8"],"itemData":{"id":1147,"type":"article-journal","abstract":"Spatial memory facilitates resource acquisition where resources are patchy, but how it influences movement behaviour of wide-ranging species remains to be resolved. We examined African elephant spatial memory reflected in movement decisions regarding access to perennial waterholes. State–space models of movement data revealed a rapid, highly directional movement behaviour almost exclusively associated with visiting perennial water. Behavioural change point (BCP) analyses demonstrated that these goal-oriented movements were initiated on average 4.59 km, and up to 49.97 km, from the visited waterhole, with the closest waterhole accessed 90% of the time. Distances of decision points increased when switching to different waterholes, during the dry season, or for female groups relative to males, while selection of the closest waterhole decreased when switching. Overall, our analyses indicated detailed spatial knowledge over large scales, enabling elephants to minimize travel distance through highly directional movement when accessing water. We discuss the likely cognitive and socioecological mechanisms driving these spatially precise movements that are most consistent with our findings. By applying modern analytic techniques to high-resolution movement data, this study illustrates emerging approaches for studying how cognition structures animal movement behaviour in different ecological and social contexts.","container-title":"Proceedings of the Royal Society B: Biological Sciences","DOI":"10.1098/rspb.2014.3042","ISSN":"0962-8452","issue":"1805","journalAbbreviation":"Proc Biol Sci","page":"20143042","source":"Silverchair","title":"Elucidating the significance of spatial memory on movement decisions by African savannah elephants using state–space models","volume":"282","author":[{"family":"Polansky","given":"Leo"},{"family":"Kilian","given":"Werner"},{"family":"Wittemyer","given":"George"}],"issued":{"date-parts":[["2015",4,22]]}}}],"schema":"https://github.com/citation-style-language/schema/raw/master/csl-citation.json"} </w:instrText>
+        <w:instrText xml:space="preserve"> ADDIN ZOTERO_ITEM CSL_CITATION {"citationID":"dBWIEYH7","properties":{"formattedCitation":"(Noser and Byrne 2007, Polansky et al. 2015)","plainCitation":"(Noser and Byrne 2007, Polansky et al. 2015)","noteIndex":0},"citationItems":[{"id":1108,"uris":["http://zotero.org/users/9968163/items/JRVDYD5R"],"itemData":{"id":1108,"type":"article-journal","abstract":"The ability of animals to plan their foraging journeys and to approach resources in a goal-directed way may play a key role in cognitive evolution. Furthermore, optimal foraging theory assumes that animals are adapted to take least-effort routes between resources. Empirical evidence for these beliefs is largely lacking, however. We followed a group of chacma baboons over full days during a 16-month field study. We used GPS to investigate route linearity, travel speed and inter-resource distances, and the degree to which movement was guided by direct visual stimuli from the resources. During the dry season the study group travelled rapidly to sparse fruit sources and waterholes along linear paths over large distances. Inter-resource distances were larger than distances from which the resources could be seen. Seed resources, although situated closer to the sleeping site than fruit sources, were bypassed in the mornings and consumed predominantly in the afternoons, when movements were less linear, slower and shorter. During the rainy season, the animals left their sleeping sites earlier when visiting restricted and patchily distributed fig trees than when visiting abundant and evenly distributed fruit resources. However, travel speed and route linearity were not always associated with goal directedness, because the baboons approached the single sleeping site, presumably a vital resource, slowly and indirectly. Our results suggest that baboons plan their journeys, actively choosing between several out-of-sight resources and approaching them in an efficient, goal-directed way, characteristics commonly used as diagnostic for the presence of a cognitive map and episodic memory.","container-title":"Animal Behaviour","DOI":"10.1016/j.anbehav.2006.04.012","ISSN":"0003-3472","issue":"2","journalAbbreviation":"Animal Behaviour","page":"257-266","source":"ScienceDirect","title":"Travel routes and planning of visits to out-of-sight resources in wild chacma baboons, &lt;i&gt;Papio ursinus&lt;/i&gt;","volume":"73","author":[{"family":"Noser","given":"Rahel"},{"family":"Byrne","given":"Richard W."}],"issued":{"date-parts":[["2007",2,1]]}}},{"id":1107,"uris":["http://zotero.org/users/9968163/items/DGHD5DI8"],"itemData":{"id":1107,"type":"article-journal","abstract":"Spatial memory facilitates resource acquisition where resources are patchy, but how it influences movement behaviour of wide-ranging species remains to be resolved. We examined African elephant spatial memory reflected in movement decisions regarding access to perennial waterholes. State–space models of movement data revealed a rapid, highly directional movement behaviour almost exclusively associated with visiting perennial water. Behavioural change point (BCP) analyses demonstrated that these goal-oriented movements were initiated on average 4.59 km, and up to 49.97 km, from the visited waterhole, with the closest waterhole accessed 90% of the time. Distances of decision points increased when switching to different waterholes, during the dry season, or for female groups relative to males, while selection of the closest waterhole decreased when switching. Overall, our analyses indicated detailed spatial knowledge over large scales, enabling elephants to minimize travel distance through highly directional movement when accessing water. We discuss the likely cognitive and socioecological mechanisms driving these spatially precise movements that are most consistent with our findings. By applying modern analytic techniques to high-resolution movement data, this study illustrates emerging approaches for studying how cognition structures animal movement behaviour in different ecological and social contexts.","container-title":"Proceedings of the Royal Society B: Biological Sciences","DOI":"10.1098/rspb.2014.3042","ISSN":"0962-8452","issue":"1805","journalAbbreviation":"Proc Biol Sci","page":"20143042","source":"Silverchair","title":"Elucidating the significance of spatial memory on movement decisions by African savannah elephants using state–space models","volume":"282","author":[{"family":"Polansky","given":"Leo"},{"family":"Kilian","given":"Werner"},{"family":"Wittemyer","given":"George"}],"issued":{"date-parts":[["2015",4,22]]}}}],"schema":"https://github.com/citation-style-language/schema/raw/master/csl-citation.json"} </w:instrText>
       </w:r>
       <w:r>
         <w:rPr>
@@ -10726,7 +13287,7 @@
           <w:sz w:val="22"/>
           <w:szCs w:val="22"/>
         </w:rPr>
-        <w:instrText xml:space="preserve"> ADDIN ZOTERO_ITEM CSL_CITATION {"citationID":"r9fRoC6R","properties":{"unsorted":false,"formattedCitation":"(Loretto et al. 2026)","plainCitation":"(Loretto et al. 2026)","noteIndex":0},"citationItems":[{"id":1582,"uris":["http://zotero.org/users/9968163/items/BAM3LF88"],"itemData":{"id":1582,"type":"article-journal","abstract":"Scavengers generally rely on patchily distributed, unpredictable carrion. A long-standing hypothesis suggests scavenging ravens reliably locate such food by directly following large carnivores to their kills. However, by satellite tracking 69 ravens, 20 wolves, and 11 cougars in Yellowstone National Park, we found that following of predators over large distances rarely occurred. Instead, ravens routinely revisited sites where wolf kills were common—returning from distances of up to 155 kilometers to find carrion. Much like navigating to permanent anthropogenic subsidies, ravens appear to remember potential sources of carrion shaped by previous encounters with wolves or their kills. These findings suggest that spatial memory and navigation play a considerably greater role than previously assumed among scavengers, and possibly other wide-ranging species, in search of ephemeral resources.","citation-key":"lorettoRavensAnticipateWolf2026","container-title":"Science","DOI":"10.1126/science.adz9467","issue":"6790","page":"1151-1154","publisher":"American Association for the Advancement of Science","source":"science.org (Atypon)","title":"Ravens anticipate wolf kill sites across broad scales","volume":"391","author":[{"family":"Loretto","given":"Matthias-Claudio"},{"family":"Beck","given":"Kristina B."},{"family":"Smith","given":"Douglas W."},{"family":"Stahler","given":"Daniel R."},{"family":"Walker","given":"Lauren E."},{"family":"Wikelski","given":"Martin"},{"family":"Mueller","given":"Thomas"},{"family":"Safi","given":"Kamran"},{"family":"Marzluff","given":"John M."}],"issued":{"date-parts":[["2026",3,12]]}}}],"schema":"https://github.com/citation-style-language/schema/raw/master/csl-citation.json"} </w:instrText>
+        <w:instrText xml:space="preserve"> ADDIN ZOTERO_ITEM CSL_CITATION {"citationID":"r9fRoC6R","properties":{"unsorted":false,"formattedCitation":"(Loretto et al. 2026)","plainCitation":"(Loretto et al. 2026)","noteIndex":0},"citationItems":[{"id":1570,"uris":["http://zotero.org/users/9968163/items/BAM3LF88"],"itemData":{"id":1570,"type":"article-journal","abstract":"Scavengers generally rely on patchily distributed, unpredictable carrion. A long-standing hypothesis suggests scavenging ravens reliably locate such food by directly following large carnivores to their kills. However, by satellite tracking 69 ravens, 20 wolves, and 11 cougars in Yellowstone National Park, we found that following of predators over large distances rarely occurred. Instead, ravens routinely revisited sites where wolf kills were common—returning from distances of up to 155 kilometers to find carrion. Much like navigating to permanent anthropogenic subsidies, ravens appear to remember potential sources of carrion shaped by previous encounters with wolves or their kills. These findings suggest that spatial memory and navigation play a considerably greater role than previously assumed among scavengers, and possibly other wide-ranging species, in search of ephemeral resources.","citation-key":"lorettoRavensAnticipateWolf2026","container-title":"Science","DOI":"10.1126/science.adz9467","issue":"6790","page":"1151-1154","publisher":"American Association for the Advancement of Science","source":"science.org (Atypon)","title":"Ravens anticipate wolf kill sites across broad scales","volume":"391","author":[{"family":"Loretto","given":"Matthias-Claudio"},{"family":"Beck","given":"Kristina B."},{"family":"Smith","given":"Douglas W."},{"family":"Stahler","given":"Daniel R."},{"family":"Walker","given":"Lauren E."},{"family":"Wikelski","given":"Martin"},{"family":"Mueller","given":"Thomas"},{"family":"Safi","given":"Kamran"},{"family":"Marzluff","given":"John M."}],"issued":{"date-parts":[["2026",3,12]]}}}],"schema":"https://github.com/citation-style-language/schema/raw/master/csl-citation.json"} </w:instrText>
       </w:r>
       <w:r>
         <w:rPr>
@@ -10945,52 +13506,7 @@
           <w:sz w:val="22"/>
           <w:szCs w:val="22"/>
         </w:rPr>
-        <w:t xml:space="preserve">Outside of the primary hunting seasons, ravens </w:t>
-      </w:r>
-      <w:r>
-        <w:rPr>
-          <w:rFonts w:ascii="Arial" w:hAnsi="Arial" w:cs="Arial"/>
-          <w:color w:val="000000" w:themeColor="text1"/>
-          <w:sz w:val="22"/>
-          <w:szCs w:val="22"/>
-        </w:rPr>
-        <w:t>congregated around</w:t>
-      </w:r>
-      <w:r>
-        <w:rPr>
-          <w:rFonts w:ascii="Arial" w:hAnsi="Arial" w:cs="Arial"/>
-          <w:color w:val="000000" w:themeColor="text1"/>
-          <w:sz w:val="22"/>
-          <w:szCs w:val="22"/>
-        </w:rPr>
-        <w:t xml:space="preserve"> the Gardiner landfill and sewage treatment ponds</w:t>
-      </w:r>
-      <w:r>
-        <w:rPr>
-          <w:rFonts w:ascii="Arial" w:hAnsi="Arial" w:cs="Arial"/>
-          <w:color w:val="000000" w:themeColor="text1"/>
-          <w:sz w:val="22"/>
-          <w:szCs w:val="22"/>
-        </w:rPr>
-        <w:t xml:space="preserve"> that provide consistent foraging throughout the year</w:t>
-      </w:r>
-      <w:r>
-        <w:rPr>
-          <w:rFonts w:ascii="Arial" w:hAnsi="Arial" w:cs="Arial"/>
-          <w:color w:val="000000" w:themeColor="text1"/>
-          <w:sz w:val="22"/>
-          <w:szCs w:val="22"/>
-        </w:rPr>
-        <w:t>.</w:t>
-      </w:r>
-      <w:r>
-        <w:rPr>
-          <w:rFonts w:ascii="Arial" w:hAnsi="Arial" w:cs="Arial"/>
-          <w:color w:val="000000" w:themeColor="text1"/>
-          <w:sz w:val="22"/>
-          <w:szCs w:val="22"/>
-        </w:rPr>
-        <w:t xml:space="preserve"> </w:t>
+        <w:t xml:space="preserve">Outside of the primary hunting seasons, ravens congregated around the Gardiner landfill and sewage treatment ponds that provide consistent foraging throughout the year. </w:t>
       </w:r>
       <w:r>
         <w:rPr>
@@ -11398,16 +13914,7 @@
           <w:sz w:val="22"/>
           <w:szCs w:val="22"/>
         </w:rPr>
-        <w:t>)</w:t>
-      </w:r>
-      <w:r>
-        <w:rPr>
-          <w:rFonts w:ascii="Arial" w:hAnsi="Arial" w:cs="Arial"/>
-          <w:color w:val="000000" w:themeColor="text1"/>
-          <w:sz w:val="22"/>
-          <w:szCs w:val="22"/>
-        </w:rPr>
-        <w:t xml:space="preserve"> </w:t>
+        <w:t xml:space="preserve">) </w:t>
       </w:r>
       <w:r>
         <w:rPr>
@@ -11714,6 +14221,15 @@
           <w:sz w:val="22"/>
           <w:szCs w:val="22"/>
         </w:rPr>
+        <w:t xml:space="preserve"> (purple dots in Fig.</w:t>
+      </w:r>
+      <w:r>
+        <w:rPr>
+          <w:rFonts w:ascii="Arial" w:hAnsi="Arial" w:cs="Arial"/>
+          <w:color w:val="000000" w:themeColor="text1"/>
+          <w:sz w:val="22"/>
+          <w:szCs w:val="22"/>
+        </w:rPr>
         <w:t xml:space="preserve"> </w:t>
       </w:r>
       <w:r>
@@ -11723,7 +14239,52 @@
           <w:sz w:val="22"/>
           <w:szCs w:val="22"/>
         </w:rPr>
-        <w:t>(purple dots in Fig.</w:t>
+        <w:t>2</w:t>
+      </w:r>
+      <w:r>
+        <w:rPr>
+          <w:rFonts w:ascii="Arial" w:hAnsi="Arial" w:cs="Arial"/>
+          <w:color w:val="000000" w:themeColor="text1"/>
+          <w:sz w:val="22"/>
+          <w:szCs w:val="22"/>
+        </w:rPr>
+        <w:t>)</w:t>
+      </w:r>
+      <w:r>
+        <w:rPr>
+          <w:rFonts w:ascii="Arial" w:hAnsi="Arial" w:cs="Arial"/>
+          <w:color w:val="000000" w:themeColor="text1"/>
+          <w:sz w:val="22"/>
+          <w:szCs w:val="22"/>
+        </w:rPr>
+        <w:t xml:space="preserve">, </w:t>
+      </w:r>
+      <w:r>
+        <w:rPr>
+          <w:rFonts w:ascii="Arial" w:hAnsi="Arial" w:cs="Arial"/>
+          <w:color w:val="000000" w:themeColor="text1"/>
+          <w:sz w:val="22"/>
+          <w:szCs w:val="22"/>
+        </w:rPr>
+        <w:t xml:space="preserve">the </w:t>
+      </w:r>
+      <w:r>
+        <w:rPr>
+          <w:rFonts w:ascii="Arial" w:hAnsi="Arial" w:cs="Arial"/>
+          <w:color w:val="000000" w:themeColor="text1"/>
+          <w:sz w:val="22"/>
+          <w:szCs w:val="22"/>
+        </w:rPr>
+        <w:t>raven often chose the Gardiner hunting region</w:t>
+      </w:r>
+      <w:r>
+        <w:rPr>
+          <w:rFonts w:ascii="Arial" w:hAnsi="Arial" w:cs="Arial"/>
+          <w:color w:val="000000" w:themeColor="text1"/>
+          <w:sz w:val="22"/>
+          <w:szCs w:val="22"/>
+        </w:rPr>
+        <w:t>s</w:t>
       </w:r>
       <w:r>
         <w:rPr>
@@ -11741,52 +14302,70 @@
           <w:sz w:val="22"/>
           <w:szCs w:val="22"/>
         </w:rPr>
-        <w:t>2</w:t>
-      </w:r>
-      <w:r>
-        <w:rPr>
-          <w:rFonts w:ascii="Arial" w:hAnsi="Arial" w:cs="Arial"/>
-          <w:color w:val="000000" w:themeColor="text1"/>
-          <w:sz w:val="22"/>
-          <w:szCs w:val="22"/>
-        </w:rPr>
-        <w:t>)</w:t>
-      </w:r>
-      <w:r>
-        <w:rPr>
-          <w:rFonts w:ascii="Arial" w:hAnsi="Arial" w:cs="Arial"/>
-          <w:color w:val="000000" w:themeColor="text1"/>
-          <w:sz w:val="22"/>
-          <w:szCs w:val="22"/>
-        </w:rPr>
-        <w:t xml:space="preserve">, </w:t>
-      </w:r>
-      <w:r>
-        <w:rPr>
-          <w:rFonts w:ascii="Arial" w:hAnsi="Arial" w:cs="Arial"/>
-          <w:color w:val="000000" w:themeColor="text1"/>
-          <w:sz w:val="22"/>
-          <w:szCs w:val="22"/>
-        </w:rPr>
-        <w:t xml:space="preserve">the </w:t>
-      </w:r>
-      <w:r>
-        <w:rPr>
-          <w:rFonts w:ascii="Arial" w:hAnsi="Arial" w:cs="Arial"/>
-          <w:color w:val="000000" w:themeColor="text1"/>
-          <w:sz w:val="22"/>
-          <w:szCs w:val="22"/>
-        </w:rPr>
-        <w:t>raven often chose the Gardiner hunting region</w:t>
-      </w:r>
-      <w:r>
-        <w:rPr>
-          <w:rFonts w:ascii="Arial" w:hAnsi="Arial" w:cs="Arial"/>
-          <w:color w:val="000000" w:themeColor="text1"/>
-          <w:sz w:val="22"/>
-          <w:szCs w:val="22"/>
-        </w:rPr>
-        <w:t>s</w:t>
+        <w:t xml:space="preserve">that </w:t>
+      </w:r>
+      <w:r>
+        <w:rPr>
+          <w:rFonts w:ascii="Arial" w:hAnsi="Arial" w:cs="Arial"/>
+          <w:color w:val="000000" w:themeColor="text1"/>
+          <w:sz w:val="22"/>
+          <w:szCs w:val="22"/>
+        </w:rPr>
+        <w:t>have</w:t>
+      </w:r>
+      <w:r>
+        <w:rPr>
+          <w:rFonts w:ascii="Arial" w:hAnsi="Arial" w:cs="Arial"/>
+          <w:color w:val="000000" w:themeColor="text1"/>
+          <w:sz w:val="22"/>
+          <w:szCs w:val="22"/>
+        </w:rPr>
+        <w:t xml:space="preserve"> great</w:t>
+      </w:r>
+      <w:r>
+        <w:rPr>
+          <w:rFonts w:ascii="Arial" w:hAnsi="Arial" w:cs="Arial"/>
+          <w:color w:val="000000" w:themeColor="text1"/>
+          <w:sz w:val="22"/>
+          <w:szCs w:val="22"/>
+        </w:rPr>
+        <w:t>er</w:t>
+      </w:r>
+      <w:r>
+        <w:rPr>
+          <w:rFonts w:ascii="Arial" w:hAnsi="Arial" w:cs="Arial"/>
+          <w:color w:val="000000" w:themeColor="text1"/>
+          <w:sz w:val="22"/>
+          <w:szCs w:val="22"/>
+        </w:rPr>
+        <w:t xml:space="preserve"> hunting effort</w:t>
+      </w:r>
+      <w:r>
+        <w:rPr>
+          <w:rFonts w:ascii="Arial" w:hAnsi="Arial" w:cs="Arial"/>
+          <w:color w:val="000000" w:themeColor="text1"/>
+          <w:sz w:val="22"/>
+          <w:szCs w:val="22"/>
+        </w:rPr>
+        <w:t>.</w:t>
+      </w:r>
+      <w:r>
+        <w:rPr>
+          <w:rFonts w:ascii="Arial" w:hAnsi="Arial" w:cs="Arial"/>
+          <w:color w:val="000000" w:themeColor="text1"/>
+          <w:sz w:val="22"/>
+          <w:szCs w:val="22"/>
+        </w:rPr>
+        <w:t xml:space="preserve"> However, they still occasionally made trips to the alternative anthropogenic site</w:t>
+      </w:r>
+      <w:r>
+        <w:rPr>
+          <w:rFonts w:ascii="Arial" w:hAnsi="Arial" w:cs="Arial"/>
+          <w:color w:val="000000" w:themeColor="text1"/>
+          <w:sz w:val="22"/>
+          <w:szCs w:val="22"/>
+        </w:rPr>
+        <w:t>.</w:t>
       </w:r>
       <w:r>
         <w:rPr>
@@ -11804,70 +14383,16 @@
           <w:sz w:val="22"/>
           <w:szCs w:val="22"/>
         </w:rPr>
-        <w:t xml:space="preserve">that </w:t>
-      </w:r>
-      <w:r>
-        <w:rPr>
-          <w:rFonts w:ascii="Arial" w:hAnsi="Arial" w:cs="Arial"/>
-          <w:color w:val="000000" w:themeColor="text1"/>
-          <w:sz w:val="22"/>
-          <w:szCs w:val="22"/>
-        </w:rPr>
-        <w:t>have</w:t>
-      </w:r>
-      <w:r>
-        <w:rPr>
-          <w:rFonts w:ascii="Arial" w:hAnsi="Arial" w:cs="Arial"/>
-          <w:color w:val="000000" w:themeColor="text1"/>
-          <w:sz w:val="22"/>
-          <w:szCs w:val="22"/>
-        </w:rPr>
-        <w:t xml:space="preserve"> great</w:t>
-      </w:r>
-      <w:r>
-        <w:rPr>
-          <w:rFonts w:ascii="Arial" w:hAnsi="Arial" w:cs="Arial"/>
-          <w:color w:val="000000" w:themeColor="text1"/>
-          <w:sz w:val="22"/>
-          <w:szCs w:val="22"/>
-        </w:rPr>
-        <w:t>er</w:t>
-      </w:r>
-      <w:r>
-        <w:rPr>
-          <w:rFonts w:ascii="Arial" w:hAnsi="Arial" w:cs="Arial"/>
-          <w:color w:val="000000" w:themeColor="text1"/>
-          <w:sz w:val="22"/>
-          <w:szCs w:val="22"/>
-        </w:rPr>
-        <w:t xml:space="preserve"> hunting effort</w:t>
-      </w:r>
-      <w:r>
-        <w:rPr>
-          <w:rFonts w:ascii="Arial" w:hAnsi="Arial" w:cs="Arial"/>
-          <w:color w:val="000000" w:themeColor="text1"/>
-          <w:sz w:val="22"/>
-          <w:szCs w:val="22"/>
-        </w:rPr>
-        <w:t>.</w:t>
-      </w:r>
-      <w:r>
-        <w:rPr>
-          <w:rFonts w:ascii="Arial" w:hAnsi="Arial" w:cs="Arial"/>
-          <w:color w:val="000000" w:themeColor="text1"/>
-          <w:sz w:val="22"/>
-          <w:szCs w:val="22"/>
-        </w:rPr>
-        <w:t xml:space="preserve"> However, they still occasionally made trips to the alternative anthropogenic site</w:t>
-      </w:r>
-      <w:r>
-        <w:rPr>
-          <w:rFonts w:ascii="Arial" w:hAnsi="Arial" w:cs="Arial"/>
-          <w:color w:val="000000" w:themeColor="text1"/>
-          <w:sz w:val="22"/>
-          <w:szCs w:val="22"/>
-        </w:rPr>
-        <w:t>.</w:t>
+        <w:t>These occasional trips allow them to update</w:t>
+      </w:r>
+      <w:r>
+        <w:rPr>
+          <w:rFonts w:ascii="Arial" w:hAnsi="Arial" w:cs="Arial"/>
+          <w:color w:val="000000" w:themeColor="text1"/>
+          <w:sz w:val="22"/>
+          <w:szCs w:val="22"/>
+        </w:rPr>
+        <w:t xml:space="preserve"> their knowledge about the foraging conditions of</w:t>
       </w:r>
       <w:r>
         <w:rPr>
@@ -11885,16 +14410,25 @@
           <w:sz w:val="22"/>
           <w:szCs w:val="22"/>
         </w:rPr>
-        <w:t>These occasional trips allow them to update</w:t>
-      </w:r>
-      <w:r>
-        <w:rPr>
-          <w:rFonts w:ascii="Arial" w:hAnsi="Arial" w:cs="Arial"/>
-          <w:color w:val="000000" w:themeColor="text1"/>
-          <w:sz w:val="22"/>
-          <w:szCs w:val="22"/>
-        </w:rPr>
-        <w:t xml:space="preserve"> their knowledge about the foraging conditions of</w:t>
+        <w:t>d</w:t>
+      </w:r>
+      <w:r>
+        <w:rPr>
+          <w:rFonts w:ascii="Arial" w:hAnsi="Arial" w:cs="Arial"/>
+          <w:color w:val="000000" w:themeColor="text1"/>
+          <w:sz w:val="22"/>
+          <w:szCs w:val="22"/>
+        </w:rPr>
+        <w:t>istant patch</w:t>
+      </w:r>
+      <w:r>
+        <w:rPr>
+          <w:rFonts w:ascii="Arial" w:hAnsi="Arial" w:cs="Arial"/>
+          <w:color w:val="000000" w:themeColor="text1"/>
+          <w:sz w:val="22"/>
+          <w:szCs w:val="22"/>
+        </w:rPr>
+        <w:t>es</w:t>
       </w:r>
       <w:r>
         <w:rPr>
@@ -11912,25 +14446,97 @@
           <w:sz w:val="22"/>
           <w:szCs w:val="22"/>
         </w:rPr>
-        <w:t>d</w:t>
-      </w:r>
-      <w:r>
-        <w:rPr>
-          <w:rFonts w:ascii="Arial" w:hAnsi="Arial" w:cs="Arial"/>
-          <w:color w:val="000000" w:themeColor="text1"/>
-          <w:sz w:val="22"/>
-          <w:szCs w:val="22"/>
-        </w:rPr>
-        <w:t>istant patch</w:t>
-      </w:r>
-      <w:r>
-        <w:rPr>
-          <w:rFonts w:ascii="Arial" w:hAnsi="Arial" w:cs="Arial"/>
-          <w:color w:val="000000" w:themeColor="text1"/>
-          <w:sz w:val="22"/>
-          <w:szCs w:val="22"/>
-        </w:rPr>
-        <w:t>es</w:t>
+        <w:fldChar w:fldCharType="begin"/>
+      </w:r>
+      <w:r>
+        <w:rPr>
+          <w:rFonts w:ascii="Arial" w:hAnsi="Arial" w:cs="Arial"/>
+          <w:color w:val="000000" w:themeColor="text1"/>
+          <w:sz w:val="22"/>
+          <w:szCs w:val="22"/>
+        </w:rPr>
+        <w:instrText xml:space="preserve"> ADDIN ZOTERO_ITEM CSL_CITATION {"citationID":"4hwcMV3J","properties":{"unsorted":false,"formattedCitation":"(Smith and Sweatman 1974)","plainCitation":"(Smith and Sweatman 1974)","noteIndex":0},"citationItems":[{"id":1283,"uris":["http://zotero.org/users/9968163/items/7WMTPED8"],"itemData":{"id":1283,"type":"article-journal","abstract":"The food—searching behavior of titmice (Paridae) was investigated in laboratory and field to determine how effective individual birds were at locating patchy sources of hidden food. A series of three experiments was performed using tame great tits, Parus major. In Experiment 1, individual birds were offered a choice among six densities of hidden food in discrete patches. The birds learned to concentrate their search strongly on the more dense patches, and five of the six birds preferred to search at the highest density. In Experiment 2, the food distribution was altered by interchanging patches of the highest and lowest density gradually. The birds initially found fewer prey per trial, but soon recovered to near their original performance by switching their search effort to the area containing the second highest prey density. Most birds failed to respond to prey appearing where they had previously been absent. Experiment 3 varied the size of prey items among four areas containing equal numbers of hidden prey. A group of six birds learned to search selectively in areas containing larger prey and, as a result, a greater total quantity of prey. In all experiments, there were marked differences in performance by individual birds. The experiments support Royama's (1970, 1971) hypothesis that great tits distribute their search effort in relation to spatial differences in the profitability of feeding sites. Field observations on a pair of great tits and a pair of blue tits, Parus caeruleus, showed that searching behavior of wild tits was also very selective in space, at least when the birds were feeding nestlings. Birds often returned to previous capture sites and were more likely to do so when they found prey there quickly. These observations suggest that the laboratory experiments have real relevance to the food searching of wild tits. The searching capacity of great tits is discussed; it is suggested that they can approach ideal responses in stable but patchy feeding environments. Some factors leading to deviations from ideal responses are discussed.","container-title":"Ecology","DOI":"10.2307/1935451","ISSN":"1939-9170","issue":"6","language":"en","note":"_eprint: https://esajournals.onlinelibrary.wiley.com/doi/pdf/10.2307/1935451","page":"1216-1232","source":"Wiley Online Library","title":"Food-Searching Behavior of Titmice in Patchy Environments","volume":"55","author":[{"family":"Smith","given":"James N. M."},{"family":"Sweatman","given":"Hugh P. A."}],"issued":{"date-parts":[["1974"]]}}}],"schema":"https://github.com/citation-style-language/schema/raw/master/csl-citation.json"} </w:instrText>
+      </w:r>
+      <w:r>
+        <w:rPr>
+          <w:rFonts w:ascii="Arial" w:hAnsi="Arial" w:cs="Arial"/>
+          <w:color w:val="000000" w:themeColor="text1"/>
+          <w:sz w:val="22"/>
+          <w:szCs w:val="22"/>
+        </w:rPr>
+        <w:fldChar w:fldCharType="separate"/>
+      </w:r>
+      <w:r>
+        <w:rPr>
+          <w:rFonts w:ascii="Arial" w:hAnsi="Arial" w:cs="Arial"/>
+          <w:color w:val="000000" w:themeColor="text1"/>
+          <w:sz w:val="22"/>
+          <w:szCs w:val="22"/>
+        </w:rPr>
+        <w:t>(Smith and Sweatman 1974)</w:t>
+      </w:r>
+      <w:r>
+        <w:rPr>
+          <w:rFonts w:ascii="Arial" w:hAnsi="Arial" w:cs="Arial"/>
+          <w:color w:val="000000" w:themeColor="text1"/>
+          <w:sz w:val="22"/>
+          <w:szCs w:val="22"/>
+        </w:rPr>
+        <w:fldChar w:fldCharType="end"/>
+      </w:r>
+      <w:r>
+        <w:rPr>
+          <w:rFonts w:ascii="Arial" w:hAnsi="Arial" w:cs="Arial"/>
+          <w:color w:val="000000" w:themeColor="text1"/>
+          <w:sz w:val="22"/>
+          <w:szCs w:val="22"/>
+        </w:rPr>
+        <w:t xml:space="preserve">. </w:t>
+      </w:r>
+      <w:r>
+        <w:rPr>
+          <w:rFonts w:ascii="Arial" w:hAnsi="Arial" w:cs="Arial"/>
+          <w:color w:val="000000" w:themeColor="text1"/>
+          <w:sz w:val="22"/>
+          <w:szCs w:val="22"/>
+        </w:rPr>
+        <w:t xml:space="preserve">West Yellowstone primarily offers refuse as </w:t>
+      </w:r>
+      <w:r>
+        <w:rPr>
+          <w:rFonts w:ascii="Arial" w:hAnsi="Arial" w:cs="Arial"/>
+          <w:color w:val="000000" w:themeColor="text1"/>
+          <w:sz w:val="22"/>
+          <w:szCs w:val="22"/>
+        </w:rPr>
+        <w:t>the primary</w:t>
+      </w:r>
+      <w:r>
+        <w:rPr>
+          <w:rFonts w:ascii="Arial" w:hAnsi="Arial" w:cs="Arial"/>
+          <w:color w:val="000000" w:themeColor="text1"/>
+          <w:sz w:val="22"/>
+          <w:szCs w:val="22"/>
+        </w:rPr>
+        <w:t xml:space="preserve"> foraging opportunity</w:t>
+      </w:r>
+      <w:r>
+        <w:rPr>
+          <w:rFonts w:ascii="Arial" w:hAnsi="Arial" w:cs="Arial"/>
+          <w:color w:val="000000" w:themeColor="text1"/>
+          <w:sz w:val="22"/>
+          <w:szCs w:val="22"/>
+        </w:rPr>
+        <w:t xml:space="preserve"> for </w:t>
+      </w:r>
+      <w:r>
+        <w:rPr>
+          <w:rFonts w:ascii="Arial" w:hAnsi="Arial" w:cs="Arial"/>
+          <w:color w:val="000000" w:themeColor="text1"/>
+          <w:sz w:val="22"/>
+          <w:szCs w:val="22"/>
+        </w:rPr>
+        <w:t>ravens but</w:t>
       </w:r>
       <w:r>
         <w:rPr>
@@ -11948,114 +14554,6 @@
           <w:sz w:val="22"/>
           <w:szCs w:val="22"/>
         </w:rPr>
-        <w:fldChar w:fldCharType="begin"/>
-      </w:r>
-      <w:r>
-        <w:rPr>
-          <w:rFonts w:ascii="Arial" w:hAnsi="Arial" w:cs="Arial"/>
-          <w:color w:val="000000" w:themeColor="text1"/>
-          <w:sz w:val="22"/>
-          <w:szCs w:val="22"/>
-        </w:rPr>
-        <w:instrText xml:space="preserve"> ADDIN ZOTERO_ITEM CSL_CITATION {"citationID":"4hwcMV3J","properties":{"unsorted":false,"formattedCitation":"(Smith and Sweatman 1974)","plainCitation":"(Smith and Sweatman 1974)","noteIndex":0},"citationItems":[{"id":1287,"uris":["http://zotero.org/users/9968163/items/7WMTPED8"],"itemData":{"id":1287,"type":"article-journal","abstract":"The food—searching behavior of titmice (Paridae) was investigated in laboratory and field to determine how effective individual birds were at locating patchy sources of hidden food. A series of three experiments was performed using tame great tits, Parus major. In Experiment 1, individual birds were offered a choice among six densities of hidden food in discrete patches. The birds learned to concentrate their search strongly on the more dense patches, and five of the six birds preferred to search at the highest density. In Experiment 2, the food distribution was altered by interchanging patches of the highest and lowest density gradually. The birds initially found fewer prey per trial, but soon recovered to near their original performance by switching their search effort to the area containing the second highest prey density. Most birds failed to respond to prey appearing where they had previously been absent. Experiment 3 varied the size of prey items among four areas containing equal numbers of hidden prey. A group of six birds learned to search selectively in areas containing larger prey and, as a result, a greater total quantity of prey. In all experiments, there were marked differences in performance by individual birds. The experiments support Royama's (1970, 1971) hypothesis that great tits distribute their search effort in relation to spatial differences in the profitability of feeding sites. Field observations on a pair of great tits and a pair of blue tits, Parus caeruleus, showed that searching behavior of wild tits was also very selective in space, at least when the birds were feeding nestlings. Birds often returned to previous capture sites and were more likely to do so when they found prey there quickly. These observations suggest that the laboratory experiments have real relevance to the food searching of wild tits. The searching capacity of great tits is discussed; it is suggested that they can approach ideal responses in stable but patchy feeding environments. Some factors leading to deviations from ideal responses are discussed.","container-title":"Ecology","DOI":"10.2307/1935451","ISSN":"1939-9170","issue":"6","language":"en","note":"_eprint: https://esajournals.onlinelibrary.wiley.com/doi/pdf/10.2307/1935451","page":"1216-1232","source":"Wiley Online Library","title":"Food-Searching Behavior of Titmice in Patchy Environments","volume":"55","author":[{"family":"Smith","given":"James N. M."},{"family":"Sweatman","given":"Hugh P. A."}],"issued":{"date-parts":[["1974"]]}}}],"schema":"https://github.com/citation-style-language/schema/raw/master/csl-citation.json"} </w:instrText>
-      </w:r>
-      <w:r>
-        <w:rPr>
-          <w:rFonts w:ascii="Arial" w:hAnsi="Arial" w:cs="Arial"/>
-          <w:color w:val="000000" w:themeColor="text1"/>
-          <w:sz w:val="22"/>
-          <w:szCs w:val="22"/>
-        </w:rPr>
-        <w:fldChar w:fldCharType="separate"/>
-      </w:r>
-      <w:r>
-        <w:rPr>
-          <w:rFonts w:ascii="Arial" w:hAnsi="Arial" w:cs="Arial"/>
-          <w:color w:val="000000" w:themeColor="text1"/>
-          <w:sz w:val="22"/>
-          <w:szCs w:val="22"/>
-        </w:rPr>
-        <w:t>(Smith and Sweatman 1974)</w:t>
-      </w:r>
-      <w:r>
-        <w:rPr>
-          <w:rFonts w:ascii="Arial" w:hAnsi="Arial" w:cs="Arial"/>
-          <w:color w:val="000000" w:themeColor="text1"/>
-          <w:sz w:val="22"/>
-          <w:szCs w:val="22"/>
-        </w:rPr>
-        <w:fldChar w:fldCharType="end"/>
-      </w:r>
-      <w:r>
-        <w:rPr>
-          <w:rFonts w:ascii="Arial" w:hAnsi="Arial" w:cs="Arial"/>
-          <w:color w:val="000000" w:themeColor="text1"/>
-          <w:sz w:val="22"/>
-          <w:szCs w:val="22"/>
-        </w:rPr>
-        <w:t xml:space="preserve">. </w:t>
-      </w:r>
-      <w:r>
-        <w:rPr>
-          <w:rFonts w:ascii="Arial" w:hAnsi="Arial" w:cs="Arial"/>
-          <w:color w:val="000000" w:themeColor="text1"/>
-          <w:sz w:val="22"/>
-          <w:szCs w:val="22"/>
-        </w:rPr>
-        <w:t xml:space="preserve">West Yellowstone primarily offers refuse as </w:t>
-      </w:r>
-      <w:r>
-        <w:rPr>
-          <w:rFonts w:ascii="Arial" w:hAnsi="Arial" w:cs="Arial"/>
-          <w:color w:val="000000" w:themeColor="text1"/>
-          <w:sz w:val="22"/>
-          <w:szCs w:val="22"/>
-        </w:rPr>
-        <w:t>the primary</w:t>
-      </w:r>
-      <w:r>
-        <w:rPr>
-          <w:rFonts w:ascii="Arial" w:hAnsi="Arial" w:cs="Arial"/>
-          <w:color w:val="000000" w:themeColor="text1"/>
-          <w:sz w:val="22"/>
-          <w:szCs w:val="22"/>
-        </w:rPr>
-        <w:t xml:space="preserve"> foraging opportunity</w:t>
-      </w:r>
-      <w:r>
-        <w:rPr>
-          <w:rFonts w:ascii="Arial" w:hAnsi="Arial" w:cs="Arial"/>
-          <w:color w:val="000000" w:themeColor="text1"/>
-          <w:sz w:val="22"/>
-          <w:szCs w:val="22"/>
-        </w:rPr>
-        <w:t xml:space="preserve"> for </w:t>
-      </w:r>
-      <w:r>
-        <w:rPr>
-          <w:rFonts w:ascii="Arial" w:hAnsi="Arial" w:cs="Arial"/>
-          <w:color w:val="000000" w:themeColor="text1"/>
-          <w:sz w:val="22"/>
-          <w:szCs w:val="22"/>
-        </w:rPr>
-        <w:t>ravens but</w:t>
-      </w:r>
-      <w:r>
-        <w:rPr>
-          <w:rFonts w:ascii="Arial" w:hAnsi="Arial" w:cs="Arial"/>
-          <w:color w:val="000000" w:themeColor="text1"/>
-          <w:sz w:val="22"/>
-          <w:szCs w:val="22"/>
-        </w:rPr>
-        <w:t xml:space="preserve"> </w:t>
-      </w:r>
-      <w:r>
-        <w:rPr>
-          <w:rFonts w:ascii="Arial" w:hAnsi="Arial" w:cs="Arial"/>
-          <w:color w:val="000000" w:themeColor="text1"/>
-          <w:sz w:val="22"/>
-          <w:szCs w:val="22"/>
-        </w:rPr>
         <w:t xml:space="preserve">also has </w:t>
       </w:r>
       <w:r>
@@ -12067,8 +14565,8 @@
         </w:rPr>
         <w:t xml:space="preserve">variable bison hunting effort </w:t>
       </w:r>
-      <w:commentRangeStart w:id="10"/>
-      <w:commentRangeStart w:id="11"/>
+      <w:commentRangeStart w:id="13"/>
+      <w:commentRangeStart w:id="14"/>
       <w:r>
         <w:rPr>
           <w:rFonts w:ascii="Arial" w:hAnsi="Arial" w:cs="Arial"/>
@@ -12078,7 +14576,7 @@
         </w:rPr>
         <w:t>between years</w:t>
       </w:r>
-      <w:commentRangeEnd w:id="10"/>
+      <w:commentRangeEnd w:id="13"/>
       <w:r>
         <w:rPr>
           <w:rStyle w:val="CommentReference"/>
@@ -12087,9 +14585,9 @@
           <w:sz w:val="22"/>
           <w:szCs w:val="22"/>
         </w:rPr>
-        <w:commentReference w:id="10"/>
-      </w:r>
-      <w:commentRangeEnd w:id="11"/>
+        <w:commentReference w:id="13"/>
+      </w:r>
+      <w:commentRangeEnd w:id="14"/>
       <w:r>
         <w:rPr>
           <w:rStyle w:val="CommentReference"/>
@@ -12098,7 +14596,7 @@
           <w:sz w:val="22"/>
           <w:szCs w:val="22"/>
         </w:rPr>
-        <w:commentReference w:id="11"/>
+        <w:commentReference w:id="14"/>
       </w:r>
       <w:r>
         <w:rPr>
@@ -12338,7 +14836,7 @@
           <w:sz w:val="22"/>
           <w:szCs w:val="22"/>
         </w:rPr>
-        <w:instrText xml:space="preserve"> ADDIN ZOTERO_ITEM CSL_CITATION {"citationID":"yE9vXQzD","properties":{"formattedCitation":"(Marzluff et al. 1996)","plainCitation":"(Marzluff et al. 1996)","noteIndex":0},"citationItems":[{"id":63,"uris":["http://zotero.org/users/9968163/items/Z8LZESEZ"],"itemData":{"id":63,"type":"article-journal","abstract":"Vagrant, non-breeding common ravens, Corvus corax, inhabiting the forested mountains of Maine are specialized to feed on rich but ephemeral carcasses of large mammals during the harsh winter months. The foraging and roosting behaviour of free-ranging ravens were studied during the winters of 1988–1990. Ravens quickly assembled at carcasses, and into communal roosts. Six lines of evidence indicate that these roosts function as information centres. (1) Roosts comprised both knowledgeable and naive foragers. (2) Departures from roosts were highly synchronized, with most members departing in one direction. (3) Direction of departure often changed from day to day. (4) Birds made naive of food sources (by being withheld from the wild and then allowed to join roosts) followed roost-mates to new feeding sites, whereas control birds held and released outside of roosts rarely found the local food bonanzas. (5) Birds made knowledgeable of food sources (by being released at new carcasses) joined roosts and led roost-mates to the food on three of 20 occasions. (6) The same individuals switched leader and follower roles depending upon their knowledge of feeding opportunities. Although ravens may form roosts at traditional areas (near stable food sources) that are used for many years, the ravens in Maine frequently shifted roost sites to be near newly discovered carcasses. Information exchange at roosts principally occurred on the night of, or the night before, the roost shift. Social soaring displays assembled birds from a wide area and were associated with mass movements to new roosts formed at nearby food.","container-title":"Animal Behaviour","DOI":"10.1006/anbe.1996.0008","ISSN":"00033472","issue":"1","language":"en","page":"89-103","source":"DOI.org (Crossref)","title":"Raven roosts are mobile information centres","volume":"51","author":[{"family":"Marzluff","given":"John M."},{"family":"Heinrich","given":"Bernd"},{"family":"Marzluff","given":"Colleen S."}],"issued":{"date-parts":[["1996",1]]}}}],"schema":"https://github.com/citation-style-language/schema/raw/master/csl-citation.json"} </w:instrText>
+        <w:instrText xml:space="preserve"> ADDIN ZOTERO_ITEM CSL_CITATION {"citationID":"yE9vXQzD","properties":{"formattedCitation":"(Marzluff et al. 1996)","plainCitation":"(Marzluff et al. 1996)","noteIndex":0},"citationItems":[{"id":70,"uris":["http://zotero.org/users/9968163/items/Z8LZESEZ"],"itemData":{"id":70,"type":"article-journal","abstract":"Vagrant, non-breeding common ravens, Corvus corax, inhabiting the forested mountains of Maine are specialized to feed on rich but ephemeral carcasses of large mammals during the harsh winter months. The foraging and roosting behaviour of free-ranging ravens were studied during the winters of 1988–1990. Ravens quickly assembled at carcasses, and into communal roosts. Six lines of evidence indicate that these roosts function as information centres. (1) Roosts comprised both knowledgeable and naive foragers. (2) Departures from roosts were highly synchronized, with most members departing in one direction. (3) Direction of departure often changed from day to day. (4) Birds made naive of food sources (by being withheld from the wild and then allowed to join roosts) followed roost-mates to new feeding sites, whereas control birds held and released outside of roosts rarely found the local food bonanzas. (5) Birds made knowledgeable of food sources (by being released at new carcasses) joined roosts and led roost-mates to the food on three of 20 occasions. (6) The same individuals switched leader and follower roles depending upon their knowledge of feeding opportunities. Although ravens may form roosts at traditional areas (near stable food sources) that are used for many years, the ravens in Maine frequently shifted roost sites to be near newly discovered carcasses. Information exchange at roosts principally occurred on the night of, or the night before, the roost shift. Social soaring displays assembled birds from a wide area and were associated with mass movements to new roosts formed at nearby food.","container-title":"Animal Behaviour","DOI":"10.1006/anbe.1996.0008","ISSN":"00033472","issue":"1","language":"en","page":"89-103","source":"DOI.org (Crossref)","title":"Raven roosts are mobile information centres","volume":"51","author":[{"family":"Marzluff","given":"John M."},{"family":"Heinrich","given":"Bernd"},{"family":"Marzluff","given":"Colleen S."}],"issued":{"date-parts":[["1996",1]]}}}],"schema":"https://github.com/citation-style-language/schema/raw/master/csl-citation.json"} </w:instrText>
       </w:r>
       <w:r>
         <w:rPr>
@@ -12447,7 +14945,97 @@
           <w:szCs w:val="22"/>
         </w:rPr>
         <w:lastRenderedPageBreak/>
-        <w:t>their territory is more telling as</w:t>
+        <w:t xml:space="preserve">their territory is more telling as a raven without an available food source may follow </w:t>
+      </w:r>
+      <w:r>
+        <w:rPr>
+          <w:rFonts w:ascii="Arial" w:hAnsi="Arial" w:cs="Arial"/>
+          <w:color w:val="000000" w:themeColor="text1"/>
+          <w:sz w:val="22"/>
+          <w:szCs w:val="22"/>
+        </w:rPr>
+        <w:t>another</w:t>
+      </w:r>
+      <w:r>
+        <w:rPr>
+          <w:rFonts w:ascii="Arial" w:hAnsi="Arial" w:cs="Arial"/>
+          <w:color w:val="000000" w:themeColor="text1"/>
+          <w:sz w:val="22"/>
+          <w:szCs w:val="22"/>
+        </w:rPr>
+        <w:t xml:space="preserve"> to take advantage of </w:t>
+      </w:r>
+      <w:r>
+        <w:rPr>
+          <w:rFonts w:ascii="Arial" w:hAnsi="Arial" w:cs="Arial"/>
+          <w:color w:val="000000" w:themeColor="text1"/>
+          <w:sz w:val="22"/>
+          <w:szCs w:val="22"/>
+        </w:rPr>
+        <w:t>its</w:t>
+      </w:r>
+      <w:r>
+        <w:rPr>
+          <w:rFonts w:ascii="Arial" w:hAnsi="Arial" w:cs="Arial"/>
+          <w:color w:val="000000" w:themeColor="text1"/>
+          <w:sz w:val="22"/>
+          <w:szCs w:val="22"/>
+        </w:rPr>
+        <w:t xml:space="preserve"> knowledge </w:t>
+      </w:r>
+      <w:r>
+        <w:rPr>
+          <w:rFonts w:ascii="Arial" w:hAnsi="Arial" w:cs="Arial"/>
+          <w:color w:val="000000" w:themeColor="text1"/>
+          <w:sz w:val="22"/>
+          <w:szCs w:val="22"/>
+        </w:rPr>
+        <w:fldChar w:fldCharType="begin"/>
+      </w:r>
+      <w:r>
+        <w:rPr>
+          <w:rFonts w:ascii="Arial" w:hAnsi="Arial" w:cs="Arial"/>
+          <w:color w:val="000000" w:themeColor="text1"/>
+          <w:sz w:val="22"/>
+          <w:szCs w:val="22"/>
+        </w:rPr>
+        <w:instrText xml:space="preserve"> ADDIN ZOTERO_ITEM CSL_CITATION {"citationID":"cHpYkM1k","properties":{"formattedCitation":"(Marzluff et al. 1996)","plainCitation":"(Marzluff et al. 1996)","noteIndex":0},"citationItems":[{"id":70,"uris":["http://zotero.org/users/9968163/items/Z8LZESEZ"],"itemData":{"id":70,"type":"article-journal","abstract":"Vagrant, non-breeding common ravens, Corvus corax, inhabiting the forested mountains of Maine are specialized to feed on rich but ephemeral carcasses of large mammals during the harsh winter months. The foraging and roosting behaviour of free-ranging ravens were studied during the winters of 1988–1990. Ravens quickly assembled at carcasses, and into communal roosts. Six lines of evidence indicate that these roosts function as information centres. (1) Roosts comprised both knowledgeable and naive foragers. (2) Departures from roosts were highly synchronized, with most members departing in one direction. (3) Direction of departure often changed from day to day. (4) Birds made naive of food sources (by being withheld from the wild and then allowed to join roosts) followed roost-mates to new feeding sites, whereas control birds held and released outside of roosts rarely found the local food bonanzas. (5) Birds made knowledgeable of food sources (by being released at new carcasses) joined roosts and led roost-mates to the food on three of 20 occasions. (6) The same individuals switched leader and follower roles depending upon their knowledge of feeding opportunities. Although ravens may form roosts at traditional areas (near stable food sources) that are used for many years, the ravens in Maine frequently shifted roost sites to be near newly discovered carcasses. Information exchange at roosts principally occurred on the night of, or the night before, the roost shift. Social soaring displays assembled birds from a wide area and were associated with mass movements to new roosts formed at nearby food.","container-title":"Animal Behaviour","DOI":"10.1006/anbe.1996.0008","ISSN":"00033472","issue":"1","language":"en","page":"89-103","source":"DOI.org (Crossref)","title":"Raven roosts are mobile information centres","volume":"51","author":[{"family":"Marzluff","given":"John M."},{"family":"Heinrich","given":"Bernd"},{"family":"Marzluff","given":"Colleen S."}],"issued":{"date-parts":[["1996",1]]}}}],"schema":"https://github.com/citation-style-language/schema/raw/master/csl-citation.json"} </w:instrText>
+      </w:r>
+      <w:r>
+        <w:rPr>
+          <w:rFonts w:ascii="Arial" w:hAnsi="Arial" w:cs="Arial"/>
+          <w:color w:val="000000" w:themeColor="text1"/>
+          <w:sz w:val="22"/>
+          <w:szCs w:val="22"/>
+        </w:rPr>
+        <w:fldChar w:fldCharType="separate"/>
+      </w:r>
+      <w:r>
+        <w:rPr>
+          <w:rFonts w:ascii="Arial" w:hAnsi="Arial" w:cs="Arial"/>
+          <w:color w:val="000000" w:themeColor="text1"/>
+          <w:sz w:val="22"/>
+          <w:szCs w:val="22"/>
+        </w:rPr>
+        <w:t>(Marzluff et al. 1996)</w:t>
+      </w:r>
+      <w:r>
+        <w:rPr>
+          <w:rFonts w:ascii="Arial" w:hAnsi="Arial" w:cs="Arial"/>
+          <w:color w:val="000000" w:themeColor="text1"/>
+          <w:sz w:val="22"/>
+          <w:szCs w:val="22"/>
+        </w:rPr>
+        <w:fldChar w:fldCharType="end"/>
+      </w:r>
+      <w:r>
+        <w:rPr>
+          <w:rFonts w:ascii="Arial" w:hAnsi="Arial" w:cs="Arial"/>
+          <w:color w:val="000000" w:themeColor="text1"/>
+          <w:sz w:val="22"/>
+          <w:szCs w:val="22"/>
+        </w:rPr>
+        <w:t>.</w:t>
       </w:r>
       <w:r>
         <w:rPr>
@@ -12465,52 +15053,52 @@
           <w:sz w:val="22"/>
           <w:szCs w:val="22"/>
         </w:rPr>
-        <w:t xml:space="preserve">a </w:t>
-      </w:r>
-      <w:r>
-        <w:rPr>
-          <w:rFonts w:ascii="Arial" w:hAnsi="Arial" w:cs="Arial"/>
-          <w:color w:val="000000" w:themeColor="text1"/>
-          <w:sz w:val="22"/>
-          <w:szCs w:val="22"/>
-        </w:rPr>
-        <w:t xml:space="preserve">raven without an available food source may follow </w:t>
-      </w:r>
-      <w:r>
-        <w:rPr>
-          <w:rFonts w:ascii="Arial" w:hAnsi="Arial" w:cs="Arial"/>
-          <w:color w:val="000000" w:themeColor="text1"/>
-          <w:sz w:val="22"/>
-          <w:szCs w:val="22"/>
-        </w:rPr>
-        <w:t>another</w:t>
-      </w:r>
-      <w:r>
-        <w:rPr>
-          <w:rFonts w:ascii="Arial" w:hAnsi="Arial" w:cs="Arial"/>
-          <w:color w:val="000000" w:themeColor="text1"/>
-          <w:sz w:val="22"/>
-          <w:szCs w:val="22"/>
-        </w:rPr>
-        <w:t xml:space="preserve"> to take advantage of </w:t>
-      </w:r>
-      <w:r>
-        <w:rPr>
-          <w:rFonts w:ascii="Arial" w:hAnsi="Arial" w:cs="Arial"/>
-          <w:color w:val="000000" w:themeColor="text1"/>
-          <w:sz w:val="22"/>
-          <w:szCs w:val="22"/>
-        </w:rPr>
-        <w:t>its</w:t>
-      </w:r>
-      <w:r>
-        <w:rPr>
-          <w:rFonts w:ascii="Arial" w:hAnsi="Arial" w:cs="Arial"/>
-          <w:color w:val="000000" w:themeColor="text1"/>
-          <w:sz w:val="22"/>
-          <w:szCs w:val="22"/>
-        </w:rPr>
-        <w:t xml:space="preserve"> knowledge </w:t>
+        <w:t>Territorial</w:t>
+      </w:r>
+      <w:r>
+        <w:rPr>
+          <w:rFonts w:ascii="Arial" w:hAnsi="Arial" w:cs="Arial"/>
+          <w:color w:val="000000" w:themeColor="text1"/>
+          <w:sz w:val="22"/>
+          <w:szCs w:val="22"/>
+        </w:rPr>
+        <w:t xml:space="preserve"> ravens can benefit from shared knowledge regardless of if they participate in communal roosts </w:t>
+      </w:r>
+      <w:r>
+        <w:rPr>
+          <w:rFonts w:ascii="Arial" w:hAnsi="Arial" w:cs="Arial"/>
+          <w:color w:val="000000" w:themeColor="text1"/>
+          <w:sz w:val="22"/>
+          <w:szCs w:val="22"/>
+        </w:rPr>
+        <w:t>there are core</w:t>
+      </w:r>
+      <w:r>
+        <w:rPr>
+          <w:rFonts w:ascii="Arial" w:hAnsi="Arial" w:cs="Arial"/>
+          <w:color w:val="000000" w:themeColor="text1"/>
+          <w:sz w:val="22"/>
+          <w:szCs w:val="22"/>
+        </w:rPr>
+        <w:t xml:space="preserve"> </w:t>
+      </w:r>
+      <w:r>
+        <w:rPr>
+          <w:rFonts w:ascii="Arial" w:hAnsi="Arial" w:cs="Arial"/>
+          <w:color w:val="000000" w:themeColor="text1"/>
+          <w:sz w:val="22"/>
+          <w:szCs w:val="22"/>
+        </w:rPr>
+        <w:t xml:space="preserve">locations for </w:t>
+      </w:r>
+      <w:r>
+        <w:rPr>
+          <w:rFonts w:ascii="Arial" w:hAnsi="Arial" w:cs="Arial"/>
+          <w:color w:val="000000" w:themeColor="text1"/>
+          <w:sz w:val="22"/>
+          <w:szCs w:val="22"/>
+        </w:rPr>
+        <w:t xml:space="preserve">information sharing </w:t>
       </w:r>
       <w:r>
         <w:rPr>
@@ -12528,124 +15116,7 @@
           <w:sz w:val="22"/>
           <w:szCs w:val="22"/>
         </w:rPr>
-        <w:instrText xml:space="preserve"> ADDIN ZOTERO_ITEM CSL_CITATION {"citationID":"cHpYkM1k","properties":{"formattedCitation":"(Marzluff et al. 1996)","plainCitation":"(Marzluff et al. 1996)","noteIndex":0},"citationItems":[{"id":63,"uris":["http://zotero.org/users/9968163/items/Z8LZESEZ"],"itemData":{"id":63,"type":"article-journal","abstract":"Vagrant, non-breeding common ravens, Corvus corax, inhabiting the forested mountains of Maine are specialized to feed on rich but ephemeral carcasses of large mammals during the harsh winter months. The foraging and roosting behaviour of free-ranging ravens were studied during the winters of 1988–1990. Ravens quickly assembled at carcasses, and into communal roosts. Six lines of evidence indicate that these roosts function as information centres. (1) Roosts comprised both knowledgeable and naive foragers. (2) Departures from roosts were highly synchronized, with most members departing in one direction. (3) Direction of departure often changed from day to day. (4) Birds made naive of food sources (by being withheld from the wild and then allowed to join roosts) followed roost-mates to new feeding sites, whereas control birds held and released outside of roosts rarely found the local food bonanzas. (5) Birds made knowledgeable of food sources (by being released at new carcasses) joined roosts and led roost-mates to the food on three of 20 occasions. (6) The same individuals switched leader and follower roles depending upon their knowledge of feeding opportunities. Although ravens may form roosts at traditional areas (near stable food sources) that are used for many years, the ravens in Maine frequently shifted roost sites to be near newly discovered carcasses. Information exchange at roosts principally occurred on the night of, or the night before, the roost shift. Social soaring displays assembled birds from a wide area and were associated with mass movements to new roosts formed at nearby food.","container-title":"Animal Behaviour","DOI":"10.1006/anbe.1996.0008","ISSN":"00033472","issue":"1","language":"en","page":"89-103","source":"DOI.org (Crossref)","title":"Raven roosts are mobile information centres","volume":"51","author":[{"family":"Marzluff","given":"John M."},{"family":"Heinrich","given":"Bernd"},{"family":"Marzluff","given":"Colleen S."}],"issued":{"date-parts":[["1996",1]]}}}],"schema":"https://github.com/citation-style-language/schema/raw/master/csl-citation.json"} </w:instrText>
-      </w:r>
-      <w:r>
-        <w:rPr>
-          <w:rFonts w:ascii="Arial" w:hAnsi="Arial" w:cs="Arial"/>
-          <w:color w:val="000000" w:themeColor="text1"/>
-          <w:sz w:val="22"/>
-          <w:szCs w:val="22"/>
-        </w:rPr>
-        <w:fldChar w:fldCharType="separate"/>
-      </w:r>
-      <w:r>
-        <w:rPr>
-          <w:rFonts w:ascii="Arial" w:hAnsi="Arial" w:cs="Arial"/>
-          <w:color w:val="000000" w:themeColor="text1"/>
-          <w:sz w:val="22"/>
-          <w:szCs w:val="22"/>
-        </w:rPr>
-        <w:t>(Marzluff et al. 1996)</w:t>
-      </w:r>
-      <w:r>
-        <w:rPr>
-          <w:rFonts w:ascii="Arial" w:hAnsi="Arial" w:cs="Arial"/>
-          <w:color w:val="000000" w:themeColor="text1"/>
-          <w:sz w:val="22"/>
-          <w:szCs w:val="22"/>
-        </w:rPr>
-        <w:fldChar w:fldCharType="end"/>
-      </w:r>
-      <w:r>
-        <w:rPr>
-          <w:rFonts w:ascii="Arial" w:hAnsi="Arial" w:cs="Arial"/>
-          <w:color w:val="000000" w:themeColor="text1"/>
-          <w:sz w:val="22"/>
-          <w:szCs w:val="22"/>
-        </w:rPr>
-        <w:t>.</w:t>
-      </w:r>
-      <w:r>
-        <w:rPr>
-          <w:rFonts w:ascii="Arial" w:hAnsi="Arial" w:cs="Arial"/>
-          <w:color w:val="000000" w:themeColor="text1"/>
-          <w:sz w:val="22"/>
-          <w:szCs w:val="22"/>
-        </w:rPr>
-        <w:t xml:space="preserve"> </w:t>
-      </w:r>
-      <w:r>
-        <w:rPr>
-          <w:rFonts w:ascii="Arial" w:hAnsi="Arial" w:cs="Arial"/>
-          <w:color w:val="000000" w:themeColor="text1"/>
-          <w:sz w:val="22"/>
-          <w:szCs w:val="22"/>
-        </w:rPr>
-        <w:t>Territorial</w:t>
-      </w:r>
-      <w:r>
-        <w:rPr>
-          <w:rFonts w:ascii="Arial" w:hAnsi="Arial" w:cs="Arial"/>
-          <w:color w:val="000000" w:themeColor="text1"/>
-          <w:sz w:val="22"/>
-          <w:szCs w:val="22"/>
-        </w:rPr>
-        <w:t xml:space="preserve"> ravens can benefit from shared knowledge regardless of if they participate in communal roosts </w:t>
-      </w:r>
-      <w:r>
-        <w:rPr>
-          <w:rFonts w:ascii="Arial" w:hAnsi="Arial" w:cs="Arial"/>
-          <w:color w:val="000000" w:themeColor="text1"/>
-          <w:sz w:val="22"/>
-          <w:szCs w:val="22"/>
-        </w:rPr>
-        <w:t>there are core</w:t>
-      </w:r>
-      <w:r>
-        <w:rPr>
-          <w:rFonts w:ascii="Arial" w:hAnsi="Arial" w:cs="Arial"/>
-          <w:color w:val="000000" w:themeColor="text1"/>
-          <w:sz w:val="22"/>
-          <w:szCs w:val="22"/>
-        </w:rPr>
-        <w:t xml:space="preserve"> </w:t>
-      </w:r>
-      <w:r>
-        <w:rPr>
-          <w:rFonts w:ascii="Arial" w:hAnsi="Arial" w:cs="Arial"/>
-          <w:color w:val="000000" w:themeColor="text1"/>
-          <w:sz w:val="22"/>
-          <w:szCs w:val="22"/>
-        </w:rPr>
-        <w:t xml:space="preserve">locations for </w:t>
-      </w:r>
-      <w:r>
-        <w:rPr>
-          <w:rFonts w:ascii="Arial" w:hAnsi="Arial" w:cs="Arial"/>
-          <w:color w:val="000000" w:themeColor="text1"/>
-          <w:sz w:val="22"/>
-          <w:szCs w:val="22"/>
-        </w:rPr>
-        <w:t xml:space="preserve">information sharing </w:t>
-      </w:r>
-      <w:r>
-        <w:rPr>
-          <w:rFonts w:ascii="Arial" w:hAnsi="Arial" w:cs="Arial"/>
-          <w:color w:val="000000" w:themeColor="text1"/>
-          <w:sz w:val="22"/>
-          <w:szCs w:val="22"/>
-        </w:rPr>
-        <w:fldChar w:fldCharType="begin"/>
-      </w:r>
-      <w:r>
-        <w:rPr>
-          <w:rFonts w:ascii="Arial" w:hAnsi="Arial" w:cs="Arial"/>
-          <w:color w:val="000000" w:themeColor="text1"/>
-          <w:sz w:val="22"/>
-          <w:szCs w:val="22"/>
-        </w:rPr>
-        <w:instrText xml:space="preserve"> ADDIN ZOTERO_ITEM CSL_CITATION {"citationID":"0u5ohYeQ","properties":{"unsorted":false,"formattedCitation":"(Marzluff et al. 1996)","plainCitation":"(Marzluff et al. 1996)","noteIndex":0},"citationItems":[{"id":63,"uris":["http://zotero.org/users/9968163/items/Z8LZESEZ"],"itemData":{"id":63,"type":"article-journal","abstract":"Vagrant, non-breeding common ravens, Corvus corax, inhabiting the forested mountains of Maine are specialized to feed on rich but ephemeral carcasses of large mammals during the harsh winter months. The foraging and roosting behaviour of free-ranging ravens were studied during the winters of 1988–1990. Ravens quickly assembled at carcasses, and into communal roosts. Six lines of evidence indicate that these roosts function as information centres. (1) Roosts comprised both knowledgeable and naive foragers. (2) Departures from roosts were highly synchronized, with most members departing in one direction. (3) Direction of departure often changed from day to day. (4) Birds made naive of food sources (by being withheld from the wild and then allowed to join roosts) followed roost-mates to new feeding sites, whereas control birds held and released outside of roosts rarely found the local food bonanzas. (5) Birds made knowledgeable of food sources (by being released at new carcasses) joined roosts and led roost-mates to the food on three of 20 occasions. (6) The same individuals switched leader and follower roles depending upon their knowledge of feeding opportunities. Although ravens may form roosts at traditional areas (near stable food sources) that are used for many years, the ravens in Maine frequently shifted roost sites to be near newly discovered carcasses. Information exchange at roosts principally occurred on the night of, or the night before, the roost shift. Social soaring displays assembled birds from a wide area and were associated with mass movements to new roosts formed at nearby food.","container-title":"Animal Behaviour","DOI":"10.1006/anbe.1996.0008","ISSN":"00033472","issue":"1","language":"en","page":"89-103","source":"DOI.org (Crossref)","title":"Raven roosts are mobile information centres","volume":"51","author":[{"family":"Marzluff","given":"John M."},{"family":"Heinrich","given":"Bernd"},{"family":"Marzluff","given":"Colleen S."}],"issued":{"date-parts":[["1996",1]]}}}],"schema":"https://github.com/citation-style-language/schema/raw/master/csl-citation.json"} </w:instrText>
+        <w:instrText xml:space="preserve"> ADDIN ZOTERO_ITEM CSL_CITATION {"citationID":"0u5ohYeQ","properties":{"unsorted":false,"formattedCitation":"(Marzluff et al. 1996)","plainCitation":"(Marzluff et al. 1996)","noteIndex":0},"citationItems":[{"id":70,"uris":["http://zotero.org/users/9968163/items/Z8LZESEZ"],"itemData":{"id":70,"type":"article-journal","abstract":"Vagrant, non-breeding common ravens, Corvus corax, inhabiting the forested mountains of Maine are specialized to feed on rich but ephemeral carcasses of large mammals during the harsh winter months. The foraging and roosting behaviour of free-ranging ravens were studied during the winters of 1988–1990. Ravens quickly assembled at carcasses, and into communal roosts. Six lines of evidence indicate that these roosts function as information centres. (1) Roosts comprised both knowledgeable and naive foragers. (2) Departures from roosts were highly synchronized, with most members departing in one direction. (3) Direction of departure often changed from day to day. (4) Birds made naive of food sources (by being withheld from the wild and then allowed to join roosts) followed roost-mates to new feeding sites, whereas control birds held and released outside of roosts rarely found the local food bonanzas. (5) Birds made knowledgeable of food sources (by being released at new carcasses) joined roosts and led roost-mates to the food on three of 20 occasions. (6) The same individuals switched leader and follower roles depending upon their knowledge of feeding opportunities. Although ravens may form roosts at traditional areas (near stable food sources) that are used for many years, the ravens in Maine frequently shifted roost sites to be near newly discovered carcasses. Information exchange at roosts principally occurred on the night of, or the night before, the roost shift. Social soaring displays assembled birds from a wide area and were associated with mass movements to new roosts formed at nearby food.","container-title":"Animal Behaviour","DOI":"10.1006/anbe.1996.0008","ISSN":"00033472","issue":"1","language":"en","page":"89-103","source":"DOI.org (Crossref)","title":"Raven roosts are mobile information centres","volume":"51","author":[{"family":"Marzluff","given":"John M."},{"family":"Heinrich","given":"Bernd"},{"family":"Marzluff","given":"Colleen S."}],"issued":{"date-parts":[["1996",1]]}}}],"schema":"https://github.com/citation-style-language/schema/raw/master/csl-citation.json"} </w:instrText>
       </w:r>
       <w:r>
         <w:rPr>
@@ -13020,7 +15491,7 @@
           <w:sz w:val="22"/>
           <w:szCs w:val="22"/>
         </w:rPr>
-        <w:instrText xml:space="preserve"> ADDIN ZOTERO_ITEM CSL_CITATION {"citationID":"izcSz9k3","properties":{"unsorted":false,"formattedCitation":"(Wright et al. 2006)","plainCitation":"(Wright et al. 2006)","noteIndex":0},"citationItems":[{"id":1914,"uris":["http://zotero.org/users/9968163/items/5BGP9SWG"],"itemData":{"id":1914,"type":"article-journal","abstract":"We compared selection of northern Yellowstone elk (Cervus elaphus) by hunters in the Gardiner Late Hunt and northern Yellowstone wolves (Canis lupus) with regard to sex, age, and impacts to recruitment. We compared harvest data from 1996–2001 with wolf-killed elk data from 1995–2001. We assessed the effects of hunting and wolf predation on reproductive female elk by constructing a life table and calculating reproductive values for females in the northern Yellowstone herd. We devised an index of total reproductive impact to measure impacts to calf production due to hunting and wolf predation. The age classes of female elk selected by wolves and hunters were significantly different. Hunters selected a large proportion of female elk with the greatest reproductive values, whereas wolves selected a large proportion of elk calves and older females with low reproductive values. The mean age of adult females killed by hunters throughout the study period was 6.5 years, whereas the mean age of adult females killed by wolves was 13.9 years. Hunting exerted a greater total reproductive impact on the herd than wolf predation. The combined effects of hunters killing prime-aged females (2–9 yr old), wolves killing calves, and predation by other predators has the potential to limit the elk population in the future. Yellowstone is unique in this regard because multiple predators that occur sympatrically, including hunters, wolves, grizzly bears (Ursus arctos), black bears (Ursus americanus), cougars (Felis concolor), and coyotes (Canis latrans), all prey on elk. Using an Adaptive Harvest Management process the known female elk harvest during the Gardiner Late Hunt has been reduced by 72% from 2,221 elk in 1997 to 620 elk in 2004. In the future, hunting harvest levels may be reduced further to partially offset elk losses to wolves, other predators, and environmental factors.","container-title":"The Journal of Wildlife Management","DOI":"10.2193/0022-541X(2006)70[1070:SONYEB]2.0.CO;2","ISSN":"1937-2817","issue":"4","language":"en","license":"2006 The Wildlife Society","note":"_eprint: https://wildlife.onlinelibrary.wiley.com/doi/pdf/10.2193/0022-541X%282006%2970%5B1070%3ASONYEB%5D2.0.CO%3B2","page":"1070-1078","source":"Wiley Online Library","title":"Selection of Northern Yellowstone Elk by Gray Wolves and Hunters","volume":"70","author":[{"family":"Wright","given":"Gregory J."},{"family":"Peterson","given":"Rolf O."},{"family":"Smith","given":"Douglas W."},{"family":"Lemke","given":"Thomas O."}],"issued":{"date-parts":[["2006"]]}}}],"schema":"https://github.com/citation-style-language/schema/raw/master/csl-citation.json"} </w:instrText>
+        <w:instrText xml:space="preserve"> ADDIN ZOTERO_ITEM CSL_CITATION {"citationID":"izcSz9k3","properties":{"unsorted":false,"formattedCitation":"(Wright et al. 2006)","plainCitation":"(Wright et al. 2006)","noteIndex":0},"citationItems":[{"id":1901,"uris":["http://zotero.org/users/9968163/items/5BGP9SWG"],"itemData":{"id":1901,"type":"article-journal","abstract":"We compared selection of northern Yellowstone elk (Cervus elaphus) by hunters in the Gardiner Late Hunt and northern Yellowstone wolves (Canis lupus) with regard to sex, age, and impacts to recruitment. We compared harvest data from 1996–2001 with wolf-killed elk data from 1995–2001. We assessed the effects of hunting and wolf predation on reproductive female elk by constructing a life table and calculating reproductive values for females in the northern Yellowstone herd. We devised an index of total reproductive impact to measure impacts to calf production due to hunting and wolf predation. The age classes of female elk selected by wolves and hunters were significantly different. Hunters selected a large proportion of female elk with the greatest reproductive values, whereas wolves selected a large proportion of elk calves and older females with low reproductive values. The mean age of adult females killed by hunters throughout the study period was 6.5 years, whereas the mean age of adult females killed by wolves was 13.9 years. Hunting exerted a greater total reproductive impact on the herd than wolf predation. The combined effects of hunters killing prime-aged females (2–9 yr old), wolves killing calves, and predation by other predators has the potential to limit the elk population in the future. Yellowstone is unique in this regard because multiple predators that occur sympatrically, including hunters, wolves, grizzly bears (Ursus arctos), black bears (Ursus americanus), cougars (Felis concolor), and coyotes (Canis latrans), all prey on elk. Using an Adaptive Harvest Management process the known female elk harvest during the Gardiner Late Hunt has been reduced by 72% from 2,221 elk in 1997 to 620 elk in 2004. In the future, hunting harvest levels may be reduced further to partially offset elk losses to wolves, other predators, and environmental factors.","citation-key":"wrightSelectionNorthernYellowstone2006a","container-title":"The Journal of Wildlife Management","DOI":"10.2193/0022-541X(2006)70[1070:SONYEB]2.0.CO;2","ISSN":"1937-2817","issue":"4","language":"en","license":"2006 The Wildlife Society","note":"_eprint: https://wildlife.onlinelibrary.wiley.com/doi/pdf/10.2193/0022-541X%282006%2970%5B1070%3ASONYEB%5D2.0.CO%3B2","page":"1070-1078","source":"Wiley Online Library","title":"Selection of Northern Yellowstone Elk by Gray Wolves and Hunters","volume":"70","author":[{"family":"Wright","given":"Gregory J."},{"family":"Peterson","given":"Rolf O."},{"family":"Smith","given":"Douglas W."},{"family":"Lemke","given":"Thomas O."}],"issued":{"date-parts":[["2006"]]}}}],"schema":"https://github.com/citation-style-language/schema/raw/master/csl-citation.json"} </w:instrText>
       </w:r>
       <w:r>
         <w:rPr>
@@ -13129,7 +15600,7 @@
           <w:sz w:val="22"/>
           <w:szCs w:val="22"/>
         </w:rPr>
-        <w:instrText xml:space="preserve"> ADDIN ZOTERO_ITEM CSL_CITATION {"citationID":"O4SuKLnf","properties":{"unsorted":false,"formattedCitation":"(Cassidy et al. 2025)","plainCitation":"(Cassidy et al. 2025)","noteIndex":0},"citationItems":[{"id":1023,"uris":["http://zotero.org/users/9968163/items/CQDXIF5Z"],"itemData":{"id":1023,"type":"article-journal","citation-key":"cassidyYellowstoneNationalPark2025","container-title":"National Park Service, Yellowstone Center for Resources, Yellowstone National Park, WY, USA, YCR-2025-01","title":"Yellowstone National Park Wolf, Cougar, and Elk Project Annual Report 2024","author":[{"family":"Cassidy","given":"Kira A"},{"family":"Stahler","given":"Dan R"},{"family":"Stahler","given":"Erin","suffix":"A"},{"family":"Metz","given":"Matthew"},{"family":"SunderRaj","given":"Jeremy"},{"family":"Rabe","given":"Taylor"},{"family":"Rabe","given":"Jack"},{"family":"Tatton","given":"Nicole"},{"family":"Packila","given":"Mark"},{"family":"Cassidy","given":"Brenna"},{"family":"Lacey","given":"Claire"},{"family":"Scott","given":"Gordon"},{"family":"Ho","given":"Cameron"}],"issued":{"date-parts":[["2025"]]}}}],"schema":"https://github.com/citation-style-language/schema/raw/master/csl-citation.json"} </w:instrText>
+        <w:instrText xml:space="preserve"> ADDIN ZOTERO_ITEM CSL_CITATION {"citationID":"O4SuKLnf","properties":{"unsorted":false,"formattedCitation":"(Cassidy et al. 2025)","plainCitation":"(Cassidy et al. 2025)","noteIndex":0},"citationItems":[{"id":1016,"uris":["http://zotero.org/users/9968163/items/CQDXIF5Z"],"itemData":{"id":1016,"type":"article-journal","citation-key":"cassidyYellowstoneNationalPark2025","container-title":"National Park Service, Yellowstone Center for Resources, Yellowstone National Park, WY, USA, YCR-2025-01","title":"Yellowstone National Park Wolf, Cougar, and Elk Project Annual Report 2024","author":[{"family":"Cassidy","given":"Kira A"},{"family":"Stahler","given":"Dan R"},{"family":"Stahler","given":"Erin","suffix":"A"},{"family":"Metz","given":"Matthew"},{"family":"SunderRaj","given":"Jeremy"},{"family":"Rabe","given":"Taylor"},{"family":"Rabe","given":"Jack"},{"family":"Tatton","given":"Nicole"},{"family":"Packila","given":"Mark"},{"family":"Cassidy","given":"Brenna"},{"family":"Lacey","given":"Claire"},{"family":"Scott","given":"Gordon"},{"family":"Ho","given":"Cameron"}],"issued":{"date-parts":[["2025"]]}}}],"schema":"https://github.com/citation-style-language/schema/raw/master/csl-citation.json"} </w:instrText>
       </w:r>
       <w:r>
         <w:rPr>
@@ -13237,7 +15708,7 @@
           <w:sz w:val="22"/>
           <w:szCs w:val="22"/>
         </w:rPr>
-        <w:instrText xml:space="preserve"> ADDIN ZOTERO_ITEM CSL_CITATION {"citationID":"WwB9cnHC","properties":{"unsorted":false,"formattedCitation":"(Wilmers et al. 2003{\\i{}b})","plainCitation":"(Wilmers et al. 2003b)","noteIndex":0},"citationItems":[{"id":74,"uris":["http://zotero.org/users/9968163/items/CP2GY75A"],"itemData":{"id":74,"type":"article-journal","abstract":"The Greater Yellowstone Ecosystem in the northern Rocky Mountains provides the context for a natural experiment to investigate the response of consumers to resources with differing spatial and temporal dispersion regimes. Grey wolves (Canis lupus) and human hunters both provide resource subsidies to scavengers by provisioning them with the remains of their kills. Carrion from hunter kills is highly aggregated in time and space whereas carrion from wolf kills is more dispersed in both time and space. We estimated the total amount of carrion consumed by each scavenger species at both wolf and hunter kills over 4 years. Species with large feeding radii [bald eagles (Haliaeetus leucocephalus) and ravens (Corvus corax)], defined as the area over which a consumer can efficiently locate and integrate resources, dominated consumption at the highly aggregated hunter kills whereas competitively dominant species [coyotes (Canis latrans)] dominated at the more dispersed wolf kills. In addition, species diversity and the evenness of carrion consumption between scavengers was greater at wolf kills than at hunter kills while the total number of scavengers at hunter kills exceeded those at wolf kills. From a community perspective, the top–down effect of predation is likely to be stronger in the vicinity of highly aggregated resource pulses as species with large feeding radii switch to feeding on alternative prey once the resource pulse subsides.","container-title":"Ecology Letters","DOI":"10.1046/j.1461-0248.2003.00522.x","ISSN":"1461-0248","issue":"11","language":"en","note":"_eprint: https://onlinelibrary.wiley.com/doi/pdf/10.1046/j.1461-0248.2003.00522.x","page":"996-1003","source":"Wiley Online Library","title":"Resource dispersion and consumer dominance: scavenging at wolf- and hunter-killed carcasses in Greater Yellowstone, USA","title-short":"Resource dispersion and consumer dominance","volume":"6","author":[{"family":"Wilmers","given":"Christopher C."},{"family":"Stahler","given":"Daniel R."},{"family":"Crabtree","given":"Robert L."},{"family":"Smith","given":"Douglas W."},{"family":"Getz","given":"Wayne M."}],"issued":{"date-parts":[["2003"]]}}}],"schema":"https://github.com/citation-style-language/schema/raw/master/csl-citation.json"} </w:instrText>
+        <w:instrText xml:space="preserve"> ADDIN ZOTERO_ITEM CSL_CITATION {"citationID":"WwB9cnHC","properties":{"unsorted":false,"formattedCitation":"(Wilmers et al. 2003{\\i{}b})","plainCitation":"(Wilmers et al. 2003b)","noteIndex":0},"citationItems":[{"id":12,"uris":["http://zotero.org/users/9968163/items/CP2GY75A"],"itemData":{"id":12,"type":"article-journal","abstract":"The Greater Yellowstone Ecosystem in the northern Rocky Mountains provides the context for a natural experiment to investigate the response of consumers to resources with differing spatial and temporal dispersion regimes. Grey wolves (Canis lupus) and human hunters both provide resource subsidies to scavengers by provisioning them with the remains of their kills. Carrion from hunter kills is highly aggregated in time and space whereas carrion from wolf kills is more dispersed in both time and space. We estimated the total amount of carrion consumed by each scavenger species at both wolf and hunter kills over 4 years. Species with large feeding radii [bald eagles (Haliaeetus leucocephalus) and ravens (Corvus corax)], defined as the area over which a consumer can efficiently locate and integrate resources, dominated consumption at the highly aggregated hunter kills whereas competitively dominant species [coyotes (Canis latrans)] dominated at the more dispersed wolf kills. In addition, species diversity and the evenness of carrion consumption between scavengers was greater at wolf kills than at hunter kills while the total number of scavengers at hunter kills exceeded those at wolf kills. From a community perspective, the top–down effect of predation is likely to be stronger in the vicinity of highly aggregated resource pulses as species with large feeding radii switch to feeding on alternative prey once the resource pulse subsides.","container-title":"Ecology Letters","DOI":"10.1046/j.1461-0248.2003.00522.x","ISSN":"1461-0248","issue":"11","language":"en","note":"_eprint: https://onlinelibrary.wiley.com/doi/pdf/10.1046/j.1461-0248.2003.00522.x","page":"996-1003","source":"Wiley Online Library","title":"Resource dispersion and consumer dominance: scavenging at wolf- and hunter-killed carcasses in Greater Yellowstone, USA","title-short":"Resource dispersion and consumer dominance","volume":"6","author":[{"family":"Wilmers","given":"Christopher C."},{"family":"Stahler","given":"Daniel R."},{"family":"Crabtree","given":"Robert L."},{"family":"Smith","given":"Douglas W."},{"family":"Getz","given":"Wayne M."}],"issued":{"date-parts":[["2003"]]}}}],"schema":"https://github.com/citation-style-language/schema/raw/master/csl-citation.json"} </w:instrText>
       </w:r>
       <w:r>
         <w:rPr>
@@ -13314,7 +15785,7 @@
           <w:sz w:val="22"/>
           <w:szCs w:val="22"/>
         </w:rPr>
-        <w:instrText xml:space="preserve"> ADDIN ZOTERO_ITEM CSL_CITATION {"citationID":"hO6B3dQ8","properties":{"unsorted":false,"formattedCitation":"(Ho et al. 2023)","plainCitation":"(Ho et al. 2023)","noteIndex":0},"citationItems":[{"id":880,"uris":["http://zotero.org/users/9968163/items/Y2CXWCS8"],"itemData":{"id":880,"type":"article-journal","abstract":"&lt;p&gt;Anthropogenic food subsidies can alter ecosystem processes, such as competition, predation, or nutrient transfer, and may strongly affect protected areas. Increasing recreation and ecotourism often create food subsidies, especially in the surrounding lands through fast-growing gateway communities. How the effects of these subsidies extend into protected areas when animals move across boundaries remains largely unexplored. We addressed this question by studying the movement and foraging of common ravens (&lt;italic&gt;Corvus corax)&lt;/italic&gt;, opportunistic scavengers that are well known to feed on predator kills and on anthropogenic food subsidies. We analyzed spatiotemporal data from 57 global positioning system (GPS)-tagged ravens, trapped within or close to Yellowstone National Park, to study their seasonal use of natural and anthropogenic food sources. Although Yellowstone National Park contains a full suite of native predators and ravens can be observed at virtually every kill site, we show that anthropogenic subsidies were utilized to a much greater extent than other natural resources, especially during winter. Important subsidies included gut piles of harvested game animals left by hunters, fat present on wastewater settling ponds, roadkill, and waste from agricultural and urban activities. These subsidies were distributed over vast areas beyond Yellowstone National Park. During fall/winter, ravens traveled longer distances (21.9 vs. 13 km) and spent more time outside Yellowstone National Park (73% of GPS points outside), mostly feeding on anthropogenic subsidies, than in spring/summer (42% of GPS points outside). This difference between seasons was more pronounced for individuals holding territories within the protected area than for those without territories. The large area over which ravens used anthropogenic food subsidies (within more than 100 km of Yellowstone National Park) affects the park’s raven population and the scavenging services they provide. We suggest that the scale of resource use must be considered by managers seeking to control expanding raven populations elsewhere.&lt;/p&gt;","container-title":"Frontiers in Bird Science","DOI":"10.3389/fbirs.2023.1119507","ISSN":"2813-3870","journalAbbreviation":"Front. Bird Sci.","language":"English","publisher":"Frontiers","source":"Frontiers","title":"Scavengers use natural and anthropogenic resources connecting protected areas with surrounding lands","URL":"https://www.frontiersin.org/journals/bird-science/articles/10.3389/fbirs.2023.1119507/full","volume":"2","author":[{"family":"Ho","given":"Cameron"},{"family":"Marzluff","given":"John M."},{"family":"Stahler","given":"Daniel R."},{"family":"Smith","given":"Douglas W."},{"family":"Mueller","given":"Thomas"},{"family":"Wikelski","given":"Martin"},{"family":"Safi","given":"Kamran"},{"family":"Loretto","given":"Matthias-Claudio"}],"accessed":{"date-parts":[["2025",2,19]]},"issued":{"date-parts":[["2023",6,27]]}}}],"schema":"https://github.com/citation-style-language/schema/raw/master/csl-citation.json"} </w:instrText>
+        <w:instrText xml:space="preserve"> ADDIN ZOTERO_ITEM CSL_CITATION {"citationID":"hO6B3dQ8","properties":{"unsorted":false,"formattedCitation":"(Ho et al. 2023)","plainCitation":"(Ho et al. 2023)","noteIndex":0},"citationItems":[{"id":917,"uris":["http://zotero.org/users/9968163/items/Y2CXWCS8"],"itemData":{"id":917,"type":"article-journal","abstract":"&lt;p&gt;Anthropogenic food subsidies can alter ecosystem processes, such as competition, predation, or nutrient transfer, and may strongly affect protected areas. Increasing recreation and ecotourism often create food subsidies, especially in the surrounding lands through fast-growing gateway communities. How the effects of these subsidies extend into protected areas when animals move across boundaries remains largely unexplored. We addressed this question by studying the movement and foraging of common ravens (&lt;italic&gt;Corvus corax)&lt;/italic&gt;, opportunistic scavengers that are well known to feed on predator kills and on anthropogenic food subsidies. We analyzed spatiotemporal data from 57 global positioning system (GPS)-tagged ravens, trapped within or close to Yellowstone National Park, to study their seasonal use of natural and anthropogenic food sources. Although Yellowstone National Park contains a full suite of native predators and ravens can be observed at virtually every kill site, we show that anthropogenic subsidies were utilized to a much greater extent than other natural resources, especially during winter. Important subsidies included gut piles of harvested game animals left by hunters, fat present on wastewater settling ponds, roadkill, and waste from agricultural and urban activities. These subsidies were distributed over vast areas beyond Yellowstone National Park. During fall/winter, ravens traveled longer distances (21.9 vs. 13 km) and spent more time outside Yellowstone National Park (73% of GPS points outside), mostly feeding on anthropogenic subsidies, than in spring/summer (42% of GPS points outside). This difference between seasons was more pronounced for individuals holding territories within the protected area than for those without territories. The large area over which ravens used anthropogenic food subsidies (within more than 100 km of Yellowstone National Park) affects the park’s raven population and the scavenging services they provide. We suggest that the scale of resource use must be considered by managers seeking to control expanding raven populations elsewhere.&lt;/p&gt;","container-title":"Frontiers in Bird Science","DOI":"10.3389/fbirs.2023.1119507","ISSN":"2813-3870","journalAbbreviation":"Front. Bird Sci.","language":"English","publisher":"Frontiers","source":"Frontiers","title":"Scavengers use natural and anthropogenic resources connecting protected areas with surrounding lands","URL":"https://www.frontiersin.org/journals/bird-science/articles/10.3389/fbirs.2023.1119507/full","volume":"2","author":[{"family":"Ho","given":"Cameron"},{"family":"Marzluff","given":"John M."},{"family":"Stahler","given":"Daniel R."},{"family":"Smith","given":"Douglas W."},{"family":"Mueller","given":"Thomas"},{"family":"Wikelski","given":"Martin"},{"family":"Safi","given":"Kamran"},{"family":"Loretto","given":"Matthias-Claudio"}],"accessed":{"date-parts":[["2025",2,19]]},"issued":{"date-parts":[["2023",6,27]]}}}],"schema":"https://github.com/citation-style-language/schema/raw/master/csl-citation.json"} </w:instrText>
       </w:r>
       <w:r>
         <w:rPr>
@@ -13494,7 +15965,7 @@
           <w:sz w:val="22"/>
           <w:szCs w:val="22"/>
         </w:rPr>
-        <w:instrText xml:space="preserve"> ADDIN ZOTERO_ITEM CSL_CITATION {"citationID":"7A7COZ0N","properties":{"unsorted":false,"formattedCitation":"(Walker et al. 2018)","plainCitation":"(Walker et al. 2018)","noteIndex":0},"citationItems":[{"id":88,"uris":["http://zotero.org/users/9968163/items/QYPZ7UF9"],"itemData":{"id":88,"type":"article-journal","abstract":"Top predators have cascading effects throughout the food web, but their impacts on scavenger abundance are largely unknown. Gray wolves (Canis lupus) provide carrion to a suite of scavenger species, including the common raven (Corvus corax). Ravens are wide</w:instrText>
+        <w:instrText xml:space="preserve"> ADDIN ZOTERO_ITEM CSL_CITATION {"citationID":"7A7COZ0N","properties":{"unsorted":false,"formattedCitation":"(Walker et al. 2018)","plainCitation":"(Walker et al. 2018)","noteIndex":0},"citationItems":[{"id":21,"uris":["http://zotero.org/users/9968163/items/QYPZ7UF9"],"itemData":{"id":21,"type":"article-journal","abstract":"Top predators have cascading effects throughout the food web, but their impacts on scavenger abundance are largely unknown. Gray wolves (Canis lupus) provide carrion to a suite of scavenger species, including the common raven (Corvus corax). Ravens are wide</w:instrText>
       </w:r>
       <w:r>
         <w:rPr>
@@ -13821,7 +16292,55 @@
       </w:r>
     </w:p>
   </w:comment>
-  <w:comment w:id="7" w:author="Cameron Ho" w:date="2026-04-09T16:35:00Z" w:initials="CH">
+  <w:comment w:id="7" w:author="Cameron Ho" w:date="2026-04-25T11:45:00Z" w:initials="CH">
+    <w:p>
+      <w:pPr>
+        <w:pStyle w:val="CommentText"/>
+      </w:pPr>
+      <w:r>
+        <w:rPr>
+          <w:rStyle w:val="CommentReference"/>
+        </w:rPr>
+        <w:annotationRef/>
+      </w:r>
+      <w:r>
+        <w:t>Where should this go in the order? It references the hunting season and hunting polygons, so seems like it has to go after both of those</w:t>
+      </w:r>
+    </w:p>
+  </w:comment>
+  <w:comment w:id="8" w:author="Cameron Ho" w:date="2026-04-25T12:24:00Z" w:initials="CH">
+    <w:p>
+      <w:pPr>
+        <w:pStyle w:val="CommentText"/>
+      </w:pPr>
+      <w:r>
+        <w:rPr>
+          <w:rStyle w:val="CommentReference"/>
+        </w:rPr>
+        <w:annotationRef/>
+      </w:r>
+      <w:r>
+        <w:t>I guess it’s a little weird to talk about it here because I haven’t introduced the idea of separate models yet. So say there are two covariates the represent the same hypothesis, but they are slightly different because each model represents a different decisions, makes it confusing.</w:t>
+      </w:r>
+    </w:p>
+  </w:comment>
+  <w:comment w:id="9" w:author="Cameron Ho" w:date="2026-04-25T12:26:00Z" w:initials="CH">
+    <w:p>
+      <w:pPr>
+        <w:pStyle w:val="CommentText"/>
+      </w:pPr>
+      <w:r>
+        <w:rPr>
+          <w:rStyle w:val="CommentReference"/>
+        </w:rPr>
+        <w:annotationRef/>
+      </w:r>
+      <w:r>
+        <w:t>This study is heavily weighted towards nonbreeders since they were general counts, not targeted tracking</w:t>
+      </w:r>
+    </w:p>
+  </w:comment>
+  <w:comment w:id="10" w:author="Cameron Ho" w:date="2026-04-09T16:35:00Z" w:initials="CH">
     <w:p>
       <w:pPr>
         <w:pStyle w:val="CommentText"/>
@@ -13876,7 +16395,7 @@
       </w:r>
     </w:p>
   </w:comment>
-  <w:comment w:id="8" w:author="Cameron Ho" w:date="2026-04-14T11:27:00Z" w:initials="CH">
+  <w:comment w:id="11" w:author="Cameron Ho" w:date="2026-04-14T11:27:00Z" w:initials="CH">
     <w:p>
       <w:pPr>
         <w:pStyle w:val="CommentText"/>
@@ -13892,7 +16411,7 @@
       </w:r>
     </w:p>
   </w:comment>
-  <w:comment w:id="9" w:author="Cameron Ho" w:date="2026-04-20T11:31:00Z" w:initials="CH">
+  <w:comment w:id="12" w:author="Cameron Ho" w:date="2026-04-20T11:31:00Z" w:initials="CH">
     <w:p>
       <w:pPr>
         <w:pStyle w:val="CommentText"/>
@@ -13908,7 +16427,7 @@
       </w:r>
     </w:p>
   </w:comment>
-  <w:comment w:id="10" w:author="Cameron Ho" w:date="2026-04-14T16:54:00Z" w:initials="CH">
+  <w:comment w:id="13" w:author="Cameron Ho" w:date="2026-04-14T16:54:00Z" w:initials="CH">
     <w:p>
       <w:pPr>
         <w:pStyle w:val="CommentText"/>
@@ -13924,7 +16443,7 @@
       </w:r>
     </w:p>
   </w:comment>
-  <w:comment w:id="11" w:author="Cameron Ho" w:date="2026-04-14T16:55:00Z" w:initials="CH">
+  <w:comment w:id="14" w:author="Cameron Ho" w:date="2026-04-14T16:55:00Z" w:initials="CH">
     <w:p>
       <w:pPr>
         <w:pStyle w:val="CommentText"/>
@@ -13964,6 +16483,9 @@
   <w15:commentEx w15:paraId="0E0831E8" w15:done="0"/>
   <w15:commentEx w15:paraId="6B6F5191" w15:done="0"/>
   <w15:commentEx w15:paraId="28992209" w15:done="0"/>
+  <w15:commentEx w15:paraId="40563CEF" w15:done="0"/>
+  <w15:commentEx w15:paraId="3CF18E2E" w15:done="0"/>
+  <w15:commentEx w15:paraId="3B503E3F" w15:done="0"/>
   <w15:commentEx w15:paraId="1DF3EC88" w15:done="0"/>
   <w15:commentEx w15:paraId="61408CD7" w15:done="0"/>
   <w15:commentEx w15:paraId="6A9DD7B4" w15:done="0"/>
@@ -13980,6 +16502,9 @@
   <w16cex:commentExtensible w16cex:durableId="1CAEDA77" w16cex:dateUtc="2026-01-30T19:49:00Z"/>
   <w16cex:commentExtensible w16cex:durableId="3483EC3A" w16cex:dateUtc="2026-01-28T19:32:00Z"/>
   <w16cex:commentExtensible w16cex:durableId="74E92380" w16cex:dateUtc="2026-01-28T19:18:00Z"/>
+  <w16cex:commentExtensible w16cex:durableId="1EB16F80" w16cex:dateUtc="2026-04-25T18:45:00Z"/>
+  <w16cex:commentExtensible w16cex:durableId="672F2498" w16cex:dateUtc="2026-04-25T19:24:00Z"/>
+  <w16cex:commentExtensible w16cex:durableId="282553E3" w16cex:dateUtc="2026-04-25T19:26:00Z"/>
   <w16cex:commentExtensible w16cex:durableId="02C3E574" w16cex:dateUtc="2026-04-09T23:35:00Z"/>
   <w16cex:commentExtensible w16cex:durableId="0365E206" w16cex:dateUtc="2026-04-14T18:27:00Z"/>
   <w16cex:commentExtensible w16cex:durableId="183C5CAE" w16cex:dateUtc="2026-04-20T18:31:00Z"/>
@@ -13996,6 +16521,9 @@
   <w16cid:commentId w16cid:paraId="0E0831E8" w16cid:durableId="1CAEDA77"/>
   <w16cid:commentId w16cid:paraId="6B6F5191" w16cid:durableId="3483EC3A"/>
   <w16cid:commentId w16cid:paraId="28992209" w16cid:durableId="74E92380"/>
+  <w16cid:commentId w16cid:paraId="40563CEF" w16cid:durableId="1EB16F80"/>
+  <w16cid:commentId w16cid:paraId="3CF18E2E" w16cid:durableId="672F2498"/>
+  <w16cid:commentId w16cid:paraId="3B503E3F" w16cid:durableId="282553E3"/>
   <w16cid:commentId w16cid:paraId="1DF3EC88" w16cid:durableId="02C3E574"/>
   <w16cid:commentId w16cid:paraId="61408CD7" w16cid:durableId="0365E206"/>
   <w16cid:commentId w16cid:paraId="6A9DD7B4" w16cid:durableId="183C5CAE"/>
@@ -14664,6 +17192,7 @@
   <w:style w:type="character" w:default="1" w:styleId="DefaultParagraphFont">
     <w:name w:val="Default Paragraph Font"/>
     <w:uiPriority w:val="1"/>
+    <w:semiHidden/>
     <w:unhideWhenUsed/>
   </w:style>
   <w:style w:type="table" w:default="1" w:styleId="TableNormal">

--- a/reports/thesis/08_chapter_2.docx
+++ b/reports/thesis/08_chapter_2.docx
@@ -4411,16 +4411,7 @@
             <w:sz w:val="22"/>
             <w:szCs w:val="22"/>
           </w:rPr>
-          <m:t xml:space="preserve">(1) </m:t>
-        </m:r>
-        <m:r>
-          <w:rPr>
-            <w:rFonts w:ascii="Cambria Math" w:hAnsi="Cambria Math" w:cs="Arial"/>
-            <w:color w:val="000000" w:themeColor="text1"/>
-            <w:sz w:val="22"/>
-            <w:szCs w:val="22"/>
-          </w:rPr>
-          <m:t xml:space="preserve">daily take=yearly take× </m:t>
+          <m:t xml:space="preserve">(1) daily take=yearly take× </m:t>
         </m:r>
         <m:f>
           <m:fPr>
@@ -4453,25 +4444,7 @@
                 <w:sz w:val="22"/>
                 <w:szCs w:val="22"/>
               </w:rPr>
-              <m:t>sum(</m:t>
-            </m:r>
-            <m:r>
-              <w:rPr>
-                <w:rFonts w:ascii="Cambria Math" w:hAnsi="Cambria Math" w:cs="Arial"/>
-                <w:color w:val="000000" w:themeColor="text1"/>
-                <w:sz w:val="22"/>
-                <w:szCs w:val="22"/>
-              </w:rPr>
-              <m:t>proportion elk</m:t>
-            </m:r>
-            <m:r>
-              <w:rPr>
-                <w:rFonts w:ascii="Cambria Math" w:hAnsi="Cambria Math" w:cs="Arial"/>
-                <w:color w:val="000000" w:themeColor="text1"/>
-                <w:sz w:val="22"/>
-                <w:szCs w:val="22"/>
-              </w:rPr>
-              <m:t>)</m:t>
+              <m:t>sum(proportion elk)</m:t>
             </m:r>
           </m:den>
         </m:f>
@@ -5781,25 +5754,7 @@
               <w:sz w:val="22"/>
               <w:szCs w:val="22"/>
             </w:rPr>
-            <m:t>(</m:t>
-          </m:r>
-          <m:r>
-            <w:rPr>
-              <w:rFonts w:ascii="Cambria Math" w:eastAsiaTheme="minorEastAsia" w:hAnsi="Cambria Math" w:cs="Arial"/>
-              <w:color w:val="000000" w:themeColor="text1"/>
-              <w:sz w:val="22"/>
-              <w:szCs w:val="22"/>
-            </w:rPr>
-            <m:t>2</m:t>
-          </m:r>
-          <m:r>
-            <w:rPr>
-              <w:rFonts w:ascii="Cambria Math" w:eastAsiaTheme="minorEastAsia" w:hAnsi="Cambria Math" w:cs="Arial"/>
-              <w:color w:val="000000" w:themeColor="text1"/>
-              <w:sz w:val="22"/>
-              <w:szCs w:val="22"/>
-            </w:rPr>
-            <m:t>) P(Leave territory) ~ Binomial (</m:t>
+            <m:t>(2) P(Leave territory) ~ Binomial (</m:t>
           </m:r>
           <m:sSub>
             <m:sSubPr>
@@ -6875,25 +6830,7 @@
               <w:sz w:val="22"/>
               <w:szCs w:val="22"/>
             </w:rPr>
-            <m:t>(</m:t>
-          </m:r>
-          <m:r>
-            <w:rPr>
-              <w:rFonts w:ascii="Cambria Math" w:eastAsiaTheme="minorEastAsia" w:hAnsi="Cambria Math" w:cs="Arial"/>
-              <w:color w:val="000000" w:themeColor="text1"/>
-              <w:sz w:val="22"/>
-              <w:szCs w:val="22"/>
-            </w:rPr>
-            <m:t>3</m:t>
-          </m:r>
-          <m:r>
-            <w:rPr>
-              <w:rFonts w:ascii="Cambria Math" w:eastAsiaTheme="minorEastAsia" w:hAnsi="Cambria Math" w:cs="Arial"/>
-              <w:color w:val="000000" w:themeColor="text1"/>
-              <w:sz w:val="22"/>
-              <w:szCs w:val="22"/>
-            </w:rPr>
-            <m:t>) P(Visit hunting region | Leave territory) ~ Binomial (</m:t>
+            <m:t>(3) P(Visit hunting region | Leave territory) ~ Binomial (</m:t>
           </m:r>
           <m:sSub>
             <m:sSubPr>
@@ -12373,16 +12310,7 @@
           <w:sz w:val="22"/>
           <w:szCs w:val="22"/>
         </w:rPr>
-        <w:t xml:space="preserve"> cases, individuals are </w:t>
-      </w:r>
-      <w:r>
-        <w:rPr>
-          <w:rFonts w:ascii="Arial" w:hAnsi="Arial" w:cs="Arial"/>
-          <w:color w:val="000000" w:themeColor="text1"/>
-          <w:sz w:val="22"/>
-          <w:szCs w:val="22"/>
-        </w:rPr>
-        <w:t xml:space="preserve">constantly reassessing foraging quality to decide when </w:t>
+        <w:t xml:space="preserve"> cases, individuals are constantly reassessing foraging quality to decide when </w:t>
       </w:r>
       <w:r>
         <w:rPr>
@@ -12436,6 +12364,58 @@
           <w:sz w:val="22"/>
           <w:szCs w:val="22"/>
         </w:rPr>
+        <w:t xml:space="preserve"> </w:t>
+      </w:r>
+      <w:r>
+        <w:rPr>
+          <w:rFonts w:ascii="Arial" w:hAnsi="Arial" w:cs="Arial"/>
+          <w:color w:val="000000" w:themeColor="text1"/>
+          <w:sz w:val="22"/>
+          <w:szCs w:val="22"/>
+        </w:rPr>
+        <w:fldChar w:fldCharType="begin"/>
+      </w:r>
+      <w:r>
+        <w:rPr>
+          <w:rFonts w:ascii="Arial" w:hAnsi="Arial" w:cs="Arial"/>
+          <w:color w:val="000000" w:themeColor="text1"/>
+          <w:sz w:val="22"/>
+          <w:szCs w:val="22"/>
+        </w:rPr>
+        <w:instrText xml:space="preserve"> ADDIN ZOTERO_ITEM CSL_CITATION {"citationID":"LNAEgSDf","properties":{"unsorted":false,"formattedCitation":"(Amano and Katayama 2009)","plainCitation":"(Amano and Katayama 2009)","noteIndex":0},"citationItems":[{"id":1939,"uris":["http://zotero.org/users/9968163/items/ZTHMQEM5"],"itemData":{"id":1939,"type":"article-journal","abstract":"Animal movements in heterogeneous environments play a crucial role in a variety of ecological processes. Although a hierarchical structure to the scale of movements has been observed in many animal species, few studies to date have revealed what causes such multi-spatial scale movements within the framework of optimal theories. Using detailed information on movement paths and prey captures by Intermediate Egrets in rice fields, this study explored the effects of individual experience at multi-temporal scales on subsequent movement parameters. The results supported three predictions based on optimal foraging theories: (1) movement distances at small and large spatial scales are determined by past foraging experiences over short (one minute) and long (seven to eight minutes) temporal scales, respectively; (2) responses to prey encounters vary between temporal scales, e.g., prey attacks in the previous one minute caused egrets to walk away (i.e., area-avoided search), whereas those in the preceding eight minutes caused egrets to stay around (i.e., area-restricted search); and (3) the probability of patch departure by flying increases with decreasing intake rates in the previous seven minutes, and the quitting intake rate is mostly lower than the long-term average, not including travel time. These results suggest that egrets make different adaptive decisions at different spatial scales: in response to a clumped prey distribution at a large spatial scale, and to a dispersed distribution or behavioral depression of prey at a small spatial scale. This study showed that the framework of optimal foraging theories is useful for comprehensively explaining the different movement modes in animals. It should also be emphasized that considering both area-avoided and restricted searches at multi-temporal scales is important for understanding movement decisions, particularly in organisms searching for hierarchically distributed resources.","container-title":"Ecology","DOI":"10.1890/08-1910.1","ISSN":"1939-9170","issue":"12","language":"en","license":"© 2009 by the Ecological Society of America","note":"_eprint: https://esajournals.onlinelibrary.wiley.com/doi/pdf/10.1890/08-1910.1","page":"3536-3545","source":"Wiley Online Library","title":"Hierarchical movement decisions in predators: effects of foraging experience at more than one spatial and temporal scale","title-short":"Hierarchical movement decisions in predators","volume":"90","author":[{"family":"Amano","given":"Tatsuya"},{"family":"Katayama","given":"Naoki"}],"issued":{"date-parts":[["2009"]]}}}],"schema":"https://github.com/citation-style-language/schema/raw/master/csl-citation.json"} </w:instrText>
+      </w:r>
+      <w:r>
+        <w:rPr>
+          <w:rFonts w:ascii="Arial" w:hAnsi="Arial" w:cs="Arial"/>
+          <w:color w:val="000000" w:themeColor="text1"/>
+          <w:sz w:val="22"/>
+          <w:szCs w:val="22"/>
+        </w:rPr>
+        <w:fldChar w:fldCharType="separate"/>
+      </w:r>
+      <w:r>
+        <w:rPr>
+          <w:rFonts w:ascii="Aptos" w:hAnsi="Aptos"/>
+          <w:sz w:val="22"/>
+        </w:rPr>
+        <w:t>(Amano and Katayama 2009)</w:t>
+      </w:r>
+      <w:r>
+        <w:rPr>
+          <w:rFonts w:ascii="Arial" w:hAnsi="Arial" w:cs="Arial"/>
+          <w:color w:val="000000" w:themeColor="text1"/>
+          <w:sz w:val="22"/>
+          <w:szCs w:val="22"/>
+        </w:rPr>
+        <w:fldChar w:fldCharType="end"/>
+      </w:r>
+      <w:r>
+        <w:rPr>
+          <w:rFonts w:ascii="Arial" w:hAnsi="Arial" w:cs="Arial"/>
+          <w:color w:val="000000" w:themeColor="text1"/>
+          <w:sz w:val="22"/>
+          <w:szCs w:val="22"/>
+        </w:rPr>
         <w:t>.</w:t>
       </w:r>
       <w:r>
@@ -12535,6 +12515,7 @@
           <w:sz w:val="22"/>
           <w:szCs w:val="22"/>
         </w:rPr>
+        <w:lastRenderedPageBreak/>
         <w:t>foraging efficiency</w:t>
       </w:r>
       <w:r>
@@ -12544,17 +12525,7 @@
           <w:sz w:val="22"/>
           <w:szCs w:val="22"/>
         </w:rPr>
-        <w:t xml:space="preserve"> </w:t>
-      </w:r>
-      <w:r>
-        <w:rPr>
-          <w:rFonts w:ascii="Arial" w:hAnsi="Arial" w:cs="Arial"/>
-          <w:color w:val="000000" w:themeColor="text1"/>
-          <w:sz w:val="22"/>
-          <w:szCs w:val="22"/>
-        </w:rPr>
-        <w:lastRenderedPageBreak/>
-        <w:t>according to resource availability</w:t>
+        <w:t xml:space="preserve"> according to resource availability</w:t>
       </w:r>
       <w:r>
         <w:rPr>
@@ -12980,16 +12951,7 @@
           <w:sz w:val="22"/>
           <w:szCs w:val="22"/>
         </w:rPr>
-        <w:t>Territorial ravens remain place-bound throughout the non-breeding season, and</w:t>
-      </w:r>
-      <w:r>
-        <w:rPr>
-          <w:rFonts w:ascii="Arial" w:hAnsi="Arial" w:cs="Arial"/>
-          <w:color w:val="000000" w:themeColor="text1"/>
-          <w:sz w:val="22"/>
-          <w:szCs w:val="22"/>
-        </w:rPr>
-        <w:t xml:space="preserve"> cannot freely track the best foraging locations like more free ranging ungulates </w:t>
+        <w:t xml:space="preserve">Territorial ravens remain place-bound throughout the non-breeding season, and cannot freely track the best foraging locations like more free ranging ungulates </w:t>
       </w:r>
       <w:r>
         <w:rPr>
@@ -13669,6 +13631,149 @@
           <w:sz w:val="22"/>
           <w:szCs w:val="22"/>
         </w:rPr>
+        <w:t>The majority of kills</w:t>
+      </w:r>
+      <w:r>
+        <w:rPr>
+          <w:rFonts w:ascii="Arial" w:hAnsi="Arial" w:cs="Arial"/>
+          <w:color w:val="000000" w:themeColor="text1"/>
+          <w:sz w:val="22"/>
+          <w:szCs w:val="22"/>
+        </w:rPr>
+        <w:t xml:space="preserve"> (6)</w:t>
+      </w:r>
+      <w:r>
+        <w:rPr>
+          <w:rFonts w:ascii="Arial" w:hAnsi="Arial" w:cs="Arial"/>
+          <w:color w:val="000000" w:themeColor="text1"/>
+          <w:sz w:val="22"/>
+          <w:szCs w:val="22"/>
+        </w:rPr>
+        <w:t xml:space="preserve"> that </w:t>
+      </w:r>
+      <w:r>
+        <w:rPr>
+          <w:rFonts w:ascii="Arial" w:hAnsi="Arial" w:cs="Arial"/>
+          <w:color w:val="000000" w:themeColor="text1"/>
+          <w:sz w:val="22"/>
+          <w:szCs w:val="22"/>
+        </w:rPr>
+        <w:t xml:space="preserve">were never </w:t>
+      </w:r>
+      <w:r>
+        <w:rPr>
+          <w:rFonts w:ascii="Arial" w:hAnsi="Arial" w:cs="Arial"/>
+          <w:color w:val="000000" w:themeColor="text1"/>
+          <w:sz w:val="22"/>
+          <w:szCs w:val="22"/>
+        </w:rPr>
+        <w:t>visit</w:t>
+      </w:r>
+      <w:r>
+        <w:rPr>
+          <w:rFonts w:ascii="Arial" w:hAnsi="Arial" w:cs="Arial"/>
+          <w:color w:val="000000" w:themeColor="text1"/>
+          <w:sz w:val="22"/>
+          <w:szCs w:val="22"/>
+        </w:rPr>
+        <w:t>ed</w:t>
+      </w:r>
+      <w:r>
+        <w:rPr>
+          <w:rFonts w:ascii="Arial" w:hAnsi="Arial" w:cs="Arial"/>
+          <w:color w:val="000000" w:themeColor="text1"/>
+          <w:sz w:val="22"/>
+          <w:szCs w:val="22"/>
+        </w:rPr>
+        <w:t xml:space="preserve"> were from one bird (7530) that holds the territory closest to the hunting regions. </w:t>
+      </w:r>
+      <w:r>
+        <w:rPr>
+          <w:rFonts w:ascii="Arial" w:hAnsi="Arial" w:cs="Arial"/>
+          <w:color w:val="000000" w:themeColor="text1"/>
+          <w:sz w:val="22"/>
+          <w:szCs w:val="22"/>
+        </w:rPr>
+        <w:t xml:space="preserve">While we did not find any effect of commuting distance on the probability of leaving the territory, the search cost between wolf kills on her territory and hunter take are equal. The anthropogenic resource then may provide a greater foraging rate by excluding larger, competitively dominant scavengers, such as wolves and coyotes through persecution </w:t>
+      </w:r>
+      <w:r>
+        <w:rPr>
+          <w:rFonts w:ascii="Arial" w:hAnsi="Arial" w:cs="Arial"/>
+          <w:color w:val="000000" w:themeColor="text1"/>
+          <w:sz w:val="22"/>
+          <w:szCs w:val="22"/>
+        </w:rPr>
+        <w:fldChar w:fldCharType="begin"/>
+      </w:r>
+      <w:r>
+        <w:rPr>
+          <w:rFonts w:ascii="Arial" w:hAnsi="Arial" w:cs="Arial"/>
+          <w:color w:val="000000" w:themeColor="text1"/>
+          <w:sz w:val="22"/>
+          <w:szCs w:val="22"/>
+        </w:rPr>
+        <w:instrText xml:space="preserve"> ADDIN ZOTERO_ITEM CSL_CITATION {"citationID":"DWroOeOh","properties":{"unsorted":false,"formattedCitation":"(Wilmers et al. 2003{\\i{}b})","plainCitation":"(Wilmers et al. 2003b)","noteIndex":0},"citationItems":[{"id":74,"uris":["http://zotero.org/users/9968163/items/CP2GY75A"],"itemData":{"id":74,"type":"article-journal","abstract":"The Greater Yellowstone Ecosystem in the northern Rocky Mountains provides the context for a natural experiment to investigate the response of consumers to resources with differing spatial and temporal dispersion regimes. Grey wolves (Canis lupus) and human hunters both provide resource subsidies to scavengers by provisioning them with the remains of their kills. Carrion from hunter kills is highly aggregated in time and space whereas carrion from wolf kills is more dispersed in both time and space. We estimated the total amount of carrion consumed by each scavenger species at both wolf and hunter kills over 4 years. Species with large feeding radii [bald eagles (Haliaeetus leucocephalus) and ravens (Corvus corax)], defined as the area over which a consumer can efficiently locate and integrate resources, dominated consumption at the highly aggregated hunter kills whereas competitively dominant species [coyotes (Canis latrans)] dominated at the more dispersed wolf kills. In addition, species diversity and the evenness of carrion consumption between scavengers was greater at wolf kills than at hunter kills while the total number of scavengers at hunter kills exceeded those at wolf kills. From a community perspective, the top–down effect of predation is likely to be stronger in the vicinity of highly aggregated resource pulses as species with large feeding radii switch to feeding on alternative prey once the resource pulse subsides.","container-title":"Ecology Letters","DOI":"10.1046/j.1461-0248.2003.00522.x","ISSN":"1461-0248","issue":"11","language":"en","note":"_eprint: https://onlinelibrary.wiley.com/doi/pdf/10.1046/j.1461-0248.2003.00522.x","page":"996-1003","source":"Wiley Online Library","title":"Resource dispersion and consumer dominance: scavenging at wolf- and hunter-killed carcasses in Greater Yellowstone, USA","title-short":"Resource dispersion and consumer dominance","volume":"6","author":[{"family":"Wilmers","given":"Christopher C."},{"family":"Stahler","given":"Daniel R."},{"family":"Crabtree","given":"Robert L."},{"family":"Smith","given":"Douglas W."},{"family":"Getz","given":"Wayne M."}],"issued":{"date-parts":[["2003"]]}}}],"schema":"https://github.com/citation-style-language/schema/raw/master/csl-citation.json"} </w:instrText>
+      </w:r>
+      <w:r>
+        <w:rPr>
+          <w:rFonts w:ascii="Arial" w:hAnsi="Arial" w:cs="Arial"/>
+          <w:color w:val="000000" w:themeColor="text1"/>
+          <w:sz w:val="22"/>
+          <w:szCs w:val="22"/>
+        </w:rPr>
+        <w:fldChar w:fldCharType="separate"/>
+      </w:r>
+      <w:r>
+        <w:rPr>
+          <w:rFonts w:ascii="Aptos" w:hAnsi="Aptos" w:cs="Times New Roman"/>
+          <w:kern w:val="0"/>
+          <w:sz w:val="22"/>
+        </w:rPr>
+        <w:t>(Wilmers et al. 2003</w:t>
+      </w:r>
+      <w:r>
+        <w:rPr>
+          <w:rFonts w:ascii="Aptos" w:hAnsi="Aptos" w:cs="Times New Roman"/>
+          <w:i/>
+          <w:iCs/>
+          <w:kern w:val="0"/>
+          <w:sz w:val="22"/>
+        </w:rPr>
+        <w:t>b</w:t>
+      </w:r>
+      <w:r>
+        <w:rPr>
+          <w:rFonts w:ascii="Aptos" w:hAnsi="Aptos" w:cs="Times New Roman"/>
+          <w:kern w:val="0"/>
+          <w:sz w:val="22"/>
+        </w:rPr>
+        <w:t>)</w:t>
+      </w:r>
+      <w:r>
+        <w:rPr>
+          <w:rFonts w:ascii="Arial" w:hAnsi="Arial" w:cs="Arial"/>
+          <w:color w:val="000000" w:themeColor="text1"/>
+          <w:sz w:val="22"/>
+          <w:szCs w:val="22"/>
+        </w:rPr>
+        <w:fldChar w:fldCharType="end"/>
+      </w:r>
+      <w:r>
+        <w:rPr>
+          <w:rFonts w:ascii="Arial" w:hAnsi="Arial" w:cs="Arial"/>
+          <w:color w:val="000000" w:themeColor="text1"/>
+          <w:sz w:val="22"/>
+          <w:szCs w:val="22"/>
+        </w:rPr>
+        <w:t xml:space="preserve">. </w:t>
+      </w:r>
+      <w:r>
+        <w:rPr>
+          <w:rFonts w:ascii="Arial" w:hAnsi="Arial" w:cs="Arial"/>
+          <w:color w:val="000000" w:themeColor="text1"/>
+          <w:sz w:val="22"/>
+          <w:szCs w:val="22"/>
+        </w:rPr>
         <w:t xml:space="preserve">Wolf kills </w:t>
       </w:r>
       <w:r>
@@ -13723,16 +13828,34 @@
           <w:sz w:val="22"/>
           <w:szCs w:val="22"/>
         </w:rPr>
-        <w:t xml:space="preserve"> days of the kill being made, and visits to kills became more intermittent as time progressed. At 6 of the 10 carcasses visited, providing evidence that the raven knew about the resources, they </w:t>
-      </w:r>
-      <w:r>
-        <w:rPr>
-          <w:rFonts w:ascii="Arial" w:hAnsi="Arial" w:cs="Arial"/>
-          <w:color w:val="000000" w:themeColor="text1"/>
-          <w:sz w:val="22"/>
-          <w:szCs w:val="22"/>
-        </w:rPr>
-        <w:t>exit</w:t>
+        <w:t xml:space="preserve"> days of the kill being made, and visits to kills became more intermittent as time progressed. At 6 of the 10 carcasses visited, providing evidence that the raven knew about the resources, </w:t>
+      </w:r>
+      <w:r>
+        <w:rPr>
+          <w:rFonts w:ascii="Arial" w:hAnsi="Arial" w:cs="Arial"/>
+          <w:color w:val="000000" w:themeColor="text1"/>
+          <w:sz w:val="22"/>
+          <w:szCs w:val="22"/>
+        </w:rPr>
+        <w:t>ravens</w:t>
+      </w:r>
+      <w:r>
+        <w:rPr>
+          <w:rFonts w:ascii="Arial" w:hAnsi="Arial" w:cs="Arial"/>
+          <w:color w:val="000000" w:themeColor="text1"/>
+          <w:sz w:val="22"/>
+          <w:szCs w:val="22"/>
+        </w:rPr>
+        <w:t xml:space="preserve"> </w:t>
+      </w:r>
+      <w:r>
+        <w:rPr>
+          <w:rFonts w:ascii="Arial" w:hAnsi="Arial" w:cs="Arial"/>
+          <w:color w:val="000000" w:themeColor="text1"/>
+          <w:sz w:val="22"/>
+          <w:szCs w:val="22"/>
+        </w:rPr>
+        <w:t>left</w:t>
       </w:r>
       <w:r>
         <w:rPr>
@@ -13894,16 +14017,7 @@
           <w:sz w:val="22"/>
           <w:szCs w:val="22"/>
         </w:rPr>
-        <w:t>. The biomass acquired from an older wolf kill where competition from conspecifics is still high may be less than what could be obtained in another location. While the presence of wolf kills was still impactful, the picture is much more complex than we were able to capture and likely involves many other factors that can affect a raven’s foraging efficiency such as the carcass size, number of wolves and competing scavengers, biomass remaining, and other non-foraging related behaviors.</w:t>
-      </w:r>
-      <w:r>
-        <w:rPr>
-          <w:rFonts w:ascii="Arial" w:hAnsi="Arial" w:cs="Arial"/>
-          <w:color w:val="000000" w:themeColor="text1"/>
-          <w:sz w:val="22"/>
-          <w:szCs w:val="22"/>
-        </w:rPr>
-        <w:t xml:space="preserve"> </w:t>
+        <w:t xml:space="preserve">. The biomass acquired from an older wolf kill where competition from conspecifics is still high may be less than what could be obtained in another location. While the presence of wolf kills was still impactful, the picture is much more complex than we were able to capture and likely involves many other factors that can affect a raven’s foraging efficiency such as the carcass size, number of wolves and competing scavengers, biomass remaining, and other non-foraging related behaviors. </w:t>
       </w:r>
     </w:p>
     <w:p>
@@ -13994,7 +14108,17 @@
           <w:sz w:val="22"/>
           <w:szCs w:val="22"/>
         </w:rPr>
-        <w:t xml:space="preserve">OPT is generally considered for a single organism, but has been expanded to consider competition and information sharing between foragers for resources into a game-theory style problem for social foraging </w:t>
+        <w:t xml:space="preserve">OPT is generally considered for a single organism, but has been expanded to consider competition and information sharing between foragers for resources into a game-theory style </w:t>
+      </w:r>
+      <w:r>
+        <w:rPr>
+          <w:rFonts w:ascii="Arial" w:hAnsi="Arial" w:cs="Arial"/>
+          <w:color w:val="000000" w:themeColor="text1"/>
+          <w:sz w:val="22"/>
+          <w:szCs w:val="22"/>
+        </w:rPr>
+        <w:lastRenderedPageBreak/>
+        <w:t xml:space="preserve">problem for social foraging </w:t>
       </w:r>
       <w:r>
         <w:rPr>
@@ -14386,17 +14510,7 @@
           <w:sz w:val="22"/>
           <w:szCs w:val="22"/>
         </w:rPr>
-        <w:t xml:space="preserve"> such as the relatively </w:t>
-      </w:r>
-      <w:r>
-        <w:rPr>
-          <w:rFonts w:ascii="Arial" w:hAnsi="Arial" w:cs="Arial"/>
-          <w:color w:val="000000" w:themeColor="text1"/>
-          <w:sz w:val="22"/>
-          <w:szCs w:val="22"/>
-        </w:rPr>
-        <w:lastRenderedPageBreak/>
-        <w:t>consistent bounds of the MTFWP hunting season</w:t>
+        <w:t xml:space="preserve"> such as the relatively consistent bounds of the MTFWP hunting season</w:t>
       </w:r>
       <w:r>
         <w:rPr>
@@ -15304,7 +15418,17 @@
           <w:sz w:val="22"/>
           <w:szCs w:val="22"/>
         </w:rPr>
-        <w:t>, which create more competition for resources than 7493_2 likely faces</w:t>
+        <w:t xml:space="preserve">, which create more competition for resources than 7493_2 likely </w:t>
+      </w:r>
+      <w:r>
+        <w:rPr>
+          <w:rFonts w:ascii="Arial" w:hAnsi="Arial" w:cs="Arial"/>
+          <w:color w:val="000000" w:themeColor="text1"/>
+          <w:sz w:val="22"/>
+          <w:szCs w:val="22"/>
+        </w:rPr>
+        <w:lastRenderedPageBreak/>
+        <w:t>faces</w:t>
       </w:r>
       <w:r>
         <w:rPr>
@@ -15647,17 +15771,7 @@
           <w:sz w:val="22"/>
           <w:szCs w:val="22"/>
         </w:rPr>
-        <w:t xml:space="preserve">. Carrion </w:t>
-      </w:r>
-      <w:r>
-        <w:rPr>
-          <w:rFonts w:ascii="Arial" w:hAnsi="Arial" w:cs="Arial"/>
-          <w:color w:val="000000" w:themeColor="text1"/>
-          <w:sz w:val="22"/>
-          <w:szCs w:val="22"/>
-        </w:rPr>
-        <w:lastRenderedPageBreak/>
-        <w:t xml:space="preserve">may be preferred by ravens when both are equally available, but the commute time for ravens farthest from recreational hunting may be more than a third of daylight hours, during which they cannot perform any other critical behaviors. This leads to an optimization decision where individuals choose the less-preferred resource with the lower travel cost. For territories equidistant from multiple anthropogenic resources (purple dots in Fig. </w:t>
+        <w:t xml:space="preserve">. Carrion may be preferred by ravens when both are equally available, but the commute time for ravens farthest from recreational hunting may be more than a third of daylight hours, during which they cannot perform any other critical behaviors. This leads to an optimization decision where individuals choose the less-preferred resource with the lower travel cost. For territories equidistant from multiple anthropogenic resources (purple dots in Fig. </w:t>
       </w:r>
       <w:r>
         <w:rPr>
@@ -15909,7 +16023,17 @@
           <w:sz w:val="22"/>
           <w:szCs w:val="22"/>
         </w:rPr>
-        <w:t xml:space="preserve">. While wolf density, and therefore kill availability, are relatively dense in Yellowstone compared to other ecosystems, very few ravens had wolf kills available to them within their territories. Only 6 individuals visited kills available to them, resulting in large uncertainty in the model. The GPS data loggers presented another limitation. The fix-rate likely missed visits to wolf kills, especially if the individual did not spend extended periods of time interacting with the resource. This results in a slightly messy interpretation of the wolf kill availability covariate, where it is not clear on which days a raven has knowledge that a wolf kill is within its territory if a GPS point is never recorded at the site. Despite this, when ravens visit a wolf kill, indicating knowledge of the site, there was a clear negative effect. </w:t>
+        <w:t xml:space="preserve">. While wolf density, and therefore kill availability, are relatively dense in Yellowstone compared to other ecosystems, very few ravens had wolf kills available to them within their territories. Only 6 individuals visited kills available to them, resulting in large uncertainty in the model. The GPS data loggers presented another limitation. The fix-rate likely missed visits to wolf kills, especially if the individual did not spend extended periods of time interacting with the resource. This results in a slightly messy </w:t>
+      </w:r>
+      <w:r>
+        <w:rPr>
+          <w:rFonts w:ascii="Arial" w:hAnsi="Arial" w:cs="Arial"/>
+          <w:color w:val="000000" w:themeColor="text1"/>
+          <w:sz w:val="22"/>
+          <w:szCs w:val="22"/>
+        </w:rPr>
+        <w:lastRenderedPageBreak/>
+        <w:t xml:space="preserve">interpretation of the wolf kill availability covariate, where it is not clear on which days a raven has knowledge that a wolf kill is within its territory if a GPS point is never recorded at the site. Despite this, when ravens visit a wolf kill, indicating knowledge of the site, there was a clear negative effect. </w:t>
       </w:r>
     </w:p>
     <w:p>
@@ -16047,17 +16171,7 @@
           <w:sz w:val="22"/>
           <w:szCs w:val="22"/>
         </w:rPr>
-        <w:t xml:space="preserve">, </w:t>
-      </w:r>
-      <w:r>
-        <w:rPr>
-          <w:rFonts w:ascii="Arial" w:hAnsi="Arial" w:cs="Arial"/>
-          <w:color w:val="000000" w:themeColor="text1"/>
-          <w:sz w:val="22"/>
-          <w:szCs w:val="22"/>
-        </w:rPr>
-        <w:lastRenderedPageBreak/>
-        <w:t>shifting foraging opportunities for ravens during the winter</w:t>
+        <w:t>, shifting foraging opportunities for ravens during the winter</w:t>
       </w:r>
       <w:r>
         <w:rPr>
@@ -17155,7 +17269,7 @@
         <w:annotationRef/>
       </w:r>
       <w:r>
-        <w:t>Only could match the predictive model kills to 10 kills detected by wolf project. They were all large (1 bison, 7 adult elk, 1 elk calf)</w:t>
+        <w:t>Only could match the predictive model kills to 10 kills detected by wolf project. They were all large (1 bison, 7 adult elk, 2 elk calf)</w:t>
       </w:r>
     </w:p>
   </w:comment>
@@ -17927,6 +18041,7 @@
   <w:style w:type="character" w:default="1" w:styleId="DefaultParagraphFont">
     <w:name w:val="Default Paragraph Font"/>
     <w:uiPriority w:val="1"/>
+    <w:semiHidden/>
     <w:unhideWhenUsed/>
   </w:style>
   <w:style w:type="table" w:default="1" w:styleId="TableNormal">

--- a/reports/thesis/08_chapter_2.docx
+++ b/reports/thesis/08_chapter_2.docx
@@ -60,6 +60,8 @@
         <w:spacing w:line="480" w:lineRule="auto"/>
         <w:rPr>
           <w:rFonts w:ascii="Arial" w:hAnsi="Arial" w:cs="Arial"/>
+          <w:b/>
+          <w:bCs/>
           <w:color w:val="000000" w:themeColor="text1"/>
           <w:sz w:val="22"/>
           <w:szCs w:val="22"/>
@@ -68,6 +70,8 @@
       <w:r>
         <w:rPr>
           <w:rFonts w:ascii="Arial" w:hAnsi="Arial" w:cs="Arial"/>
+          <w:b/>
+          <w:bCs/>
           <w:color w:val="000000" w:themeColor="text1"/>
           <w:sz w:val="22"/>
           <w:szCs w:val="22"/>
@@ -77,6 +81,8 @@
       <w:r>
         <w:rPr>
           <w:rFonts w:ascii="Arial" w:hAnsi="Arial" w:cs="Arial"/>
+          <w:b/>
+          <w:bCs/>
           <w:color w:val="000000" w:themeColor="text1"/>
           <w:sz w:val="22"/>
           <w:szCs w:val="22"/>
@@ -2513,6 +2519,8 @@
         <w:spacing w:line="480" w:lineRule="auto"/>
         <w:rPr>
           <w:rFonts w:ascii="Arial" w:hAnsi="Arial" w:cs="Arial"/>
+          <w:b/>
+          <w:bCs/>
           <w:color w:val="000000" w:themeColor="text1"/>
           <w:sz w:val="22"/>
           <w:szCs w:val="22"/>
@@ -2521,6 +2529,8 @@
       <w:r>
         <w:rPr>
           <w:rFonts w:ascii="Arial" w:hAnsi="Arial" w:cs="Arial"/>
+          <w:b/>
+          <w:bCs/>
           <w:color w:val="000000" w:themeColor="text1"/>
           <w:sz w:val="22"/>
           <w:szCs w:val="22"/>
@@ -2530,6 +2540,8 @@
       <w:r>
         <w:rPr>
           <w:rFonts w:ascii="Arial" w:hAnsi="Arial" w:cs="Arial"/>
+          <w:b/>
+          <w:bCs/>
           <w:color w:val="000000" w:themeColor="text1"/>
           <w:sz w:val="22"/>
           <w:szCs w:val="22"/>
@@ -5919,7 +5931,51 @@
           <w:sz w:val="22"/>
           <w:szCs w:val="22"/>
         </w:rPr>
-        <w:t>Raven conditional movement model</w:t>
+        <w:t>Modeling</w:t>
+      </w:r>
+      <w:r>
+        <w:rPr>
+          <w:rFonts w:ascii="Arial" w:hAnsi="Arial" w:cs="Arial"/>
+          <w:i/>
+          <w:iCs/>
+          <w:color w:val="000000" w:themeColor="text1"/>
+          <w:sz w:val="22"/>
+          <w:szCs w:val="22"/>
+        </w:rPr>
+        <w:t xml:space="preserve"> </w:t>
+      </w:r>
+      <w:r>
+        <w:rPr>
+          <w:rFonts w:ascii="Arial" w:hAnsi="Arial" w:cs="Arial"/>
+          <w:i/>
+          <w:iCs/>
+          <w:color w:val="000000" w:themeColor="text1"/>
+          <w:sz w:val="22"/>
+          <w:szCs w:val="22"/>
+        </w:rPr>
+        <w:t xml:space="preserve">daily </w:t>
+      </w:r>
+      <w:r>
+        <w:rPr>
+          <w:rFonts w:ascii="Arial" w:hAnsi="Arial" w:cs="Arial"/>
+          <w:i/>
+          <w:iCs/>
+          <w:color w:val="000000" w:themeColor="text1"/>
+          <w:sz w:val="22"/>
+          <w:szCs w:val="22"/>
+        </w:rPr>
+        <w:t>movement</w:t>
+      </w:r>
+      <w:r>
+        <w:rPr>
+          <w:rFonts w:ascii="Arial" w:hAnsi="Arial" w:cs="Arial"/>
+          <w:i/>
+          <w:iCs/>
+          <w:color w:val="000000" w:themeColor="text1"/>
+          <w:sz w:val="22"/>
+          <w:szCs w:val="22"/>
+        </w:rPr>
+        <w:t xml:space="preserve"> decision</w:t>
       </w:r>
     </w:p>
     <w:p>
@@ -6375,7 +6431,6 @@
         <w:rPr>
           <w:rFonts w:ascii="Arial" w:eastAsiaTheme="minorEastAsia" w:hAnsi="Arial" w:cs="Arial"/>
           <w:i/>
-          <w:iCs/>
           <w:color w:val="000000" w:themeColor="text1"/>
           <w:sz w:val="22"/>
           <w:szCs w:val="22"/>
@@ -6455,7 +6510,6 @@
                   <w:rPr>
                     <w:rFonts w:ascii="Cambria Math" w:eastAsiaTheme="minorEastAsia" w:hAnsi="Cambria Math" w:cs="Arial"/>
                     <w:i/>
-                    <w:iCs/>
                     <w:color w:val="000000" w:themeColor="text1"/>
                     <w:sz w:val="22"/>
                     <w:szCs w:val="22"/>
@@ -6838,25 +6892,7 @@
               <w:sz w:val="22"/>
               <w:szCs w:val="22"/>
             </w:rPr>
-            <m:t>*</m:t>
-          </m:r>
-          <m:r>
-            <w:rPr>
-              <w:rFonts w:ascii="Cambria Math" w:eastAsiaTheme="minorEastAsia" w:hAnsi="Cambria Math" w:cs="Arial"/>
-              <w:color w:val="000000" w:themeColor="text1"/>
-              <w:sz w:val="22"/>
-              <w:szCs w:val="22"/>
-            </w:rPr>
-            <m:t>Rate</m:t>
-          </m:r>
-          <m:r>
-            <w:rPr>
-              <w:rFonts w:ascii="Cambria Math" w:eastAsiaTheme="minorEastAsia" w:hAnsi="Cambria Math" w:cs="Arial"/>
-              <w:color w:val="000000" w:themeColor="text1"/>
-              <w:sz w:val="22"/>
-              <w:szCs w:val="22"/>
-            </w:rPr>
-            <m:t>+</m:t>
+            <m:t>*Rate+</m:t>
           </m:r>
           <m:sSub>
             <m:sSubPr>
@@ -7333,13 +7369,11 @@
       <w:r>
         <w:rPr>
           <w:rFonts w:ascii="Arial" w:hAnsi="Arial" w:cs="Arial"/>
-          <w:i/>
-          <w:iCs/>
-          <w:color w:val="000000" w:themeColor="text1"/>
-          <w:sz w:val="22"/>
-          <w:szCs w:val="22"/>
-        </w:rPr>
-        <w:t>Φ</w:t>
+          <w:color w:val="000000" w:themeColor="text1"/>
+          <w:sz w:val="22"/>
+          <w:szCs w:val="22"/>
+        </w:rPr>
+        <w:t>ϕ</w:t>
       </w:r>
       <w:r>
         <w:rPr>
@@ -7444,15 +7478,15 @@
         <w:rPr>
           <w:rFonts w:ascii="Arial" w:eastAsiaTheme="minorEastAsia" w:hAnsi="Arial" w:cs="Arial"/>
           <w:i/>
+          <w:color w:val="000000" w:themeColor="text1"/>
+          <w:sz w:val="22"/>
+          <w:szCs w:val="22"/>
+        </w:rPr>
+      </w:pPr>
+      <w:r>
+        <w:rPr>
+          <w:rFonts w:ascii="Arial" w:eastAsiaTheme="minorEastAsia" w:hAnsi="Arial" w:cs="Arial"/>
           <w:iCs/>
-          <w:color w:val="000000" w:themeColor="text1"/>
-          <w:sz w:val="22"/>
-          <w:szCs w:val="22"/>
-        </w:rPr>
-      </w:pPr>
-      <w:r>
-        <w:rPr>
-          <w:rFonts w:ascii="Arial" w:eastAsiaTheme="minorEastAsia" w:hAnsi="Arial" w:cs="Arial"/>
           <w:color w:val="000000" w:themeColor="text1"/>
           <w:sz w:val="22"/>
           <w:szCs w:val="22"/>
@@ -7563,7 +7597,6 @@
               <w:rPr>
                 <w:rFonts w:ascii="Cambria Math" w:eastAsiaTheme="minorEastAsia" w:hAnsi="Cambria Math" w:cs="Arial"/>
                 <w:i/>
-                <w:iCs/>
                 <w:color w:val="000000" w:themeColor="text1"/>
                 <w:sz w:val="22"/>
                 <w:szCs w:val="22"/>
@@ -7573,12 +7606,9 @@
           <m:e>
             <m:r>
               <w:rPr>
-                <w:rFonts w:ascii="Cambria Math" w:eastAsiaTheme="minorEastAsia" w:hAnsi="Cambria Math" w:cs="Arial"/>
-                <w:color w:val="000000" w:themeColor="text1"/>
-                <w:sz w:val="22"/>
-                <w:szCs w:val="22"/>
+                <w:rFonts w:ascii="Cambria Math" w:hAnsi="Cambria Math"/>
               </w:rPr>
-              <m:t>Φ</m:t>
+              <m:t>ϕ</m:t>
             </m:r>
           </m:e>
           <m:sub>
@@ -12518,25 +12548,52 @@
           <w:sz w:val="22"/>
           <w:szCs w:val="22"/>
         </w:rPr>
-        <w:t>Snow depth was the only weather covariate to show evidence for support with probabilities of leaving their territory increasing with snow depth (OR = 1.2, 95</w:t>
-      </w:r>
-      <w:r>
-        <w:rPr>
-          <w:rFonts w:ascii="Arial" w:hAnsi="Arial" w:cs="Arial"/>
-          <w:color w:val="000000" w:themeColor="text1"/>
-          <w:sz w:val="22"/>
-          <w:szCs w:val="22"/>
-        </w:rPr>
-        <w:t>%</w:t>
-      </w:r>
-      <w:r>
-        <w:rPr>
-          <w:rFonts w:ascii="Arial" w:hAnsi="Arial" w:cs="Arial"/>
-          <w:color w:val="000000" w:themeColor="text1"/>
-          <w:sz w:val="22"/>
-          <w:szCs w:val="22"/>
-        </w:rPr>
-        <w:t xml:space="preserve"> CI:</w:t>
+        <w:t>Snow depth was the only weather covariate to show evidence for support with probabilities of leaving their territory increasing with snow depth (OR = 1.2</w:t>
+      </w:r>
+      <w:r>
+        <w:rPr>
+          <w:rFonts w:ascii="Arial" w:hAnsi="Arial" w:cs="Arial"/>
+          <w:color w:val="000000" w:themeColor="text1"/>
+          <w:sz w:val="22"/>
+          <w:szCs w:val="22"/>
+        </w:rPr>
+        <w:t xml:space="preserve"> [</w:t>
+      </w:r>
+      <w:r>
+        <w:rPr>
+          <w:rFonts w:ascii="Arial" w:hAnsi="Arial" w:cs="Arial"/>
+          <w:color w:val="000000" w:themeColor="text1"/>
+          <w:sz w:val="22"/>
+          <w:szCs w:val="22"/>
+        </w:rPr>
+        <w:t>0.98, 1.46</w:t>
+      </w:r>
+      <w:r>
+        <w:rPr>
+          <w:rFonts w:ascii="Arial" w:hAnsi="Arial" w:cs="Arial"/>
+          <w:color w:val="000000" w:themeColor="text1"/>
+          <w:sz w:val="22"/>
+          <w:szCs w:val="22"/>
+        </w:rPr>
+        <w:t>]</w:t>
+      </w:r>
+      <w:r>
+        <w:rPr>
+          <w:rFonts w:ascii="Arial" w:hAnsi="Arial" w:cs="Arial"/>
+          <w:color w:val="000000" w:themeColor="text1"/>
+          <w:sz w:val="22"/>
+          <w:szCs w:val="22"/>
+        </w:rPr>
+        <w:t>). Ravens also left their territories more often when territorial conspecifics were making the same decision (OR = 1.2</w:t>
+      </w:r>
+      <w:r>
+        <w:rPr>
+          <w:rFonts w:ascii="Arial" w:hAnsi="Arial" w:cs="Arial"/>
+          <w:color w:val="000000" w:themeColor="text1"/>
+          <w:sz w:val="22"/>
+          <w:szCs w:val="22"/>
+        </w:rPr>
+        <w:t>4</w:t>
       </w:r>
       <w:r>
         <w:rPr>
@@ -12554,34 +12611,7 @@
           <w:sz w:val="22"/>
           <w:szCs w:val="22"/>
         </w:rPr>
-        <w:t>0.98, 1.46</w:t>
-      </w:r>
-      <w:r>
-        <w:rPr>
-          <w:rFonts w:ascii="Arial" w:hAnsi="Arial" w:cs="Arial"/>
-          <w:color w:val="000000" w:themeColor="text1"/>
-          <w:sz w:val="22"/>
-          <w:szCs w:val="22"/>
-        </w:rPr>
-        <w:t>). Ravens also left their territories more often when territorial conspecifics were making the same decision (OR = 1.2</w:t>
-      </w:r>
-      <w:r>
-        <w:rPr>
-          <w:rFonts w:ascii="Arial" w:hAnsi="Arial" w:cs="Arial"/>
-          <w:color w:val="000000" w:themeColor="text1"/>
-          <w:sz w:val="22"/>
-          <w:szCs w:val="22"/>
-        </w:rPr>
-        <w:t>4</w:t>
-      </w:r>
-      <w:r>
-        <w:rPr>
-          <w:rFonts w:ascii="Arial" w:hAnsi="Arial" w:cs="Arial"/>
-          <w:color w:val="000000" w:themeColor="text1"/>
-          <w:sz w:val="22"/>
-          <w:szCs w:val="22"/>
-        </w:rPr>
-        <w:t xml:space="preserve">, 95% CI: </w:t>
+        <w:t>[</w:t>
       </w:r>
       <w:r>
         <w:rPr>
@@ -12591,6 +12621,15 @@
           <w:szCs w:val="22"/>
         </w:rPr>
         <w:t>1.07, 1.44</w:t>
+      </w:r>
+      <w:r>
+        <w:rPr>
+          <w:rFonts w:ascii="Arial" w:hAnsi="Arial" w:cs="Arial"/>
+          <w:color w:val="000000" w:themeColor="text1"/>
+          <w:sz w:val="22"/>
+          <w:szCs w:val="22"/>
+        </w:rPr>
+        <w:t>]</w:t>
       </w:r>
       <w:r>
         <w:rPr>
@@ -12685,10 +12724,10 @@
         </w:rPr>
         <w:lastRenderedPageBreak/>
         <w:drawing>
-          <wp:inline distT="0" distB="0" distL="0" distR="0" wp14:anchorId="3063C4FB" wp14:editId="679CA3A9">
-            <wp:extent cx="5943600" cy="4290695"/>
-            <wp:effectExtent l="0" t="0" r="0" b="0"/>
-            <wp:docPr id="1842951245" name="Picture 7"/>
+          <wp:inline distT="0" distB="0" distL="0" distR="0" wp14:anchorId="08CB6821" wp14:editId="34F46397">
+            <wp:extent cx="5937250" cy="4540250"/>
+            <wp:effectExtent l="0" t="0" r="6350" b="0"/>
+            <wp:docPr id="1309768767" name="Picture 2"/>
             <wp:cNvGraphicFramePr>
               <a:graphicFrameLocks xmlns:a="http://schemas.openxmlformats.org/drawingml/2006/main" noChangeAspect="1"/>
             </wp:cNvGraphicFramePr>
@@ -12696,7 +12735,7 @@
               <a:graphicData uri="http://schemas.openxmlformats.org/drawingml/2006/picture">
                 <pic:pic xmlns:pic="http://schemas.openxmlformats.org/drawingml/2006/picture">
                   <pic:nvPicPr>
-                    <pic:cNvPr id="0" name="Picture 7"/>
+                    <pic:cNvPr id="0" name="Picture 2"/>
                     <pic:cNvPicPr>
                       <a:picLocks noChangeAspect="1" noChangeArrowheads="1"/>
                     </pic:cNvPicPr>
@@ -12717,7 +12756,7 @@
                   <pic:spPr bwMode="auto">
                     <a:xfrm>
                       <a:off x="0" y="0"/>
-                      <a:ext cx="5943600" cy="4290695"/>
+                      <a:ext cx="5937250" cy="4540250"/>
                     </a:xfrm>
                     <a:prstGeom prst="rect">
                       <a:avLst/>
@@ -12937,16 +12976,16 @@
           <w:sz w:val="22"/>
           <w:szCs w:val="22"/>
         </w:rPr>
-        <w:t xml:space="preserve">were </w:t>
-      </w:r>
-      <w:r>
-        <w:rPr>
-          <w:rFonts w:ascii="Arial" w:hAnsi="Arial" w:cs="Arial"/>
-          <w:color w:val="000000" w:themeColor="text1"/>
-          <w:sz w:val="22"/>
-          <w:szCs w:val="22"/>
-        </w:rPr>
-        <w:t xml:space="preserve">increased by 0.27 (0.23, 0.30) </w:t>
+        <w:t>increased</w:t>
+      </w:r>
+      <w:r>
+        <w:rPr>
+          <w:rFonts w:ascii="Arial" w:hAnsi="Arial" w:cs="Arial"/>
+          <w:color w:val="000000" w:themeColor="text1"/>
+          <w:sz w:val="22"/>
+          <w:szCs w:val="22"/>
+        </w:rPr>
+        <w:t xml:space="preserve"> by 0.27 (0.23, 0.30) </w:t>
       </w:r>
       <w:r>
         <w:rPr>
@@ -12982,7 +13021,16 @@
           <w:sz w:val="22"/>
           <w:szCs w:val="22"/>
         </w:rPr>
-        <w:t xml:space="preserve">, 95% CI: </w:t>
+        <w:t xml:space="preserve"> </w:t>
+      </w:r>
+      <w:r>
+        <w:rPr>
+          <w:rFonts w:ascii="Arial" w:hAnsi="Arial" w:cs="Arial"/>
+          <w:color w:val="000000" w:themeColor="text1"/>
+          <w:sz w:val="22"/>
+          <w:szCs w:val="22"/>
+        </w:rPr>
+        <w:t>[</w:t>
       </w:r>
       <w:r>
         <w:rPr>
@@ -13000,7 +13048,25 @@
           <w:sz w:val="22"/>
           <w:szCs w:val="22"/>
         </w:rPr>
-        <w:t>), but were not influenced by the actual amount of biomass available in hunting areas (</w:t>
+        <w:t>]</w:t>
+      </w:r>
+      <w:r>
+        <w:rPr>
+          <w:rFonts w:ascii="Arial" w:hAnsi="Arial" w:cs="Arial"/>
+          <w:color w:val="000000" w:themeColor="text1"/>
+          <w:sz w:val="22"/>
+          <w:szCs w:val="22"/>
+        </w:rPr>
+        <w:t>) but</w:t>
+      </w:r>
+      <w:r>
+        <w:rPr>
+          <w:rFonts w:ascii="Arial" w:hAnsi="Arial" w:cs="Arial"/>
+          <w:color w:val="000000" w:themeColor="text1"/>
+          <w:sz w:val="22"/>
+          <w:szCs w:val="22"/>
+        </w:rPr>
+        <w:t xml:space="preserve"> were not influenced by the actual amount of biomass available in hunting areas (</w:t>
       </w:r>
       <w:r>
         <w:rPr>
@@ -13171,7 +13237,43 @@
           <w:sz w:val="22"/>
           <w:szCs w:val="22"/>
         </w:rPr>
-        <w:t>outside of their territory (OR = 0.33, 95% CI: 0.22, 0.49).</w:t>
+        <w:t xml:space="preserve">outside of their territory (OR = 0.33 </w:t>
+      </w:r>
+      <w:r>
+        <w:rPr>
+          <w:rFonts w:ascii="Arial" w:hAnsi="Arial" w:cs="Arial"/>
+          <w:color w:val="000000" w:themeColor="text1"/>
+          <w:sz w:val="22"/>
+          <w:szCs w:val="22"/>
+        </w:rPr>
+        <w:t>[</w:t>
+      </w:r>
+      <w:r>
+        <w:rPr>
+          <w:rFonts w:ascii="Arial" w:hAnsi="Arial" w:cs="Arial"/>
+          <w:color w:val="000000" w:themeColor="text1"/>
+          <w:sz w:val="22"/>
+          <w:szCs w:val="22"/>
+        </w:rPr>
+        <w:t>0.22, 0.49</w:t>
+      </w:r>
+      <w:r>
+        <w:rPr>
+          <w:rFonts w:ascii="Arial" w:hAnsi="Arial" w:cs="Arial"/>
+          <w:color w:val="000000" w:themeColor="text1"/>
+          <w:sz w:val="22"/>
+          <w:szCs w:val="22"/>
+        </w:rPr>
+        <w:t>]</w:t>
+      </w:r>
+      <w:r>
+        <w:rPr>
+          <w:rFonts w:ascii="Arial" w:hAnsi="Arial" w:cs="Arial"/>
+          <w:color w:val="000000" w:themeColor="text1"/>
+          <w:sz w:val="22"/>
+          <w:szCs w:val="22"/>
+        </w:rPr>
+        <w:t>).</w:t>
       </w:r>
       <w:r>
         <w:rPr>
@@ -13279,7 +13381,16 @@
           <w:sz w:val="22"/>
           <w:szCs w:val="22"/>
         </w:rPr>
-        <w:t xml:space="preserve">, 95% CI: </w:t>
+        <w:t xml:space="preserve"> </w:t>
+      </w:r>
+      <w:r>
+        <w:rPr>
+          <w:rFonts w:ascii="Arial" w:hAnsi="Arial" w:cs="Arial"/>
+          <w:color w:val="000000" w:themeColor="text1"/>
+          <w:sz w:val="22"/>
+          <w:szCs w:val="22"/>
+        </w:rPr>
+        <w:t>[</w:t>
       </w:r>
       <w:r>
         <w:rPr>
@@ -13297,6 +13408,15 @@
           <w:sz w:val="22"/>
           <w:szCs w:val="22"/>
         </w:rPr>
+        <w:t>]</w:t>
+      </w:r>
+      <w:r>
+        <w:rPr>
+          <w:rFonts w:ascii="Arial" w:hAnsi="Arial" w:cs="Arial"/>
+          <w:color w:val="000000" w:themeColor="text1"/>
+          <w:sz w:val="22"/>
+          <w:szCs w:val="22"/>
+        </w:rPr>
         <w:t xml:space="preserve">). </w:t>
       </w:r>
       <w:r>
@@ -13306,7 +13426,7 @@
           <w:sz w:val="22"/>
           <w:szCs w:val="22"/>
         </w:rPr>
-        <w:t>C</w:t>
+        <w:t>V</w:t>
       </w:r>
       <w:r>
         <w:rPr>
@@ -13324,7 +13444,17 @@
           <w:sz w:val="22"/>
           <w:szCs w:val="22"/>
         </w:rPr>
-        <w:t>increased as snow depth decreased (OR = 1.3</w:t>
+        <w:t xml:space="preserve">increased as </w:t>
+      </w:r>
+      <w:r>
+        <w:rPr>
+          <w:rFonts w:ascii="Arial" w:hAnsi="Arial" w:cs="Arial"/>
+          <w:color w:val="000000" w:themeColor="text1"/>
+          <w:sz w:val="22"/>
+          <w:szCs w:val="22"/>
+        </w:rPr>
+        <w:lastRenderedPageBreak/>
+        <w:t>snow depth decreased (OR = 1.3</w:t>
       </w:r>
       <w:r>
         <w:rPr>
@@ -13342,7 +13472,16 @@
           <w:sz w:val="22"/>
           <w:szCs w:val="22"/>
         </w:rPr>
-        <w:t xml:space="preserve">, 95% CI: </w:t>
+        <w:t xml:space="preserve"> </w:t>
+      </w:r>
+      <w:r>
+        <w:rPr>
+          <w:rFonts w:ascii="Arial" w:hAnsi="Arial" w:cs="Arial"/>
+          <w:color w:val="000000" w:themeColor="text1"/>
+          <w:sz w:val="22"/>
+          <w:szCs w:val="22"/>
+        </w:rPr>
+        <w:t>[</w:t>
       </w:r>
       <w:r>
         <w:rPr>
@@ -13360,16 +13499,61 @@
           <w:sz w:val="22"/>
           <w:szCs w:val="22"/>
         </w:rPr>
-        <w:t>)</w:t>
-      </w:r>
-      <w:r>
-        <w:rPr>
-          <w:rFonts w:ascii="Arial" w:hAnsi="Arial" w:cs="Arial"/>
-          <w:color w:val="000000" w:themeColor="text1"/>
-          <w:sz w:val="22"/>
-          <w:szCs w:val="22"/>
-        </w:rPr>
-        <w:t>,</w:t>
+        <w:t>]</w:t>
+      </w:r>
+      <w:r>
+        <w:rPr>
+          <w:rFonts w:ascii="Arial" w:hAnsi="Arial" w:cs="Arial"/>
+          <w:color w:val="000000" w:themeColor="text1"/>
+          <w:sz w:val="22"/>
+          <w:szCs w:val="22"/>
+        </w:rPr>
+        <w:t>) and</w:t>
+      </w:r>
+      <w:r>
+        <w:rPr>
+          <w:rFonts w:ascii="Arial" w:hAnsi="Arial" w:cs="Arial"/>
+          <w:color w:val="000000" w:themeColor="text1"/>
+          <w:sz w:val="22"/>
+          <w:szCs w:val="22"/>
+        </w:rPr>
+        <w:t xml:space="preserve"> again showed no influence from temperature</w:t>
+      </w:r>
+      <w:r>
+        <w:rPr>
+          <w:rFonts w:ascii="Arial" w:hAnsi="Arial" w:cs="Arial"/>
+          <w:color w:val="000000" w:themeColor="text1"/>
+          <w:sz w:val="22"/>
+          <w:szCs w:val="22"/>
+        </w:rPr>
+        <w:t xml:space="preserve">. </w:t>
+      </w:r>
+      <w:r>
+        <w:rPr>
+          <w:rFonts w:ascii="Arial" w:hAnsi="Arial" w:cs="Arial"/>
+          <w:color w:val="000000" w:themeColor="text1"/>
+          <w:sz w:val="22"/>
+          <w:szCs w:val="22"/>
+        </w:rPr>
+        <w:t xml:space="preserve">Ravens were more likely to travel to the hunting area when a greater proportion of GPS tracked territorial ravens made the same decision </w:t>
+      </w:r>
+      <w:r>
+        <w:rPr>
+          <w:rFonts w:ascii="Arial" w:hAnsi="Arial" w:cs="Arial"/>
+          <w:color w:val="000000" w:themeColor="text1"/>
+          <w:sz w:val="22"/>
+          <w:szCs w:val="22"/>
+        </w:rPr>
+        <w:t>(OR = 1.</w:t>
+      </w:r>
+      <w:r>
+        <w:rPr>
+          <w:rFonts w:ascii="Arial" w:hAnsi="Arial" w:cs="Arial"/>
+          <w:color w:val="000000" w:themeColor="text1"/>
+          <w:sz w:val="22"/>
+          <w:szCs w:val="22"/>
+        </w:rPr>
+        <w:t>2</w:t>
       </w:r>
       <w:r>
         <w:rPr>
@@ -13387,62 +13571,7 @@
           <w:sz w:val="22"/>
           <w:szCs w:val="22"/>
         </w:rPr>
-        <w:t xml:space="preserve">and again </w:t>
-      </w:r>
-      <w:r>
-        <w:rPr>
-          <w:rFonts w:ascii="Arial" w:hAnsi="Arial" w:cs="Arial"/>
-          <w:color w:val="000000" w:themeColor="text1"/>
-          <w:sz w:val="22"/>
-          <w:szCs w:val="22"/>
-        </w:rPr>
-        <w:lastRenderedPageBreak/>
-        <w:t>showed no influence from temperature</w:t>
-      </w:r>
-      <w:r>
-        <w:rPr>
-          <w:rFonts w:ascii="Arial" w:hAnsi="Arial" w:cs="Arial"/>
-          <w:color w:val="000000" w:themeColor="text1"/>
-          <w:sz w:val="22"/>
-          <w:szCs w:val="22"/>
-        </w:rPr>
-        <w:t xml:space="preserve">. </w:t>
-      </w:r>
-      <w:r>
-        <w:rPr>
-          <w:rFonts w:ascii="Arial" w:hAnsi="Arial" w:cs="Arial"/>
-          <w:color w:val="000000" w:themeColor="text1"/>
-          <w:sz w:val="22"/>
-          <w:szCs w:val="22"/>
-        </w:rPr>
-        <w:t xml:space="preserve">Ravens were more likely to travel to the hunting area when a greater proportion of GPS tracked territorial ravens made the same decision </w:t>
-      </w:r>
-      <w:r>
-        <w:rPr>
-          <w:rFonts w:ascii="Arial" w:hAnsi="Arial" w:cs="Arial"/>
-          <w:color w:val="000000" w:themeColor="text1"/>
-          <w:sz w:val="22"/>
-          <w:szCs w:val="22"/>
-        </w:rPr>
-        <w:t>(OR = 1.</w:t>
-      </w:r>
-      <w:r>
-        <w:rPr>
-          <w:rFonts w:ascii="Arial" w:hAnsi="Arial" w:cs="Arial"/>
-          <w:color w:val="000000" w:themeColor="text1"/>
-          <w:sz w:val="22"/>
-          <w:szCs w:val="22"/>
-        </w:rPr>
-        <w:t>2</w:t>
-      </w:r>
-      <w:r>
-        <w:rPr>
-          <w:rFonts w:ascii="Arial" w:hAnsi="Arial" w:cs="Arial"/>
-          <w:color w:val="000000" w:themeColor="text1"/>
-          <w:sz w:val="22"/>
-          <w:szCs w:val="22"/>
-        </w:rPr>
-        <w:t xml:space="preserve">, 95% CI: </w:t>
+        <w:t>[</w:t>
       </w:r>
       <w:r>
         <w:rPr>
@@ -13452,6 +13581,15 @@
           <w:szCs w:val="22"/>
         </w:rPr>
         <w:t>1.1, 1.5</w:t>
+      </w:r>
+      <w:r>
+        <w:rPr>
+          <w:rFonts w:ascii="Arial" w:hAnsi="Arial" w:cs="Arial"/>
+          <w:color w:val="000000" w:themeColor="text1"/>
+          <w:sz w:val="22"/>
+          <w:szCs w:val="22"/>
+        </w:rPr>
+        <w:t>]</w:t>
       </w:r>
       <w:r>
         <w:rPr>
@@ -13493,10 +13631,10 @@
           <w:szCs w:val="22"/>
         </w:rPr>
         <w:drawing>
-          <wp:inline distT="0" distB="0" distL="0" distR="0" wp14:anchorId="25E1B8F9" wp14:editId="648B50C0">
-            <wp:extent cx="5943600" cy="4290695"/>
-            <wp:effectExtent l="0" t="0" r="0" b="0"/>
-            <wp:docPr id="1631984748" name="Picture 4"/>
+          <wp:inline distT="0" distB="0" distL="0" distR="0" wp14:anchorId="66FC1A3F" wp14:editId="03AD9331">
+            <wp:extent cx="5937250" cy="4540250"/>
+            <wp:effectExtent l="0" t="0" r="6350" b="0"/>
+            <wp:docPr id="1726328632" name="Picture 3"/>
             <wp:cNvGraphicFramePr>
               <a:graphicFrameLocks xmlns:a="http://schemas.openxmlformats.org/drawingml/2006/main" noChangeAspect="1"/>
             </wp:cNvGraphicFramePr>
@@ -13504,7 +13642,7 @@
               <a:graphicData uri="http://schemas.openxmlformats.org/drawingml/2006/picture">
                 <pic:pic xmlns:pic="http://schemas.openxmlformats.org/drawingml/2006/picture">
                   <pic:nvPicPr>
-                    <pic:cNvPr id="0" name="Picture 4"/>
+                    <pic:cNvPr id="0" name="Picture 3"/>
                     <pic:cNvPicPr>
                       <a:picLocks noChangeAspect="1" noChangeArrowheads="1"/>
                     </pic:cNvPicPr>
@@ -13525,7 +13663,7 @@
                   <pic:spPr bwMode="auto">
                     <a:xfrm>
                       <a:off x="0" y="0"/>
-                      <a:ext cx="5943600" cy="4290695"/>
+                      <a:ext cx="5937250" cy="4540250"/>
                     </a:xfrm>
                     <a:prstGeom prst="rect">
                       <a:avLst/>

--- a/reports/thesis/08_chapter_2.docx
+++ b/reports/thesis/08_chapter_2.docx
@@ -4047,7 +4047,70 @@
           <w:sz w:val="22"/>
           <w:szCs w:val="22"/>
         </w:rPr>
-        <w:t xml:space="preserve"> that predicts carrion locations from wolf movements, timing, and landscape features. The model makes no determinations about the prey species or cause of death and functions optimally during the winter study periods performed by the Wolf, Cougar, and Elk Project (November 15 – December 15, March 1 – 30; hereafter early and late winter, respectively). We removed wolf-kill sites identified by the predictive model that were within a hunting region during the hunting season, as ravens would already be classified as visiting the hunting region. Each wolf kill remained </w:t>
+        <w:t xml:space="preserve"> that predicts carrion locations from wolf movements, timing, and landscape features</w:t>
+      </w:r>
+      <w:r>
+        <w:rPr>
+          <w:rFonts w:ascii="Arial" w:hAnsi="Arial" w:cs="Arial"/>
+          <w:color w:val="000000" w:themeColor="text1"/>
+          <w:sz w:val="22"/>
+          <w:szCs w:val="22"/>
+        </w:rPr>
+        <w:t xml:space="preserve"> (Appendix A, S</w:t>
+      </w:r>
+      <w:r>
+        <w:rPr>
+          <w:rFonts w:ascii="Arial" w:hAnsi="Arial" w:cs="Arial"/>
+          <w:color w:val="000000" w:themeColor="text1"/>
+          <w:sz w:val="22"/>
+          <w:szCs w:val="22"/>
+        </w:rPr>
+        <w:t xml:space="preserve">upp. </w:t>
+      </w:r>
+      <w:r>
+        <w:rPr>
+          <w:rFonts w:ascii="Arial" w:hAnsi="Arial" w:cs="Arial"/>
+          <w:color w:val="000000" w:themeColor="text1"/>
+          <w:sz w:val="22"/>
+          <w:szCs w:val="22"/>
+        </w:rPr>
+        <w:t>Fig</w:t>
+      </w:r>
+      <w:r>
+        <w:rPr>
+          <w:rFonts w:ascii="Arial" w:hAnsi="Arial" w:cs="Arial"/>
+          <w:color w:val="000000" w:themeColor="text1"/>
+          <w:sz w:val="22"/>
+          <w:szCs w:val="22"/>
+        </w:rPr>
+        <w:t>.</w:t>
+      </w:r>
+      <w:r>
+        <w:rPr>
+          <w:rFonts w:ascii="Arial" w:hAnsi="Arial" w:cs="Arial"/>
+          <w:color w:val="000000" w:themeColor="text1"/>
+          <w:sz w:val="22"/>
+          <w:szCs w:val="22"/>
+        </w:rPr>
+        <w:t xml:space="preserve"> 1)</w:t>
+      </w:r>
+      <w:r>
+        <w:rPr>
+          <w:rFonts w:ascii="Arial" w:hAnsi="Arial" w:cs="Arial"/>
+          <w:color w:val="000000" w:themeColor="text1"/>
+          <w:sz w:val="22"/>
+          <w:szCs w:val="22"/>
+        </w:rPr>
+        <w:t>.</w:t>
+      </w:r>
+      <w:r>
+        <w:rPr>
+          <w:rFonts w:ascii="Arial" w:hAnsi="Arial" w:cs="Arial"/>
+          <w:color w:val="000000" w:themeColor="text1"/>
+          <w:sz w:val="22"/>
+          <w:szCs w:val="22"/>
+        </w:rPr>
+        <w:t xml:space="preserve"> The model makes no determinations about the prey species or cause of death and functions optimally during the winter study periods performed by the Wolf, Cougar, and Elk Project (November 15 – December 15, March 1 – 30; hereafter early and late winter, respectively). We removed wolf-kill sites identified by the predictive model that were within a hunting region during the hunting season, as ravens would already be classified as visiting the hunting region. Each wolf kill remained </w:t>
       </w:r>
       <w:r>
         <w:rPr>
@@ -4095,7 +4158,7 @@
           <w:sz w:val="22"/>
           <w:szCs w:val="22"/>
         </w:rPr>
-        <w:t xml:space="preserve">after the last wolf GPS point as direct observations of wolf kills had ravens returning to the site for an average 1.2 days (unpublished data). This additional day accounts for the continued availability and use of the carcass after wolves have abandoned it. </w:t>
+        <w:t xml:space="preserve">after the last wolf GPS point as direct observations of wolf kills had ravens returning to the site for an average 1.2 days (unpublished data). This additional day accounts for the continued availability and use of the carcass after </w:t>
       </w:r>
       <w:r>
         <w:rPr>
@@ -4105,6 +4168,15 @@
           <w:szCs w:val="22"/>
         </w:rPr>
         <w:lastRenderedPageBreak/>
+        <w:t xml:space="preserve">wolves have abandoned it. </w:t>
+      </w:r>
+      <w:r>
+        <w:rPr>
+          <w:rFonts w:ascii="Arial" w:hAnsi="Arial" w:cs="Arial"/>
+          <w:color w:val="000000" w:themeColor="text1"/>
+          <w:sz w:val="22"/>
+          <w:szCs w:val="22"/>
+        </w:rPr>
         <w:t>We considered</w:t>
       </w:r>
       <w:r>

--- a/reports/thesis/08_chapter_2.docx
+++ b/reports/thesis/08_chapter_2.docx
@@ -2879,7 +2879,7 @@
           <w:sz w:val="22"/>
           <w:szCs w:val="22"/>
         </w:rPr>
-        <w:t xml:space="preserve"> corresponding to the Montana Fish, Wildlife, and Parks (MTFWP) rifle hunting season and the tribal bison hunting season. During the MTFWP rifle hunting season, elk and deer are the target species. We delineated a region recreational hunters use as elk migrate out of Yellowstone (hereafter MTFWP hunting region, Fig. 1) by buffering (5km, a reasonable hunter travel distance) all road access points (Montana Department of Transportation) within 10 km of the park entrance station in Gardiner, MT.</w:t>
+        <w:t xml:space="preserve"> corresponding to the Montana Fish, Wildlife, and Parks (MTFWP) rifle hunting season and the tribal bison hunting season. During the MTFWP rifle hunting season, elk and deer are the target species. We delineated a region recreational hunters use as elk migrate out of Yellowstone (hereafter MTFWP hunting region, Fig. 1) by buffering (5</w:t>
       </w:r>
       <w:r>
         <w:rPr>
@@ -2897,7 +2897,43 @@
           <w:sz w:val="22"/>
           <w:szCs w:val="22"/>
         </w:rPr>
-        <w:t xml:space="preserve">Bison hunting is concentrated along the roadway, as bison migration occurs along the south side of the Yellowstone River at the park boundary. Adult male bison can weigh over 750 kg during the hunting season (Yellowstone Bison Office, National Park Service, unpublished data), so the effort required to pack a harvested bison back to the road is great and is avoided by hunters when possible. We created the bison hunting polygon (hereafter bison hunting region, Fig. 1) with a 1 km buffer around the Old Yellowstone trail and Highway 89 from Gardiner, MT, to the cattle grate at the south end of Yankee Jim Canyon, which limits the northward movement of bison. We removed a 500-meter buffer around the Gardiner landfill and sewage treatment ponds from both hunting regions to minimize the confounding effect of the consistent resource, which lies just within the border of both hunting regions. </w:t>
+        <w:t>km, a reasonable hunter travel distance) all road access points (Montana Department of Transportation) within 10 km of the park entrance station in Gardiner, MT.</w:t>
+      </w:r>
+      <w:r>
+        <w:rPr>
+          <w:rFonts w:ascii="Arial" w:hAnsi="Arial" w:cs="Arial"/>
+          <w:color w:val="000000" w:themeColor="text1"/>
+          <w:sz w:val="22"/>
+          <w:szCs w:val="22"/>
+        </w:rPr>
+        <w:t xml:space="preserve"> </w:t>
+      </w:r>
+      <w:r>
+        <w:rPr>
+          <w:rFonts w:ascii="Arial" w:hAnsi="Arial" w:cs="Arial"/>
+          <w:color w:val="000000" w:themeColor="text1"/>
+          <w:sz w:val="22"/>
+          <w:szCs w:val="22"/>
+        </w:rPr>
+        <w:t>Bison hunting is concentrated along the roadway, as bison migration occurs along the south side of the Yellowstone River at the park boundary. Adult male bison can weigh over 750 kg during the hunting season (Yellowstone Bison Office, National Park Service, unpublished data), so the effort required to pack a harvested bison back to the road is great and is avoided by hunters when possible. We created the bison hunting polygon (hereafter bison hunting region, Fig. 1) with a 1 km buffer around the Old Yellowstone trail and Highway 89 from Gardiner, MT, to the cattle grate at the south end of Yankee Jim Canyon, which limits the northward movement of bison. We removed a 500</w:t>
+      </w:r>
+      <w:r>
+        <w:rPr>
+          <w:rFonts w:ascii="Arial" w:hAnsi="Arial" w:cs="Arial"/>
+          <w:color w:val="000000" w:themeColor="text1"/>
+          <w:sz w:val="22"/>
+          <w:szCs w:val="22"/>
+        </w:rPr>
+        <w:t xml:space="preserve"> m</w:t>
+      </w:r>
+      <w:r>
+        <w:rPr>
+          <w:rFonts w:ascii="Arial" w:hAnsi="Arial" w:cs="Arial"/>
+          <w:color w:val="000000" w:themeColor="text1"/>
+          <w:sz w:val="22"/>
+          <w:szCs w:val="22"/>
+        </w:rPr>
+        <w:t xml:space="preserve"> buffer around the Gardiner landfill and sewage treatment ponds from both hunting regions to minimize the confounding effect of the consistent resource, which lies just within the border of both hunting regions. </w:t>
       </w:r>
     </w:p>
     <w:p>
@@ -2920,10 +2956,10 @@
         </w:rPr>
         <w:lastRenderedPageBreak/>
         <w:drawing>
-          <wp:inline distT="0" distB="0" distL="0" distR="0" wp14:anchorId="67066748" wp14:editId="47A57A3C">
-            <wp:extent cx="5936615" cy="4544060"/>
-            <wp:effectExtent l="0" t="0" r="6985" b="8890"/>
-            <wp:docPr id="918467534" name="Picture 1"/>
+          <wp:inline distT="0" distB="0" distL="0" distR="0" wp14:anchorId="4B403D1A" wp14:editId="4F1E47AD">
+            <wp:extent cx="5935980" cy="4540250"/>
+            <wp:effectExtent l="0" t="0" r="7620" b="0"/>
+            <wp:docPr id="1252897803" name="Picture 3"/>
             <wp:cNvGraphicFramePr>
               <a:graphicFrameLocks xmlns:a="http://schemas.openxmlformats.org/drawingml/2006/main" noChangeAspect="1"/>
             </wp:cNvGraphicFramePr>
@@ -2931,7 +2967,7 @@
               <a:graphicData uri="http://schemas.openxmlformats.org/drawingml/2006/picture">
                 <pic:pic xmlns:pic="http://schemas.openxmlformats.org/drawingml/2006/picture">
                   <pic:nvPicPr>
-                    <pic:cNvPr id="0" name="Picture 1"/>
+                    <pic:cNvPr id="0" name="Picture 3"/>
                     <pic:cNvPicPr>
                       <a:picLocks noChangeAspect="1" noChangeArrowheads="1"/>
                     </pic:cNvPicPr>
@@ -2952,7 +2988,7 @@
                   <pic:spPr bwMode="auto">
                     <a:xfrm>
                       <a:off x="0" y="0"/>
-                      <a:ext cx="5936615" cy="4544060"/>
+                      <a:ext cx="5935980" cy="4540250"/>
                     </a:xfrm>
                     <a:prstGeom prst="rect">
                       <a:avLst/>
@@ -3519,6 +3555,34 @@
           <w:sz w:val="22"/>
           <w:szCs w:val="22"/>
         </w:rPr>
+        <w:t>(</w:t>
+      </w:r>
+      <w:r>
+        <w:rPr>
+          <w:rFonts w:ascii="Arial" w:hAnsi="Arial" w:cs="Arial"/>
+          <w:color w:val="000000" w:themeColor="text1"/>
+          <w:sz w:val="22"/>
+          <w:szCs w:val="22"/>
+          <w:highlight w:val="yellow"/>
+        </w:rPr>
+        <w:t>version</w:t>
+      </w:r>
+      <w:r>
+        <w:rPr>
+          <w:rFonts w:ascii="Arial" w:hAnsi="Arial" w:cs="Arial"/>
+          <w:color w:val="000000" w:themeColor="text1"/>
+          <w:sz w:val="22"/>
+          <w:szCs w:val="22"/>
+        </w:rPr>
+        <w:t xml:space="preserve"> 0.5.1)</w:t>
+      </w:r>
+      <w:r>
+        <w:rPr>
+          <w:rFonts w:ascii="Arial" w:hAnsi="Arial" w:cs="Arial"/>
+          <w:color w:val="000000" w:themeColor="text1"/>
+          <w:sz w:val="22"/>
+          <w:szCs w:val="22"/>
+        </w:rPr>
         <w:t>.</w:t>
       </w:r>
     </w:p>
@@ -3880,7 +3944,25 @@
           <w:sz w:val="22"/>
           <w:szCs w:val="22"/>
         </w:rPr>
-        <w:t xml:space="preserve"> 4.5.3) from GPS points collected during the breeding season (May - July). We used a less inclusive 90% MCP to remove excursive movements made after nest failure when adults were free to move widely (Fig 1). To counter the slight underestimation caused by using a 90% MCP, we determine that a raven stayed on its territory if all locations on that day were within 1 kilometer of the 90% MCP boundary. </w:t>
+        <w:t xml:space="preserve"> 4.5.3) from GPS points collected during the breeding season (May - July). We used a less inclusive 90% MCP to remove excursive movements made after nest failure when adults were free to move widely (Fig 1). To counter the slight underestimation caused by using a 90% MCP, we determine that a raven stayed on its territory if all locations on that day were within 1 </w:t>
+      </w:r>
+      <w:r>
+        <w:rPr>
+          <w:rFonts w:ascii="Arial" w:hAnsi="Arial" w:cs="Arial"/>
+          <w:color w:val="000000" w:themeColor="text1"/>
+          <w:sz w:val="22"/>
+          <w:szCs w:val="22"/>
+        </w:rPr>
+        <w:t>km</w:t>
+      </w:r>
+      <w:r>
+        <w:rPr>
+          <w:rFonts w:ascii="Arial" w:hAnsi="Arial" w:cs="Arial"/>
+          <w:color w:val="000000" w:themeColor="text1"/>
+          <w:sz w:val="22"/>
+          <w:szCs w:val="22"/>
+        </w:rPr>
+        <w:t xml:space="preserve"> of the 90% MCP boundary. </w:t>
       </w:r>
     </w:p>
     <w:p>
@@ -4047,7 +4129,52 @@
           <w:sz w:val="22"/>
           <w:szCs w:val="22"/>
         </w:rPr>
-        <w:t xml:space="preserve"> that predicts carrion locations from wolf movements, timing, and landscape features</w:t>
+        <w:t xml:space="preserve"> that predicts </w:t>
+      </w:r>
+      <w:r>
+        <w:rPr>
+          <w:rFonts w:ascii="Arial" w:hAnsi="Arial" w:cs="Arial"/>
+          <w:color w:val="000000" w:themeColor="text1"/>
+          <w:sz w:val="22"/>
+          <w:szCs w:val="22"/>
+        </w:rPr>
+        <w:t xml:space="preserve">the location of </w:t>
+      </w:r>
+      <w:r>
+        <w:rPr>
+          <w:rFonts w:ascii="Arial" w:hAnsi="Arial" w:cs="Arial"/>
+          <w:color w:val="000000" w:themeColor="text1"/>
+          <w:sz w:val="22"/>
+          <w:szCs w:val="22"/>
+        </w:rPr>
+        <w:t xml:space="preserve">carrion </w:t>
+      </w:r>
+      <w:r>
+        <w:rPr>
+          <w:rFonts w:ascii="Arial" w:hAnsi="Arial" w:cs="Arial"/>
+          <w:color w:val="000000" w:themeColor="text1"/>
+          <w:sz w:val="22"/>
+          <w:szCs w:val="22"/>
+        </w:rPr>
+        <w:t>used by wolves</w:t>
+      </w:r>
+      <w:r>
+        <w:rPr>
+          <w:rFonts w:ascii="Arial" w:hAnsi="Arial" w:cs="Arial"/>
+          <w:color w:val="000000" w:themeColor="text1"/>
+          <w:sz w:val="22"/>
+          <w:szCs w:val="22"/>
+        </w:rPr>
+        <w:t xml:space="preserve"> from</w:t>
+      </w:r>
+      <w:r>
+        <w:rPr>
+          <w:rFonts w:ascii="Arial" w:hAnsi="Arial" w:cs="Arial"/>
+          <w:color w:val="000000" w:themeColor="text1"/>
+          <w:sz w:val="22"/>
+          <w:szCs w:val="22"/>
+        </w:rPr>
+        <w:t xml:space="preserve"> movement, timing, and landscape features</w:t>
       </w:r>
       <w:r>
         <w:rPr>
@@ -4158,7 +4285,7 @@
           <w:sz w:val="22"/>
           <w:szCs w:val="22"/>
         </w:rPr>
-        <w:t xml:space="preserve">after the last wolf GPS point as direct observations of wolf kills had ravens returning to the site for an average 1.2 days (unpublished data). This additional day accounts for the continued availability and use of the carcass after </w:t>
+        <w:t xml:space="preserve">after the last wolf GPS point as direct observations of wolf kills had ravens returning to the site for an average 1.2 days (unpublished data). This additional day accounts for the continued availability and use of the </w:t>
       </w:r>
       <w:r>
         <w:rPr>
@@ -4168,7 +4295,7 @@
           <w:szCs w:val="22"/>
         </w:rPr>
         <w:lastRenderedPageBreak/>
-        <w:t xml:space="preserve">wolves have abandoned it. </w:t>
+        <w:t xml:space="preserve">carcass after wolves have abandoned it. </w:t>
       </w:r>
       <w:r>
         <w:rPr>
@@ -4258,7 +4385,25 @@
           <w:sz w:val="22"/>
           <w:szCs w:val="22"/>
         </w:rPr>
-        <w:t xml:space="preserve"> within 1 kilometer of a raven’s 90% MCP</w:t>
+        <w:t xml:space="preserve"> within 1 </w:t>
+      </w:r>
+      <w:r>
+        <w:rPr>
+          <w:rFonts w:ascii="Arial" w:hAnsi="Arial" w:cs="Arial"/>
+          <w:color w:val="000000" w:themeColor="text1"/>
+          <w:sz w:val="22"/>
+          <w:szCs w:val="22"/>
+        </w:rPr>
+        <w:t>km</w:t>
+      </w:r>
+      <w:r>
+        <w:rPr>
+          <w:rFonts w:ascii="Arial" w:hAnsi="Arial" w:cs="Arial"/>
+          <w:color w:val="000000" w:themeColor="text1"/>
+          <w:sz w:val="22"/>
+          <w:szCs w:val="22"/>
+        </w:rPr>
+        <w:t xml:space="preserve"> of a raven’s 90% MCP</w:t>
       </w:r>
       <w:r>
         <w:rPr>
@@ -4563,7 +4708,25 @@
           <w:sz w:val="22"/>
           <w:szCs w:val="22"/>
         </w:rPr>
-        <w:t xml:space="preserve"> within 500 meters of a wolf kill</w:t>
+        <w:t xml:space="preserve"> within 500 </w:t>
+      </w:r>
+      <w:r>
+        <w:rPr>
+          <w:rFonts w:ascii="Arial" w:hAnsi="Arial" w:cs="Arial"/>
+          <w:color w:val="000000" w:themeColor="text1"/>
+          <w:sz w:val="22"/>
+          <w:szCs w:val="22"/>
+        </w:rPr>
+        <w:t>m</w:t>
+      </w:r>
+      <w:r>
+        <w:rPr>
+          <w:rFonts w:ascii="Arial" w:hAnsi="Arial" w:cs="Arial"/>
+          <w:color w:val="000000" w:themeColor="text1"/>
+          <w:sz w:val="22"/>
+          <w:szCs w:val="22"/>
+        </w:rPr>
+        <w:t xml:space="preserve"> of a wolf kill</w:t>
       </w:r>
       <w:r>
         <w:rPr>
@@ -9529,7 +9692,25 @@
           <w:sz w:val="22"/>
           <w:szCs w:val="22"/>
         </w:rPr>
-        <w:t xml:space="preserve">%). After leaving their territory, ravens traveled between 7.4 and </w:t>
+        <w:t>%</w:t>
+      </w:r>
+      <w:r>
+        <w:rPr>
+          <w:rFonts w:ascii="Arial" w:hAnsi="Arial" w:cs="Arial"/>
+          <w:color w:val="000000" w:themeColor="text1"/>
+          <w:sz w:val="22"/>
+          <w:szCs w:val="22"/>
+        </w:rPr>
+        <w:t>, Fig. 2</w:t>
+      </w:r>
+      <w:r>
+        <w:rPr>
+          <w:rFonts w:ascii="Arial" w:hAnsi="Arial" w:cs="Arial"/>
+          <w:color w:val="000000" w:themeColor="text1"/>
+          <w:sz w:val="22"/>
+          <w:szCs w:val="22"/>
+        </w:rPr>
+        <w:t xml:space="preserve">). After leaving their territory, ravens traveled between 7.4 and </w:t>
       </w:r>
       <w:r>
         <w:rPr>
@@ -9691,7 +9872,25 @@
           <w:sz w:val="22"/>
           <w:szCs w:val="22"/>
         </w:rPr>
-        <w:t xml:space="preserve">%). </w:t>
+        <w:t>%</w:t>
+      </w:r>
+      <w:r>
+        <w:rPr>
+          <w:rFonts w:ascii="Arial" w:hAnsi="Arial" w:cs="Arial"/>
+          <w:color w:val="000000" w:themeColor="text1"/>
+          <w:sz w:val="22"/>
+          <w:szCs w:val="22"/>
+        </w:rPr>
+        <w:t>, Fig. 2</w:t>
+      </w:r>
+      <w:r>
+        <w:rPr>
+          <w:rFonts w:ascii="Arial" w:hAnsi="Arial" w:cs="Arial"/>
+          <w:color w:val="000000" w:themeColor="text1"/>
+          <w:sz w:val="22"/>
+          <w:szCs w:val="22"/>
+        </w:rPr>
+        <w:t xml:space="preserve">). </w:t>
       </w:r>
       <w:r>
         <w:rPr>
@@ -9799,6 +9998,15 @@
           <w:sz w:val="22"/>
           <w:szCs w:val="22"/>
         </w:rPr>
+        <w:t>, 3</w:t>
+      </w:r>
+      <w:r>
+        <w:rPr>
+          <w:rFonts w:ascii="Arial" w:hAnsi="Arial" w:cs="Arial"/>
+          <w:color w:val="000000" w:themeColor="text1"/>
+          <w:sz w:val="22"/>
+          <w:szCs w:val="22"/>
+        </w:rPr>
         <w:t>).</w:t>
       </w:r>
       <w:r>
@@ -9889,28 +10097,25 @@
           <w:sz w:val="22"/>
           <w:szCs w:val="22"/>
         </w:rPr>
-        <w:t xml:space="preserve"> </w:t>
-      </w:r>
-      <w:commentRangeStart w:id="6"/>
-      <w:r>
-        <w:rPr>
-          <w:rFonts w:ascii="Arial" w:hAnsi="Arial" w:cs="Arial"/>
-          <w:color w:val="000000" w:themeColor="text1"/>
-          <w:sz w:val="22"/>
-          <w:szCs w:val="22"/>
-        </w:rPr>
-        <w:t>(Fig. )</w:t>
-      </w:r>
-      <w:commentRangeEnd w:id="6"/>
-      <w:r>
-        <w:rPr>
-          <w:rStyle w:val="CommentReference"/>
-          <w:rFonts w:ascii="Arial" w:hAnsi="Arial" w:cs="Arial"/>
-          <w:color w:val="000000" w:themeColor="text1"/>
-          <w:sz w:val="22"/>
-          <w:szCs w:val="22"/>
-        </w:rPr>
-        <w:commentReference w:id="6"/>
+        <w:t xml:space="preserve"> (Fig. </w:t>
+      </w:r>
+      <w:r>
+        <w:rPr>
+          <w:rFonts w:ascii="Arial" w:hAnsi="Arial" w:cs="Arial"/>
+          <w:color w:val="000000" w:themeColor="text1"/>
+          <w:sz w:val="22"/>
+          <w:szCs w:val="22"/>
+        </w:rPr>
+        <w:t>2</w:t>
+      </w:r>
+      <w:r>
+        <w:rPr>
+          <w:rFonts w:ascii="Arial" w:hAnsi="Arial" w:cs="Arial"/>
+          <w:color w:val="000000" w:themeColor="text1"/>
+          <w:sz w:val="22"/>
+          <w:szCs w:val="22"/>
+        </w:rPr>
+        <w:t>)</w:t>
       </w:r>
       <w:r>
         <w:rPr>
@@ -10276,10 +10481,10 @@
         </w:rPr>
         <w:lastRenderedPageBreak/>
         <w:drawing>
-          <wp:inline distT="0" distB="0" distL="0" distR="0" wp14:anchorId="7F2714DA" wp14:editId="513441A1">
-            <wp:extent cx="5937885" cy="3848735"/>
-            <wp:effectExtent l="0" t="0" r="5715" b="0"/>
-            <wp:docPr id="179466297" name="Picture 1"/>
+          <wp:inline distT="0" distB="0" distL="0" distR="0" wp14:anchorId="6BF61E1C" wp14:editId="2C9B66D8">
+            <wp:extent cx="5937250" cy="4667250"/>
+            <wp:effectExtent l="0" t="0" r="6350" b="0"/>
+            <wp:docPr id="1974552588" name="Picture 4"/>
             <wp:cNvGraphicFramePr>
               <a:graphicFrameLocks xmlns:a="http://schemas.openxmlformats.org/drawingml/2006/main" noChangeAspect="1"/>
             </wp:cNvGraphicFramePr>
@@ -10287,7 +10492,7 @@
               <a:graphicData uri="http://schemas.openxmlformats.org/drawingml/2006/picture">
                 <pic:pic xmlns:pic="http://schemas.openxmlformats.org/drawingml/2006/picture">
                   <pic:nvPicPr>
-                    <pic:cNvPr id="0" name="Picture 1"/>
+                    <pic:cNvPr id="0" name="Picture 4"/>
                     <pic:cNvPicPr>
                       <a:picLocks noChangeAspect="1" noChangeArrowheads="1"/>
                     </pic:cNvPicPr>
@@ -10308,7 +10513,7 @@
                   <pic:spPr bwMode="auto">
                     <a:xfrm>
                       <a:off x="0" y="0"/>
-                      <a:ext cx="5937885" cy="3848735"/>
+                      <a:ext cx="5937250" cy="4667250"/>
                     </a:xfrm>
                     <a:prstGeom prst="rect">
                       <a:avLst/>
@@ -10448,7 +10653,6 @@
     <w:p>
       <w:pPr>
         <w:spacing w:line="480" w:lineRule="auto"/>
-        <w:ind w:firstLine="720"/>
         <w:rPr>
           <w:rFonts w:ascii="Arial" w:hAnsi="Arial" w:cs="Arial"/>
           <w:color w:val="000000" w:themeColor="text1"/>
@@ -10484,7 +10688,7 @@
           <w:sz w:val="22"/>
           <w:szCs w:val="22"/>
         </w:rPr>
-        <w:t>3</w:t>
+        <w:t>4</w:t>
       </w:r>
       <w:r>
         <w:rPr>
@@ -10547,7 +10751,7 @@
           <w:sz w:val="22"/>
           <w:szCs w:val="22"/>
         </w:rPr>
-        <w:t>4</w:t>
+        <w:t>5</w:t>
       </w:r>
       <w:r>
         <w:rPr>
@@ -10583,16 +10787,34 @@
           <w:sz w:val="22"/>
           <w:szCs w:val="22"/>
         </w:rPr>
-        <w:t xml:space="preserve"> remained constant throughout the winter. </w:t>
-      </w:r>
-      <w:r>
-        <w:rPr>
-          <w:rFonts w:ascii="Arial" w:hAnsi="Arial" w:cs="Arial"/>
-          <w:color w:val="000000" w:themeColor="text1"/>
-          <w:sz w:val="22"/>
-          <w:szCs w:val="22"/>
-        </w:rPr>
-        <w:t xml:space="preserve">Before hunting began in late October and between hunting seasons in the middle of winter, ravens visiting the hunting regions spent more time at the Gardiner landfill and sewage </w:t>
+        <w:t xml:space="preserve"> remained constant throughout the winter</w:t>
+      </w:r>
+      <w:r>
+        <w:rPr>
+          <w:rFonts w:ascii="Arial" w:hAnsi="Arial" w:cs="Arial"/>
+          <w:color w:val="000000" w:themeColor="text1"/>
+          <w:sz w:val="22"/>
+          <w:szCs w:val="22"/>
+        </w:rPr>
+        <w:t xml:space="preserve"> (Fig. 4)</w:t>
+      </w:r>
+      <w:r>
+        <w:rPr>
+          <w:rFonts w:ascii="Arial" w:hAnsi="Arial" w:cs="Arial"/>
+          <w:color w:val="000000" w:themeColor="text1"/>
+          <w:sz w:val="22"/>
+          <w:szCs w:val="22"/>
+        </w:rPr>
+        <w:t xml:space="preserve">. </w:t>
+      </w:r>
+      <w:r>
+        <w:rPr>
+          <w:rFonts w:ascii="Arial" w:hAnsi="Arial" w:cs="Arial"/>
+          <w:color w:val="000000" w:themeColor="text1"/>
+          <w:sz w:val="22"/>
+          <w:szCs w:val="22"/>
+        </w:rPr>
+        <w:t xml:space="preserve">Before hunting began in late October and between hunting seasons in the middle of </w:t>
       </w:r>
       <w:r>
         <w:rPr>
@@ -10602,7 +10824,25 @@
           <w:szCs w:val="22"/>
         </w:rPr>
         <w:lastRenderedPageBreak/>
-        <w:t xml:space="preserve">treatment ponds. </w:t>
+        <w:t>winter, ravens visiting the hunting regions spent more time at the Gardiner landfill and sewage treatment ponds</w:t>
+      </w:r>
+      <w:r>
+        <w:rPr>
+          <w:rFonts w:ascii="Arial" w:hAnsi="Arial" w:cs="Arial"/>
+          <w:color w:val="000000" w:themeColor="text1"/>
+          <w:sz w:val="22"/>
+          <w:szCs w:val="22"/>
+        </w:rPr>
+        <w:t xml:space="preserve"> (Fig. 5)</w:t>
+      </w:r>
+      <w:r>
+        <w:rPr>
+          <w:rFonts w:ascii="Arial" w:hAnsi="Arial" w:cs="Arial"/>
+          <w:color w:val="000000" w:themeColor="text1"/>
+          <w:sz w:val="22"/>
+          <w:szCs w:val="22"/>
+        </w:rPr>
+        <w:t xml:space="preserve">. </w:t>
       </w:r>
       <w:r>
         <w:rPr>
@@ -10631,7 +10871,7 @@
         </w:rPr>
         <w:t xml:space="preserve"> most time in the areas with </w:t>
       </w:r>
-      <w:commentRangeStart w:id="7"/>
+      <w:commentRangeStart w:id="6"/>
       <w:r>
         <w:rPr>
           <w:rFonts w:ascii="Arial" w:hAnsi="Arial" w:cs="Arial"/>
@@ -10641,7 +10881,7 @@
         </w:rPr>
         <w:t>highest hunting effort</w:t>
       </w:r>
-      <w:commentRangeEnd w:id="7"/>
+      <w:commentRangeEnd w:id="6"/>
       <w:r>
         <w:rPr>
           <w:rStyle w:val="CommentReference"/>
@@ -10650,7 +10890,7 @@
           <w:sz w:val="22"/>
           <w:szCs w:val="22"/>
         </w:rPr>
-        <w:commentReference w:id="7"/>
+        <w:commentReference w:id="6"/>
       </w:r>
       <w:r>
         <w:rPr>
@@ -10660,6 +10900,15 @@
           <w:szCs w:val="22"/>
         </w:rPr>
         <w:t xml:space="preserve"> for the target species</w:t>
+      </w:r>
+      <w:r>
+        <w:rPr>
+          <w:rFonts w:ascii="Arial" w:hAnsi="Arial" w:cs="Arial"/>
+          <w:color w:val="000000" w:themeColor="text1"/>
+          <w:sz w:val="22"/>
+          <w:szCs w:val="22"/>
+        </w:rPr>
+        <w:t xml:space="preserve"> (Fig. 5)</w:t>
       </w:r>
       <w:r>
         <w:rPr>
@@ -10946,6 +11195,216 @@
           <w:szCs w:val="22"/>
         </w:rPr>
       </w:pPr>
+      <w:commentRangeStart w:id="7"/>
+      <w:r>
+        <w:rPr>
+          <w:rFonts w:ascii="Arial" w:hAnsi="Arial" w:cs="Arial"/>
+          <w:color w:val="000000" w:themeColor="text1"/>
+          <w:sz w:val="22"/>
+          <w:szCs w:val="22"/>
+        </w:rPr>
+        <w:t xml:space="preserve">Figure </w:t>
+      </w:r>
+      <w:commentRangeEnd w:id="7"/>
+      <w:r>
+        <w:rPr>
+          <w:rStyle w:val="CommentReference"/>
+          <w:rFonts w:ascii="Arial" w:hAnsi="Arial" w:cs="Arial"/>
+          <w:color w:val="000000" w:themeColor="text1"/>
+          <w:sz w:val="22"/>
+          <w:szCs w:val="22"/>
+        </w:rPr>
+        <w:commentReference w:id="7"/>
+      </w:r>
+      <w:r>
+        <w:rPr>
+          <w:rFonts w:ascii="Arial" w:hAnsi="Arial" w:cs="Arial"/>
+          <w:color w:val="000000" w:themeColor="text1"/>
+          <w:sz w:val="22"/>
+          <w:szCs w:val="22"/>
+        </w:rPr>
+        <w:t>5</w:t>
+      </w:r>
+      <w:r>
+        <w:rPr>
+          <w:rFonts w:ascii="Arial" w:hAnsi="Arial" w:cs="Arial"/>
+          <w:color w:val="000000" w:themeColor="text1"/>
+          <w:sz w:val="22"/>
+          <w:szCs w:val="22"/>
+        </w:rPr>
+        <w:t xml:space="preserve">. </w:t>
+      </w:r>
+      <w:r>
+        <w:rPr>
+          <w:rFonts w:ascii="Arial" w:hAnsi="Arial" w:cs="Arial"/>
+          <w:color w:val="000000" w:themeColor="text1"/>
+          <w:sz w:val="22"/>
+          <w:szCs w:val="22"/>
+        </w:rPr>
+        <w:t>H</w:t>
+      </w:r>
+      <w:r>
+        <w:rPr>
+          <w:rFonts w:ascii="Arial" w:hAnsi="Arial" w:cs="Arial"/>
+          <w:color w:val="000000" w:themeColor="text1"/>
+          <w:sz w:val="22"/>
+          <w:szCs w:val="22"/>
+        </w:rPr>
+        <w:t xml:space="preserve">otspots </w:t>
+      </w:r>
+      <w:r>
+        <w:rPr>
+          <w:rFonts w:ascii="Arial" w:hAnsi="Arial" w:cs="Arial"/>
+          <w:color w:val="000000" w:themeColor="text1"/>
+          <w:sz w:val="22"/>
+          <w:szCs w:val="22"/>
+        </w:rPr>
+        <w:t>of</w:t>
+      </w:r>
+      <w:r>
+        <w:rPr>
+          <w:rFonts w:ascii="Arial" w:hAnsi="Arial" w:cs="Arial"/>
+          <w:color w:val="000000" w:themeColor="text1"/>
+          <w:sz w:val="22"/>
+          <w:szCs w:val="22"/>
+        </w:rPr>
+        <w:t xml:space="preserve"> territorial</w:t>
+      </w:r>
+      <w:r>
+        <w:rPr>
+          <w:rFonts w:ascii="Arial" w:hAnsi="Arial" w:cs="Arial"/>
+          <w:color w:val="000000" w:themeColor="text1"/>
+          <w:sz w:val="22"/>
+          <w:szCs w:val="22"/>
+        </w:rPr>
+        <w:t xml:space="preserve"> raven</w:t>
+      </w:r>
+      <w:r>
+        <w:rPr>
+          <w:rFonts w:ascii="Arial" w:hAnsi="Arial" w:cs="Arial"/>
+          <w:color w:val="000000" w:themeColor="text1"/>
+          <w:sz w:val="22"/>
+          <w:szCs w:val="22"/>
+        </w:rPr>
+        <w:t xml:space="preserve"> </w:t>
+      </w:r>
+      <w:r>
+        <w:rPr>
+          <w:rFonts w:ascii="Arial" w:hAnsi="Arial" w:cs="Arial"/>
+          <w:color w:val="000000" w:themeColor="text1"/>
+          <w:sz w:val="22"/>
+          <w:szCs w:val="22"/>
+        </w:rPr>
+        <w:t>GPS points</w:t>
+      </w:r>
+      <w:r>
+        <w:rPr>
+          <w:rFonts w:ascii="Arial" w:hAnsi="Arial" w:cs="Arial"/>
+          <w:color w:val="000000" w:themeColor="text1"/>
+          <w:sz w:val="22"/>
+          <w:szCs w:val="22"/>
+        </w:rPr>
+        <w:t xml:space="preserve"> outside of Yellowstone </w:t>
+      </w:r>
+      <w:r>
+        <w:rPr>
+          <w:rFonts w:ascii="Arial" w:hAnsi="Arial" w:cs="Arial"/>
+          <w:color w:val="000000" w:themeColor="text1"/>
+          <w:sz w:val="22"/>
+          <w:szCs w:val="22"/>
+        </w:rPr>
+        <w:t xml:space="preserve">throughout the various </w:t>
+      </w:r>
+      <w:r>
+        <w:rPr>
+          <w:rFonts w:ascii="Arial" w:hAnsi="Arial" w:cs="Arial"/>
+          <w:color w:val="000000" w:themeColor="text1"/>
+          <w:sz w:val="22"/>
+          <w:szCs w:val="22"/>
+        </w:rPr>
+        <w:t xml:space="preserve">winter </w:t>
+      </w:r>
+      <w:r>
+        <w:rPr>
+          <w:rFonts w:ascii="Arial" w:hAnsi="Arial" w:cs="Arial"/>
+          <w:color w:val="000000" w:themeColor="text1"/>
+          <w:sz w:val="22"/>
+          <w:szCs w:val="22"/>
+        </w:rPr>
+        <w:t>periods when</w:t>
+      </w:r>
+      <w:r>
+        <w:rPr>
+          <w:rFonts w:ascii="Arial" w:hAnsi="Arial" w:cs="Arial"/>
+          <w:color w:val="000000" w:themeColor="text1"/>
+          <w:sz w:val="22"/>
+          <w:szCs w:val="22"/>
+        </w:rPr>
+        <w:t xml:space="preserve"> </w:t>
+      </w:r>
+      <w:r>
+        <w:rPr>
+          <w:rFonts w:ascii="Arial" w:hAnsi="Arial" w:cs="Arial"/>
+          <w:color w:val="000000" w:themeColor="text1"/>
+          <w:sz w:val="22"/>
+          <w:szCs w:val="22"/>
+        </w:rPr>
+        <w:t>seasonal</w:t>
+      </w:r>
+      <w:r>
+        <w:rPr>
+          <w:rFonts w:ascii="Arial" w:hAnsi="Arial" w:cs="Arial"/>
+          <w:color w:val="000000" w:themeColor="text1"/>
+          <w:sz w:val="22"/>
+          <w:szCs w:val="22"/>
+        </w:rPr>
+        <w:t xml:space="preserve"> </w:t>
+      </w:r>
+      <w:r>
+        <w:rPr>
+          <w:rFonts w:ascii="Arial" w:hAnsi="Arial" w:cs="Arial"/>
+          <w:color w:val="000000" w:themeColor="text1"/>
+          <w:sz w:val="22"/>
+          <w:szCs w:val="22"/>
+        </w:rPr>
+        <w:t xml:space="preserve">ungulate hunting does and does not occur. </w:t>
+      </w:r>
+      <w:r>
+        <w:rPr>
+          <w:rFonts w:ascii="Arial" w:hAnsi="Arial" w:cs="Arial"/>
+          <w:color w:val="000000" w:themeColor="text1"/>
+          <w:sz w:val="22"/>
+          <w:szCs w:val="22"/>
+        </w:rPr>
+        <w:t>The entire mapping period is between September 1 and March 3</w:t>
+      </w:r>
+      <w:r>
+        <w:rPr>
+          <w:rFonts w:ascii="Arial" w:hAnsi="Arial" w:cs="Arial"/>
+          <w:color w:val="000000" w:themeColor="text1"/>
+          <w:sz w:val="22"/>
+          <w:szCs w:val="22"/>
+        </w:rPr>
+        <w:t>1</w:t>
+      </w:r>
+      <w:r>
+        <w:rPr>
+          <w:rFonts w:ascii="Arial" w:hAnsi="Arial" w:cs="Arial"/>
+          <w:color w:val="000000" w:themeColor="text1"/>
+          <w:sz w:val="22"/>
+          <w:szCs w:val="22"/>
+        </w:rPr>
+        <w:t xml:space="preserve"> with each individual map based around the timing of the various hunting seasons</w:t>
+      </w:r>
+      <w:r>
+        <w:rPr>
+          <w:rFonts w:ascii="Arial" w:hAnsi="Arial" w:cs="Arial"/>
+          <w:color w:val="000000" w:themeColor="text1"/>
+          <w:sz w:val="22"/>
+          <w:szCs w:val="22"/>
+        </w:rPr>
+        <w:t xml:space="preserve"> as defined in the </w:t>
+      </w:r>
       <w:commentRangeStart w:id="8"/>
       <w:r>
         <w:rPr>
@@ -10954,7 +11413,16 @@
           <w:sz w:val="22"/>
           <w:szCs w:val="22"/>
         </w:rPr>
-        <w:t xml:space="preserve">Figure </w:t>
+        <w:t>methods</w:t>
+      </w:r>
+      <w:r>
+        <w:rPr>
+          <w:rFonts w:ascii="Arial" w:hAnsi="Arial" w:cs="Arial"/>
+          <w:color w:val="000000" w:themeColor="text1"/>
+          <w:sz w:val="22"/>
+          <w:szCs w:val="22"/>
+        </w:rPr>
+        <w:t xml:space="preserve">. </w:t>
       </w:r>
       <w:commentRangeEnd w:id="8"/>
       <w:r>
@@ -10966,225 +11434,6 @@
           <w:szCs w:val="22"/>
         </w:rPr>
         <w:commentReference w:id="8"/>
-      </w:r>
-      <w:r>
-        <w:rPr>
-          <w:rFonts w:ascii="Arial" w:hAnsi="Arial" w:cs="Arial"/>
-          <w:color w:val="000000" w:themeColor="text1"/>
-          <w:sz w:val="22"/>
-          <w:szCs w:val="22"/>
-        </w:rPr>
-        <w:t>5</w:t>
-      </w:r>
-      <w:r>
-        <w:rPr>
-          <w:rFonts w:ascii="Arial" w:hAnsi="Arial" w:cs="Arial"/>
-          <w:color w:val="000000" w:themeColor="text1"/>
-          <w:sz w:val="22"/>
-          <w:szCs w:val="22"/>
-        </w:rPr>
-        <w:t xml:space="preserve">. </w:t>
-      </w:r>
-      <w:r>
-        <w:rPr>
-          <w:rFonts w:ascii="Arial" w:hAnsi="Arial" w:cs="Arial"/>
-          <w:color w:val="000000" w:themeColor="text1"/>
-          <w:sz w:val="22"/>
-          <w:szCs w:val="22"/>
-        </w:rPr>
-        <w:t>H</w:t>
-      </w:r>
-      <w:r>
-        <w:rPr>
-          <w:rFonts w:ascii="Arial" w:hAnsi="Arial" w:cs="Arial"/>
-          <w:color w:val="000000" w:themeColor="text1"/>
-          <w:sz w:val="22"/>
-          <w:szCs w:val="22"/>
-        </w:rPr>
-        <w:t xml:space="preserve">otspots </w:t>
-      </w:r>
-      <w:r>
-        <w:rPr>
-          <w:rFonts w:ascii="Arial" w:hAnsi="Arial" w:cs="Arial"/>
-          <w:color w:val="000000" w:themeColor="text1"/>
-          <w:sz w:val="22"/>
-          <w:szCs w:val="22"/>
-        </w:rPr>
-        <w:t>of</w:t>
-      </w:r>
-      <w:r>
-        <w:rPr>
-          <w:rFonts w:ascii="Arial" w:hAnsi="Arial" w:cs="Arial"/>
-          <w:color w:val="000000" w:themeColor="text1"/>
-          <w:sz w:val="22"/>
-          <w:szCs w:val="22"/>
-        </w:rPr>
-        <w:t xml:space="preserve"> territorial</w:t>
-      </w:r>
-      <w:r>
-        <w:rPr>
-          <w:rFonts w:ascii="Arial" w:hAnsi="Arial" w:cs="Arial"/>
-          <w:color w:val="000000" w:themeColor="text1"/>
-          <w:sz w:val="22"/>
-          <w:szCs w:val="22"/>
-        </w:rPr>
-        <w:t xml:space="preserve"> raven</w:t>
-      </w:r>
-      <w:r>
-        <w:rPr>
-          <w:rFonts w:ascii="Arial" w:hAnsi="Arial" w:cs="Arial"/>
-          <w:color w:val="000000" w:themeColor="text1"/>
-          <w:sz w:val="22"/>
-          <w:szCs w:val="22"/>
-        </w:rPr>
-        <w:t xml:space="preserve"> </w:t>
-      </w:r>
-      <w:r>
-        <w:rPr>
-          <w:rFonts w:ascii="Arial" w:hAnsi="Arial" w:cs="Arial"/>
-          <w:color w:val="000000" w:themeColor="text1"/>
-          <w:sz w:val="22"/>
-          <w:szCs w:val="22"/>
-        </w:rPr>
-        <w:t>GPS points</w:t>
-      </w:r>
-      <w:r>
-        <w:rPr>
-          <w:rFonts w:ascii="Arial" w:hAnsi="Arial" w:cs="Arial"/>
-          <w:color w:val="000000" w:themeColor="text1"/>
-          <w:sz w:val="22"/>
-          <w:szCs w:val="22"/>
-        </w:rPr>
-        <w:t xml:space="preserve"> outside of Yellowstone </w:t>
-      </w:r>
-      <w:r>
-        <w:rPr>
-          <w:rFonts w:ascii="Arial" w:hAnsi="Arial" w:cs="Arial"/>
-          <w:color w:val="000000" w:themeColor="text1"/>
-          <w:sz w:val="22"/>
-          <w:szCs w:val="22"/>
-        </w:rPr>
-        <w:t xml:space="preserve">throughout the various </w:t>
-      </w:r>
-      <w:r>
-        <w:rPr>
-          <w:rFonts w:ascii="Arial" w:hAnsi="Arial" w:cs="Arial"/>
-          <w:color w:val="000000" w:themeColor="text1"/>
-          <w:sz w:val="22"/>
-          <w:szCs w:val="22"/>
-        </w:rPr>
-        <w:t xml:space="preserve">winter </w:t>
-      </w:r>
-      <w:r>
-        <w:rPr>
-          <w:rFonts w:ascii="Arial" w:hAnsi="Arial" w:cs="Arial"/>
-          <w:color w:val="000000" w:themeColor="text1"/>
-          <w:sz w:val="22"/>
-          <w:szCs w:val="22"/>
-        </w:rPr>
-        <w:t>periods when</w:t>
-      </w:r>
-      <w:r>
-        <w:rPr>
-          <w:rFonts w:ascii="Arial" w:hAnsi="Arial" w:cs="Arial"/>
-          <w:color w:val="000000" w:themeColor="text1"/>
-          <w:sz w:val="22"/>
-          <w:szCs w:val="22"/>
-        </w:rPr>
-        <w:t xml:space="preserve"> </w:t>
-      </w:r>
-      <w:r>
-        <w:rPr>
-          <w:rFonts w:ascii="Arial" w:hAnsi="Arial" w:cs="Arial"/>
-          <w:color w:val="000000" w:themeColor="text1"/>
-          <w:sz w:val="22"/>
-          <w:szCs w:val="22"/>
-        </w:rPr>
-        <w:t>seasonal</w:t>
-      </w:r>
-      <w:r>
-        <w:rPr>
-          <w:rFonts w:ascii="Arial" w:hAnsi="Arial" w:cs="Arial"/>
-          <w:color w:val="000000" w:themeColor="text1"/>
-          <w:sz w:val="22"/>
-          <w:szCs w:val="22"/>
-        </w:rPr>
-        <w:t xml:space="preserve"> </w:t>
-      </w:r>
-      <w:r>
-        <w:rPr>
-          <w:rFonts w:ascii="Arial" w:hAnsi="Arial" w:cs="Arial"/>
-          <w:color w:val="000000" w:themeColor="text1"/>
-          <w:sz w:val="22"/>
-          <w:szCs w:val="22"/>
-        </w:rPr>
-        <w:t xml:space="preserve">ungulate hunting does and does not occur. </w:t>
-      </w:r>
-      <w:r>
-        <w:rPr>
-          <w:rFonts w:ascii="Arial" w:hAnsi="Arial" w:cs="Arial"/>
-          <w:color w:val="000000" w:themeColor="text1"/>
-          <w:sz w:val="22"/>
-          <w:szCs w:val="22"/>
-        </w:rPr>
-        <w:t>The entire mapping period is between September 1 and March 3</w:t>
-      </w:r>
-      <w:r>
-        <w:rPr>
-          <w:rFonts w:ascii="Arial" w:hAnsi="Arial" w:cs="Arial"/>
-          <w:color w:val="000000" w:themeColor="text1"/>
-          <w:sz w:val="22"/>
-          <w:szCs w:val="22"/>
-        </w:rPr>
-        <w:t>1</w:t>
-      </w:r>
-      <w:r>
-        <w:rPr>
-          <w:rFonts w:ascii="Arial" w:hAnsi="Arial" w:cs="Arial"/>
-          <w:color w:val="000000" w:themeColor="text1"/>
-          <w:sz w:val="22"/>
-          <w:szCs w:val="22"/>
-        </w:rPr>
-        <w:t xml:space="preserve"> with each individual map based around the timing of the various hunting seasons</w:t>
-      </w:r>
-      <w:r>
-        <w:rPr>
-          <w:rFonts w:ascii="Arial" w:hAnsi="Arial" w:cs="Arial"/>
-          <w:color w:val="000000" w:themeColor="text1"/>
-          <w:sz w:val="22"/>
-          <w:szCs w:val="22"/>
-        </w:rPr>
-        <w:t xml:space="preserve"> as defined in the </w:t>
-      </w:r>
-      <w:commentRangeStart w:id="9"/>
-      <w:r>
-        <w:rPr>
-          <w:rFonts w:ascii="Arial" w:hAnsi="Arial" w:cs="Arial"/>
-          <w:color w:val="000000" w:themeColor="text1"/>
-          <w:sz w:val="22"/>
-          <w:szCs w:val="22"/>
-        </w:rPr>
-        <w:t>methods</w:t>
-      </w:r>
-      <w:r>
-        <w:rPr>
-          <w:rFonts w:ascii="Arial" w:hAnsi="Arial" w:cs="Arial"/>
-          <w:color w:val="000000" w:themeColor="text1"/>
-          <w:sz w:val="22"/>
-          <w:szCs w:val="22"/>
-        </w:rPr>
-        <w:t xml:space="preserve">. </w:t>
-      </w:r>
-      <w:commentRangeEnd w:id="9"/>
-      <w:r>
-        <w:rPr>
-          <w:rStyle w:val="CommentReference"/>
-          <w:rFonts w:ascii="Arial" w:hAnsi="Arial" w:cs="Arial"/>
-          <w:color w:val="000000" w:themeColor="text1"/>
-          <w:sz w:val="22"/>
-          <w:szCs w:val="22"/>
-        </w:rPr>
-        <w:commentReference w:id="9"/>
       </w:r>
       <w:r>
         <w:rPr>
@@ -11786,7 +12035,25 @@
           <w:sz w:val="22"/>
           <w:szCs w:val="22"/>
         </w:rPr>
-        <w:t xml:space="preserve">%). </w:t>
+        <w:t>%</w:t>
+      </w:r>
+      <w:r>
+        <w:rPr>
+          <w:rFonts w:ascii="Arial" w:hAnsi="Arial" w:cs="Arial"/>
+          <w:color w:val="000000" w:themeColor="text1"/>
+          <w:sz w:val="22"/>
+          <w:szCs w:val="22"/>
+        </w:rPr>
+        <w:t>, Fig. 2</w:t>
+      </w:r>
+      <w:r>
+        <w:rPr>
+          <w:rFonts w:ascii="Arial" w:hAnsi="Arial" w:cs="Arial"/>
+          <w:color w:val="000000" w:themeColor="text1"/>
+          <w:sz w:val="22"/>
+          <w:szCs w:val="22"/>
+        </w:rPr>
+        <w:t xml:space="preserve">). </w:t>
       </w:r>
       <w:r>
         <w:rPr>
@@ -11849,7 +12116,25 @@
           <w:sz w:val="22"/>
           <w:szCs w:val="22"/>
         </w:rPr>
-        <w:t xml:space="preserve">We recorded ravens within 500-meters of wolf kills on their territories </w:t>
+        <w:t>We recorded ravens within 500</w:t>
+      </w:r>
+      <w:r>
+        <w:rPr>
+          <w:rFonts w:ascii="Arial" w:hAnsi="Arial" w:cs="Arial"/>
+          <w:color w:val="000000" w:themeColor="text1"/>
+          <w:sz w:val="22"/>
+          <w:szCs w:val="22"/>
+        </w:rPr>
+        <w:t xml:space="preserve"> </w:t>
+      </w:r>
+      <w:r>
+        <w:rPr>
+          <w:rFonts w:ascii="Arial" w:hAnsi="Arial" w:cs="Arial"/>
+          <w:color w:val="000000" w:themeColor="text1"/>
+          <w:sz w:val="22"/>
+          <w:szCs w:val="22"/>
+        </w:rPr>
+        <w:t xml:space="preserve">m of wolf kills on their territories </w:t>
       </w:r>
       <w:r>
         <w:rPr>
@@ -11921,7 +12206,7 @@
           <w:sz w:val="22"/>
           <w:szCs w:val="22"/>
         </w:rPr>
-        <w:t xml:space="preserve">% of the </w:t>
+        <w:t xml:space="preserve">% </w:t>
       </w:r>
       <w:r>
         <w:rPr>
@@ -11931,7 +12216,25 @@
           <w:szCs w:val="22"/>
         </w:rPr>
         <w:lastRenderedPageBreak/>
-        <w:t>time.</w:t>
+        <w:t>of the time</w:t>
+      </w:r>
+      <w:r>
+        <w:rPr>
+          <w:rFonts w:ascii="Arial" w:hAnsi="Arial" w:cs="Arial"/>
+          <w:color w:val="000000" w:themeColor="text1"/>
+          <w:sz w:val="22"/>
+          <w:szCs w:val="22"/>
+        </w:rPr>
+        <w:t xml:space="preserve"> (Fig. 2)</w:t>
+      </w:r>
+      <w:r>
+        <w:rPr>
+          <w:rFonts w:ascii="Arial" w:hAnsi="Arial" w:cs="Arial"/>
+          <w:color w:val="000000" w:themeColor="text1"/>
+          <w:sz w:val="22"/>
+          <w:szCs w:val="22"/>
+        </w:rPr>
+        <w:t>.</w:t>
       </w:r>
       <w:r>
         <w:rPr>
@@ -12102,7 +12405,25 @@
           <w:sz w:val="22"/>
           <w:szCs w:val="22"/>
         </w:rPr>
-        <w:t xml:space="preserve">%). </w:t>
+        <w:t>%</w:t>
+      </w:r>
+      <w:r>
+        <w:rPr>
+          <w:rFonts w:ascii="Arial" w:hAnsi="Arial" w:cs="Arial"/>
+          <w:color w:val="000000" w:themeColor="text1"/>
+          <w:sz w:val="22"/>
+          <w:szCs w:val="22"/>
+        </w:rPr>
+        <w:t>, Fig. 2</w:t>
+      </w:r>
+      <w:r>
+        <w:rPr>
+          <w:rFonts w:ascii="Arial" w:hAnsi="Arial" w:cs="Arial"/>
+          <w:color w:val="000000" w:themeColor="text1"/>
+          <w:sz w:val="22"/>
+          <w:szCs w:val="22"/>
+        </w:rPr>
+        <w:t xml:space="preserve">). </w:t>
       </w:r>
       <w:r>
         <w:rPr>
@@ -12192,7 +12513,25 @@
           <w:sz w:val="22"/>
           <w:szCs w:val="22"/>
         </w:rPr>
-        <w:t xml:space="preserve">%). </w:t>
+        <w:t>%</w:t>
+      </w:r>
+      <w:r>
+        <w:rPr>
+          <w:rFonts w:ascii="Arial" w:hAnsi="Arial" w:cs="Arial"/>
+          <w:color w:val="000000" w:themeColor="text1"/>
+          <w:sz w:val="22"/>
+          <w:szCs w:val="22"/>
+        </w:rPr>
+        <w:t>, Fig. 2</w:t>
+      </w:r>
+      <w:r>
+        <w:rPr>
+          <w:rFonts w:ascii="Arial" w:hAnsi="Arial" w:cs="Arial"/>
+          <w:color w:val="000000" w:themeColor="text1"/>
+          <w:sz w:val="22"/>
+          <w:szCs w:val="22"/>
+        </w:rPr>
+        <w:t xml:space="preserve">). </w:t>
       </w:r>
     </w:p>
     <w:p>
@@ -12296,7 +12635,64 @@
           <w:sz w:val="22"/>
           <w:szCs w:val="22"/>
         </w:rPr>
-        <w:t xml:space="preserve">impacted a raven’s decision to leave its territory. </w:t>
+        <w:t>impacted a raven’s decision to leave its territory</w:t>
+      </w:r>
+      <w:r>
+        <w:rPr>
+          <w:rFonts w:ascii="Arial" w:hAnsi="Arial" w:cs="Arial"/>
+          <w:color w:val="000000" w:themeColor="text1"/>
+          <w:sz w:val="22"/>
+          <w:szCs w:val="22"/>
+        </w:rPr>
+        <w:t xml:space="preserve"> (</w:t>
+      </w:r>
+      <w:r>
+        <w:rPr>
+          <w:rFonts w:ascii="Arial" w:hAnsi="Arial" w:cs="Arial"/>
+          <w:color w:val="000000" w:themeColor="text1"/>
+          <w:sz w:val="22"/>
+          <w:szCs w:val="22"/>
+        </w:rPr>
+        <w:t xml:space="preserve">Fig. 6; Appendix D, Supp. Table </w:t>
+      </w:r>
+      <w:commentRangeStart w:id="9"/>
+      <w:r>
+        <w:rPr>
+          <w:rFonts w:ascii="Arial" w:hAnsi="Arial" w:cs="Arial"/>
+          <w:color w:val="000000" w:themeColor="text1"/>
+          <w:sz w:val="22"/>
+          <w:szCs w:val="22"/>
+        </w:rPr>
+        <w:t>3</w:t>
+      </w:r>
+      <w:commentRangeEnd w:id="9"/>
+      <w:r>
+        <w:rPr>
+          <w:rStyle w:val="CommentReference"/>
+          <w:rFonts w:ascii="Arial" w:hAnsi="Arial" w:cs="Arial"/>
+          <w:color w:val="000000" w:themeColor="text1"/>
+          <w:sz w:val="22"/>
+          <w:szCs w:val="22"/>
+        </w:rPr>
+        <w:commentReference w:id="9"/>
+      </w:r>
+      <w:r>
+        <w:rPr>
+          <w:rFonts w:ascii="Arial" w:hAnsi="Arial" w:cs="Arial"/>
+          <w:color w:val="000000" w:themeColor="text1"/>
+          <w:sz w:val="22"/>
+          <w:szCs w:val="22"/>
+        </w:rPr>
+        <w:t>)</w:t>
+      </w:r>
+      <w:r>
+        <w:rPr>
+          <w:rFonts w:ascii="Arial" w:hAnsi="Arial" w:cs="Arial"/>
+          <w:color w:val="000000" w:themeColor="text1"/>
+          <w:sz w:val="22"/>
+          <w:szCs w:val="22"/>
+        </w:rPr>
+        <w:t xml:space="preserve">. </w:t>
       </w:r>
       <w:r>
         <w:rPr>
@@ -12477,6 +12873,24 @@
           <w:szCs w:val="22"/>
         </w:rPr>
         <w:t xml:space="preserve"> 0.04, 0.55</w:t>
+      </w:r>
+      <w:r>
+        <w:rPr>
+          <w:rFonts w:ascii="Arial" w:hAnsi="Arial" w:cs="Arial"/>
+          <w:color w:val="000000" w:themeColor="text1"/>
+          <w:sz w:val="22"/>
+          <w:szCs w:val="22"/>
+        </w:rPr>
+        <w:t xml:space="preserve">, Fig. </w:t>
+      </w:r>
+      <w:r>
+        <w:rPr>
+          <w:rFonts w:ascii="Arial" w:hAnsi="Arial" w:cs="Arial"/>
+          <w:color w:val="000000" w:themeColor="text1"/>
+          <w:sz w:val="22"/>
+          <w:szCs w:val="22"/>
+        </w:rPr>
+        <w:t>7</w:t>
       </w:r>
       <w:r>
         <w:rPr>
@@ -12985,7 +13399,61 @@
           <w:sz w:val="22"/>
           <w:szCs w:val="22"/>
         </w:rPr>
-        <w:t xml:space="preserve">was influenced by many factors. </w:t>
+        <w:t>was influenced by many factors</w:t>
+      </w:r>
+      <w:r>
+        <w:rPr>
+          <w:rFonts w:ascii="Arial" w:hAnsi="Arial" w:cs="Arial"/>
+          <w:color w:val="000000" w:themeColor="text1"/>
+          <w:sz w:val="22"/>
+          <w:szCs w:val="22"/>
+        </w:rPr>
+        <w:t xml:space="preserve"> (</w:t>
+      </w:r>
+      <w:r>
+        <w:rPr>
+          <w:rFonts w:ascii="Arial" w:hAnsi="Arial" w:cs="Arial"/>
+          <w:color w:val="000000" w:themeColor="text1"/>
+          <w:sz w:val="22"/>
+          <w:szCs w:val="22"/>
+        </w:rPr>
+        <w:t xml:space="preserve">Fig. </w:t>
+      </w:r>
+      <w:r>
+        <w:rPr>
+          <w:rFonts w:ascii="Arial" w:hAnsi="Arial" w:cs="Arial"/>
+          <w:color w:val="000000" w:themeColor="text1"/>
+          <w:sz w:val="22"/>
+          <w:szCs w:val="22"/>
+        </w:rPr>
+        <w:t>8</w:t>
+      </w:r>
+      <w:r>
+        <w:rPr>
+          <w:rFonts w:ascii="Arial" w:hAnsi="Arial" w:cs="Arial"/>
+          <w:color w:val="000000" w:themeColor="text1"/>
+          <w:sz w:val="22"/>
+          <w:szCs w:val="22"/>
+        </w:rPr>
+        <w:t xml:space="preserve">; Appendix D, Supp. Table </w:t>
+      </w:r>
+      <w:r>
+        <w:rPr>
+          <w:rFonts w:ascii="Arial" w:hAnsi="Arial" w:cs="Arial"/>
+          <w:color w:val="000000" w:themeColor="text1"/>
+          <w:sz w:val="22"/>
+          <w:szCs w:val="22"/>
+        </w:rPr>
+        <w:t>4)</w:t>
+      </w:r>
+      <w:r>
+        <w:rPr>
+          <w:rFonts w:ascii="Arial" w:hAnsi="Arial" w:cs="Arial"/>
+          <w:color w:val="000000" w:themeColor="text1"/>
+          <w:sz w:val="22"/>
+          <w:szCs w:val="22"/>
+        </w:rPr>
+        <w:t xml:space="preserve">. </w:t>
       </w:r>
       <w:r>
         <w:rPr>
@@ -13129,6 +13597,15 @@
           <w:sz w:val="22"/>
           <w:szCs w:val="22"/>
         </w:rPr>
+        <w:t>, Fig. 9</w:t>
+      </w:r>
+      <w:r>
+        <w:rPr>
+          <w:rFonts w:ascii="Arial" w:hAnsi="Arial" w:cs="Arial"/>
+          <w:color w:val="000000" w:themeColor="text1"/>
+          <w:sz w:val="22"/>
+          <w:szCs w:val="22"/>
+        </w:rPr>
         <w:t>) but</w:t>
       </w:r>
       <w:r>
@@ -13345,6 +13822,15 @@
           <w:sz w:val="22"/>
           <w:szCs w:val="22"/>
         </w:rPr>
+        <w:t>, Fig. 8</w:t>
+      </w:r>
+      <w:r>
+        <w:rPr>
+          <w:rFonts w:ascii="Arial" w:hAnsi="Arial" w:cs="Arial"/>
+          <w:color w:val="000000" w:themeColor="text1"/>
+          <w:sz w:val="22"/>
+          <w:szCs w:val="22"/>
+        </w:rPr>
         <w:t>).</w:t>
       </w:r>
       <w:r>
@@ -13462,6 +13948,7 @@
           <w:sz w:val="22"/>
           <w:szCs w:val="22"/>
         </w:rPr>
+        <w:lastRenderedPageBreak/>
         <w:t>[</w:t>
       </w:r>
       <w:r>
@@ -13516,17 +14003,7 @@
           <w:sz w:val="22"/>
           <w:szCs w:val="22"/>
         </w:rPr>
-        <w:t xml:space="preserve">increased as </w:t>
-      </w:r>
-      <w:r>
-        <w:rPr>
-          <w:rFonts w:ascii="Arial" w:hAnsi="Arial" w:cs="Arial"/>
-          <w:color w:val="000000" w:themeColor="text1"/>
-          <w:sz w:val="22"/>
-          <w:szCs w:val="22"/>
-        </w:rPr>
-        <w:lastRenderedPageBreak/>
-        <w:t>snow depth decreased (OR = 1.3</w:t>
+        <w:t>increased as snow depth decreased (OR = 1.3</w:t>
       </w:r>
       <w:r>
         <w:rPr>
@@ -14790,25 +15267,43 @@
           <w:sz w:val="22"/>
           <w:szCs w:val="22"/>
         </w:rPr>
-        <w:t xml:space="preserve">Territorial ravens remain place-bound throughout the non-breeding season, and cannot freely track the best foraging locations like more free ranging ungulates </w:t>
-      </w:r>
-      <w:r>
-        <w:rPr>
-          <w:rFonts w:ascii="Arial" w:hAnsi="Arial" w:cs="Arial"/>
-          <w:color w:val="000000" w:themeColor="text1"/>
-          <w:sz w:val="22"/>
-          <w:szCs w:val="22"/>
-        </w:rPr>
-        <w:t>with</w:t>
-      </w:r>
-      <w:r>
-        <w:rPr>
-          <w:rFonts w:ascii="Arial" w:hAnsi="Arial" w:cs="Arial"/>
-          <w:color w:val="000000" w:themeColor="text1"/>
-          <w:sz w:val="22"/>
-          <w:szCs w:val="22"/>
-        </w:rPr>
-        <w:t xml:space="preserve"> nutrient-dense vegetation </w:t>
+        <w:t xml:space="preserve">Territorial ravens remain place-bound throughout the non-breeding season, and cannot freely track the best foraging locations like more free ranging </w:t>
+      </w:r>
+      <w:r>
+        <w:rPr>
+          <w:rFonts w:ascii="Arial" w:hAnsi="Arial" w:cs="Arial"/>
+          <w:color w:val="000000" w:themeColor="text1"/>
+          <w:sz w:val="22"/>
+          <w:szCs w:val="22"/>
+        </w:rPr>
+        <w:t>species n</w:t>
+      </w:r>
+      <w:r>
+        <w:rPr>
+          <w:rFonts w:ascii="Arial" w:hAnsi="Arial" w:cs="Arial"/>
+          <w:color w:val="000000" w:themeColor="text1"/>
+          <w:sz w:val="22"/>
+          <w:szCs w:val="22"/>
+        </w:rPr>
+        <w:t>utrient-dense</w:t>
+      </w:r>
+      <w:r>
+        <w:rPr>
+          <w:rFonts w:ascii="Arial" w:hAnsi="Arial" w:cs="Arial"/>
+          <w:color w:val="000000" w:themeColor="text1"/>
+          <w:sz w:val="22"/>
+          <w:szCs w:val="22"/>
+        </w:rPr>
+        <w:t xml:space="preserve"> resources like green vegetation or salmon spawning</w:t>
+      </w:r>
+      <w:r>
+        <w:rPr>
+          <w:rFonts w:ascii="Arial" w:hAnsi="Arial" w:cs="Arial"/>
+          <w:color w:val="000000" w:themeColor="text1"/>
+          <w:sz w:val="22"/>
+          <w:szCs w:val="22"/>
+        </w:rPr>
+        <w:t xml:space="preserve"> </w:t>
       </w:r>
       <w:r>
         <w:rPr>
@@ -14826,7 +15321,7 @@
           <w:sz w:val="22"/>
           <w:szCs w:val="22"/>
         </w:rPr>
-        <w:instrText xml:space="preserve"> ADDIN ZOTERO_ITEM CSL_CITATION {"citationID":"OCMEujLs","properties":{"unsorted":false,"formattedCitation":"(McNaughton 1990, Middleton et al. 2018)","plainCitation":"(McNaughton 1990, Middleton et al. 2018)","noteIndex":0},"citationItems":[{"id":1946,"uris":["http://zotero.org/users/9968163/items/97CATY2B"],"itemData":{"id":1946,"type":"article-journal","abstract":"TWO distinct foraging behaviours differentiate Africa's grazing ungulates1–3: over the wet–dry season cycle resident herds occupy seasonally stable and spatially restricted home ranges and migratory herds move over vast geographical regions, using different areas in different seasons. Migratory herds dominate animal biomass wherever they occur4. Some migrants congregate around permanent water sources in the dry season and disperse to drier habitats in the wet season5; others travel along rainfall gradients, concentrating in areas of low annual rainfall in the wet season and moving to areas of higher rainfall as the dry season advances4. The Serengeti National Park in Tanzania is typical of the latter type of ecosystem6; migratory grazers there select drier localities in the wet season, despite the fact that forage production rates and drinking water supplies are high everywhere. These migrations could be explained by the animals' avoidance of muddy, sticky soils7, general forage-quality properties8, by calcium requirementsof lactating females9 and by avoidance of woodland habitats with greater predation risk10. Resident grazers are concentrated in localities supporting grasses with mineral contents more capable of meeting dietary requirements than forages in nearby, little-used grasslands11. I now present evidence that seasonal movements of migratory grazers in the Serengeti ecosystem are also related to grass mineral content. Particularly important, based on forage concentrations and animal requirements12, are Ca, Cu, N, Na, Zn and also, for lactating females and growing young, Mg, P and Ca/P balance.","container-title":"Nature","DOI":"10.1038/345613a0","ISSN":"1476-4687","issue":"6276","language":"en","license":"1990 Springer Nature Limited","page":"613-615","publisher":"Nature Publishing Group","source":"www.nature.com","title":"Mineral nutrition and seasonal movements of African migratory ungulates","volume":"345","author":[{"family":"McNaughton","given":"S. J."}],"issued":{"date-parts":[["1990",6]]}}},{"id":1202,"uris":["http://zotero.org/users/9968163/items/R95UXR8V"],"itemData":{"id":1202,"type":"article-journal","abstract":"Each spring, migratory herbivores around the world track or ‘surf’ green waves of newly emergent vegetation to distant summer or wet-season ranges. This foraging tactic may help explain the great abundance of migratory herbivores on many seasonal landscapes. However, the underlying fitness benefits of this life-history strategy remain poorly understood. A fundamental prediction of the green-wave hypothesis is that migratory herbivores obtain fitness benefits from surfing waves of newly emergent vegetation more closely than their resident counterparts. Here we evaluate whether this behavior increases body-fat levels – a critically important correlate of reproduction and survival for most ungulates – in elk Cervus elaphus of the Greater Yellowstone Ecosystem. Using satellite imagery and GPS tracking data, we found evidence that migrants (n = 23) indeed surfed the green wave, occupying sites 12.7 days closer to peak green-up than residents (n = 16). Importantly, individual variation in surfing may help account for up to 6 kg of variation in autumn body-fat levels. Our findings point to a pathway for anthropogenic changes to the green wave (e.g. climate change) or migrants’ ability to surf it (e.g. development) to impact migratory populations. To explore this possibility, we evaluated potential population-level consequences of constrained surfing with a heuristic model. If green-wave surfing deteriorates by 5–15 days from observed, our model predicts up to a 20% decrease in pregnancy rates, a 2.5% decrease in population growth, and a 30% decrease in abundance over 50 years. By linking green-wave surfing to fitness and illustrating potential effects on population growth, our study provides new insights into the evolution of migratory behavior and the prospects for the persistence of migratory ungulate populations in a changing world.","container-title":"Oikos","DOI":"10.1111/oik.05227","ISSN":"1600-0706","issue":"7","language":"en","license":"© 2017 The Authors","note":"_eprint: https://nsojournals.onlinelibrary.wiley.com/doi/pdf/10.1111/oik.05227","page":"1060-1068","source":"Wiley Online Library","title":"Green-wave surfing increases fat gain in a migratory ungulate","volume":"127","author":[{"family":"Middleton","given":"Arthur D."},{"family":"Merkle","given":"Jerod A."},{"family":"McWhirter","given":"Douglas E."},{"family":"Cook","given":"John G."},{"family":"Cook","given":"Rachel C."},{"family":"White","given":"P. J."},{"family":"Kauffman","given":"Matthew J."}],"issued":{"date-parts":[["2018"]]}}}],"schema":"https://github.com/citation-style-language/schema/raw/master/csl-citation.json"} </w:instrText>
+        <w:instrText xml:space="preserve"> ADDIN ZOTERO_ITEM CSL_CITATION {"citationID":"IiHHLZvz","properties":{"unsorted":false,"formattedCitation":"(McNaughton 1990, Deacy et al. 2016, Middleton et al. 2018)","plainCitation":"(McNaughton 1990, Deacy et al. 2016, Middleton et al. 2018)","noteIndex":0},"citationItems":[{"id":1946,"uris":["http://zotero.org/users/9968163/items/97CATY2B"],"itemData":{"id":1946,"type":"article-journal","abstract":"TWO distinct foraging behaviours differentiate Africa's grazing ungulates1–3: over the wet–dry season cycle resident herds occupy seasonally stable and spatially restricted home ranges and migratory herds move over vast geographical regions, using different areas in different seasons. Migratory herds dominate animal biomass wherever they occur4. Some migrants congregate around permanent water sources in the dry season and disperse to drier habitats in the wet season5; others travel along rainfall gradients, concentrating in areas of low annual rainfall in the wet season and moving to areas of higher rainfall as the dry season advances4. The Serengeti National Park in Tanzania is typical of the latter type of ecosystem6; migratory grazers there select drier localities in the wet season, despite the fact that forage production rates and drinking water supplies are high everywhere. These migrations could be explained by the animals' avoidance of muddy, sticky soils7, general forage-quality properties8, by calcium requirementsof lactating females9 and by avoidance of woodland habitats with greater predation risk10. Resident grazers are concentrated in localities supporting grasses with mineral contents more capable of meeting dietary requirements than forages in nearby, little-used grasslands11. I now present evidence that seasonal movements of migratory grazers in the Serengeti ecosystem are also related to grass mineral content. Particularly important, based on forage concentrations and animal requirements12, are Ca, Cu, N, Na, Zn and also, for lactating females and growing young, Mg, P and Ca/P balance.","container-title":"Nature","DOI":"10.1038/345613a0","ISSN":"1476-4687","issue":"6276","language":"en","license":"1990 Springer Nature Limited","page":"613-615","publisher":"Nature Publishing Group","source":"www.nature.com","title":"Mineral nutrition and seasonal movements of African migratory ungulates","volume":"345","author":[{"family":"McNaughton","given":"S. J."}],"issued":{"date-parts":[["1990",6]]}}},{"id":1986,"uris":["http://zotero.org/users/9968163/items/825MCRFT"],"itemData":{"id":1986,"type":"article-journal","abstract":"A key constraint faced by consumers is achieving a positive energy balance in the face of temporal variation in foraging opportunities. Recent work has shown that spatial heterogeneity in resource phenology can buffer mobile consumers from this constraint by allowing them to track changes in resource availability across space. For example, salmon populations spawn asynchronously across watersheds, causing high-quality foraging opportunities to propagate across the landscape, prolonging the availability of salmon at the regional scale. However, we know little about how individual consumers integrate across phenological variation or the benefits they receive by doing so. Here, we present direct evidence that individual brown bears track spatial variation in salmon phenology. Data from 40 GPS collared brown bears show that bears visited multiple spawning sites in synchrony with the order of spawning phenology. The number of sites used was correlated with the number of days a bear exploited salmon, suggesting the phenological variation in the study area influenced bear access to salmon, a resource which strongly influences bear fitness. Fisheries managers attempting to maximize harvest while maintaining ecosystem function should strive to protect the population diversity that underlies the phenological variation used by wildlife consumers.","container-title":"Ecology","DOI":"10.1890/15-1060.1","ISSN":"1939-9170","issue":"5","language":"en","license":"© 2016 by the Ecological Society of America","note":"_eprint: https://esajournals.onlinelibrary.wiley.com/doi/pdf/10.1890/15-1060.1","page":"1091-1098","source":"Wiley Online Library","title":"Kodiak brown bears surf the salmon red wave: direct evidence from GPS collared individuals","title-short":"Kodiak brown bears surf the salmon red wave","volume":"97","author":[{"family":"Deacy","given":"William"},{"family":"Leacock","given":"William"},{"family":"Armstrong","given":"Jonathan B."},{"family":"Stanford","given":"Jack A."}],"issued":{"date-parts":[["2016"]]}}},{"id":1202,"uris":["http://zotero.org/users/9968163/items/R95UXR8V"],"itemData":{"id":1202,"type":"article-journal","abstract":"Each spring, migratory herbivores around the world track or ‘surf’ green waves of newly emergent vegetation to distant summer or wet-season ranges. This foraging tactic may help explain the great abundance of migratory herbivores on many seasonal landscapes. However, the underlying fitness benefits of this life-history strategy remain poorly understood. A fundamental prediction of the green-wave hypothesis is that migratory herbivores obtain fitness benefits from surfing waves of newly emergent vegetation more closely than their resident counterparts. Here we evaluate whether this behavior increases body-fat levels – a critically important correlate of reproduction and survival for most ungulates – in elk Cervus elaphus of the Greater Yellowstone Ecosystem. Using satellite imagery and GPS tracking data, we found evidence that migrants (n = 23) indeed surfed the green wave, occupying sites 12.7 days closer to peak green-up than residents (n = 16). Importantly, individual variation in surfing may help account for up to 6 kg of variation in autumn body-fat levels. Our findings point to a pathway for anthropogenic changes to the green wave (e.g. climate change) or migrants’ ability to surf it (e.g. development) to impact migratory populations. To explore this possibility, we evaluated potential population-level consequences of constrained surfing with a heuristic model. If green-wave surfing deteriorates by 5–15 days from observed, our model predicts up to a 20% decrease in pregnancy rates, a 2.5% decrease in population growth, and a 30% decrease in abundance over 50 years. By linking green-wave surfing to fitness and illustrating potential effects on population growth, our study provides new insights into the evolution of migratory behavior and the prospects for the persistence of migratory ungulate populations in a changing world.","container-title":"Oikos","DOI":"10.1111/oik.05227","ISSN":"1600-0706","issue":"7","language":"en","license":"© 2017 The Authors","note":"_eprint: https://nsojournals.onlinelibrary.wiley.com/doi/pdf/10.1111/oik.05227","page":"1060-1068","source":"Wiley Online Library","title":"Green-wave surfing increases fat gain in a migratory ungulate","volume":"127","author":[{"family":"Middleton","given":"Arthur D."},{"family":"Merkle","given":"Jerod A."},{"family":"McWhirter","given":"Douglas E."},{"family":"Cook","given":"John G."},{"family":"Cook","given":"Rachel C."},{"family":"White","given":"P. J."},{"family":"Kauffman","given":"Matthew J."}],"issued":{"date-parts":[["2018"]]}}}],"schema":"https://github.com/citation-style-language/schema/raw/master/csl-citation.json"} </w:instrText>
       </w:r>
       <w:r>
         <w:rPr>
@@ -14839,12 +15334,10 @@
       </w:r>
       <w:r>
         <w:rPr>
-          <w:rFonts w:ascii="Arial" w:hAnsi="Arial" w:cs="Arial"/>
-          <w:color w:val="000000" w:themeColor="text1"/>
-          <w:sz w:val="22"/>
-          <w:szCs w:val="22"/>
-        </w:rPr>
-        <w:t>(McNaughton 1990, Middleton et al. 2018)</w:t>
+          <w:rFonts w:ascii="Aptos" w:hAnsi="Aptos"/>
+          <w:sz w:val="22"/>
+        </w:rPr>
+        <w:t>(McNaughton 1990, Deacy et al. 2016, Middleton et al. 2018)</w:t>
       </w:r>
       <w:r>
         <w:rPr>
@@ -15366,7 +15859,17 @@
           <w:sz w:val="22"/>
           <w:szCs w:val="22"/>
         </w:rPr>
-        <w:t xml:space="preserve"> harder to detect and provide less biomass to scavengers as a wolf pack is </w:t>
+        <w:t xml:space="preserve"> </w:t>
+      </w:r>
+      <w:r>
+        <w:rPr>
+          <w:rFonts w:ascii="Arial" w:hAnsi="Arial" w:cs="Arial"/>
+          <w:color w:val="000000" w:themeColor="text1"/>
+          <w:sz w:val="22"/>
+          <w:szCs w:val="22"/>
+        </w:rPr>
+        <w:lastRenderedPageBreak/>
+        <w:t xml:space="preserve">harder to detect and provide less biomass to scavengers as a wolf pack is </w:t>
       </w:r>
       <w:r>
         <w:rPr>
@@ -15384,17 +15887,7 @@
           <w:sz w:val="22"/>
           <w:szCs w:val="22"/>
         </w:rPr>
-        <w:t xml:space="preserve">able to remove </w:t>
-      </w:r>
-      <w:r>
-        <w:rPr>
-          <w:rFonts w:ascii="Arial" w:hAnsi="Arial" w:cs="Arial"/>
-          <w:color w:val="000000" w:themeColor="text1"/>
-          <w:sz w:val="22"/>
-          <w:szCs w:val="22"/>
-        </w:rPr>
-        <w:lastRenderedPageBreak/>
-        <w:t xml:space="preserve">all of the biomass during their initial feeding bout </w:t>
+        <w:t xml:space="preserve">able to remove all of the biomass during their initial feeding bout </w:t>
       </w:r>
       <w:r>
         <w:rPr>
@@ -15830,7 +16323,7 @@
           <w:sz w:val="22"/>
           <w:szCs w:val="22"/>
         </w:rPr>
-        <w:t xml:space="preserve">OPT is generally considered for a single organism, but has been expanded to consider competition and information sharing between foragers for resources into a game-theory style </w:t>
+        <w:t xml:space="preserve">OPT is generally considered for a single organism, but has been expanded to consider </w:t>
       </w:r>
       <w:r>
         <w:rPr>
@@ -15840,7 +16333,7 @@
           <w:szCs w:val="22"/>
         </w:rPr>
         <w:lastRenderedPageBreak/>
-        <w:t xml:space="preserve">problem for social foraging </w:t>
+        <w:t xml:space="preserve">competition and information sharing between foragers for resources into a game-theory style problem for social foraging </w:t>
       </w:r>
       <w:r>
         <w:rPr>
@@ -17112,7 +17605,17 @@
           <w:sz w:val="22"/>
           <w:szCs w:val="22"/>
         </w:rPr>
-        <w:t>. Conversely, 7485 resided in Old Faithful (Fig. 3) which is one of the highest traffic human areas during the summer and continues to have residents and tourism throughout the winter. However, 7485 often chose to abandon her territory. Old Faithful supports multiple breeding territories</w:t>
+        <w:t xml:space="preserve">. Conversely, 7485 resided in Old Faithful (Fig. 3) which is one of the highest traffic human areas during the summer and continues to have residents and tourism throughout the winter. However, 7485 often chose to abandon her territory. Old Faithful supports multiple breeding </w:t>
+      </w:r>
+      <w:r>
+        <w:rPr>
+          <w:rFonts w:ascii="Arial" w:hAnsi="Arial" w:cs="Arial"/>
+          <w:color w:val="000000" w:themeColor="text1"/>
+          <w:sz w:val="22"/>
+          <w:szCs w:val="22"/>
+        </w:rPr>
+        <w:lastRenderedPageBreak/>
+        <w:t>territories</w:t>
       </w:r>
       <w:r>
         <w:rPr>
@@ -17130,17 +17633,7 @@
           <w:sz w:val="22"/>
           <w:szCs w:val="22"/>
         </w:rPr>
-        <w:t xml:space="preserve">, which create more competition for resources than 7493_2 likely </w:t>
-      </w:r>
-      <w:r>
-        <w:rPr>
-          <w:rFonts w:ascii="Arial" w:hAnsi="Arial" w:cs="Arial"/>
-          <w:color w:val="000000" w:themeColor="text1"/>
-          <w:sz w:val="22"/>
-          <w:szCs w:val="22"/>
-        </w:rPr>
-        <w:lastRenderedPageBreak/>
-        <w:t>faces</w:t>
+        <w:t>, which create more competition for resources than 7493_2 likely faces</w:t>
       </w:r>
       <w:r>
         <w:rPr>
@@ -17719,7 +18212,7 @@
           <w:sz w:val="22"/>
           <w:szCs w:val="22"/>
         </w:rPr>
-        <w:t xml:space="preserve">. While wolf density, and therefore kill availability, are relatively dense in Yellowstone compared to other ecosystems, very few ravens had wolf kills available to them within their territories. Only 6 individuals visited kills available to them, resulting in large uncertainty in the model. The GPS data loggers presented another limitation. The fix-rate likely missed visits to wolf kills, especially if the individual did not spend extended periods of time interacting with the resource. This results in a slightly messy </w:t>
+        <w:t xml:space="preserve">. While wolf density, and therefore kill availability, are relatively dense in Yellowstone compared to other ecosystems, very few ravens had wolf kills available to them within their territories. Only 6 individuals visited kills available to them, resulting in large uncertainty in the model. The GPS data loggers presented another limitation. The fix-rate likely missed visits to wolf kills, especially if the individual did not </w:t>
       </w:r>
       <w:r>
         <w:rPr>
@@ -17729,7 +18222,7 @@
           <w:szCs w:val="22"/>
         </w:rPr>
         <w:lastRenderedPageBreak/>
-        <w:t xml:space="preserve">interpretation of the wolf kill availability covariate, where it is not clear on which days a raven has knowledge that a wolf kill is within its territory if a GPS point is never recorded at the site. Despite this, when ravens visit a wolf kill, indicating knowledge of the site, there was a clear negative effect. </w:t>
+        <w:t xml:space="preserve">spend extended periods of time interacting with the resource. This results in a slightly messy interpretation of the wolf kill availability covariate, where it is not clear on which days a raven has knowledge that a wolf kill is within its territory if a GPS point is never recorded at the site. Despite this, when ravens visit a wolf kill, indicating knowledge of the site, there was a clear negative effect. </w:t>
       </w:r>
     </w:p>
     <w:p>
@@ -18664,6 +19157,8 @@
         <w:spacing w:line="480" w:lineRule="auto"/>
         <w:rPr>
           <w:rFonts w:ascii="Arial" w:hAnsi="Arial" w:cs="Arial"/>
+          <w:b/>
+          <w:bCs/>
           <w:color w:val="000000" w:themeColor="text1"/>
           <w:sz w:val="22"/>
           <w:szCs w:val="22"/>
@@ -18672,6 +19167,8 @@
       <w:r>
         <w:rPr>
           <w:rFonts w:ascii="Arial" w:hAnsi="Arial" w:cs="Arial"/>
+          <w:b/>
+          <w:bCs/>
           <w:color w:val="000000" w:themeColor="text1"/>
           <w:sz w:val="22"/>
           <w:szCs w:val="22"/>
@@ -18794,7 +19291,7 @@
       </w:r>
     </w:p>
   </w:comment>
-  <w:comment w:id="6" w:author="Cameron Ho" w:date="2026-04-27T15:18:00Z" w:initials="CH">
+  <w:comment w:id="6" w:author="Cameron Ho" w:date="2026-04-14T11:27:00Z" w:initials="CH">
     <w:p>
       <w:pPr>
         <w:pStyle w:val="CommentText"/>
@@ -18806,11 +19303,11 @@
         <w:annotationRef/>
       </w:r>
       <w:r>
-        <w:t>barplot</w:t>
+        <w:t>From understanding of system, not related to how the hunting regions were created</w:t>
       </w:r>
     </w:p>
   </w:comment>
-  <w:comment w:id="7" w:author="Cameron Ho" w:date="2026-04-14T11:27:00Z" w:initials="CH">
+  <w:comment w:id="7" w:author="Cameron Ho" w:date="2026-04-20T11:31:00Z" w:initials="CH">
     <w:p>
       <w:pPr>
         <w:pStyle w:val="CommentText"/>
@@ -18822,27 +19319,11 @@
         <w:annotationRef/>
       </w:r>
       <w:r>
-        <w:t>From understanding of system, not related to how the hunting regions were created</w:t>
+        <w:t xml:space="preserve">Number of GPS points is a little wonky because the time period on the bottom maps are variable. The top two maps are relatively consistent at 2 months and 1 month. The bottom maps can be anywhere from 3 months to 1 week per year. </w:t>
       </w:r>
     </w:p>
   </w:comment>
-  <w:comment w:id="8" w:author="Cameron Ho" w:date="2026-04-20T11:31:00Z" w:initials="CH">
-    <w:p>
-      <w:pPr>
-        <w:pStyle w:val="CommentText"/>
-      </w:pPr>
-      <w:r>
-        <w:rPr>
-          <w:rStyle w:val="CommentReference"/>
-        </w:rPr>
-        <w:annotationRef/>
-      </w:r>
-      <w:r>
-        <w:t xml:space="preserve">Number of GPS points is a little wonky because the time period on the bottom maps are variable. The top two maps are relatively consistent at 2 months and 1 month. The bottom maps can be anywhere from 3 months to 1 week per year. </w:t>
-      </w:r>
-    </w:p>
-  </w:comment>
-  <w:comment w:id="9" w:author="Cameron Ho" w:date="2026-04-27T15:39:00Z" w:initials="CH">
+  <w:comment w:id="8" w:author="Cameron Ho" w:date="2026-04-27T15:39:00Z" w:initials="CH">
     <w:p>
       <w:pPr>
         <w:pStyle w:val="CommentText"/>
@@ -18868,6 +19349,22 @@
       </w:pPr>
       <w:r>
         <w:t>The hard part is that “Between hunt” and “Bison hunt” are not consistent days each year.</w:t>
+      </w:r>
+    </w:p>
+  </w:comment>
+  <w:comment w:id="9" w:author="Cameron Ho" w:date="2026-05-01T13:12:00Z" w:initials="CH">
+    <w:p>
+      <w:pPr>
+        <w:pStyle w:val="CommentText"/>
+      </w:pPr>
+      <w:r>
+        <w:rPr>
+          <w:rStyle w:val="CommentReference"/>
+        </w:rPr>
+        <w:annotationRef/>
+      </w:r>
+      <w:r>
+        <w:t>Only referencing these once, cause otherwise they get put after every sentence</w:t>
       </w:r>
     </w:p>
   </w:comment>
@@ -18984,10 +19481,10 @@
   <w15:commentEx w15:paraId="601F043A" w15:done="0"/>
   <w15:commentEx w15:paraId="1BFF4261" w15:done="0"/>
   <w15:commentEx w15:paraId="15A19B19" w15:done="0"/>
-  <w15:commentEx w15:paraId="73B28576" w15:done="0"/>
   <w15:commentEx w15:paraId="61408CD7" w15:done="0"/>
   <w15:commentEx w15:paraId="6A9DD7B4" w15:done="0"/>
   <w15:commentEx w15:paraId="22E06568" w15:done="0"/>
+  <w15:commentEx w15:paraId="26C2C5A8" w15:done="0"/>
   <w15:commentEx w15:paraId="10D646F3" w15:done="0"/>
   <w15:commentEx w15:paraId="4F99E46D" w15:done="0"/>
   <w15:commentEx w15:paraId="7DC0E0F3" w15:done="0"/>
@@ -19002,10 +19499,10 @@
   <w16cex:commentExtensible w16cex:durableId="74E92380" w16cex:dateUtc="2026-01-28T19:18:00Z"/>
   <w16cex:commentExtensible w16cex:durableId="308A2DDB" w16cex:dateUtc="2026-01-30T19:44:00Z"/>
   <w16cex:commentExtensible w16cex:durableId="66A49A17" w16cex:dateUtc="2026-04-29T21:03:00Z"/>
-  <w16cex:commentExtensible w16cex:durableId="79B1238E" w16cex:dateUtc="2026-04-27T22:18:00Z"/>
   <w16cex:commentExtensible w16cex:durableId="0365E206" w16cex:dateUtc="2026-04-14T18:27:00Z"/>
   <w16cex:commentExtensible w16cex:durableId="183C5CAE" w16cex:dateUtc="2026-04-20T18:31:00Z"/>
   <w16cex:commentExtensible w16cex:durableId="2E4FE538" w16cex:dateUtc="2026-04-27T22:39:00Z"/>
+  <w16cex:commentExtensible w16cex:durableId="61E77BD3" w16cex:dateUtc="2026-05-01T20:12:00Z"/>
   <w16cex:commentExtensible w16cex:durableId="6BAF8839" w16cex:dateUtc="2026-04-29T01:20:00Z"/>
   <w16cex:commentExtensible w16cex:durableId="352D5508" w16cex:dateUtc="2026-04-28T23:45:00Z"/>
   <w16cex:commentExtensible w16cex:durableId="658D8037" w16cex:dateUtc="2026-04-14T23:54:00Z"/>
@@ -19020,10 +19517,10 @@
   <w16cid:commentId w16cid:paraId="601F043A" w16cid:durableId="74E92380"/>
   <w16cid:commentId w16cid:paraId="1BFF4261" w16cid:durableId="308A2DDB"/>
   <w16cid:commentId w16cid:paraId="15A19B19" w16cid:durableId="66A49A17"/>
-  <w16cid:commentId w16cid:paraId="73B28576" w16cid:durableId="79B1238E"/>
   <w16cid:commentId w16cid:paraId="61408CD7" w16cid:durableId="0365E206"/>
   <w16cid:commentId w16cid:paraId="6A9DD7B4" w16cid:durableId="183C5CAE"/>
   <w16cid:commentId w16cid:paraId="22E06568" w16cid:durableId="2E4FE538"/>
+  <w16cid:commentId w16cid:paraId="26C2C5A8" w16cid:durableId="61E77BD3"/>
   <w16cid:commentId w16cid:paraId="10D646F3" w16cid:durableId="6BAF8839"/>
   <w16cid:commentId w16cid:paraId="4F99E46D" w16cid:durableId="352D5508"/>
   <w16cid:commentId w16cid:paraId="7DC0E0F3" w16cid:durableId="658D8037"/>

--- a/reports/thesis/08_chapter_2.docx
+++ b/reports/thesis/08_chapter_2.docx
@@ -4681,34 +4681,7 @@
           <w:sz w:val="22"/>
           <w:szCs w:val="22"/>
         </w:rPr>
-        <w:t xml:space="preserve"> ≥</w:t>
-      </w:r>
-      <w:r>
-        <w:rPr>
-          <w:rFonts w:ascii="Arial" w:hAnsi="Arial" w:cs="Arial"/>
-          <w:color w:val="000000" w:themeColor="text1"/>
-          <w:sz w:val="22"/>
-          <w:szCs w:val="22"/>
-        </w:rPr>
-        <w:t>1 GPS point</w:t>
-      </w:r>
-      <w:r>
-        <w:rPr>
-          <w:rFonts w:ascii="Arial" w:hAnsi="Arial" w:cs="Arial"/>
-          <w:color w:val="000000" w:themeColor="text1"/>
-          <w:sz w:val="22"/>
-          <w:szCs w:val="22"/>
-        </w:rPr>
-        <w:t>s</w:t>
-      </w:r>
-      <w:r>
-        <w:rPr>
-          <w:rFonts w:ascii="Arial" w:hAnsi="Arial" w:cs="Arial"/>
-          <w:color w:val="000000" w:themeColor="text1"/>
-          <w:sz w:val="22"/>
-          <w:szCs w:val="22"/>
-        </w:rPr>
-        <w:t xml:space="preserve"> within 500 </w:t>
+        <w:t xml:space="preserve"> ≥1 GPS points within 500 </w:t>
       </w:r>
       <w:r>
         <w:rPr>
@@ -6090,16 +6063,7 @@
           <w:sz w:val="22"/>
           <w:szCs w:val="22"/>
         </w:rPr>
-        <w:t xml:space="preserve"> </w:t>
-      </w:r>
-      <w:r>
-        <w:rPr>
-          <w:rFonts w:ascii="Arial" w:hAnsi="Arial" w:cs="Arial"/>
-          <w:color w:val="000000" w:themeColor="text1"/>
-          <w:sz w:val="22"/>
-          <w:szCs w:val="22"/>
-        </w:rPr>
-        <w:t>(National Center for Environmental Information)</w:t>
+        <w:t xml:space="preserve"> (National Center for Environmental Information)</w:t>
       </w:r>
       <w:r>
         <w:rPr>
@@ -7841,7 +7805,10 @@
           <m:e>
             <m:r>
               <w:rPr>
-                <w:rFonts w:ascii="Cambria Math" w:hAnsi="Cambria Math"/>
+                <w:rFonts w:ascii="Cambria Math" w:hAnsi="Cambria Math" w:cs="Arial"/>
+                <w:color w:val="000000" w:themeColor="text1"/>
+                <w:sz w:val="22"/>
+                <w:szCs w:val="22"/>
               </w:rPr>
               <m:t>ϕ</m:t>
             </m:r>
@@ -9317,6 +9284,7 @@
     </w:p>
     <w:p>
       <w:pPr>
+        <w:pStyle w:val="Heading2"/>
         <w:spacing w:line="480" w:lineRule="auto"/>
         <w:rPr>
           <w:rFonts w:ascii="Arial" w:hAnsi="Arial" w:cs="Arial"/>
@@ -10309,25 +10277,7 @@
           <w:sz w:val="22"/>
           <w:szCs w:val="22"/>
         </w:rPr>
-        <w:t xml:space="preserve"> is </w:t>
-      </w:r>
-      <w:r>
-        <w:rPr>
-          <w:rFonts w:ascii="Arial" w:hAnsi="Arial" w:cs="Arial"/>
-          <w:color w:val="000000" w:themeColor="text1"/>
-          <w:sz w:val="22"/>
-          <w:szCs w:val="22"/>
-        </w:rPr>
-        <w:t>when</w:t>
-      </w:r>
-      <w:r>
-        <w:rPr>
-          <w:rFonts w:ascii="Arial" w:hAnsi="Arial" w:cs="Arial"/>
-          <w:color w:val="000000" w:themeColor="text1"/>
-          <w:sz w:val="22"/>
-          <w:szCs w:val="22"/>
-        </w:rPr>
-        <w:t xml:space="preserve"> a raven visits the hunting regions.</w:t>
+        <w:t xml:space="preserve"> is when a raven visits the hunting regions.</w:t>
       </w:r>
       <w:r>
         <w:rPr>
@@ -12644,16 +12594,7 @@
           <w:sz w:val="22"/>
           <w:szCs w:val="22"/>
         </w:rPr>
-        <w:t xml:space="preserve"> (</w:t>
-      </w:r>
-      <w:r>
-        <w:rPr>
-          <w:rFonts w:ascii="Arial" w:hAnsi="Arial" w:cs="Arial"/>
-          <w:color w:val="000000" w:themeColor="text1"/>
-          <w:sz w:val="22"/>
-          <w:szCs w:val="22"/>
-        </w:rPr>
-        <w:t xml:space="preserve">Fig. 6; Appendix D, Supp. Table </w:t>
+        <w:t xml:space="preserve"> (Fig. 6; Appendix D, Supp. Table </w:t>
       </w:r>
       <w:commentRangeStart w:id="9"/>
       <w:r>
@@ -13408,6 +13349,267 @@
           <w:sz w:val="22"/>
           <w:szCs w:val="22"/>
         </w:rPr>
+        <w:t xml:space="preserve"> (Fig. 8; Appendix D, Supp. Table 4)</w:t>
+      </w:r>
+      <w:r>
+        <w:rPr>
+          <w:rFonts w:ascii="Arial" w:hAnsi="Arial" w:cs="Arial"/>
+          <w:color w:val="000000" w:themeColor="text1"/>
+          <w:sz w:val="22"/>
+          <w:szCs w:val="22"/>
+        </w:rPr>
+        <w:t xml:space="preserve">. </w:t>
+      </w:r>
+      <w:r>
+        <w:rPr>
+          <w:rFonts w:ascii="Arial" w:hAnsi="Arial" w:cs="Arial"/>
+          <w:color w:val="000000" w:themeColor="text1"/>
+          <w:sz w:val="22"/>
+          <w:szCs w:val="22"/>
+        </w:rPr>
+        <w:t>A r</w:t>
+      </w:r>
+      <w:r>
+        <w:rPr>
+          <w:rFonts w:ascii="Arial" w:hAnsi="Arial" w:cs="Arial"/>
+          <w:color w:val="000000" w:themeColor="text1"/>
+          <w:sz w:val="22"/>
+          <w:szCs w:val="22"/>
+        </w:rPr>
+        <w:t>aven</w:t>
+      </w:r>
+      <w:r>
+        <w:rPr>
+          <w:rFonts w:ascii="Arial" w:hAnsi="Arial" w:cs="Arial"/>
+          <w:color w:val="000000" w:themeColor="text1"/>
+          <w:sz w:val="22"/>
+          <w:szCs w:val="22"/>
+        </w:rPr>
+        <w:t>’</w:t>
+      </w:r>
+      <w:r>
+        <w:rPr>
+          <w:rFonts w:ascii="Arial" w:hAnsi="Arial" w:cs="Arial"/>
+          <w:color w:val="000000" w:themeColor="text1"/>
+          <w:sz w:val="22"/>
+          <w:szCs w:val="22"/>
+        </w:rPr>
+        <w:t xml:space="preserve">s </w:t>
+      </w:r>
+      <w:r>
+        <w:rPr>
+          <w:rFonts w:ascii="Arial" w:hAnsi="Arial" w:cs="Arial"/>
+          <w:color w:val="000000" w:themeColor="text1"/>
+          <w:sz w:val="22"/>
+          <w:szCs w:val="22"/>
+        </w:rPr>
+        <w:t>probability of visiting</w:t>
+      </w:r>
+      <w:r>
+        <w:rPr>
+          <w:rFonts w:ascii="Arial" w:hAnsi="Arial" w:cs="Arial"/>
+          <w:color w:val="000000" w:themeColor="text1"/>
+          <w:sz w:val="22"/>
+          <w:szCs w:val="22"/>
+        </w:rPr>
+        <w:t xml:space="preserve"> the hunting regions </w:t>
+      </w:r>
+      <w:r>
+        <w:rPr>
+          <w:rFonts w:ascii="Arial" w:hAnsi="Arial" w:cs="Arial"/>
+          <w:color w:val="000000" w:themeColor="text1"/>
+          <w:sz w:val="22"/>
+          <w:szCs w:val="22"/>
+        </w:rPr>
+        <w:t>increased</w:t>
+      </w:r>
+      <w:r>
+        <w:rPr>
+          <w:rFonts w:ascii="Arial" w:hAnsi="Arial" w:cs="Arial"/>
+          <w:color w:val="000000" w:themeColor="text1"/>
+          <w:sz w:val="22"/>
+          <w:szCs w:val="22"/>
+        </w:rPr>
+        <w:t xml:space="preserve"> by 0.27 (0.23, 0.30) </w:t>
+      </w:r>
+      <w:r>
+        <w:rPr>
+          <w:rFonts w:ascii="Arial" w:hAnsi="Arial" w:cs="Arial"/>
+          <w:color w:val="000000" w:themeColor="text1"/>
+          <w:sz w:val="22"/>
+          <w:szCs w:val="22"/>
+        </w:rPr>
+        <w:t>during the hunting season (</w:t>
+      </w:r>
+      <w:r>
+        <w:rPr>
+          <w:rFonts w:ascii="Arial" w:hAnsi="Arial" w:cs="Arial"/>
+          <w:color w:val="000000" w:themeColor="text1"/>
+          <w:sz w:val="22"/>
+          <w:szCs w:val="22"/>
+        </w:rPr>
+        <w:t xml:space="preserve">OR = </w:t>
+      </w:r>
+      <w:r>
+        <w:rPr>
+          <w:rFonts w:ascii="Arial" w:hAnsi="Arial" w:cs="Arial"/>
+          <w:color w:val="000000" w:themeColor="text1"/>
+          <w:sz w:val="22"/>
+          <w:szCs w:val="22"/>
+        </w:rPr>
+        <w:t>3.4</w:t>
+      </w:r>
+      <w:r>
+        <w:rPr>
+          <w:rFonts w:ascii="Arial" w:hAnsi="Arial" w:cs="Arial"/>
+          <w:color w:val="000000" w:themeColor="text1"/>
+          <w:sz w:val="22"/>
+          <w:szCs w:val="22"/>
+        </w:rPr>
+        <w:t xml:space="preserve"> </w:t>
+      </w:r>
+      <w:r>
+        <w:rPr>
+          <w:rFonts w:ascii="Arial" w:hAnsi="Arial" w:cs="Arial"/>
+          <w:color w:val="000000" w:themeColor="text1"/>
+          <w:sz w:val="22"/>
+          <w:szCs w:val="22"/>
+        </w:rPr>
+        <w:t>[</w:t>
+      </w:r>
+      <w:r>
+        <w:rPr>
+          <w:rFonts w:ascii="Arial" w:hAnsi="Arial" w:cs="Arial"/>
+          <w:color w:val="000000" w:themeColor="text1"/>
+          <w:sz w:val="22"/>
+          <w:szCs w:val="22"/>
+        </w:rPr>
+        <w:t>2.34, 4.95</w:t>
+      </w:r>
+      <w:r>
+        <w:rPr>
+          <w:rFonts w:ascii="Arial" w:hAnsi="Arial" w:cs="Arial"/>
+          <w:color w:val="000000" w:themeColor="text1"/>
+          <w:sz w:val="22"/>
+          <w:szCs w:val="22"/>
+        </w:rPr>
+        <w:t>]</w:t>
+      </w:r>
+      <w:r>
+        <w:rPr>
+          <w:rFonts w:ascii="Arial" w:hAnsi="Arial" w:cs="Arial"/>
+          <w:color w:val="000000" w:themeColor="text1"/>
+          <w:sz w:val="22"/>
+          <w:szCs w:val="22"/>
+        </w:rPr>
+        <w:t>, Fig. 9</w:t>
+      </w:r>
+      <w:r>
+        <w:rPr>
+          <w:rFonts w:ascii="Arial" w:hAnsi="Arial" w:cs="Arial"/>
+          <w:color w:val="000000" w:themeColor="text1"/>
+          <w:sz w:val="22"/>
+          <w:szCs w:val="22"/>
+        </w:rPr>
+        <w:t>) but</w:t>
+      </w:r>
+      <w:r>
+        <w:rPr>
+          <w:rFonts w:ascii="Arial" w:hAnsi="Arial" w:cs="Arial"/>
+          <w:color w:val="000000" w:themeColor="text1"/>
+          <w:sz w:val="22"/>
+          <w:szCs w:val="22"/>
+        </w:rPr>
+        <w:t xml:space="preserve"> were not influenced by the actual amount of biomass available in hunting areas (</w:t>
+      </w:r>
+      <w:r>
+        <w:rPr>
+          <w:rFonts w:ascii="Arial" w:hAnsi="Arial" w:cs="Arial"/>
+          <w:color w:val="000000" w:themeColor="text1"/>
+          <w:sz w:val="22"/>
+          <w:szCs w:val="22"/>
+        </w:rPr>
+        <w:t>p = 0.</w:t>
+      </w:r>
+      <w:r>
+        <w:rPr>
+          <w:rFonts w:ascii="Arial" w:hAnsi="Arial" w:cs="Arial"/>
+          <w:color w:val="000000" w:themeColor="text1"/>
+          <w:sz w:val="22"/>
+          <w:szCs w:val="22"/>
+        </w:rPr>
+        <w:t>13</w:t>
+      </w:r>
+      <w:r>
+        <w:rPr>
+          <w:rFonts w:ascii="Arial" w:hAnsi="Arial" w:cs="Arial"/>
+          <w:color w:val="000000" w:themeColor="text1"/>
+          <w:sz w:val="22"/>
+          <w:szCs w:val="22"/>
+        </w:rPr>
+        <w:t xml:space="preserve">). </w:t>
+      </w:r>
+      <w:r>
+        <w:rPr>
+          <w:rFonts w:ascii="Arial" w:hAnsi="Arial" w:cs="Arial"/>
+          <w:color w:val="000000" w:themeColor="text1"/>
+          <w:sz w:val="22"/>
+          <w:szCs w:val="22"/>
+        </w:rPr>
+        <w:t xml:space="preserve">Ravens </w:t>
+      </w:r>
+      <w:r>
+        <w:rPr>
+          <w:rFonts w:ascii="Arial" w:hAnsi="Arial" w:cs="Arial"/>
+          <w:color w:val="000000" w:themeColor="text1"/>
+          <w:sz w:val="22"/>
+          <w:szCs w:val="22"/>
+        </w:rPr>
+        <w:t xml:space="preserve">reduced the </w:t>
+      </w:r>
+      <w:r>
+        <w:rPr>
+          <w:rFonts w:ascii="Arial" w:hAnsi="Arial" w:cs="Arial"/>
+          <w:color w:val="000000" w:themeColor="text1"/>
+          <w:sz w:val="22"/>
+          <w:szCs w:val="22"/>
+        </w:rPr>
+        <w:t>probability</w:t>
+      </w:r>
+      <w:r>
+        <w:rPr>
+          <w:rFonts w:ascii="Arial" w:hAnsi="Arial" w:cs="Arial"/>
+          <w:color w:val="000000" w:themeColor="text1"/>
+          <w:sz w:val="22"/>
+          <w:szCs w:val="22"/>
+        </w:rPr>
+        <w:t xml:space="preserve"> of visiting the hunting area</w:t>
+      </w:r>
+      <w:r>
+        <w:rPr>
+          <w:rFonts w:ascii="Arial" w:hAnsi="Arial" w:cs="Arial"/>
+          <w:color w:val="000000" w:themeColor="text1"/>
+          <w:sz w:val="22"/>
+          <w:szCs w:val="22"/>
+        </w:rPr>
+        <w:t xml:space="preserve"> by </w:t>
+      </w:r>
+      <w:r>
+        <w:rPr>
+          <w:rFonts w:ascii="Arial" w:hAnsi="Arial" w:cs="Arial"/>
+          <w:color w:val="000000" w:themeColor="text1"/>
+          <w:sz w:val="22"/>
+          <w:szCs w:val="22"/>
+        </w:rPr>
+        <w:t>0.24</w:t>
+      </w:r>
+      <w:r>
+        <w:rPr>
+          <w:rFonts w:ascii="Arial" w:hAnsi="Arial" w:cs="Arial"/>
+          <w:color w:val="000000" w:themeColor="text1"/>
+          <w:sz w:val="22"/>
+          <w:szCs w:val="22"/>
+        </w:rPr>
         <w:t xml:space="preserve"> (</w:t>
       </w:r>
       <w:r>
@@ -13417,303 +13619,6 @@
           <w:sz w:val="22"/>
           <w:szCs w:val="22"/>
         </w:rPr>
-        <w:t xml:space="preserve">Fig. </w:t>
-      </w:r>
-      <w:r>
-        <w:rPr>
-          <w:rFonts w:ascii="Arial" w:hAnsi="Arial" w:cs="Arial"/>
-          <w:color w:val="000000" w:themeColor="text1"/>
-          <w:sz w:val="22"/>
-          <w:szCs w:val="22"/>
-        </w:rPr>
-        <w:t>8</w:t>
-      </w:r>
-      <w:r>
-        <w:rPr>
-          <w:rFonts w:ascii="Arial" w:hAnsi="Arial" w:cs="Arial"/>
-          <w:color w:val="000000" w:themeColor="text1"/>
-          <w:sz w:val="22"/>
-          <w:szCs w:val="22"/>
-        </w:rPr>
-        <w:t xml:space="preserve">; Appendix D, Supp. Table </w:t>
-      </w:r>
-      <w:r>
-        <w:rPr>
-          <w:rFonts w:ascii="Arial" w:hAnsi="Arial" w:cs="Arial"/>
-          <w:color w:val="000000" w:themeColor="text1"/>
-          <w:sz w:val="22"/>
-          <w:szCs w:val="22"/>
-        </w:rPr>
-        <w:t>4)</w:t>
-      </w:r>
-      <w:r>
-        <w:rPr>
-          <w:rFonts w:ascii="Arial" w:hAnsi="Arial" w:cs="Arial"/>
-          <w:color w:val="000000" w:themeColor="text1"/>
-          <w:sz w:val="22"/>
-          <w:szCs w:val="22"/>
-        </w:rPr>
-        <w:t xml:space="preserve">. </w:t>
-      </w:r>
-      <w:r>
-        <w:rPr>
-          <w:rFonts w:ascii="Arial" w:hAnsi="Arial" w:cs="Arial"/>
-          <w:color w:val="000000" w:themeColor="text1"/>
-          <w:sz w:val="22"/>
-          <w:szCs w:val="22"/>
-        </w:rPr>
-        <w:t>A r</w:t>
-      </w:r>
-      <w:r>
-        <w:rPr>
-          <w:rFonts w:ascii="Arial" w:hAnsi="Arial" w:cs="Arial"/>
-          <w:color w:val="000000" w:themeColor="text1"/>
-          <w:sz w:val="22"/>
-          <w:szCs w:val="22"/>
-        </w:rPr>
-        <w:t>aven</w:t>
-      </w:r>
-      <w:r>
-        <w:rPr>
-          <w:rFonts w:ascii="Arial" w:hAnsi="Arial" w:cs="Arial"/>
-          <w:color w:val="000000" w:themeColor="text1"/>
-          <w:sz w:val="22"/>
-          <w:szCs w:val="22"/>
-        </w:rPr>
-        <w:t>’</w:t>
-      </w:r>
-      <w:r>
-        <w:rPr>
-          <w:rFonts w:ascii="Arial" w:hAnsi="Arial" w:cs="Arial"/>
-          <w:color w:val="000000" w:themeColor="text1"/>
-          <w:sz w:val="22"/>
-          <w:szCs w:val="22"/>
-        </w:rPr>
-        <w:t xml:space="preserve">s </w:t>
-      </w:r>
-      <w:r>
-        <w:rPr>
-          <w:rFonts w:ascii="Arial" w:hAnsi="Arial" w:cs="Arial"/>
-          <w:color w:val="000000" w:themeColor="text1"/>
-          <w:sz w:val="22"/>
-          <w:szCs w:val="22"/>
-        </w:rPr>
-        <w:t>probability of visiting</w:t>
-      </w:r>
-      <w:r>
-        <w:rPr>
-          <w:rFonts w:ascii="Arial" w:hAnsi="Arial" w:cs="Arial"/>
-          <w:color w:val="000000" w:themeColor="text1"/>
-          <w:sz w:val="22"/>
-          <w:szCs w:val="22"/>
-        </w:rPr>
-        <w:t xml:space="preserve"> the hunting regions </w:t>
-      </w:r>
-      <w:r>
-        <w:rPr>
-          <w:rFonts w:ascii="Arial" w:hAnsi="Arial" w:cs="Arial"/>
-          <w:color w:val="000000" w:themeColor="text1"/>
-          <w:sz w:val="22"/>
-          <w:szCs w:val="22"/>
-        </w:rPr>
-        <w:t>increased</w:t>
-      </w:r>
-      <w:r>
-        <w:rPr>
-          <w:rFonts w:ascii="Arial" w:hAnsi="Arial" w:cs="Arial"/>
-          <w:color w:val="000000" w:themeColor="text1"/>
-          <w:sz w:val="22"/>
-          <w:szCs w:val="22"/>
-        </w:rPr>
-        <w:t xml:space="preserve"> by 0.27 (0.23, 0.30) </w:t>
-      </w:r>
-      <w:r>
-        <w:rPr>
-          <w:rFonts w:ascii="Arial" w:hAnsi="Arial" w:cs="Arial"/>
-          <w:color w:val="000000" w:themeColor="text1"/>
-          <w:sz w:val="22"/>
-          <w:szCs w:val="22"/>
-        </w:rPr>
-        <w:t>during the hunting season (</w:t>
-      </w:r>
-      <w:r>
-        <w:rPr>
-          <w:rFonts w:ascii="Arial" w:hAnsi="Arial" w:cs="Arial"/>
-          <w:color w:val="000000" w:themeColor="text1"/>
-          <w:sz w:val="22"/>
-          <w:szCs w:val="22"/>
-        </w:rPr>
-        <w:t xml:space="preserve">OR = </w:t>
-      </w:r>
-      <w:r>
-        <w:rPr>
-          <w:rFonts w:ascii="Arial" w:hAnsi="Arial" w:cs="Arial"/>
-          <w:color w:val="000000" w:themeColor="text1"/>
-          <w:sz w:val="22"/>
-          <w:szCs w:val="22"/>
-        </w:rPr>
-        <w:t>3.4</w:t>
-      </w:r>
-      <w:r>
-        <w:rPr>
-          <w:rFonts w:ascii="Arial" w:hAnsi="Arial" w:cs="Arial"/>
-          <w:color w:val="000000" w:themeColor="text1"/>
-          <w:sz w:val="22"/>
-          <w:szCs w:val="22"/>
-        </w:rPr>
-        <w:t xml:space="preserve"> </w:t>
-      </w:r>
-      <w:r>
-        <w:rPr>
-          <w:rFonts w:ascii="Arial" w:hAnsi="Arial" w:cs="Arial"/>
-          <w:color w:val="000000" w:themeColor="text1"/>
-          <w:sz w:val="22"/>
-          <w:szCs w:val="22"/>
-        </w:rPr>
-        <w:t>[</w:t>
-      </w:r>
-      <w:r>
-        <w:rPr>
-          <w:rFonts w:ascii="Arial" w:hAnsi="Arial" w:cs="Arial"/>
-          <w:color w:val="000000" w:themeColor="text1"/>
-          <w:sz w:val="22"/>
-          <w:szCs w:val="22"/>
-        </w:rPr>
-        <w:t>2.34, 4.95</w:t>
-      </w:r>
-      <w:r>
-        <w:rPr>
-          <w:rFonts w:ascii="Arial" w:hAnsi="Arial" w:cs="Arial"/>
-          <w:color w:val="000000" w:themeColor="text1"/>
-          <w:sz w:val="22"/>
-          <w:szCs w:val="22"/>
-        </w:rPr>
-        <w:t>]</w:t>
-      </w:r>
-      <w:r>
-        <w:rPr>
-          <w:rFonts w:ascii="Arial" w:hAnsi="Arial" w:cs="Arial"/>
-          <w:color w:val="000000" w:themeColor="text1"/>
-          <w:sz w:val="22"/>
-          <w:szCs w:val="22"/>
-        </w:rPr>
-        <w:t>, Fig. 9</w:t>
-      </w:r>
-      <w:r>
-        <w:rPr>
-          <w:rFonts w:ascii="Arial" w:hAnsi="Arial" w:cs="Arial"/>
-          <w:color w:val="000000" w:themeColor="text1"/>
-          <w:sz w:val="22"/>
-          <w:szCs w:val="22"/>
-        </w:rPr>
-        <w:t>) but</w:t>
-      </w:r>
-      <w:r>
-        <w:rPr>
-          <w:rFonts w:ascii="Arial" w:hAnsi="Arial" w:cs="Arial"/>
-          <w:color w:val="000000" w:themeColor="text1"/>
-          <w:sz w:val="22"/>
-          <w:szCs w:val="22"/>
-        </w:rPr>
-        <w:t xml:space="preserve"> were not influenced by the actual amount of biomass available in hunting areas (</w:t>
-      </w:r>
-      <w:r>
-        <w:rPr>
-          <w:rFonts w:ascii="Arial" w:hAnsi="Arial" w:cs="Arial"/>
-          <w:color w:val="000000" w:themeColor="text1"/>
-          <w:sz w:val="22"/>
-          <w:szCs w:val="22"/>
-        </w:rPr>
-        <w:t>p = 0.</w:t>
-      </w:r>
-      <w:r>
-        <w:rPr>
-          <w:rFonts w:ascii="Arial" w:hAnsi="Arial" w:cs="Arial"/>
-          <w:color w:val="000000" w:themeColor="text1"/>
-          <w:sz w:val="22"/>
-          <w:szCs w:val="22"/>
-        </w:rPr>
-        <w:t>13</w:t>
-      </w:r>
-      <w:r>
-        <w:rPr>
-          <w:rFonts w:ascii="Arial" w:hAnsi="Arial" w:cs="Arial"/>
-          <w:color w:val="000000" w:themeColor="text1"/>
-          <w:sz w:val="22"/>
-          <w:szCs w:val="22"/>
-        </w:rPr>
-        <w:t xml:space="preserve">). </w:t>
-      </w:r>
-      <w:r>
-        <w:rPr>
-          <w:rFonts w:ascii="Arial" w:hAnsi="Arial" w:cs="Arial"/>
-          <w:color w:val="000000" w:themeColor="text1"/>
-          <w:sz w:val="22"/>
-          <w:szCs w:val="22"/>
-        </w:rPr>
-        <w:t xml:space="preserve">Ravens </w:t>
-      </w:r>
-      <w:r>
-        <w:rPr>
-          <w:rFonts w:ascii="Arial" w:hAnsi="Arial" w:cs="Arial"/>
-          <w:color w:val="000000" w:themeColor="text1"/>
-          <w:sz w:val="22"/>
-          <w:szCs w:val="22"/>
-        </w:rPr>
-        <w:t xml:space="preserve">reduced the </w:t>
-      </w:r>
-      <w:r>
-        <w:rPr>
-          <w:rFonts w:ascii="Arial" w:hAnsi="Arial" w:cs="Arial"/>
-          <w:color w:val="000000" w:themeColor="text1"/>
-          <w:sz w:val="22"/>
-          <w:szCs w:val="22"/>
-        </w:rPr>
-        <w:t>probability</w:t>
-      </w:r>
-      <w:r>
-        <w:rPr>
-          <w:rFonts w:ascii="Arial" w:hAnsi="Arial" w:cs="Arial"/>
-          <w:color w:val="000000" w:themeColor="text1"/>
-          <w:sz w:val="22"/>
-          <w:szCs w:val="22"/>
-        </w:rPr>
-        <w:t xml:space="preserve"> of visiting the hunting area</w:t>
-      </w:r>
-      <w:r>
-        <w:rPr>
-          <w:rFonts w:ascii="Arial" w:hAnsi="Arial" w:cs="Arial"/>
-          <w:color w:val="000000" w:themeColor="text1"/>
-          <w:sz w:val="22"/>
-          <w:szCs w:val="22"/>
-        </w:rPr>
-        <w:t xml:space="preserve"> by </w:t>
-      </w:r>
-      <w:r>
-        <w:rPr>
-          <w:rFonts w:ascii="Arial" w:hAnsi="Arial" w:cs="Arial"/>
-          <w:color w:val="000000" w:themeColor="text1"/>
-          <w:sz w:val="22"/>
-          <w:szCs w:val="22"/>
-        </w:rPr>
-        <w:t>0.24</w:t>
-      </w:r>
-      <w:r>
-        <w:rPr>
-          <w:rFonts w:ascii="Arial" w:hAnsi="Arial" w:cs="Arial"/>
-          <w:color w:val="000000" w:themeColor="text1"/>
-          <w:sz w:val="22"/>
-          <w:szCs w:val="22"/>
-        </w:rPr>
-        <w:t xml:space="preserve"> (</w:t>
-      </w:r>
-      <w:r>
-        <w:rPr>
-          <w:rFonts w:ascii="Arial" w:hAnsi="Arial" w:cs="Arial"/>
-          <w:color w:val="000000" w:themeColor="text1"/>
-          <w:sz w:val="22"/>
-          <w:szCs w:val="22"/>
-        </w:rPr>
         <w:t>0.21</w:t>
       </w:r>
       <w:r>
@@ -13750,43 +13655,7 @@
           <w:sz w:val="22"/>
           <w:szCs w:val="22"/>
         </w:rPr>
-        <w:t xml:space="preserve"> w</w:t>
-      </w:r>
-      <w:r>
-        <w:rPr>
-          <w:rFonts w:ascii="Arial" w:hAnsi="Arial" w:cs="Arial"/>
-          <w:color w:val="000000" w:themeColor="text1"/>
-          <w:sz w:val="22"/>
-          <w:szCs w:val="22"/>
-        </w:rPr>
-        <w:t xml:space="preserve">hen </w:t>
-      </w:r>
-      <w:r>
-        <w:rPr>
-          <w:rFonts w:ascii="Arial" w:hAnsi="Arial" w:cs="Arial"/>
-          <w:color w:val="000000" w:themeColor="text1"/>
-          <w:sz w:val="22"/>
-          <w:szCs w:val="22"/>
-        </w:rPr>
-        <w:t xml:space="preserve">visiting </w:t>
-      </w:r>
-      <w:r>
-        <w:rPr>
-          <w:rFonts w:ascii="Arial" w:hAnsi="Arial" w:cs="Arial"/>
-          <w:color w:val="000000" w:themeColor="text1"/>
-          <w:sz w:val="22"/>
-          <w:szCs w:val="22"/>
-        </w:rPr>
-        <w:t xml:space="preserve">a wolf kill </w:t>
-      </w:r>
-      <w:r>
-        <w:rPr>
-          <w:rFonts w:ascii="Arial" w:hAnsi="Arial" w:cs="Arial"/>
-          <w:color w:val="000000" w:themeColor="text1"/>
-          <w:sz w:val="22"/>
-          <w:szCs w:val="22"/>
-        </w:rPr>
-        <w:t xml:space="preserve">outside of their territory (OR = 0.33 </w:t>
+        <w:t xml:space="preserve"> when visiting a wolf kill outside of their territory (OR = 0.33 </w:t>
       </w:r>
       <w:r>
         <w:rPr>
@@ -14441,15 +14310,8 @@
     </w:p>
     <w:p>
       <w:pPr>
+        <w:pStyle w:val="Heading2"/>
         <w:spacing w:line="480" w:lineRule="auto"/>
-        <w:rPr>
-          <w:rFonts w:ascii="Arial" w:hAnsi="Arial" w:cs="Arial"/>
-          <w:color w:val="000000" w:themeColor="text1"/>
-          <w:sz w:val="22"/>
-          <w:szCs w:val="22"/>
-        </w:rPr>
-      </w:pPr>
-      <w:r>
         <w:rPr>
           <w:rFonts w:ascii="Arial" w:hAnsi="Arial" w:cs="Arial"/>
           <w:b/>
@@ -14458,8 +14320,7 @@
           <w:sz w:val="22"/>
           <w:szCs w:val="22"/>
         </w:rPr>
-        <w:t xml:space="preserve">3.4 </w:t>
-      </w:r>
+      </w:pPr>
       <w:r>
         <w:rPr>
           <w:rFonts w:ascii="Arial" w:hAnsi="Arial" w:cs="Arial"/>
@@ -14469,16 +14330,18 @@
           <w:sz w:val="22"/>
           <w:szCs w:val="22"/>
         </w:rPr>
-        <w:t>Discussion</w:t>
-      </w:r>
-      <w:r>
-        <w:rPr>
-          <w:rFonts w:ascii="Arial" w:hAnsi="Arial" w:cs="Arial"/>
-          <w:color w:val="000000" w:themeColor="text1"/>
-          <w:sz w:val="22"/>
-          <w:szCs w:val="22"/>
-        </w:rPr>
-        <w:t xml:space="preserve"> </w:t>
+        <w:t xml:space="preserve">3.4 </w:t>
+      </w:r>
+      <w:r>
+        <w:rPr>
+          <w:rFonts w:ascii="Arial" w:hAnsi="Arial" w:cs="Arial"/>
+          <w:b/>
+          <w:bCs/>
+          <w:color w:val="000000" w:themeColor="text1"/>
+          <w:sz w:val="22"/>
+          <w:szCs w:val="22"/>
+        </w:rPr>
+        <w:t xml:space="preserve">Discussion </w:t>
       </w:r>
     </w:p>
     <w:p>
@@ -14831,71 +14694,80 @@
           <w:sz w:val="22"/>
           <w:szCs w:val="22"/>
         </w:rPr>
+        <w:t>foraging efficiency</w:t>
+      </w:r>
+      <w:r>
+        <w:rPr>
+          <w:rFonts w:ascii="Arial" w:hAnsi="Arial" w:cs="Arial"/>
+          <w:color w:val="000000" w:themeColor="text1"/>
+          <w:sz w:val="22"/>
+          <w:szCs w:val="22"/>
+        </w:rPr>
+        <w:t xml:space="preserve"> according to resource availability</w:t>
+      </w:r>
+      <w:r>
+        <w:rPr>
+          <w:rFonts w:ascii="Arial" w:hAnsi="Arial" w:cs="Arial"/>
+          <w:color w:val="000000" w:themeColor="text1"/>
+          <w:sz w:val="22"/>
+          <w:szCs w:val="22"/>
+        </w:rPr>
+        <w:t xml:space="preserve"> </w:t>
+      </w:r>
+      <w:r>
+        <w:rPr>
+          <w:rFonts w:ascii="Arial" w:hAnsi="Arial" w:cs="Arial"/>
+          <w:color w:val="000000" w:themeColor="text1"/>
+          <w:sz w:val="22"/>
+          <w:szCs w:val="22"/>
+        </w:rPr>
+        <w:t>and</w:t>
+      </w:r>
+      <w:r>
+        <w:rPr>
+          <w:rFonts w:ascii="Arial" w:hAnsi="Arial" w:cs="Arial"/>
+          <w:color w:val="000000" w:themeColor="text1"/>
+          <w:sz w:val="22"/>
+          <w:szCs w:val="22"/>
+        </w:rPr>
+        <w:t xml:space="preserve"> </w:t>
+      </w:r>
+      <w:r>
+        <w:rPr>
+          <w:rFonts w:ascii="Arial" w:hAnsi="Arial" w:cs="Arial"/>
+          <w:color w:val="000000" w:themeColor="text1"/>
+          <w:sz w:val="22"/>
+          <w:szCs w:val="22"/>
+        </w:rPr>
+        <w:t>minimizing</w:t>
+      </w:r>
+      <w:r>
+        <w:rPr>
+          <w:rFonts w:ascii="Arial" w:hAnsi="Arial" w:cs="Arial"/>
+          <w:color w:val="000000" w:themeColor="text1"/>
+          <w:sz w:val="22"/>
+          <w:szCs w:val="22"/>
+        </w:rPr>
+        <w:t xml:space="preserve"> investment costs</w:t>
+      </w:r>
+      <w:r>
+        <w:rPr>
+          <w:rFonts w:ascii="Arial" w:hAnsi="Arial" w:cs="Arial"/>
+          <w:color w:val="000000" w:themeColor="text1"/>
+          <w:sz w:val="22"/>
+          <w:szCs w:val="22"/>
+        </w:rPr>
+        <w:t xml:space="preserve"> incurred </w:t>
+      </w:r>
+      <w:r>
+        <w:rPr>
+          <w:rFonts w:ascii="Arial" w:hAnsi="Arial" w:cs="Arial"/>
+          <w:color w:val="000000" w:themeColor="text1"/>
+          <w:sz w:val="22"/>
+          <w:szCs w:val="22"/>
+        </w:rPr>
         <w:lastRenderedPageBreak/>
-        <w:t>foraging efficiency</w:t>
-      </w:r>
-      <w:r>
-        <w:rPr>
-          <w:rFonts w:ascii="Arial" w:hAnsi="Arial" w:cs="Arial"/>
-          <w:color w:val="000000" w:themeColor="text1"/>
-          <w:sz w:val="22"/>
-          <w:szCs w:val="22"/>
-        </w:rPr>
-        <w:t xml:space="preserve"> according to resource availability</w:t>
-      </w:r>
-      <w:r>
-        <w:rPr>
-          <w:rFonts w:ascii="Arial" w:hAnsi="Arial" w:cs="Arial"/>
-          <w:color w:val="000000" w:themeColor="text1"/>
-          <w:sz w:val="22"/>
-          <w:szCs w:val="22"/>
-        </w:rPr>
-        <w:t xml:space="preserve"> </w:t>
-      </w:r>
-      <w:r>
-        <w:rPr>
-          <w:rFonts w:ascii="Arial" w:hAnsi="Arial" w:cs="Arial"/>
-          <w:color w:val="000000" w:themeColor="text1"/>
-          <w:sz w:val="22"/>
-          <w:szCs w:val="22"/>
-        </w:rPr>
-        <w:t>and</w:t>
-      </w:r>
-      <w:r>
-        <w:rPr>
-          <w:rFonts w:ascii="Arial" w:hAnsi="Arial" w:cs="Arial"/>
-          <w:color w:val="000000" w:themeColor="text1"/>
-          <w:sz w:val="22"/>
-          <w:szCs w:val="22"/>
-        </w:rPr>
-        <w:t xml:space="preserve"> </w:t>
-      </w:r>
-      <w:r>
-        <w:rPr>
-          <w:rFonts w:ascii="Arial" w:hAnsi="Arial" w:cs="Arial"/>
-          <w:color w:val="000000" w:themeColor="text1"/>
-          <w:sz w:val="22"/>
-          <w:szCs w:val="22"/>
-        </w:rPr>
-        <w:t>minimizing</w:t>
-      </w:r>
-      <w:r>
-        <w:rPr>
-          <w:rFonts w:ascii="Arial" w:hAnsi="Arial" w:cs="Arial"/>
-          <w:color w:val="000000" w:themeColor="text1"/>
-          <w:sz w:val="22"/>
-          <w:szCs w:val="22"/>
-        </w:rPr>
-        <w:t xml:space="preserve"> investment costs</w:t>
-      </w:r>
-      <w:r>
-        <w:rPr>
-          <w:rFonts w:ascii="Arial" w:hAnsi="Arial" w:cs="Arial"/>
-          <w:color w:val="000000" w:themeColor="text1"/>
-          <w:sz w:val="22"/>
-          <w:szCs w:val="22"/>
-        </w:rPr>
-        <w:t xml:space="preserve"> incurred by travel</w:t>
+        <w:t>by travel</w:t>
       </w:r>
       <w:r>
         <w:rPr>
@@ -15334,8 +15206,10 @@
       </w:r>
       <w:r>
         <w:rPr>
-          <w:rFonts w:ascii="Aptos" w:hAnsi="Aptos"/>
-          <w:sz w:val="22"/>
+          <w:rFonts w:ascii="Arial" w:hAnsi="Arial" w:cs="Arial"/>
+          <w:color w:val="000000" w:themeColor="text1"/>
+          <w:sz w:val="22"/>
+          <w:szCs w:val="22"/>
         </w:rPr>
         <w:t>(McNaughton 1990, Deacy et al. 2016, Middleton et al. 2018)</w:t>
       </w:r>
@@ -15859,7 +15733,25 @@
           <w:sz w:val="22"/>
           <w:szCs w:val="22"/>
         </w:rPr>
-        <w:t xml:space="preserve"> </w:t>
+        <w:t xml:space="preserve"> harder to detect and provide less biomass to scavengers as a wolf pack is </w:t>
+      </w:r>
+      <w:r>
+        <w:rPr>
+          <w:rFonts w:ascii="Arial" w:hAnsi="Arial" w:cs="Arial"/>
+          <w:color w:val="000000" w:themeColor="text1"/>
+          <w:sz w:val="22"/>
+          <w:szCs w:val="22"/>
+        </w:rPr>
+        <w:t xml:space="preserve">often </w:t>
+      </w:r>
+      <w:r>
+        <w:rPr>
+          <w:rFonts w:ascii="Arial" w:hAnsi="Arial" w:cs="Arial"/>
+          <w:color w:val="000000" w:themeColor="text1"/>
+          <w:sz w:val="22"/>
+          <w:szCs w:val="22"/>
+        </w:rPr>
+        <w:t xml:space="preserve">able to remove </w:t>
       </w:r>
       <w:r>
         <w:rPr>
@@ -15869,25 +15761,7 @@
           <w:szCs w:val="22"/>
         </w:rPr>
         <w:lastRenderedPageBreak/>
-        <w:t xml:space="preserve">harder to detect and provide less biomass to scavengers as a wolf pack is </w:t>
-      </w:r>
-      <w:r>
-        <w:rPr>
-          <w:rFonts w:ascii="Arial" w:hAnsi="Arial" w:cs="Arial"/>
-          <w:color w:val="000000" w:themeColor="text1"/>
-          <w:sz w:val="22"/>
-          <w:szCs w:val="22"/>
-        </w:rPr>
-        <w:t xml:space="preserve">often </w:t>
-      </w:r>
-      <w:r>
-        <w:rPr>
-          <w:rFonts w:ascii="Arial" w:hAnsi="Arial" w:cs="Arial"/>
-          <w:color w:val="000000" w:themeColor="text1"/>
-          <w:sz w:val="22"/>
-          <w:szCs w:val="22"/>
-        </w:rPr>
-        <w:t xml:space="preserve">able to remove all of the biomass during their initial feeding bout </w:t>
+        <w:t xml:space="preserve">all of the biomass during their initial feeding bout </w:t>
       </w:r>
       <w:r>
         <w:rPr>
@@ -16323,7 +16197,7 @@
           <w:sz w:val="22"/>
           <w:szCs w:val="22"/>
         </w:rPr>
-        <w:t xml:space="preserve">OPT is generally considered for a single organism, but has been expanded to consider </w:t>
+        <w:t xml:space="preserve">OPT is generally considered for a single organism, but has been expanded to consider competition and information sharing between foragers for resources into a game-theory style </w:t>
       </w:r>
       <w:r>
         <w:rPr>
@@ -16333,7 +16207,7 @@
           <w:szCs w:val="22"/>
         </w:rPr>
         <w:lastRenderedPageBreak/>
-        <w:t xml:space="preserve">competition and information sharing between foragers for resources into a game-theory style problem for social foraging </w:t>
+        <w:t xml:space="preserve">problem for social foraging </w:t>
       </w:r>
       <w:r>
         <w:rPr>
@@ -17605,7 +17479,25 @@
           <w:sz w:val="22"/>
           <w:szCs w:val="22"/>
         </w:rPr>
-        <w:t xml:space="preserve">. Conversely, 7485 resided in Old Faithful (Fig. 3) which is one of the highest traffic human areas during the summer and continues to have residents and tourism throughout the winter. However, 7485 often chose to abandon her territory. Old Faithful supports multiple breeding </w:t>
+        <w:t>. Conversely, 7485 resided in Old Faithful (Fig. 3) which is one of the highest traffic human areas during the summer and continues to have residents and tourism throughout the winter. However, 7485 often chose to abandon her territory. Old Faithful supports multiple breeding territories</w:t>
+      </w:r>
+      <w:r>
+        <w:rPr>
+          <w:rFonts w:ascii="Arial" w:hAnsi="Arial" w:cs="Arial"/>
+          <w:color w:val="000000" w:themeColor="text1"/>
+          <w:sz w:val="22"/>
+          <w:szCs w:val="22"/>
+        </w:rPr>
+        <w:t>, including 7494</w:t>
+      </w:r>
+      <w:r>
+        <w:rPr>
+          <w:rFonts w:ascii="Arial" w:hAnsi="Arial" w:cs="Arial"/>
+          <w:color w:val="000000" w:themeColor="text1"/>
+          <w:sz w:val="22"/>
+          <w:szCs w:val="22"/>
+        </w:rPr>
+        <w:t xml:space="preserve">, which create more competition for resources than 7493_2 likely </w:t>
       </w:r>
       <w:r>
         <w:rPr>
@@ -17615,25 +17507,7 @@
           <w:szCs w:val="22"/>
         </w:rPr>
         <w:lastRenderedPageBreak/>
-        <w:t>territories</w:t>
-      </w:r>
-      <w:r>
-        <w:rPr>
-          <w:rFonts w:ascii="Arial" w:hAnsi="Arial" w:cs="Arial"/>
-          <w:color w:val="000000" w:themeColor="text1"/>
-          <w:sz w:val="22"/>
-          <w:szCs w:val="22"/>
-        </w:rPr>
-        <w:t>, including 7494</w:t>
-      </w:r>
-      <w:r>
-        <w:rPr>
-          <w:rFonts w:ascii="Arial" w:hAnsi="Arial" w:cs="Arial"/>
-          <w:color w:val="000000" w:themeColor="text1"/>
-          <w:sz w:val="22"/>
-          <w:szCs w:val="22"/>
-        </w:rPr>
-        <w:t>, which create more competition for resources than 7493_2 likely faces</w:t>
+        <w:t>faces</w:t>
       </w:r>
       <w:r>
         <w:rPr>
@@ -18212,7 +18086,7 @@
           <w:sz w:val="22"/>
           <w:szCs w:val="22"/>
         </w:rPr>
-        <w:t xml:space="preserve">. While wolf density, and therefore kill availability, are relatively dense in Yellowstone compared to other ecosystems, very few ravens had wolf kills available to them within their territories. Only 6 individuals visited kills available to them, resulting in large uncertainty in the model. The GPS data loggers presented another limitation. The fix-rate likely missed visits to wolf kills, especially if the individual did not </w:t>
+        <w:t xml:space="preserve">. While wolf density, and therefore kill availability, are relatively dense in Yellowstone compared to other ecosystems, very few ravens had wolf kills available to them within their territories. Only 6 individuals visited kills available to them, resulting in large uncertainty in the model. The GPS data loggers presented another limitation. The fix-rate likely missed visits to wolf kills, especially if the individual did not spend extended periods of time interacting with the resource. This results in a slightly messy </w:t>
       </w:r>
       <w:r>
         <w:rPr>
@@ -18222,7 +18096,7 @@
           <w:szCs w:val="22"/>
         </w:rPr>
         <w:lastRenderedPageBreak/>
-        <w:t xml:space="preserve">spend extended periods of time interacting with the resource. This results in a slightly messy interpretation of the wolf kill availability covariate, where it is not clear on which days a raven has knowledge that a wolf kill is within its territory if a GPS point is never recorded at the site. Despite this, when ravens visit a wolf kill, indicating knowledge of the site, there was a clear negative effect. </w:t>
+        <w:t xml:space="preserve">interpretation of the wolf kill availability covariate, where it is not clear on which days a raven has knowledge that a wolf kill is within its territory if a GPS point is never recorded at the site. Despite this, when ravens visit a wolf kill, indicating knowledge of the site, there was a clear negative effect. </w:t>
       </w:r>
     </w:p>
     <w:p>
